--- a/docs/content/one_way_anova/one_way_anova_lecture.docx
+++ b/docs/content/one_way_anova/one_way_anova_lecture.docx
@@ -31,7 +31,7 @@
         <w:pStyle w:val="Date"/>
       </w:pPr>
       <w:r>
-        <w:t xml:space="preserve">2026-09-04</w:t>
+        <w:t xml:space="preserve">2026-09-08</w:t>
       </w:r>
     </w:p>
     <w:bookmarkStart w:id="12" w:name="where-we-left-off-lectures-0911"/>

--- a/docs/content/one_way_anova/one_way_anova_lecture.docx
+++ b/docs/content/one_way_anova/one_way_anova_lecture.docx
@@ -31,7 +31,7 @@
         <w:pStyle w:val="Date"/>
       </w:pPr>
       <w:r>
-        <w:t xml:space="preserve">2026-09-08</w:t>
+        <w:t xml:space="preserve">2026-09-10</w:t>
       </w:r>
     </w:p>
     <w:bookmarkStart w:id="12" w:name="where-we-left-off-lectures-0911"/>

--- a/docs/content/one_way_anova/one_way_anova_lecture.docx
+++ b/docs/content/one_way_anova/one_way_anova_lecture.docx
@@ -31,7 +31,7 @@
         <w:pStyle w:val="Date"/>
       </w:pPr>
       <w:r>
-        <w:t xml:space="preserve">2026-09-10</w:t>
+        <w:t xml:space="preserve">2026-09-14</w:t>
       </w:r>
     </w:p>
     <w:bookmarkStart w:id="12" w:name="where-we-left-off-lectures-0911"/>

--- a/docs/content/one_way_anova/one_way_anova_lecture.docx
+++ b/docs/content/one_way_anova/one_way_anova_lecture.docx
@@ -8535,7 +8535,6 @@
         <w:bottom w:color="FF0000" w:space="1" w:sz="8" w:val="single"/>
         <w:right w:color="FF0000" w:space="4" w:sz="8" w:val="single"/>
       </w:pBdr>
-      <w:shd w:color="auto" w:fill="auto" w:val="pct15"/>
       <w:spacing w:after="120" w:before="120"/>
       <w:ind w:left="432" w:right="432"/>
     </w:pPr>
@@ -8556,7 +8555,6 @@
         <w:bottom w:color="auto" w:space="1" w:sz="8" w:val="single"/>
         <w:right w:color="auto" w:space="4" w:sz="8" w:val="single"/>
       </w:pBdr>
-      <w:shd w:color="auto" w:fill="auto" w:val="pct15"/>
       <w:spacing w:after="240" w:before="240"/>
       <w:ind w:left="432" w:right="432"/>
     </w:pPr>
@@ -8571,7 +8569,6 @@
     <w:qFormat/>
     <w:rsid w:val="00771E03"/>
     <w:pPr>
-      <w:shd w:color="auto" w:fill="auto" w:val="pct15"/>
       <w:spacing w:after="240" w:before="240"/>
       <w:ind w:left="432" w:right="432"/>
     </w:pPr>

--- a/docs/content/one_way_anova/one_way_anova_lecture.docx
+++ b/docs/content/one_way_anova/one_way_anova_lecture.docx
@@ -31,7 +31,7 @@
         <w:pStyle w:val="Date"/>
       </w:pPr>
       <w:r>
-        <w:t xml:space="preserve">2026-09-14</w:t>
+        <w:t xml:space="preserve">2026-09-21</w:t>
       </w:r>
     </w:p>
     <w:bookmarkStart w:id="12" w:name="where-we-left-off-lectures-0911"/>

--- a/docs/content/one_way_anova/one_way_anova_lecture.docx
+++ b/docs/content/one_way_anova/one_way_anova_lecture.docx
@@ -31,7 +31,7 @@
         <w:pStyle w:val="Date"/>
       </w:pPr>
       <w:r>
-        <w:t xml:space="preserve">2026-09-21</w:t>
+        <w:t xml:space="preserve">2026-09-22</w:t>
       </w:r>
     </w:p>
     <w:bookmarkStart w:id="12" w:name="where-we-left-off-lectures-0911"/>

--- a/docs/content/one_way_anova/one_way_anova_lecture.docx
+++ b/docs/content/one_way_anova/one_way_anova_lecture.docx
@@ -31,7 +31,7 @@
         <w:pStyle w:val="Date"/>
       </w:pPr>
       <w:r>
-        <w:t xml:space="preserve">2026-09-22</w:t>
+        <w:t xml:space="preserve">2026-09-23</w:t>
       </w:r>
     </w:p>
     <w:bookmarkStart w:id="12" w:name="where-we-left-off-lectures-0911"/>

--- a/docs/content/one_way_anova/one_way_anova_lecture.docx
+++ b/docs/content/one_way_anova/one_way_anova_lecture.docx
@@ -8618,6 +8618,252 @@
       <w:spacing w:after="100"/>
     </w:pPr>
   </w:style>
+  <w:style w:styleId="BodyText" w:type="paragraph">
+    <w:name w:val="Body Text"/>
+    <w:basedOn w:val="Normal"/>
+    <w:link w:val="BodyTextChar"/>
+    <w:qFormat/>
+    <w:pPr>
+      <w:spacing w:after="180" w:before="180"/>
+    </w:pPr>
+  </w:style>
+  <w:style w:customStyle="1" w:styleId="FirstParagraph" w:type="paragraph">
+    <w:name w:val="First Paragraph"/>
+    <w:basedOn w:val="BodyText"/>
+    <w:next w:val="BodyText"/>
+    <w:qFormat/>
+  </w:style>
+  <w:style w:customStyle="1" w:styleId="Compact" w:type="paragraph">
+    <w:name w:val="Compact"/>
+    <w:basedOn w:val="BodyText"/>
+    <w:qFormat/>
+    <w:pPr>
+      <w:spacing w:after="36" w:before="36"/>
+    </w:pPr>
+  </w:style>
+  <w:style w:customStyle="1" w:styleId="Author" w:type="paragraph">
+    <w:name w:val="Author"/>
+    <w:basedOn w:val="Title"/>
+    <w:next w:val="BodyText"/>
+    <w:qFormat/>
+    <w:pPr>
+      <w:keepNext/>
+      <w:keepLines/>
+    </w:pPr>
+    <w:rPr>
+      <w:sz w:val="24"/>
+      <w:szCs w:val="24"/>
+    </w:rPr>
+  </w:style>
+  <w:style w:styleId="Date" w:type="paragraph">
+    <w:name w:val="Date"/>
+    <w:basedOn w:val="Title"/>
+    <w:next w:val="BodyText"/>
+    <w:qFormat/>
+    <w:pPr>
+      <w:keepNext/>
+      <w:keepLines/>
+    </w:pPr>
+    <w:rPr>
+      <w:sz w:val="24"/>
+      <w:szCs w:val="24"/>
+    </w:rPr>
+  </w:style>
+  <w:style w:customStyle="1" w:styleId="AbstractTitle" w:type="paragraph">
+    <w:name w:val="Abstract Title"/>
+    <w:basedOn w:val="Normal"/>
+    <w:next w:val="Abstract"/>
+    <w:qFormat/>
+    <w:pPr>
+      <w:keepNext/>
+      <w:keepLines/>
+      <w:spacing w:after="0" w:before="300"/>
+      <w:jc w:val="center"/>
+    </w:pPr>
+    <w:rPr>
+      <w:b/>
+      <w:sz w:val="20"/>
+      <w:szCs w:val="20"/>
+    </w:rPr>
+  </w:style>
+  <w:style w:customStyle="1" w:styleId="Abstract" w:type="paragraph">
+    <w:name w:val="Abstract"/>
+    <w:basedOn w:val="Normal"/>
+    <w:next w:val="BodyText"/>
+    <w:qFormat/>
+    <w:pPr>
+      <w:keepNext/>
+      <w:keepLines/>
+      <w:spacing w:after="300" w:before="100"/>
+    </w:pPr>
+    <w:rPr>
+      <w:sz w:val="20"/>
+      <w:szCs w:val="20"/>
+    </w:rPr>
+  </w:style>
+  <w:style w:styleId="Bibliography" w:type="paragraph">
+    <w:name w:val="Bibliography"/>
+    <w:basedOn w:val="Normal"/>
+    <w:next w:val="Bibliography"/>
+    <w:qFormat/>
+    <w:pPr/>
+    <w:rPr/>
+  </w:style>
+  <w:style w:styleId="BlockText" w:type="paragraph">
+    <w:name w:val="Block Text"/>
+    <w:basedOn w:val="BodyText"/>
+    <w:next w:val="BodyText"/>
+    <w:uiPriority w:val="9"/>
+    <w:unhideWhenUsed/>
+    <w:qFormat/>
+    <w:pPr>
+      <w:spacing w:after="100" w:before="100"/>
+      <w:ind w:firstLine="0" w:left="480" w:right="480"/>
+    </w:pPr>
+  </w:style>
+  <w:style w:styleId="FootnoteText" w:type="paragraph">
+    <w:name w:val="Footnote Text"/>
+    <w:basedOn w:val="Normal"/>
+    <w:next w:val="FootnoteText"/>
+    <w:uiPriority w:val="9"/>
+    <w:unhideWhenUsed/>
+    <w:qFormat/>
+  </w:style>
+  <w:style w:styleId="FootnoteBlockText" w:type="paragraph">
+    <w:name w:val="Footnote Block Text"/>
+    <w:basedOn w:val="FootnoteText"/>
+    <w:next w:val="FootnoteText"/>
+    <w:uiPriority w:val="9"/>
+    <w:unhideWhenUsed/>
+    <w:qFormat/>
+    <w:pPr>
+      <w:spacing w:after="100" w:before="100"/>
+      <w:ind w:firstLine="0" w:left="480" w:right="480"/>
+    </w:pPr>
+  </w:style>
+  <w:style w:styleId="Table" w:type="table">
+    <w:name w:val="Table"/>
+    <w:basedOn w:val="TableNormal"/>
+    <w:semiHidden/>
+    <w:unhideWhenUsed/>
+    <w:qFormat/>
+    <w:tblPr>
+      <w:tblInd w:type="dxa" w:w="0"/>
+      <w:tblCellMar>
+        <w:top w:type="dxa" w:w="0"/>
+        <w:left w:type="dxa" w:w="108"/>
+        <w:bottom w:type="dxa" w:w="0"/>
+        <w:right w:type="dxa" w:w="108"/>
+      </w:tblCellMar>
+    </w:tblPr>
+    <w:tblStylePr w:type="firstRow">
+      <w:tcPr>
+        <w:tcBorders>
+          <w:bottom w:val="single"/>
+        </w:tcBorders>
+        <w:vAlign w:val="bottom"/>
+      </w:tcPr>
+    </w:tblStylePr>
+  </w:style>
+  <w:style w:customStyle="1" w:styleId="DefinitionTerm" w:type="paragraph">
+    <w:name w:val="Definition Term"/>
+    <w:basedOn w:val="Normal"/>
+    <w:next w:val="Definition"/>
+    <w:pPr>
+      <w:keepNext/>
+      <w:keepLines/>
+      <w:spacing w:after="0"/>
+    </w:pPr>
+    <w:rPr>
+      <w:b/>
+    </w:rPr>
+  </w:style>
+  <w:style w:customStyle="1" w:styleId="Definition" w:type="paragraph">
+    <w:name w:val="Definition"/>
+    <w:basedOn w:val="Normal"/>
+  </w:style>
+  <w:style w:styleId="Caption" w:type="paragraph">
+    <w:name w:val="Caption"/>
+    <w:basedOn w:val="Normal"/>
+    <w:link w:val="BodyTextChar"/>
+    <w:pPr>
+      <w:spacing w:after="120" w:before="0"/>
+    </w:pPr>
+    <w:rPr>
+      <w:i/>
+    </w:rPr>
+  </w:style>
+  <w:style w:customStyle="1" w:styleId="TableCaption" w:type="paragraph">
+    <w:name w:val="Table Caption"/>
+    <w:basedOn w:val="Caption"/>
+    <w:pPr>
+      <w:keepNext/>
+    </w:pPr>
+  </w:style>
+  <w:style w:customStyle="1" w:styleId="ImageCaption" w:type="paragraph">
+    <w:name w:val="Image Caption"/>
+    <w:basedOn w:val="Caption"/>
+  </w:style>
+  <w:style w:customStyle="1" w:styleId="Figure" w:type="paragraph">
+    <w:name w:val="Figure"/>
+    <w:basedOn w:val="Normal"/>
+  </w:style>
+  <w:style w:customStyle="1" w:styleId="CaptionedFigure" w:type="paragraph">
+    <w:name w:val="Captioned Figure"/>
+    <w:basedOn w:val="Figure"/>
+    <w:pPr>
+      <w:keepNext/>
+    </w:pPr>
+  </w:style>
+  <w:style w:customStyle="1" w:styleId="BodyTextChar" w:type="character">
+    <w:name w:val="Body Text Char"/>
+    <w:basedOn w:val="DefaultParagraphFont"/>
+    <w:link w:val="BodyText"/>
+  </w:style>
+  <w:style w:customStyle="1" w:styleId="VerbatimChar" w:type="character">
+    <w:name w:val="Verbatim Char"/>
+    <w:basedOn w:val="BodyTextChar"/>
+    <w:rPr>
+      <w:rFonts w:ascii="Consolas" w:hAnsi="Consolas"/>
+      <w:sz w:val="22"/>
+    </w:rPr>
+  </w:style>
+  <w:style w:customStyle="1" w:styleId="SectionNumber" w:type="character">
+    <w:name w:val="Section Number"/>
+    <w:basedOn w:val="BodyTextChar"/>
+  </w:style>
+  <w:style w:styleId="FootnoteReference" w:type="character">
+    <w:name w:val="Footnote Reference"/>
+    <w:basedOn w:val="BodyTextChar"/>
+    <w:rPr>
+      <w:vertAlign w:val="superscript"/>
+    </w:rPr>
+  </w:style>
+  <w:style w:styleId="Hyperlink" w:type="character">
+    <w:name w:val="Hyperlink"/>
+    <w:basedOn w:val="BodyTextChar"/>
+    <w:rPr>
+      <w:color w:themeColor="accent1" w:val="4F81BD"/>
+    </w:rPr>
+  </w:style>
+  <w:style w:styleId="TOCHeading" w:type="paragraph">
+    <w:name w:val="TOC Heading"/>
+    <w:basedOn w:val="Heading1"/>
+    <w:next w:val="BodyText"/>
+    <w:uiPriority w:val="39"/>
+    <w:unhideWhenUsed/>
+    <w:qFormat/>
+    <w:pPr>
+      <w:spacing w:before="240" w:line="259" w:lineRule="auto"/>
+      <w:outlineLvl w:val="9"/>
+    </w:pPr>
+    <w:rPr>
+      <w:rFonts w:asciiTheme="majorHAnsi" w:cstheme="majorBidi" w:eastAsiaTheme="majorEastAsia" w:hAnsiTheme="majorHAnsi"/>
+      <w:b w:val="0"/>
+      <w:bCs w:val="0"/>
+      <w:color w:themeColor="accent1" w:themeShade="BF" w:val="365F91"/>
+    </w:rPr>
+  </w:style>
   <w:style w:type="character" w:customStyle="1" w:styleId="KeywordTok">
     <w:name w:val="KeywordTok"/>
     <w:basedOn w:val="VerbatimChar"/>

--- a/docs/content/one_way_anova/one_way_anova_lecture.docx
+++ b/docs/content/one_way_anova/one_way_anova_lecture.docx
@@ -7211,7 +7211,7 @@
     <w:bookmarkEnd w:id="71"/>
     <w:sectPr>
       <w:pgSz w:h="15840" w:w="12240"/>
-      <w:pgMar w:bottom="1440" w:footer="720" w:gutter="0" w:header="720" w:left="1440" w:right="1440" w:top="1440"/>
+      <w:pgMar w:bottom="720" w:footer="432" w:gutter="0" w:header="432" w:left="720" w:right="1008" w:top="720"/>
       <w:cols w:space="720"/>
       <w:docGrid w:linePitch="360"/>
     </w:sectPr>
@@ -7617,7 +7617,11 @@
         <w14:ligatures w14:val="standardContextual"/>
       </w:rPr>
     </w:rPrDefault>
-    <w:pPrDefault/>
+    <w:pPrDefault>
+      <w:pPr>
+        <w:spacing w:after="0" w:before="0" w:line="240" w:lineRule="auto"/>
+      </w:pPr>
+    </w:pPrDefault>
   </w:docDefaults>
   <w:latentStyles w:count="376" w:defLockedState="0" w:defQFormat="0" w:defSemiHidden="0" w:defUIPriority="99" w:defUnhideWhenUsed="0">
     <w:lsdException w:name="Normal" w:qFormat="1" w:uiPriority="0"/>
@@ -8417,7 +8421,7 @@
     <w:qFormat/>
     <w:rsid w:val="00AF5CF1"/>
     <w:pPr>
-      <w:spacing w:after="160" w:before="160"/>
+      <w:spacing w:after="0" w:before="0"/>
       <w:jc w:val="center"/>
     </w:pPr>
     <w:rPr>
@@ -8535,7 +8539,7 @@
         <w:bottom w:color="FF0000" w:space="1" w:sz="8" w:val="single"/>
         <w:right w:color="FF0000" w:space="4" w:sz="8" w:val="single"/>
       </w:pBdr>
-      <w:spacing w:after="120" w:before="120"/>
+      <w:spacing w:after="40" w:before="40"/>
       <w:ind w:left="432" w:right="432"/>
     </w:pPr>
     <w:rPr>
@@ -8555,7 +8559,7 @@
         <w:bottom w:color="auto" w:space="1" w:sz="8" w:val="single"/>
         <w:right w:color="auto" w:space="4" w:sz="8" w:val="single"/>
       </w:pBdr>
-      <w:spacing w:after="240" w:before="240"/>
+      <w:spacing w:after="40" w:before="40"/>
       <w:ind w:left="432" w:right="432"/>
     </w:pPr>
     <w:rPr>
@@ -8569,7 +8573,7 @@
     <w:qFormat/>
     <w:rsid w:val="00771E03"/>
     <w:pPr>
-      <w:spacing w:after="240" w:before="240"/>
+      <w:spacing w:after="40" w:before="40"/>
       <w:ind w:left="432" w:right="432"/>
     </w:pPr>
     <w:rPr>
@@ -8615,7 +8619,7 @@
     <w:unhideWhenUsed/>
     <w:rsid w:val="00322D32"/>
     <w:pPr>
-      <w:spacing w:after="100"/>
+      <w:spacing w:after="0" w:before="0"/>
     </w:pPr>
   </w:style>
   <w:style w:styleId="BodyText" w:type="paragraph">
@@ -8624,7 +8628,7 @@
     <w:link w:val="BodyTextChar"/>
     <w:qFormat/>
     <w:pPr>
-      <w:spacing w:after="180" w:before="180"/>
+      <w:spacing w:after="0" w:before="0"/>
     </w:pPr>
   </w:style>
   <w:style w:customStyle="1" w:styleId="FirstParagraph" w:type="paragraph">
@@ -8632,13 +8636,16 @@
     <w:basedOn w:val="BodyText"/>
     <w:next w:val="BodyText"/>
     <w:qFormat/>
+    <w:pPr>
+      <w:spacing w:after="0" w:before="0"/>
+    </w:pPr>
   </w:style>
   <w:style w:customStyle="1" w:styleId="Compact" w:type="paragraph">
     <w:name w:val="Compact"/>
     <w:basedOn w:val="BodyText"/>
     <w:qFormat/>
     <w:pPr>
-      <w:spacing w:after="36" w:before="36"/>
+      <w:spacing w:after="0" w:before="0"/>
     </w:pPr>
   </w:style>
   <w:style w:customStyle="1" w:styleId="Author" w:type="paragraph">
@@ -8717,7 +8724,7 @@
     <w:unhideWhenUsed/>
     <w:qFormat/>
     <w:pPr>
-      <w:spacing w:after="100" w:before="100"/>
+      <w:spacing w:after="0" w:before="0"/>
       <w:ind w:firstLine="0" w:left="480" w:right="480"/>
     </w:pPr>
   </w:style>
@@ -8787,7 +8794,7 @@
     <w:basedOn w:val="Normal"/>
     <w:link w:val="BodyTextChar"/>
     <w:pPr>
-      <w:spacing w:after="120" w:before="0"/>
+      <w:spacing w:after="0" w:before="0"/>
     </w:pPr>
     <w:rPr>
       <w:i/>
@@ -8797,21 +8804,29 @@
     <w:name w:val="Table Caption"/>
     <w:basedOn w:val="Caption"/>
     <w:pPr>
+      <w:spacing w:after="0" w:before="0"/>
       <w:keepNext/>
     </w:pPr>
   </w:style>
   <w:style w:customStyle="1" w:styleId="ImageCaption" w:type="paragraph">
     <w:name w:val="Image Caption"/>
     <w:basedOn w:val="Caption"/>
+    <w:pPr>
+      <w:spacing w:after="0" w:before="0"/>
+    </w:pPr>
   </w:style>
   <w:style w:customStyle="1" w:styleId="Figure" w:type="paragraph">
     <w:name w:val="Figure"/>
     <w:basedOn w:val="Normal"/>
+    <w:pPr>
+      <w:spacing w:after="0" w:before="0"/>
+    </w:pPr>
   </w:style>
   <w:style w:customStyle="1" w:styleId="CaptionedFigure" w:type="paragraph">
     <w:name w:val="Captioned Figure"/>
     <w:basedOn w:val="Figure"/>
     <w:pPr>
+      <w:spacing w:after="0" w:before="0"/>
       <w:keepNext/>
     </w:pPr>
   </w:style>
@@ -8824,8 +8839,8 @@
     <w:name w:val="Verbatim Char"/>
     <w:basedOn w:val="BodyTextChar"/>
     <w:rPr>
-      <w:rFonts w:ascii="Consolas" w:hAnsi="Consolas"/>
-      <w:sz w:val="22"/>
+      <w:rFonts w:ascii="Courier New" w:cs="Courier New" w:hAnsi="Courier New"/>
+      <w:sz w:val="20"/>
     </w:rPr>
   </w:style>
   <w:style w:customStyle="1" w:styleId="SectionNumber" w:type="character">

--- a/docs/content/one_way_anova/one_way_anova_lecture.docx
+++ b/docs/content/one_way_anova/one_way_anova_lecture.docx
@@ -3990,7 +3990,16 @@
         <w:rPr>
           <w:rStyle w:val="NormalTok"/>
         </w:rPr>
-        <w:t xml:space="preserve">(species, body_mass_g, </w:t>
+        <w:t xml:space="preserve">(species, body_mass_g,</w:t>
+      </w:r>
+      <w:r>
+        <w:br/>
+      </w:r>
+      <w:r>
+        <w:rPr>
+          <w:rStyle w:val="NormalTok"/>
+        </w:rPr>
+        <w:t xml:space="preserve">                               </w:t>
       </w:r>
       <w:r>
         <w:rPr>
@@ -4203,7 +4212,16 @@
         <w:rPr>
           <w:rStyle w:val="NormalTok"/>
         </w:rPr>
-        <w:t xml:space="preserve">, </w:t>
+        <w:t xml:space="preserve">,</w:t>
+      </w:r>
+      <w:r>
+        <w:br/>
+      </w:r>
+      <w:r>
+        <w:rPr>
+          <w:rStyle w:val="NormalTok"/>
+        </w:rPr>
+        <w:t xml:space="preserve">       </w:t>
       </w:r>
       <w:r>
         <w:rPr>

--- a/docs/content/one_way_anova/one_way_anova_lecture.docx
+++ b/docs/content/one_way_anova/one_way_anova_lecture.docx
@@ -31,7 +31,7 @@
         <w:pStyle w:val="Date"/>
       </w:pPr>
       <w:r>
-        <w:t xml:space="preserve">2026-09-23</w:t>
+        <w:t xml:space="preserve">2026-09-24</w:t>
       </w:r>
     </w:p>
     <w:bookmarkStart w:id="12" w:name="where-we-left-off-lectures-0911"/>

--- a/docs/content/one_way_anova/one_way_anova_lecture.docx
+++ b/docs/content/one_way_anova/one_way_anova_lecture.docx
@@ -31,7 +31,7 @@
         <w:pStyle w:val="Date"/>
       </w:pPr>
       <w:r>
-        <w:t xml:space="preserve">2026-09-24</w:t>
+        <w:t xml:space="preserve">2026-09-29</w:t>
       </w:r>
     </w:p>
     <w:bookmarkStart w:id="12" w:name="where-we-left-off-lectures-0911"/>

--- a/docs/content/one_way_anova/one_way_anova_lecture.docx
+++ b/docs/content/one_way_anova/one_way_anova_lecture.docx
@@ -31,7 +31,7 @@
         <w:pStyle w:val="Date"/>
       </w:pPr>
       <w:r>
-        <w:t xml:space="preserve">2026-09-29</w:t>
+        <w:t xml:space="preserve">2026-10-01</w:t>
       </w:r>
     </w:p>
     <w:bookmarkStart w:id="12" w:name="where-we-left-off-lectures-0911"/>

--- a/docs/content/one_way_anova/one_way_anova_lecture.docx
+++ b/docs/content/one_way_anova/one_way_anova_lecture.docx
@@ -31,7 +31,7 @@
         <w:pStyle w:val="Date"/>
       </w:pPr>
       <w:r>
-        <w:t xml:space="preserve">2026-10-01</w:t>
+        <w:t xml:space="preserve">2026-10-05</w:t>
       </w:r>
     </w:p>
     <w:bookmarkStart w:id="12" w:name="where-we-left-off-lectures-0911"/>
@@ -211,7 +211,7 @@
                     <a:graphicData uri="http://schemas.openxmlformats.org/drawingml/2006/picture">
                       <pic:pic>
                         <pic:nvPicPr>
-                          <pic:cNvPr descr="/Applications/Positron.app/Contents/Resources/app/quarto/share/formats/docx/note.png" id="11" name="Picture"/>
+                          <pic:cNvPr descr="/opt/quarto/share/formats/docx/note.png" id="11" name="Picture"/>
                           <pic:cNvPicPr>
                             <a:picLocks noChangeArrowheads="1" noChangeAspect="1"/>
                           </pic:cNvPicPr>
@@ -931,7 +931,7 @@
                     <a:graphicData uri="http://schemas.openxmlformats.org/drawingml/2006/picture">
                       <pic:pic>
                         <pic:nvPicPr>
-                          <pic:cNvPr descr="/Applications/Positron.app/Contents/Resources/app/quarto/share/formats/docx/note.png" id="17" name="Picture"/>
+                          <pic:cNvPr descr="/opt/quarto/share/formats/docx/note.png" id="17" name="Picture"/>
                           <pic:cNvPicPr>
                             <a:picLocks noChangeArrowheads="1" noChangeAspect="1"/>
                           </pic:cNvPicPr>
@@ -1010,23 +1010,7 @@
               </w:numPr>
             </w:pPr>
             <w:r>
-              <w:t xml:space="preserve">With three groups instead of two, it is tempting to just read off which box in the plot looks tallest. Committing to a prediction about the F-statistic</w:t>
-            </w:r>
-            <w:r>
-              <w:t xml:space="preserve"> </w:t>
-            </w:r>
-            <w:r>
-              <w:rPr>
-                <w:i/>
-                <w:iCs/>
-              </w:rPr>
-              <w:t xml:space="preserve">before</w:t>
-            </w:r>
-            <w:r>
-              <w:t xml:space="preserve"> </w:t>
-            </w:r>
-            <w:r>
-              <w:t xml:space="preserve">you see it forces you to reason about between- vs. within-group variance instead of eyeballing a boxplot.</w:t>
+              <w:t xml:space="preserve">With three groups it is tempting to just read off the tallest box. Predicting the F-statistic first makes you reason about between- vs. within-group variance.</w:t>
             </w:r>
           </w:p>
           <w:p>
@@ -1068,7 +1052,7 @@
               <w:t xml:space="preserve"> </w:t>
             </w:r>
             <w:r>
-              <w:t xml:space="preserve">is what makes you notice it’s there — paste the line and you’ll never ask why it matters for unbalanced groups.</w:t>
+              <w:t xml:space="preserve">is what makes you notice it is there.</w:t>
             </w:r>
           </w:p>
           <w:p>
@@ -1080,7 +1064,7 @@
               </w:numPr>
             </w:pPr>
             <w:r>
-              <w:t xml:space="preserve">Practicing each assumption check right after it’s introduced keeps normality-of-residuals and Levene’s test tied to</w:t>
+              <w:t xml:space="preserve">Checking each assumption right after it is introduced keeps it tied to</w:t>
             </w:r>
             <w:r>
               <w:t xml:space="preserve"> </w:t>
@@ -1096,7 +1080,7 @@
               <w:t xml:space="preserve"> </w:t>
             </w:r>
             <w:r>
-              <w:t xml:space="preserve">penguin model instead of turning into two more disconnected rules to memorize.</w:t>
+              <w:t xml:space="preserve">penguin model, not two more rules to memorize.</w:t>
             </w:r>
           </w:p>
           <w:p/>
@@ -1177,7 +1161,7 @@
                     <a:graphicData uri="http://schemas.openxmlformats.org/drawingml/2006/picture">
                       <pic:pic>
                         <pic:nvPicPr>
-                          <pic:cNvPr descr="/Applications/Positron.app/Contents/Resources/app/quarto/share/formats/docx/tip.png" id="21" name="Picture"/>
+                          <pic:cNvPr descr="/opt/quarto/share/formats/docx/tip.png" id="21" name="Picture"/>
                           <pic:cNvPicPr>
                             <a:picLocks noChangeArrowheads="1" noChangeAspect="1"/>
                           </pic:cNvPicPr>
@@ -1468,7 +1452,7 @@
                     <a:graphicData uri="http://schemas.openxmlformats.org/drawingml/2006/picture">
                       <pic:pic>
                         <pic:nvPicPr>
-                          <pic:cNvPr descr="/Applications/Positron.app/Contents/Resources/app/quarto/share/formats/docx/important.png" id="25" name="Picture"/>
+                          <pic:cNvPr descr="/opt/quarto/share/formats/docx/important.png" id="25" name="Picture"/>
                           <pic:cNvPicPr>
                             <a:picLocks noChangeArrowheads="1" noChangeAspect="1"/>
                           </pic:cNvPicPr>
@@ -2146,7 +2130,7 @@
                     <a:graphicData uri="http://schemas.openxmlformats.org/drawingml/2006/picture">
                       <pic:pic>
                         <pic:nvPicPr>
-                          <pic:cNvPr descr="/Applications/Positron.app/Contents/Resources/app/quarto/share/formats/docx/note.png" id="29" name="Picture"/>
+                          <pic:cNvPr descr="/opt/quarto/share/formats/docx/note.png" id="29" name="Picture"/>
                           <pic:cNvPicPr>
                             <a:picLocks noChangeArrowheads="1" noChangeAspect="1"/>
                           </pic:cNvPicPr>
@@ -2638,7 +2622,7 @@
                     <a:graphicData uri="http://schemas.openxmlformats.org/drawingml/2006/picture">
                       <pic:pic>
                         <pic:nvPicPr>
-                          <pic:cNvPr descr="/Applications/Positron.app/Contents/Resources/app/quarto/share/formats/docx/important.png" id="32" name="Picture"/>
+                          <pic:cNvPr descr="/opt/quarto/share/formats/docx/important.png" id="32" name="Picture"/>
                           <pic:cNvPicPr>
                             <a:picLocks noChangeArrowheads="1" noChangeAspect="1"/>
                           </pic:cNvPicPr>
@@ -2780,7 +2764,7 @@
                     <a:graphicData uri="http://schemas.openxmlformats.org/drawingml/2006/picture">
                       <pic:pic>
                         <pic:nvPicPr>
-                          <pic:cNvPr descr="/Applications/Positron.app/Contents/Resources/app/quarto/share/formats/docx/note.png" id="35" name="Picture"/>
+                          <pic:cNvPr descr="/opt/quarto/share/formats/docx/note.png" id="35" name="Picture"/>
                           <pic:cNvPicPr>
                             <a:picLocks noChangeArrowheads="1" noChangeAspect="1"/>
                           </pic:cNvPicPr>
@@ -2853,7 +2837,7 @@
               <w:t xml:space="preserve"> </w:t>
             </w:r>
             <w:r>
-              <w:t xml:space="preserve">Before the plot renders — do you expect all three species to differ, or just one? Which species do you think is heaviest?</w:t>
+              <w:t xml:space="preserve">Do you expect all three species to differ, or just one? Which is heaviest?</w:t>
             </w:r>
           </w:p>
           <w:p/>
@@ -3373,7 +3357,7 @@
       <w:r>
         <w:drawing>
           <wp:inline>
-            <wp:extent cx="2286000" cy="2286000"/>
+            <wp:extent cx="2286000" cy="1905000"/>
             <wp:effectExtent b="0" l="0" r="0" t="0"/>
             <wp:docPr descr="" title="" id="37" name="Picture"/>
             <a:graphic>
@@ -3394,7 +3378,7 @@
                   <pic:spPr bwMode="auto">
                     <a:xfrm>
                       <a:off x="0" y="0"/>
-                      <a:ext cx="2286000" cy="2286000"/>
+                      <a:ext cx="2286000" cy="1905000"/>
                     </a:xfrm>
                     <a:prstGeom prst="rect">
                       <a:avLst/>
@@ -3777,7 +3761,7 @@
                     <a:graphicData uri="http://schemas.openxmlformats.org/drawingml/2006/picture">
                       <pic:pic>
                         <pic:nvPicPr>
-                          <pic:cNvPr descr="/Applications/Positron.app/Contents/Resources/app/quarto/share/formats/docx/note.png" id="41" name="Picture"/>
+                          <pic:cNvPr descr="/opt/quarto/share/formats/docx/note.png" id="41" name="Picture"/>
                           <pic:cNvPicPr>
                             <a:picLocks noChangeArrowheads="1" noChangeAspect="1"/>
                           </pic:cNvPicPr>
@@ -4516,7 +4500,7 @@
                     <a:graphicData uri="http://schemas.openxmlformats.org/drawingml/2006/picture">
                       <pic:pic>
                         <pic:nvPicPr>
-                          <pic:cNvPr descr="/Applications/Positron.app/Contents/Resources/app/quarto/share/formats/docx/tip.png" id="47" name="Picture"/>
+                          <pic:cNvPr descr="/opt/quarto/share/formats/docx/tip.png" id="47" name="Picture"/>
                           <pic:cNvPicPr>
                             <a:picLocks noChangeArrowheads="1" noChangeAspect="1"/>
                           </pic:cNvPicPr>
@@ -4753,7 +4737,7 @@
                     <a:graphicData uri="http://schemas.openxmlformats.org/drawingml/2006/picture">
                       <pic:pic>
                         <pic:nvPicPr>
-                          <pic:cNvPr descr="/Applications/Positron.app/Contents/Resources/app/quarto/share/formats/docx/tip.png" id="51" name="Picture"/>
+                          <pic:cNvPr descr="/opt/quarto/share/formats/docx/tip.png" id="51" name="Picture"/>
                           <pic:cNvPicPr>
                             <a:picLocks noChangeArrowheads="1" noChangeAspect="1"/>
                           </pic:cNvPicPr>
@@ -5091,7 +5075,7 @@
                     <a:graphicData uri="http://schemas.openxmlformats.org/drawingml/2006/picture">
                       <pic:pic>
                         <pic:nvPicPr>
-                          <pic:cNvPr descr="/Applications/Positron.app/Contents/Resources/app/quarto/share/formats/docx/note.png" id="54" name="Picture"/>
+                          <pic:cNvPr descr="/opt/quarto/share/formats/docx/note.png" id="54" name="Picture"/>
                           <pic:cNvPicPr>
                             <a:picLocks noChangeArrowheads="1" noChangeAspect="1"/>
                           </pic:cNvPicPr>
@@ -5568,7 +5552,7 @@
                     <a:graphicData uri="http://schemas.openxmlformats.org/drawingml/2006/picture">
                       <pic:pic>
                         <pic:nvPicPr>
-                          <pic:cNvPr descr="/Applications/Positron.app/Contents/Resources/app/quarto/share/formats/docx/important.png" id="57" name="Picture"/>
+                          <pic:cNvPr descr="/opt/quarto/share/formats/docx/important.png" id="57" name="Picture"/>
                           <pic:cNvPicPr>
                             <a:picLocks noChangeArrowheads="1" noChangeAspect="1"/>
                           </pic:cNvPicPr>
@@ -5709,7 +5693,7 @@
       </w:tr>
     </w:tbl>
     <w:bookmarkEnd w:id="58"/>
-    <w:bookmarkStart w:id="66" w:name="assumption-1-normality-of-the-residuals"/>
+    <w:bookmarkStart w:id="64" w:name="assumption-1-normality-of-the-residuals"/>
     <w:p>
       <w:pPr>
         <w:pStyle w:val="Heading1"/>
@@ -5764,7 +5748,7 @@
                     <a:graphicData uri="http://schemas.openxmlformats.org/drawingml/2006/picture">
                       <pic:pic>
                         <pic:nvPicPr>
-                          <pic:cNvPr descr="/Applications/Positron.app/Contents/Resources/app/quarto/share/formats/docx/note.png" id="60" name="Picture"/>
+                          <pic:cNvPr descr="/opt/quarto/share/formats/docx/note.png" id="60" name="Picture"/>
                           <pic:cNvPicPr>
                             <a:picLocks noChangeArrowheads="1" noChangeAspect="1"/>
                           </pic:cNvPicPr>
@@ -5846,7 +5830,7 @@
               <w:t xml:space="preserve"> </w:t>
             </w:r>
             <w:r>
-              <w:t xml:space="preserve">gives the same four panels you saw in the regression lecture. With ~340 penguins instead of 118 near-perfect paper squares, do you expect the Normal Q-Q panel to track the line as tightly?</w:t>
+              <w:t xml:space="preserve">gives the same four panels as the regression lecture. With ~340 penguins, will the Normal Q-Q panel track the line as tightly?</w:t>
             </w:r>
           </w:p>
           <w:p/>
@@ -5861,7 +5845,7 @@
         <w:rPr>
           <w:rStyle w:val="CommentTok"/>
         </w:rPr>
-        <w:t xml:space="preserve"># Same plot(model) diagnostics as Lecture 11's regression</w:t>
+        <w:t xml:space="preserve"># Same plot(model) diagnostics as the regression lecture</w:t>
       </w:r>
       <w:r>
         <w:br/>
@@ -5949,7 +5933,7 @@
       <w:r>
         <w:drawing>
           <wp:inline>
-            <wp:extent cx="2286000" cy="2286000"/>
+            <wp:extent cx="2286000" cy="1745672"/>
             <wp:effectExtent b="0" l="0" r="0" t="0"/>
             <wp:docPr descr="" title="" id="62" name="Picture"/>
             <a:graphic>
@@ -5970,7 +5954,7 @@
                   <pic:spPr bwMode="auto">
                     <a:xfrm>
                       <a:off x="0" y="0"/>
-                      <a:ext cx="2286000" cy="2286000"/>
+                      <a:ext cx="2286000" cy="1745672"/>
                     </a:xfrm>
                     <a:prstGeom prst="rect">
                       <a:avLst/>
@@ -5991,70 +5975,6 @@
     </w:p>
     <w:p>
       <w:pPr>
-        <w:pStyle w:val="SourceCode"/>
-      </w:pPr>
-      <w:r>
-        <w:rPr>
-          <w:rStyle w:val="FunctionTok"/>
-        </w:rPr>
-        <w:t xml:space="preserve">shapiro.test</w:t>
-      </w:r>
-      <w:r>
-        <w:rPr>
-          <w:rStyle w:val="NormalTok"/>
-        </w:rPr>
-        <w:t xml:space="preserve">(</w:t>
-      </w:r>
-      <w:r>
-        <w:rPr>
-          <w:rStyle w:val="FunctionTok"/>
-        </w:rPr>
-        <w:t xml:space="preserve">residuals</w:t>
-      </w:r>
-      <w:r>
-        <w:rPr>
-          <w:rStyle w:val="NormalTok"/>
-        </w:rPr>
-        <w:t xml:space="preserve">(mass_model))</w:t>
-      </w:r>
-    </w:p>
-    <w:p>
-      <w:pPr>
-        <w:pStyle w:val="SourceCode"/>
-      </w:pPr>
-      <w:r>
-        <w:br/>
-      </w:r>
-      <w:r>
-        <w:rPr>
-          <w:rStyle w:val="VerbatimChar"/>
-        </w:rPr>
-        <w:t xml:space="preserve">    Shapiro-Wilk normality test</w:t>
-      </w:r>
-      <w:r>
-        <w:br/>
-      </w:r>
-      <w:r>
-        <w:br/>
-      </w:r>
-      <w:r>
-        <w:rPr>
-          <w:rStyle w:val="VerbatimChar"/>
-        </w:rPr>
-        <w:t xml:space="preserve">data:  residuals(mass_model)</w:t>
-      </w:r>
-      <w:r>
-        <w:br/>
-      </w:r>
-      <w:r>
-        <w:rPr>
-          <w:rStyle w:val="VerbatimChar"/>
-        </w:rPr>
-        <w:t xml:space="preserve">W = 0.99166, p-value = 0.05118</w:t>
-      </w:r>
-    </w:p>
-    <w:p>
-      <w:pPr>
         <w:pStyle w:val="Compact"/>
         <w:numPr>
           <w:ilvl w:val="0"/>
@@ -6087,7 +6007,17 @@
         </w:numPr>
       </w:pPr>
       <w:r>
-        <w:t xml:space="preserve">Panel 2 (Normal Q-Q) is the main visual tool; Shapiro-Wilk is a formal companion</w:t>
+        <w:rPr>
+          <w:b/>
+          <w:bCs/>
+        </w:rPr>
+        <w:t xml:space="preserve">Panel 2 (Normal Q-Q)</w:t>
+      </w:r>
+      <w:r>
+        <w:t xml:space="preserve"> </w:t>
+      </w:r>
+      <w:r>
+        <w:t xml:space="preserve">is the main visual tool</w:t>
       </w:r>
     </w:p>
     <w:p>
@@ -6100,6 +6030,133 @@
       </w:pPr>
       <w:r>
         <w:t xml:space="preserve">Panels 1 &amp; 3 double-check equal variance — the same job Levene’s does next, from a different angle</w:t>
+      </w:r>
+    </w:p>
+    <w:bookmarkEnd w:id="64"/>
+    <w:bookmarkStart w:id="67" w:name="normality-shapiro-wilk-as-a-companion"/>
+    <w:p>
+      <w:pPr>
+        <w:pStyle w:val="Heading1"/>
+      </w:pPr>
+      <w:r>
+        <w:t xml:space="preserve">Normality — Shapiro-Wilk as a Companion</w:t>
+      </w:r>
+    </w:p>
+    <w:p>
+      <w:pPr>
+        <w:pStyle w:val="SourceCode"/>
+      </w:pPr>
+      <w:r>
+        <w:rPr>
+          <w:rStyle w:val="CommentTok"/>
+        </w:rPr>
+        <w:t xml:space="preserve"># Shapiro-Wilk on the RESIDUALS, not the raw masses ----</w:t>
+      </w:r>
+      <w:r>
+        <w:br/>
+      </w:r>
+      <w:r>
+        <w:rPr>
+          <w:rStyle w:val="FunctionTok"/>
+        </w:rPr>
+        <w:t xml:space="preserve">shapiro.test</w:t>
+      </w:r>
+      <w:r>
+        <w:rPr>
+          <w:rStyle w:val="NormalTok"/>
+        </w:rPr>
+        <w:t xml:space="preserve">(</w:t>
+      </w:r>
+      <w:r>
+        <w:rPr>
+          <w:rStyle w:val="FunctionTok"/>
+        </w:rPr>
+        <w:t xml:space="preserve">residuals</w:t>
+      </w:r>
+      <w:r>
+        <w:rPr>
+          <w:rStyle w:val="NormalTok"/>
+        </w:rPr>
+        <w:t xml:space="preserve">(mass_model))</w:t>
+      </w:r>
+    </w:p>
+    <w:p>
+      <w:pPr>
+        <w:pStyle w:val="SourceCode"/>
+      </w:pPr>
+      <w:r>
+        <w:br/>
+      </w:r>
+      <w:r>
+        <w:rPr>
+          <w:rStyle w:val="VerbatimChar"/>
+        </w:rPr>
+        <w:t xml:space="preserve">    Shapiro-Wilk normality test</w:t>
+      </w:r>
+      <w:r>
+        <w:br/>
+      </w:r>
+      <w:r>
+        <w:br/>
+      </w:r>
+      <w:r>
+        <w:rPr>
+          <w:rStyle w:val="VerbatimChar"/>
+        </w:rPr>
+        <w:t xml:space="preserve">data:  residuals(mass_model)</w:t>
+      </w:r>
+      <w:r>
+        <w:br/>
+      </w:r>
+      <w:r>
+        <w:rPr>
+          <w:rStyle w:val="VerbatimChar"/>
+        </w:rPr>
+        <w:t xml:space="preserve">W = 0.99166, p-value = 0.05118</w:t>
+      </w:r>
+    </w:p>
+    <w:p>
+      <w:pPr>
+        <w:pStyle w:val="Compact"/>
+        <w:numPr>
+          <w:ilvl w:val="0"/>
+          <w:numId w:val="1017"/>
+        </w:numPr>
+      </w:pPr>
+      <w:r>
+        <w:rPr>
+          <w:b/>
+          <w:bCs/>
+        </w:rPr>
+        <w:t xml:space="preserve">H₀:</w:t>
+      </w:r>
+      <w:r>
+        <w:t xml:space="preserve"> </w:t>
+      </w:r>
+      <w:r>
+        <w:t xml:space="preserve">the residuals are normal</w:t>
+      </w:r>
+    </w:p>
+    <w:p>
+      <w:pPr>
+        <w:pStyle w:val="Compact"/>
+        <w:numPr>
+          <w:ilvl w:val="0"/>
+          <w:numId w:val="1017"/>
+        </w:numPr>
+      </w:pPr>
+      <w:r>
+        <w:rPr>
+          <w:i/>
+          <w:iCs/>
+        </w:rPr>
+        <w:t xml:space="preserve">p</w:t>
+      </w:r>
+      <w:r>
+        <w:t xml:space="preserve"> </w:t>
+      </w:r>
+      <w:r>
+        <w:t xml:space="preserve">&gt; 0.05 → no evidence against normality</w:t>
       </w:r>
     </w:p>
     <w:tbl>
@@ -6143,12 +6200,12 @@
                 <wp:inline>
                   <wp:extent cx="152400" cy="152400"/>
                   <wp:effectExtent b="0" l="0" r="0" t="0"/>
-                  <wp:docPr descr="" title="" id="64" name="Picture"/>
+                  <wp:docPr descr="" title="" id="65" name="Picture"/>
                   <a:graphic>
                     <a:graphicData uri="http://schemas.openxmlformats.org/drawingml/2006/picture">
                       <pic:pic>
                         <pic:nvPicPr>
-                          <pic:cNvPr descr="/Applications/Positron.app/Contents/Resources/app/quarto/share/formats/docx/important.png" id="65" name="Picture"/>
+                          <pic:cNvPr descr="/opt/quarto/share/formats/docx/important.png" id="66" name="Picture"/>
                           <pic:cNvPicPr>
                             <a:picLocks noChangeArrowheads="1" noChangeAspect="1"/>
                           </pic:cNvPicPr>
@@ -6265,15 +6322,15 @@
               <w:t xml:space="preserve"> </w:t>
             </w:r>
             <w:r>
-              <w:t xml:space="preserve">— if points track the line, you’re fine.</w:t>
+              <w:t xml:space="preserve">— if the points track the line, you’re fine.</w:t>
             </w:r>
           </w:p>
           <w:p/>
         </w:tc>
       </w:tr>
     </w:tbl>
-    <w:bookmarkEnd w:id="66"/>
-    <w:bookmarkStart w:id="69" w:name="assumption-2-equal-variance-levenes-test"/>
+    <w:bookmarkEnd w:id="67"/>
+    <w:bookmarkStart w:id="70" w:name="assumption-2-equal-variance-levenes-test"/>
     <w:p>
       <w:pPr>
         <w:pStyle w:val="Heading1"/>
@@ -6323,12 +6380,12 @@
                 <wp:inline>
                   <wp:extent cx="152400" cy="152400"/>
                   <wp:effectExtent b="0" l="0" r="0" t="0"/>
-                  <wp:docPr descr="" title="" id="67" name="Picture"/>
+                  <wp:docPr descr="" title="" id="68" name="Picture"/>
                   <a:graphic>
                     <a:graphicData uri="http://schemas.openxmlformats.org/drawingml/2006/picture">
                       <pic:pic>
                         <pic:nvPicPr>
-                          <pic:cNvPr descr="/Applications/Positron.app/Contents/Resources/app/quarto/share/formats/docx/note.png" id="68" name="Picture"/>
+                          <pic:cNvPr descr="/opt/quarto/share/formats/docx/note.png" id="69" name="Picture"/>
                           <pic:cNvPicPr>
                             <a:picLocks noChangeArrowheads="1" noChangeAspect="1"/>
                           </pic:cNvPicPr>
@@ -6561,7 +6618,7 @@
         <w:pStyle w:val="Compact"/>
         <w:numPr>
           <w:ilvl w:val="0"/>
-          <w:numId w:val="1017"/>
+          <w:numId w:val="1018"/>
         </w:numPr>
       </w:pPr>
       <w:r>
@@ -6576,221 +6633,6 @@
       </w:r>
       <w:r>
         <w:t xml:space="preserve">&gt; 0.05 → variances similar → classic ANOVA is fine</w:t>
-      </w:r>
-    </w:p>
-    <w:p>
-      <w:pPr>
-        <w:pStyle w:val="Compact"/>
-        <w:numPr>
-          <w:ilvl w:val="0"/>
-          <w:numId w:val="1017"/>
-        </w:numPr>
-      </w:pPr>
-      <w:r>
-        <w:rPr>
-          <w:i/>
-          <w:iCs/>
-        </w:rPr>
-        <w:t xml:space="preserve">p</w:t>
-      </w:r>
-      <w:r>
-        <w:t xml:space="preserve"> </w:t>
-      </w:r>
-      <w:r>
-        <w:t xml:space="preserve">&lt; 0.05 → variances differ → use</w:t>
-      </w:r>
-      <w:r>
-        <w:t xml:space="preserve"> </w:t>
-      </w:r>
-      <w:r>
-        <w:rPr>
-          <w:b/>
-          <w:bCs/>
-        </w:rPr>
-        <w:t xml:space="preserve">Welch’s ANOVA</w:t>
-      </w:r>
-      <w:r>
-        <w:t xml:space="preserve">:</w:t>
-      </w:r>
-    </w:p>
-    <w:p>
-      <w:pPr>
-        <w:pStyle w:val="SourceCode"/>
-      </w:pPr>
-      <w:r>
-        <w:rPr>
-          <w:rStyle w:val="FunctionTok"/>
-        </w:rPr>
-        <w:t xml:space="preserve">oneway.test</w:t>
-      </w:r>
-      <w:r>
-        <w:rPr>
-          <w:rStyle w:val="NormalTok"/>
-        </w:rPr>
-        <w:t xml:space="preserve">(body_mass_g </w:t>
-      </w:r>
-      <w:r>
-        <w:rPr>
-          <w:rStyle w:val="SpecialCharTok"/>
-        </w:rPr>
-        <w:t xml:space="preserve">~</w:t>
-      </w:r>
-      <w:r>
-        <w:rPr>
-          <w:rStyle w:val="NormalTok"/>
-        </w:rPr>
-        <w:t xml:space="preserve"> species,</w:t>
-      </w:r>
-      <w:r>
-        <w:br/>
-      </w:r>
-      <w:r>
-        <w:rPr>
-          <w:rStyle w:val="NormalTok"/>
-        </w:rPr>
-        <w:t xml:space="preserve">            </w:t>
-      </w:r>
-      <w:r>
-        <w:rPr>
-          <w:rStyle w:val="AttributeTok"/>
-        </w:rPr>
-        <w:t xml:space="preserve">data =</w:t>
-      </w:r>
-      <w:r>
-        <w:rPr>
-          <w:rStyle w:val="NormalTok"/>
-        </w:rPr>
-        <w:t xml:space="preserve"> penguins_df,</w:t>
-      </w:r>
-      <w:r>
-        <w:br/>
-      </w:r>
-      <w:r>
-        <w:rPr>
-          <w:rStyle w:val="NormalTok"/>
-        </w:rPr>
-        <w:t xml:space="preserve">            </w:t>
-      </w:r>
-      <w:r>
-        <w:rPr>
-          <w:rStyle w:val="AttributeTok"/>
-        </w:rPr>
-        <w:t xml:space="preserve">var.equal =</w:t>
-      </w:r>
-      <w:r>
-        <w:rPr>
-          <w:rStyle w:val="NormalTok"/>
-        </w:rPr>
-        <w:t xml:space="preserve"> </w:t>
-      </w:r>
-      <w:r>
-        <w:rPr>
-          <w:rStyle w:val="ConstantTok"/>
-        </w:rPr>
-        <w:t xml:space="preserve">FALSE</w:t>
-      </w:r>
-      <w:r>
-        <w:rPr>
-          <w:rStyle w:val="NormalTok"/>
-        </w:rPr>
-        <w:t xml:space="preserve">)</w:t>
-      </w:r>
-    </w:p>
-    <w:p>
-      <w:pPr>
-        <w:pStyle w:val="FirstParagraph"/>
-      </w:pPr>
-      <w:r>
-        <w:t xml:space="preserve">Same spirit as Welch’s</w:t>
-      </w:r>
-      <w:r>
-        <w:t xml:space="preserve"> </w:t>
-      </w:r>
-      <w:r>
-        <w:rPr>
-          <w:b/>
-          <w:bCs/>
-        </w:rPr>
-        <w:t xml:space="preserve">t</w:t>
-      </w:r>
-      <w:r>
-        <w:t xml:space="preserve">-test — robust when spreads differ.</w:t>
-      </w:r>
-    </w:p>
-    <w:bookmarkEnd w:id="69"/>
-    <w:bookmarkStart w:id="70" w:name="pause-do-activity-parts-58-now"/>
-    <w:p>
-      <w:pPr>
-        <w:pStyle w:val="Heading1"/>
-      </w:pPr>
-      <w:r>
-        <w:t xml:space="preserve">🛑 Pause — Do Activity Parts 5–8 Now</w:t>
-      </w:r>
-    </w:p>
-    <w:p>
-      <w:pPr>
-        <w:pStyle w:val="FirstParagraph"/>
-      </w:pPr>
-      <w:r>
-        <w:t xml:space="preserve">Fit</w:t>
-      </w:r>
-      <w:r>
-        <w:t xml:space="preserve"> </w:t>
-      </w:r>
-      <w:r>
-        <w:rPr>
-          <w:rStyle w:val="VerbatimChar"/>
-        </w:rPr>
-        <w:t xml:space="preserve">lm(body_mass_g ~ species)</w:t>
-      </w:r>
-      <w:r>
-        <w:t xml:space="preserve">, set the reference level with</w:t>
-      </w:r>
-      <w:r>
-        <w:t xml:space="preserve"> </w:t>
-      </w:r>
-      <w:r>
-        <w:rPr>
-          <w:rStyle w:val="VerbatimChar"/>
-        </w:rPr>
-        <w:t xml:space="preserve">fct_relevel()</w:t>
-      </w:r>
-      <w:r>
-        <w:t xml:space="preserve">,</w:t>
-      </w:r>
-      <w:r>
-        <w:t xml:space="preserve"> </w:t>
-      </w:r>
-      <w:r>
-        <w:t xml:space="preserve">check the residual QQ plot + Shapiro, and run Levene’s test. Predict each result</w:t>
-      </w:r>
-      <w:r>
-        <w:t xml:space="preserve"> </w:t>
-      </w:r>
-      <w:r>
-        <w:t xml:space="preserve">before you run it.</w:t>
-      </w:r>
-    </w:p>
-    <w:bookmarkEnd w:id="70"/>
-    <w:bookmarkStart w:id="71" w:name="what-we-learned-today"/>
-    <w:p>
-      <w:pPr>
-        <w:pStyle w:val="Heading1"/>
-      </w:pPr>
-      <w:r>
-        <w:t xml:space="preserve">What We Learned Today</w:t>
-      </w:r>
-    </w:p>
-    <w:p>
-      <w:pPr>
-        <w:pStyle w:val="FirstParagraph"/>
-      </w:pPr>
-      <w:r>
-        <w:rPr>
-          <w:b/>
-          <w:bCs/>
-        </w:rPr>
-        <w:t xml:space="preserve">Concepts:</w:t>
       </w:r>
     </w:p>
     <w:p>
@@ -6802,7 +6644,17 @@
         </w:numPr>
       </w:pPr>
       <w:r>
-        <w:t xml:space="preserve">Many t-tests inflate the false-positive rate —</w:t>
+        <w:rPr>
+          <w:i/>
+          <w:iCs/>
+        </w:rPr>
+        <w:t xml:space="preserve">p</w:t>
+      </w:r>
+      <w:r>
+        <w:t xml:space="preserve"> </w:t>
+      </w:r>
+      <w:r>
+        <w:t xml:space="preserve">&lt; 0.05 → variances differ → use</w:t>
       </w:r>
       <w:r>
         <w:t xml:space="preserve"> </w:t>
@@ -6812,134 +6664,190 @@
           <w:b/>
           <w:bCs/>
         </w:rPr>
-        <w:t xml:space="preserve">ANOVA asks once</w:t>
-      </w:r>
-    </w:p>
-    <w:p>
-      <w:pPr>
-        <w:pStyle w:val="Compact"/>
-        <w:numPr>
-          <w:ilvl w:val="0"/>
-          <w:numId w:val="1018"/>
-        </w:numPr>
-      </w:pPr>
+        <w:t xml:space="preserve">Welch’s ANOVA</w:t>
+      </w:r>
+      <w:r>
+        <w:t xml:space="preserve">:</w:t>
+      </w:r>
+    </w:p>
+    <w:p>
+      <w:pPr>
+        <w:pStyle w:val="SourceCode"/>
+      </w:pPr>
+      <w:r>
+        <w:rPr>
+          <w:rStyle w:val="FunctionTok"/>
+        </w:rPr>
+        <w:t xml:space="preserve">oneway.test</w:t>
+      </w:r>
+      <w:r>
+        <w:rPr>
+          <w:rStyle w:val="NormalTok"/>
+        </w:rPr>
+        <w:t xml:space="preserve">(body_mass_g </w:t>
+      </w:r>
+      <w:r>
+        <w:rPr>
+          <w:rStyle w:val="SpecialCharTok"/>
+        </w:rPr>
+        <w:t xml:space="preserve">~</w:t>
+      </w:r>
+      <w:r>
+        <w:rPr>
+          <w:rStyle w:val="NormalTok"/>
+        </w:rPr>
+        <w:t xml:space="preserve"> species,</w:t>
+      </w:r>
+      <w:r>
+        <w:br/>
+      </w:r>
+      <w:r>
+        <w:rPr>
+          <w:rStyle w:val="NormalTok"/>
+        </w:rPr>
+        <w:t xml:space="preserve">            </w:t>
+      </w:r>
+      <w:r>
+        <w:rPr>
+          <w:rStyle w:val="AttributeTok"/>
+        </w:rPr>
+        <w:t xml:space="preserve">data =</w:t>
+      </w:r>
+      <w:r>
+        <w:rPr>
+          <w:rStyle w:val="NormalTok"/>
+        </w:rPr>
+        <w:t xml:space="preserve"> penguins_df,</w:t>
+      </w:r>
+      <w:r>
+        <w:br/>
+      </w:r>
+      <w:r>
+        <w:rPr>
+          <w:rStyle w:val="NormalTok"/>
+        </w:rPr>
+        <w:t xml:space="preserve">            </w:t>
+      </w:r>
+      <w:r>
+        <w:rPr>
+          <w:rStyle w:val="AttributeTok"/>
+        </w:rPr>
+        <w:t xml:space="preserve">var.equal =</w:t>
+      </w:r>
+      <w:r>
+        <w:rPr>
+          <w:rStyle w:val="NormalTok"/>
+        </w:rPr>
+        <w:t xml:space="preserve"> </w:t>
+      </w:r>
+      <w:r>
+        <w:rPr>
+          <w:rStyle w:val="ConstantTok"/>
+        </w:rPr>
+        <w:t xml:space="preserve">FALSE</w:t>
+      </w:r>
+      <w:r>
+        <w:rPr>
+          <w:rStyle w:val="NormalTok"/>
+        </w:rPr>
+        <w:t xml:space="preserve">)</w:t>
+      </w:r>
+    </w:p>
+    <w:p>
+      <w:pPr>
+        <w:pStyle w:val="FirstParagraph"/>
+      </w:pPr>
+      <w:r>
+        <w:t xml:space="preserve">Same spirit as Welch’s</w:t>
+      </w:r>
+      <w:r>
+        <w:t xml:space="preserve"> </w:t>
+      </w:r>
       <w:r>
         <w:rPr>
           <w:b/>
           <w:bCs/>
         </w:rPr>
-        <w:t xml:space="preserve">F</w:t>
-      </w:r>
-      <w:r>
-        <w:t xml:space="preserve"> </w:t>
-      </w:r>
-      <w:r>
-        <w:t xml:space="preserve">= between-group ÷ within-group variance (signal ÷ noise)</w:t>
-      </w:r>
-    </w:p>
-    <w:p>
-      <w:pPr>
-        <w:pStyle w:val="Compact"/>
-        <w:numPr>
-          <w:ilvl w:val="0"/>
-          <w:numId w:val="1018"/>
-        </w:numPr>
-      </w:pPr>
-      <w:r>
-        <w:t xml:space="preserve">A</w:t>
-      </w:r>
-      <w:r>
-        <w:t xml:space="preserve"> </w:t>
-      </w:r>
+        <w:t xml:space="preserve">t</w:t>
+      </w:r>
+      <w:r>
+        <w:t xml:space="preserve">-test — robust when spreads differ.</w:t>
+      </w:r>
+    </w:p>
+    <w:bookmarkEnd w:id="70"/>
+    <w:bookmarkStart w:id="71" w:name="pause-do-activity-parts-58-now"/>
+    <w:p>
+      <w:pPr>
+        <w:pStyle w:val="Heading1"/>
+      </w:pPr>
+      <w:r>
+        <w:t xml:space="preserve">🛑 Pause — Do Activity Parts 5–8 Now</w:t>
+      </w:r>
+    </w:p>
+    <w:p>
+      <w:pPr>
+        <w:pStyle w:val="FirstParagraph"/>
+      </w:pPr>
+      <w:r>
+        <w:t xml:space="preserve">Fit</w:t>
+      </w:r>
+      <w:r>
+        <w:t xml:space="preserve"> </w:t>
+      </w:r>
+      <w:r>
+        <w:rPr>
+          <w:rStyle w:val="VerbatimChar"/>
+        </w:rPr>
+        <w:t xml:space="preserve">lm(body_mass_g ~ species)</w:t>
+      </w:r>
+      <w:r>
+        <w:t xml:space="preserve">, set the reference level with</w:t>
+      </w:r>
+      <w:r>
+        <w:t xml:space="preserve"> </w:t>
+      </w:r>
+      <w:r>
+        <w:rPr>
+          <w:rStyle w:val="VerbatimChar"/>
+        </w:rPr>
+        <w:t xml:space="preserve">fct_relevel()</w:t>
+      </w:r>
+      <w:r>
+        <w:t xml:space="preserve">,</w:t>
+      </w:r>
+      <w:r>
+        <w:t xml:space="preserve"> </w:t>
+      </w:r>
+      <w:r>
+        <w:t xml:space="preserve">check the residual QQ plot + Shapiro, and run Levene’s test. Predict each result</w:t>
+      </w:r>
+      <w:r>
+        <w:t xml:space="preserve"> </w:t>
+      </w:r>
+      <w:r>
+        <w:t xml:space="preserve">before you run it.</w:t>
+      </w:r>
+    </w:p>
+    <w:bookmarkEnd w:id="71"/>
+    <w:bookmarkStart w:id="72" w:name="what-we-learned-today"/>
+    <w:p>
+      <w:pPr>
+        <w:pStyle w:val="Heading1"/>
+      </w:pPr>
+      <w:r>
+        <w:t xml:space="preserve">What We Learned Today</w:t>
+      </w:r>
+    </w:p>
+    <w:p>
+      <w:pPr>
+        <w:pStyle w:val="FirstParagraph"/>
+      </w:pPr>
       <w:r>
         <w:rPr>
           <w:b/>
           <w:bCs/>
         </w:rPr>
-        <w:t xml:space="preserve">factor</w:t>
-      </w:r>
-      <w:r>
-        <w:t xml:space="preserve">’s level order sets the plot order and the model baseline</w:t>
-      </w:r>
-    </w:p>
-    <w:p>
-      <w:pPr>
-        <w:pStyle w:val="Compact"/>
-        <w:numPr>
-          <w:ilvl w:val="0"/>
-          <w:numId w:val="1018"/>
-        </w:numPr>
-      </w:pPr>
-      <w:r>
-        <w:t xml:space="preserve">ANOVA is a linear model with a categorical predictor — same</w:t>
-      </w:r>
-      <w:r>
-        <w:t xml:space="preserve"> </w:t>
-      </w:r>
-      <w:r>
-        <w:rPr>
-          <w:rStyle w:val="VerbatimChar"/>
-        </w:rPr>
-        <w:t xml:space="preserve">lm()</w:t>
-      </w:r>
-      <w:r>
-        <w:t xml:space="preserve"> </w:t>
-      </w:r>
-      <w:r>
-        <w:t xml:space="preserve">as regression</w:t>
-      </w:r>
-    </w:p>
-    <w:p>
-      <w:pPr>
-        <w:pStyle w:val="Compact"/>
-        <w:numPr>
-          <w:ilvl w:val="0"/>
-          <w:numId w:val="1018"/>
-        </w:numPr>
-      </w:pPr>
-      <w:r>
-        <w:t xml:space="preserve">Assumptions:</w:t>
-      </w:r>
-      <w:r>
-        <w:t xml:space="preserve"> </w:t>
-      </w:r>
-      <w:r>
-        <w:rPr>
-          <w:b/>
-          <w:bCs/>
-        </w:rPr>
-        <w:t xml:space="preserve">normal residuals</w:t>
-      </w:r>
-      <w:r>
-        <w:t xml:space="preserve">,</w:t>
-      </w:r>
-      <w:r>
-        <w:t xml:space="preserve"> </w:t>
-      </w:r>
-      <w:r>
-        <w:rPr>
-          <w:b/>
-          <w:bCs/>
-        </w:rPr>
-        <w:t xml:space="preserve">equal variance</w:t>
-      </w:r>
-      <w:r>
-        <w:t xml:space="preserve"> </w:t>
-      </w:r>
-      <w:r>
-        <w:t xml:space="preserve">(Levene)</w:t>
-      </w:r>
-    </w:p>
-    <w:p>
-      <w:pPr>
-        <w:pStyle w:val="FirstParagraph"/>
-      </w:pPr>
-      <w:r>
-        <w:rPr>
-          <w:b/>
-          <w:bCs/>
-        </w:rPr>
-        <w:t xml:space="preserve">R skills:</w:t>
+        <w:t xml:space="preserve">Concepts:</w:t>
       </w:r>
     </w:p>
     <w:p>
@@ -6951,31 +6859,17 @@
         </w:numPr>
       </w:pPr>
       <w:r>
-        <w:rPr>
-          <w:rStyle w:val="VerbatimChar"/>
-        </w:rPr>
-        <w:t xml:space="preserve">fct_reorder()</w:t>
-      </w:r>
-      <w:r>
-        <w:t xml:space="preserve"> </w:t>
-      </w:r>
-      <w:r>
-        <w:t xml:space="preserve">to order groups by the response;</w:t>
-      </w:r>
-      <w:r>
-        <w:t xml:space="preserve"> </w:t>
-      </w:r>
-      <w:r>
-        <w:rPr>
-          <w:rStyle w:val="VerbatimChar"/>
-        </w:rPr>
-        <w:t xml:space="preserve">fct_relevel()</w:t>
-      </w:r>
-      <w:r>
-        <w:t xml:space="preserve"> </w:t>
-      </w:r>
-      <w:r>
-        <w:t xml:space="preserve">to set the baseline</w:t>
+        <w:t xml:space="preserve">Many t-tests inflate the false-positive rate —</w:t>
+      </w:r>
+      <w:r>
+        <w:t xml:space="preserve"> </w:t>
+      </w:r>
+      <w:r>
+        <w:rPr>
+          <w:b/>
+          <w:bCs/>
+        </w:rPr>
+        <w:t xml:space="preserve">ANOVA asks once</w:t>
       </w:r>
     </w:p>
     <w:p>
@@ -6988,9 +6882,16 @@
       </w:pPr>
       <w:r>
         <w:rPr>
-          <w:rStyle w:val="VerbatimChar"/>
-        </w:rPr>
-        <w:t xml:space="preserve">lm(Y ~ group)</w:t>
+          <w:b/>
+          <w:bCs/>
+        </w:rPr>
+        <w:t xml:space="preserve">F</w:t>
+      </w:r>
+      <w:r>
+        <w:t xml:space="preserve"> </w:t>
+      </w:r>
+      <w:r>
+        <w:t xml:space="preserve">= between-group ÷ within-group variance (signal ÷ noise)</w:t>
       </w:r>
     </w:p>
     <w:p>
@@ -7002,25 +6903,20 @@
         </w:numPr>
       </w:pPr>
       <w:r>
-        <w:rPr>
-          <w:rStyle w:val="VerbatimChar"/>
-        </w:rPr>
-        <w:t xml:space="preserve">plot(model)</w:t>
-      </w:r>
-      <w:r>
-        <w:t xml:space="preserve"> </w:t>
-      </w:r>
-      <w:r>
-        <w:t xml:space="preserve">diagnostics,</w:t>
-      </w:r>
-      <w:r>
-        <w:t xml:space="preserve"> </w:t>
-      </w:r>
-      <w:r>
-        <w:rPr>
-          <w:rStyle w:val="VerbatimChar"/>
-        </w:rPr>
-        <w:t xml:space="preserve">shapiro.test(residuals())</w:t>
+        <w:t xml:space="preserve">A</w:t>
+      </w:r>
+      <w:r>
+        <w:t xml:space="preserve"> </w:t>
+      </w:r>
+      <w:r>
+        <w:rPr>
+          <w:b/>
+          <w:bCs/>
+        </w:rPr>
+        <w:t xml:space="preserve">factor</w:t>
+      </w:r>
+      <w:r>
+        <w:t xml:space="preserve">’s level order sets the plot order and the model baseline</w:t>
       </w:r>
     </w:p>
     <w:p>
@@ -7032,10 +6928,22 @@
         </w:numPr>
       </w:pPr>
       <w:r>
+        <w:t xml:space="preserve">ANOVA is a linear model with a categorical predictor — same</w:t>
+      </w:r>
+      <w:r>
+        <w:t xml:space="preserve"> </w:t>
+      </w:r>
+      <w:r>
         <w:rPr>
           <w:rStyle w:val="VerbatimChar"/>
         </w:rPr>
-        <w:t xml:space="preserve">leveneTest()</w:t>
+        <w:t xml:space="preserve">lm()</w:t>
+      </w:r>
+      <w:r>
+        <w:t xml:space="preserve"> </w:t>
+      </w:r>
+      <w:r>
+        <w:t xml:space="preserve">as regression</w:t>
       </w:r>
     </w:p>
     <w:p>
@@ -7047,22 +6955,7 @@
         </w:numPr>
       </w:pPr>
       <w:r>
-        <w:t xml:space="preserve">rest of the</w:t>
-      </w:r>
-      <w:r>
-        <w:t xml:space="preserve"> </w:t>
-      </w:r>
-      <w:r>
-        <w:rPr>
-          <w:rStyle w:val="VerbatimChar"/>
-        </w:rPr>
-        <w:t xml:space="preserve">fct_*</w:t>
-      </w:r>
-      <w:r>
-        <w:t xml:space="preserve"> </w:t>
-      </w:r>
-      <w:r>
-        <w:t xml:space="preserve">family →</w:t>
+        <w:t xml:space="preserve">Assumptions:</w:t>
       </w:r>
       <w:r>
         <w:t xml:space="preserve"> </w:t>
@@ -7072,19 +6965,38 @@
           <w:b/>
           <w:bCs/>
         </w:rPr>
-        <w:t xml:space="preserve">Common Code 15 · Factors</w:t>
-      </w:r>
-    </w:p>
-    <w:p>
-      <w:pPr>
-        <w:pStyle w:val="FirstParagraph"/>
-      </w:pPr>
+        <w:t xml:space="preserve">normal residuals</w:t>
+      </w:r>
+      <w:r>
+        <w:t xml:space="preserve">,</w:t>
+      </w:r>
+      <w:r>
+        <w:t xml:space="preserve"> </w:t>
+      </w:r>
       <w:r>
         <w:rPr>
           <w:b/>
           <w:bCs/>
         </w:rPr>
-        <w:t xml:space="preserve">References:</w:t>
+        <w:t xml:space="preserve">equal variance</w:t>
+      </w:r>
+      <w:r>
+        <w:t xml:space="preserve"> </w:t>
+      </w:r>
+      <w:r>
+        <w:t xml:space="preserve">(Levene)</w:t>
+      </w:r>
+    </w:p>
+    <w:p>
+      <w:pPr>
+        <w:pStyle w:val="FirstParagraph"/>
+      </w:pPr>
+      <w:r>
+        <w:rPr>
+          <w:b/>
+          <w:bCs/>
+        </w:rPr>
+        <w:t xml:space="preserve">R skills:</w:t>
       </w:r>
     </w:p>
     <w:p>
@@ -7096,7 +7008,31 @@
         </w:numPr>
       </w:pPr>
       <w:r>
-        <w:t xml:space="preserve">📖 W&amp;S Ch. 15 — ANOVA</w:t>
+        <w:rPr>
+          <w:rStyle w:val="VerbatimChar"/>
+        </w:rPr>
+        <w:t xml:space="preserve">fct_reorder()</w:t>
+      </w:r>
+      <w:r>
+        <w:t xml:space="preserve"> </w:t>
+      </w:r>
+      <w:r>
+        <w:t xml:space="preserve">to order groups by the response;</w:t>
+      </w:r>
+      <w:r>
+        <w:t xml:space="preserve"> </w:t>
+      </w:r>
+      <w:r>
+        <w:rPr>
+          <w:rStyle w:val="VerbatimChar"/>
+        </w:rPr>
+        <w:t xml:space="preserve">fct_relevel()</w:t>
+      </w:r>
+      <w:r>
+        <w:t xml:space="preserve"> </w:t>
+      </w:r>
+      <w:r>
+        <w:t xml:space="preserve">to set the baseline</w:t>
       </w:r>
     </w:p>
     <w:p>
@@ -7105,6 +7041,127 @@
         <w:numPr>
           <w:ilvl w:val="0"/>
           <w:numId w:val="1020"/>
+        </w:numPr>
+      </w:pPr>
+      <w:r>
+        <w:rPr>
+          <w:rStyle w:val="VerbatimChar"/>
+        </w:rPr>
+        <w:t xml:space="preserve">lm(Y ~ group)</w:t>
+      </w:r>
+    </w:p>
+    <w:p>
+      <w:pPr>
+        <w:pStyle w:val="Compact"/>
+        <w:numPr>
+          <w:ilvl w:val="0"/>
+          <w:numId w:val="1020"/>
+        </w:numPr>
+      </w:pPr>
+      <w:r>
+        <w:rPr>
+          <w:rStyle w:val="VerbatimChar"/>
+        </w:rPr>
+        <w:t xml:space="preserve">plot(model)</w:t>
+      </w:r>
+      <w:r>
+        <w:t xml:space="preserve"> </w:t>
+      </w:r>
+      <w:r>
+        <w:t xml:space="preserve">diagnostics,</w:t>
+      </w:r>
+      <w:r>
+        <w:t xml:space="preserve"> </w:t>
+      </w:r>
+      <w:r>
+        <w:rPr>
+          <w:rStyle w:val="VerbatimChar"/>
+        </w:rPr>
+        <w:t xml:space="preserve">shapiro.test(residuals())</w:t>
+      </w:r>
+    </w:p>
+    <w:p>
+      <w:pPr>
+        <w:pStyle w:val="Compact"/>
+        <w:numPr>
+          <w:ilvl w:val="0"/>
+          <w:numId w:val="1020"/>
+        </w:numPr>
+      </w:pPr>
+      <w:r>
+        <w:rPr>
+          <w:rStyle w:val="VerbatimChar"/>
+        </w:rPr>
+        <w:t xml:space="preserve">leveneTest()</w:t>
+      </w:r>
+    </w:p>
+    <w:p>
+      <w:pPr>
+        <w:pStyle w:val="Compact"/>
+        <w:numPr>
+          <w:ilvl w:val="0"/>
+          <w:numId w:val="1020"/>
+        </w:numPr>
+      </w:pPr>
+      <w:r>
+        <w:t xml:space="preserve">rest of the</w:t>
+      </w:r>
+      <w:r>
+        <w:t xml:space="preserve"> </w:t>
+      </w:r>
+      <w:r>
+        <w:rPr>
+          <w:rStyle w:val="VerbatimChar"/>
+        </w:rPr>
+        <w:t xml:space="preserve">fct_*</w:t>
+      </w:r>
+      <w:r>
+        <w:t xml:space="preserve"> </w:t>
+      </w:r>
+      <w:r>
+        <w:t xml:space="preserve">family →</w:t>
+      </w:r>
+      <w:r>
+        <w:t xml:space="preserve"> </w:t>
+      </w:r>
+      <w:r>
+        <w:rPr>
+          <w:b/>
+          <w:bCs/>
+        </w:rPr>
+        <w:t xml:space="preserve">Common Code 15 · Factors</w:t>
+      </w:r>
+    </w:p>
+    <w:p>
+      <w:pPr>
+        <w:pStyle w:val="FirstParagraph"/>
+      </w:pPr>
+      <w:r>
+        <w:rPr>
+          <w:b/>
+          <w:bCs/>
+        </w:rPr>
+        <w:t xml:space="preserve">References:</w:t>
+      </w:r>
+    </w:p>
+    <w:p>
+      <w:pPr>
+        <w:pStyle w:val="Compact"/>
+        <w:numPr>
+          <w:ilvl w:val="0"/>
+          <w:numId w:val="1021"/>
+        </w:numPr>
+      </w:pPr>
+      <w:r>
+        <w:t xml:space="preserve">📖 W&amp;S Ch. 15 — ANOVA</w:t>
+      </w:r>
+    </w:p>
+    <w:p>
+      <w:pPr>
+        <w:pStyle w:val="Compact"/>
+        <w:numPr>
+          <w:ilvl w:val="0"/>
+          <w:numId w:val="1021"/>
         </w:numPr>
       </w:pPr>
       <w:r>
@@ -7139,7 +7196,7 @@
         <w:pStyle w:val="Compact"/>
         <w:numPr>
           <w:ilvl w:val="0"/>
-          <w:numId w:val="1021"/>
+          <w:numId w:val="1022"/>
         </w:numPr>
       </w:pPr>
       <w:r>
@@ -7167,7 +7224,7 @@
         <w:pStyle w:val="Compact"/>
         <w:numPr>
           <w:ilvl w:val="0"/>
-          <w:numId w:val="1021"/>
+          <w:numId w:val="1022"/>
         </w:numPr>
       </w:pPr>
       <w:r>
@@ -7226,7 +7283,7 @@
         <w:t xml:space="preserve">species differ, and how to report it</w:t>
       </w:r>
     </w:p>
-    <w:bookmarkEnd w:id="71"/>
+    <w:bookmarkEnd w:id="72"/>
     <w:sectPr>
       <w:pgSz w:h="15840" w:w="12240"/>
       <w:pgMar w:bottom="720" w:footer="432" w:gutter="0" w:header="432" w:left="720" w:right="1008" w:top="720"/>
@@ -7617,6 +7674,9 @@
     <w:abstractNumId w:val="991"/>
   </w:num>
   <w:num w:numId="1021">
+    <w:abstractNumId w:val="991"/>
+  </w:num>
+  <w:num w:numId="1022">
     <w:abstractNumId w:val="991"/>
   </w:num>
 </w:numbering>

--- a/docs/content/one_way_anova/one_way_anova_lecture.docx
+++ b/docs/content/one_way_anova/one_way_anova_lecture.docx
@@ -31,7 +31,7 @@
         <w:pStyle w:val="Date"/>
       </w:pPr>
       <w:r>
-        <w:t xml:space="preserve">2026-10-05</w:t>
+        <w:t xml:space="preserve">2026-10-08</w:t>
       </w:r>
     </w:p>
     <w:bookmarkStart w:id="12" w:name="where-we-left-off-lectures-0911"/>
@@ -211,7 +211,7 @@
                     <a:graphicData uri="http://schemas.openxmlformats.org/drawingml/2006/picture">
                       <pic:pic>
                         <pic:nvPicPr>
-                          <pic:cNvPr descr="/opt/quarto/share/formats/docx/note.png" id="11" name="Picture"/>
+                          <pic:cNvPr descr="/Applications/Positron.app/Contents/Resources/app/quarto/share/formats/docx/note.png" id="11" name="Picture"/>
                           <pic:cNvPicPr>
                             <a:picLocks noChangeArrowheads="1" noChangeAspect="1"/>
                           </pic:cNvPicPr>
@@ -931,7 +931,7 @@
                     <a:graphicData uri="http://schemas.openxmlformats.org/drawingml/2006/picture">
                       <pic:pic>
                         <pic:nvPicPr>
-                          <pic:cNvPr descr="/opt/quarto/share/formats/docx/note.png" id="17" name="Picture"/>
+                          <pic:cNvPr descr="/Applications/Positron.app/Contents/Resources/app/quarto/share/formats/docx/note.png" id="17" name="Picture"/>
                           <pic:cNvPicPr>
                             <a:picLocks noChangeArrowheads="1" noChangeAspect="1"/>
                           </pic:cNvPicPr>
@@ -1161,7 +1161,7 @@
                     <a:graphicData uri="http://schemas.openxmlformats.org/drawingml/2006/picture">
                       <pic:pic>
                         <pic:nvPicPr>
-                          <pic:cNvPr descr="/opt/quarto/share/formats/docx/tip.png" id="21" name="Picture"/>
+                          <pic:cNvPr descr="/Applications/Positron.app/Contents/Resources/app/quarto/share/formats/docx/tip.png" id="21" name="Picture"/>
                           <pic:cNvPicPr>
                             <a:picLocks noChangeArrowheads="1" noChangeAspect="1"/>
                           </pic:cNvPicPr>
@@ -1452,7 +1452,7 @@
                     <a:graphicData uri="http://schemas.openxmlformats.org/drawingml/2006/picture">
                       <pic:pic>
                         <pic:nvPicPr>
-                          <pic:cNvPr descr="/opt/quarto/share/formats/docx/important.png" id="25" name="Picture"/>
+                          <pic:cNvPr descr="/Applications/Positron.app/Contents/Resources/app/quarto/share/formats/docx/important.png" id="25" name="Picture"/>
                           <pic:cNvPicPr>
                             <a:picLocks noChangeArrowheads="1" noChangeAspect="1"/>
                           </pic:cNvPicPr>
@@ -2130,7 +2130,7 @@
                     <a:graphicData uri="http://schemas.openxmlformats.org/drawingml/2006/picture">
                       <pic:pic>
                         <pic:nvPicPr>
-                          <pic:cNvPr descr="/opt/quarto/share/formats/docx/note.png" id="29" name="Picture"/>
+                          <pic:cNvPr descr="/Applications/Positron.app/Contents/Resources/app/quarto/share/formats/docx/note.png" id="29" name="Picture"/>
                           <pic:cNvPicPr>
                             <a:picLocks noChangeArrowheads="1" noChangeAspect="1"/>
                           </pic:cNvPicPr>
@@ -2622,7 +2622,7 @@
                     <a:graphicData uri="http://schemas.openxmlformats.org/drawingml/2006/picture">
                       <pic:pic>
                         <pic:nvPicPr>
-                          <pic:cNvPr descr="/opt/quarto/share/formats/docx/important.png" id="32" name="Picture"/>
+                          <pic:cNvPr descr="/Applications/Positron.app/Contents/Resources/app/quarto/share/formats/docx/important.png" id="32" name="Picture"/>
                           <pic:cNvPicPr>
                             <a:picLocks noChangeArrowheads="1" noChangeAspect="1"/>
                           </pic:cNvPicPr>
@@ -2764,7 +2764,7 @@
                     <a:graphicData uri="http://schemas.openxmlformats.org/drawingml/2006/picture">
                       <pic:pic>
                         <pic:nvPicPr>
-                          <pic:cNvPr descr="/opt/quarto/share/formats/docx/note.png" id="35" name="Picture"/>
+                          <pic:cNvPr descr="/Applications/Positron.app/Contents/Resources/app/quarto/share/formats/docx/note.png" id="35" name="Picture"/>
                           <pic:cNvPicPr>
                             <a:picLocks noChangeArrowheads="1" noChangeAspect="1"/>
                           </pic:cNvPicPr>
@@ -3761,7 +3761,7 @@
                     <a:graphicData uri="http://schemas.openxmlformats.org/drawingml/2006/picture">
                       <pic:pic>
                         <pic:nvPicPr>
-                          <pic:cNvPr descr="/opt/quarto/share/formats/docx/note.png" id="41" name="Picture"/>
+                          <pic:cNvPr descr="/Applications/Positron.app/Contents/Resources/app/quarto/share/formats/docx/note.png" id="41" name="Picture"/>
                           <pic:cNvPicPr>
                             <a:picLocks noChangeArrowheads="1" noChangeAspect="1"/>
                           </pic:cNvPicPr>
@@ -4500,7 +4500,7 @@
                     <a:graphicData uri="http://schemas.openxmlformats.org/drawingml/2006/picture">
                       <pic:pic>
                         <pic:nvPicPr>
-                          <pic:cNvPr descr="/opt/quarto/share/formats/docx/tip.png" id="47" name="Picture"/>
+                          <pic:cNvPr descr="/Applications/Positron.app/Contents/Resources/app/quarto/share/formats/docx/tip.png" id="47" name="Picture"/>
                           <pic:cNvPicPr>
                             <a:picLocks noChangeArrowheads="1" noChangeAspect="1"/>
                           </pic:cNvPicPr>
@@ -4737,7 +4737,7 @@
                     <a:graphicData uri="http://schemas.openxmlformats.org/drawingml/2006/picture">
                       <pic:pic>
                         <pic:nvPicPr>
-                          <pic:cNvPr descr="/opt/quarto/share/formats/docx/tip.png" id="51" name="Picture"/>
+                          <pic:cNvPr descr="/Applications/Positron.app/Contents/Resources/app/quarto/share/formats/docx/tip.png" id="51" name="Picture"/>
                           <pic:cNvPicPr>
                             <a:picLocks noChangeArrowheads="1" noChangeAspect="1"/>
                           </pic:cNvPicPr>
@@ -5075,7 +5075,7 @@
                     <a:graphicData uri="http://schemas.openxmlformats.org/drawingml/2006/picture">
                       <pic:pic>
                         <pic:nvPicPr>
-                          <pic:cNvPr descr="/opt/quarto/share/formats/docx/note.png" id="54" name="Picture"/>
+                          <pic:cNvPr descr="/Applications/Positron.app/Contents/Resources/app/quarto/share/formats/docx/note.png" id="54" name="Picture"/>
                           <pic:cNvPicPr>
                             <a:picLocks noChangeArrowheads="1" noChangeAspect="1"/>
                           </pic:cNvPicPr>
@@ -5552,7 +5552,7 @@
                     <a:graphicData uri="http://schemas.openxmlformats.org/drawingml/2006/picture">
                       <pic:pic>
                         <pic:nvPicPr>
-                          <pic:cNvPr descr="/opt/quarto/share/formats/docx/important.png" id="57" name="Picture"/>
+                          <pic:cNvPr descr="/Applications/Positron.app/Contents/Resources/app/quarto/share/formats/docx/important.png" id="57" name="Picture"/>
                           <pic:cNvPicPr>
                             <a:picLocks noChangeArrowheads="1" noChangeAspect="1"/>
                           </pic:cNvPicPr>
@@ -5748,7 +5748,7 @@
                     <a:graphicData uri="http://schemas.openxmlformats.org/drawingml/2006/picture">
                       <pic:pic>
                         <pic:nvPicPr>
-                          <pic:cNvPr descr="/opt/quarto/share/formats/docx/note.png" id="60" name="Picture"/>
+                          <pic:cNvPr descr="/Applications/Positron.app/Contents/Resources/app/quarto/share/formats/docx/note.png" id="60" name="Picture"/>
                           <pic:cNvPicPr>
                             <a:picLocks noChangeArrowheads="1" noChangeAspect="1"/>
                           </pic:cNvPicPr>
@@ -6205,7 +6205,7 @@
                     <a:graphicData uri="http://schemas.openxmlformats.org/drawingml/2006/picture">
                       <pic:pic>
                         <pic:nvPicPr>
-                          <pic:cNvPr descr="/opt/quarto/share/formats/docx/important.png" id="66" name="Picture"/>
+                          <pic:cNvPr descr="/Applications/Positron.app/Contents/Resources/app/quarto/share/formats/docx/important.png" id="66" name="Picture"/>
                           <pic:cNvPicPr>
                             <a:picLocks noChangeArrowheads="1" noChangeAspect="1"/>
                           </pic:cNvPicPr>
@@ -6385,7 +6385,7 @@
                     <a:graphicData uri="http://schemas.openxmlformats.org/drawingml/2006/picture">
                       <pic:pic>
                         <pic:nvPicPr>
-                          <pic:cNvPr descr="/opt/quarto/share/formats/docx/note.png" id="69" name="Picture"/>
+                          <pic:cNvPr descr="/Applications/Positron.app/Contents/Resources/app/quarto/share/formats/docx/note.png" id="69" name="Picture"/>
                           <pic:cNvPicPr>
                             <a:picLocks noChangeArrowheads="1" noChangeAspect="1"/>
                           </pic:cNvPicPr>

--- a/docs/content/one_way_anova/one_way_anova_lecture.docx
+++ b/docs/content/one_way_anova/one_way_anova_lecture.docx
@@ -31,7 +31,7 @@
         <w:pStyle w:val="Date"/>
       </w:pPr>
       <w:r>
-        <w:t xml:space="preserve">2026-10-08</w:t>
+        <w:t xml:space="preserve">2026-10-09</w:t>
       </w:r>
     </w:p>
     <w:bookmarkStart w:id="12" w:name="where-we-left-off-lectures-0911"/>

--- a/docs/content/one_way_anova/one_way_anova_lecture.docx
+++ b/docs/content/one_way_anova/one_way_anova_lecture.docx
@@ -7,7 +7,7 @@
         <w:pStyle w:val="Title"/>
       </w:pPr>
       <w:r>
-        <w:t xml:space="preserve">Lecture — One-Way ANOVA I: Setting Up the Test</w:t>
+        <w:t xml:space="preserve">Lecture 19 — One-Way ANOVA I: Start to Finish</w:t>
       </w:r>
     </w:p>
     <w:p>
@@ -15,7 +15,7 @@
         <w:pStyle w:val="Subtitle"/>
       </w:pPr>
       <w:r>
-        <w:t xml:space="preserve">Why not many t-tests, the F-statistic, ordering groups with factors, fitting the model, and checking assumptions</w:t>
+        <w:t xml:space="preserve">From the question to a reported F — the whole basic ANOVA in one pass</w:t>
       </w:r>
     </w:p>
     <w:p>
@@ -31,16 +31,16 @@
         <w:pStyle w:val="Date"/>
       </w:pPr>
       <w:r>
-        <w:t xml:space="preserve">2026-10-09</w:t>
-      </w:r>
-    </w:p>
-    <w:bookmarkStart w:id="12" w:name="where-we-left-off-lectures-0911"/>
+        <w:t xml:space="preserve">2026-10-19</w:t>
+      </w:r>
+    </w:p>
+    <w:bookmarkStart w:id="12" w:name="where-we-left-off"/>
     <w:p>
       <w:pPr>
         <w:pStyle w:val="Heading1"/>
       </w:pPr>
       <w:r>
-        <w:t xml:space="preserve">Where we left off (Lectures 09–11)</w:t>
+        <w:t xml:space="preserve">Where we left off</w:t>
       </w:r>
     </w:p>
     <w:p>
@@ -131,16 +131,7 @@
         <w:t xml:space="preserve"> </w:t>
       </w:r>
       <w:r>
-        <w:t xml:space="preserve">predictor, checked with</w:t>
-      </w:r>
-      <w:r>
-        <w:t xml:space="preserve"> </w:t>
-      </w:r>
-      <w:r>
-        <w:rPr>
-          <w:rStyle w:val="VerbatimChar"/>
-        </w:rPr>
-        <w:t xml:space="preserve">plot(model)</w:t>
+        <w:t xml:space="preserve">predictor</w:t>
       </w:r>
     </w:p>
     <w:p>
@@ -152,17 +143,57 @@
         </w:numPr>
       </w:pPr>
       <w:r>
-        <w:t xml:space="preserve">Both of those are, underneath, the same tool: a</w:t>
-      </w:r>
-      <w:r>
-        <w:t xml:space="preserve"> </w:t>
-      </w:r>
-      <w:r>
         <w:rPr>
           <w:b/>
           <w:bCs/>
         </w:rPr>
-        <w:t xml:space="preserve">linear model</w:t>
+        <w:t xml:space="preserve">Weather (Lecture 12)</w:t>
+      </w:r>
+      <w:r>
+        <w:t xml:space="preserve"> </w:t>
+      </w:r>
+      <w:r>
+        <w:t xml:space="preserve">— the same</w:t>
+      </w:r>
+      <w:r>
+        <w:t xml:space="preserve"> </w:t>
+      </w:r>
+      <w:r>
+        <w:rPr>
+          <w:rStyle w:val="VerbatimChar"/>
+        </w:rPr>
+        <w:t xml:space="preserve">lm()</w:t>
+      </w:r>
+      <w:r>
+        <w:t xml:space="preserve">, with a slope read as a rate</w:t>
+      </w:r>
+    </w:p>
+    <w:p>
+      <w:pPr>
+        <w:pStyle w:val="Compact"/>
+        <w:numPr>
+          <w:ilvl w:val="0"/>
+          <w:numId w:val="1001"/>
+        </w:numPr>
+      </w:pPr>
+      <w:r>
+        <w:rPr>
+          <w:b/>
+          <w:bCs/>
+        </w:rPr>
+        <w:t xml:space="preserve">Pivoting &amp; Joins (Lectures 15–16)</w:t>
+      </w:r>
+      <w:r>
+        <w:t xml:space="preserve"> </w:t>
+      </w:r>
+      <w:r>
+        <w:t xml:space="preserve">— getting messy data into one tidy table</w:t>
+      </w:r>
+      <w:r>
+        <w:t xml:space="preserve"> </w:t>
+      </w:r>
+      <w:r>
+        <w:t xml:space="preserve">so a model can be fitted to it at all</w:t>
       </w:r>
     </w:p>
     <w:tbl>
@@ -305,7 +336,7 @@
               <w:t xml:space="preserve"> </w:t>
             </w:r>
             <w:r>
-              <w:t xml:space="preserve">groups. But biology is full of</w:t>
+              <w:t xml:space="preserve">groups. Biology is full of</w:t>
             </w:r>
             <w:r>
               <w:t xml:space="preserve"> </w:t>
@@ -321,7 +352,19 @@
               <w:t xml:space="preserve"> </w:t>
             </w:r>
             <w:r>
-              <w:t xml:space="preserve">group questions — three species, four sites, five treatments. Today’s twist: it’s still</w:t>
+              <w:t xml:space="preserve">group</w:t>
+            </w:r>
+            <w:r>
+              <w:t xml:space="preserve"> </w:t>
+            </w:r>
+            <w:r>
+              <w:t xml:space="preserve">questions — three species, four sites, five treatments. Today’s twist: it is</w:t>
+            </w:r>
+            <w:r>
+              <w:t xml:space="preserve"> </w:t>
+            </w:r>
+            <w:r>
+              <w:t xml:space="preserve">still</w:t>
             </w:r>
             <w:r>
               <w:t xml:space="preserve"> </w:t>
@@ -333,10 +376,7 @@
               <w:t xml:space="preserve">lm(Y ~ X)</w:t>
             </w:r>
             <w:r>
-              <w:t xml:space="preserve"> </w:t>
-            </w:r>
-            <w:r>
-              <w:t xml:space="preserve">— just with a</w:t>
+              <w:t xml:space="preserve">, just with a</w:t>
             </w:r>
             <w:r>
               <w:t xml:space="preserve"> </w:t>
@@ -352,7 +392,7 @@
               <w:t xml:space="preserve"> </w:t>
             </w:r>
             <w:r>
-              <w:t xml:space="preserve">X instead of a numeric one. That’s</w:t>
+              <w:t xml:space="preserve">X. That is</w:t>
             </w:r>
             <w:r>
               <w:t xml:space="preserve"> </w:t>
@@ -362,7 +402,10 @@
                 <w:b/>
                 <w:bCs/>
               </w:rPr>
-              <w:t xml:space="preserve">one-way ANOVA.</w:t>
+              <w:t xml:space="preserve">one-way ANOVA</w:t>
+            </w:r>
+            <w:r>
+              <w:t xml:space="preserve">.</w:t>
             </w:r>
           </w:p>
           <w:p/>
@@ -370,13 +413,34 @@
       </w:tr>
     </w:tbl>
     <w:bookmarkEnd w:id="12"/>
-    <w:bookmarkStart w:id="15" w:name="goals-for-today"/>
+    <w:bookmarkStart w:id="14" w:name="goals-for-today"/>
     <w:p>
       <w:pPr>
         <w:pStyle w:val="Heading1"/>
       </w:pPr>
       <w:r>
         <w:t xml:space="preserve">Goals for today</w:t>
+      </w:r>
+    </w:p>
+    <w:p>
+      <w:pPr>
+        <w:pStyle w:val="FirstParagraph"/>
+      </w:pPr>
+      <w:r>
+        <w:t xml:space="preserve">Today is the</w:t>
+      </w:r>
+      <w:r>
+        <w:t xml:space="preserve"> </w:t>
+      </w:r>
+      <w:r>
+        <w:rPr>
+          <w:b/>
+          <w:bCs/>
+        </w:rPr>
+        <w:t xml:space="preserve">whole basic ANOVA, start to finish</w:t>
+      </w:r>
+      <w:r>
+        <w:t xml:space="preserve">:</w:t>
       </w:r>
     </w:p>
     <w:p>
@@ -388,7 +452,7 @@
         </w:numPr>
       </w:pPr>
       <w:r>
-        <w:t xml:space="preserve">Understand</w:t>
+        <w:t xml:space="preserve">Why we do</w:t>
       </w:r>
       <w:r>
         <w:t xml:space="preserve"> </w:t>
@@ -398,13 +462,13 @@
           <w:b/>
           <w:bCs/>
         </w:rPr>
-        <w:t xml:space="preserve">why</w:t>
-      </w:r>
-      <w:r>
-        <w:t xml:space="preserve"> </w:t>
-      </w:r>
-      <w:r>
-        <w:t xml:space="preserve">we don’t just run many t-tests</w:t>
+        <w:t xml:space="preserve">not</w:t>
+      </w:r>
+      <w:r>
+        <w:t xml:space="preserve"> </w:t>
+      </w:r>
+      <w:r>
+        <w:t xml:space="preserve">run many t-tests</w:t>
       </w:r>
     </w:p>
     <w:p>
@@ -416,7 +480,7 @@
         </w:numPr>
       </w:pPr>
       <w:r>
-        <w:t xml:space="preserve">See how the</w:t>
+        <w:t xml:space="preserve">What the</w:t>
       </w:r>
       <w:r>
         <w:t xml:space="preserve"> </w:t>
@@ -432,36 +496,7 @@
         <w:t xml:space="preserve"> </w:t>
       </w:r>
       <w:r>
-        <w:t xml:space="preserve">compares</w:t>
-      </w:r>
-      <w:r>
-        <w:t xml:space="preserve"> </w:t>
-      </w:r>
-      <w:r>
-        <w:rPr>
-          <w:i/>
-          <w:iCs/>
-        </w:rPr>
-        <w:t xml:space="preserve">between-</w:t>
-      </w:r>
-      <w:r>
-        <w:t xml:space="preserve"> </w:t>
-      </w:r>
-      <w:r>
-        <w:t xml:space="preserve">vs</w:t>
-      </w:r>
-      <w:r>
-        <w:t xml:space="preserve"> </w:t>
-      </w:r>
-      <w:r>
-        <w:rPr>
-          <w:i/>
-          <w:iCs/>
-        </w:rPr>
-        <w:t xml:space="preserve">within-</w:t>
-      </w:r>
-      <w:r>
-        <w:t xml:space="preserve">group variance</w:t>
+        <w:t xml:space="preserve">is</w:t>
       </w:r>
     </w:p>
     <w:p>
@@ -473,7 +508,7 @@
         </w:numPr>
       </w:pPr>
       <w:r>
-        <w:t xml:space="preserve">State ANOVA</w:t>
+        <w:t xml:space="preserve">State the</w:t>
       </w:r>
       <w:r>
         <w:t xml:space="preserve"> </w:t>
@@ -484,12 +519,6 @@
           <w:bCs/>
         </w:rPr>
         <w:t xml:space="preserve">hypotheses</w:t>
-      </w:r>
-      <w:r>
-        <w:t xml:space="preserve"> </w:t>
-      </w:r>
-      <w:r>
-        <w:t xml:space="preserve">(H₀: all means equal)</w:t>
       </w:r>
     </w:p>
     <w:p>
@@ -517,7 +546,7 @@
         <w:t xml:space="preserve"> </w:t>
       </w:r>
       <w:r>
-        <w:t xml:space="preserve">to order groups for a readable plot and set the reference level</w:t>
+        <w:t xml:space="preserve">to order the groups on the plot</w:t>
       </w:r>
     </w:p>
     <w:p>
@@ -529,7 +558,7 @@
         </w:numPr>
       </w:pPr>
       <w:r>
-        <w:t xml:space="preserve">Fit the model with</w:t>
+        <w:t xml:space="preserve">Fit it with</w:t>
       </w:r>
       <w:r>
         <w:t xml:space="preserve"> </w:t>
@@ -550,17 +579,62 @@
         </w:numPr>
       </w:pPr>
       <w:r>
+        <w:t xml:space="preserve">Read the table —</w:t>
+      </w:r>
+      <w:r>
+        <w:t xml:space="preserve"> </w:t>
+      </w:r>
+      <w:r>
+        <w:rPr>
+          <w:rStyle w:val="VerbatimChar"/>
+        </w:rPr>
+        <w:t xml:space="preserve">aov()</w:t>
+      </w:r>
+      <w:r>
+        <w:t xml:space="preserve">,</w:t>
+      </w:r>
+      <w:r>
+        <w:t xml:space="preserve"> </w:t>
+      </w:r>
+      <w:r>
+        <w:rPr>
+          <w:rStyle w:val="VerbatimChar"/>
+        </w:rPr>
+        <w:t xml:space="preserve">Anova(type = 2)</w:t>
+      </w:r>
+      <w:r>
+        <w:t xml:space="preserve">,</w:t>
+      </w:r>
+      <w:r>
+        <w:t xml:space="preserve"> </w:t>
+      </w:r>
+      <w:r>
+        <w:rPr>
+          <w:rStyle w:val="VerbatimChar"/>
+        </w:rPr>
+        <w:t xml:space="preserve">Anova(type = 3)</w:t>
+      </w:r>
+    </w:p>
+    <w:p>
+      <w:pPr>
+        <w:pStyle w:val="Compact"/>
+        <w:numPr>
+          <w:ilvl w:val="0"/>
+          <w:numId w:val="1002"/>
+        </w:numPr>
+      </w:pPr>
+      <w:r>
         <w:rPr>
           <w:b/>
           <w:bCs/>
         </w:rPr>
-        <w:t xml:space="preserve">Check assumptions</w:t>
-      </w:r>
-      <w:r>
-        <w:t xml:space="preserve"> </w:t>
-      </w:r>
-      <w:r>
-        <w:t xml:space="preserve">— normality of residuals, equal variance</w:t>
+        <w:t xml:space="preserve">Report</w:t>
+      </w:r>
+      <w:r>
+        <w:t xml:space="preserve"> </w:t>
+      </w:r>
+      <w:r>
+        <w:t xml:space="preserve">the result in a sentence</w:t>
       </w:r>
     </w:p>
     <w:p>
@@ -638,7 +712,16 @@
         <w:t xml:space="preserve"> </w:t>
       </w:r>
       <w:r>
-        <w:t xml:space="preserve">— Levene’s test</w:t>
+        <w:t xml:space="preserve">—</w:t>
+      </w:r>
+      <w:r>
+        <w:t xml:space="preserve"> </w:t>
+      </w:r>
+      <w:r>
+        <w:rPr>
+          <w:rStyle w:val="VerbatimChar"/>
+        </w:rPr>
+        <w:t xml:space="preserve">Anova()</w:t>
       </w:r>
     </w:p>
     <w:p>
@@ -700,29 +783,6 @@
     </w:p>
     <w:p>
       <w:pPr>
-        <w:pStyle w:val="Compact"/>
-        <w:numPr>
-          <w:ilvl w:val="0"/>
-          <w:numId w:val="1004"/>
-        </w:numPr>
-      </w:pPr>
-      <w:r>
-        <w:t xml:space="preserve">📖</w:t>
-      </w:r>
-      <w:r>
-        <w:t xml:space="preserve"> </w:t>
-      </w:r>
-      <w:hyperlink r:id="rId14">
-        <w:r>
-          <w:rPr>
-            <w:rStyle w:val="Hyperlink"/>
-          </w:rPr>
-          <w:t xml:space="preserve">R4DS Ch. 9 — Layers</w:t>
-        </w:r>
-      </w:hyperlink>
-    </w:p>
-    <w:p>
-      <w:pPr>
         <w:pStyle w:val="FirstParagraph"/>
       </w:pPr>
       <w:r>
@@ -760,13 +820,422 @@
         <w:t xml:space="preserve">_plot</w:t>
       </w:r>
     </w:p>
-    <w:bookmarkEnd w:id="15"/>
-    <w:bookmarkStart w:id="18" w:name="how-to-use-these-slides-predict-type-run"/>
+    <w:bookmarkEnd w:id="14"/>
+    <w:bookmarkStart w:id="18" w:name="three-sets-of-material-three-days"/>
     <w:p>
       <w:pPr>
         <w:pStyle w:val="Heading1"/>
       </w:pPr>
       <w:r>
+        <w:t xml:space="preserve">Three Sets of Material, Three Days</w:t>
+      </w:r>
+    </w:p>
+    <w:tbl>
+      <w:tblPr>
+        <w:tblStyle w:val="Table"/>
+        <w:tblW w:type="pct" w:w="5000"/>
+        <w:tblLayout w:type="fixed"/>
+        <w:tblLook w:firstRow="1" w:lastRow="0" w:firstColumn="0" w:lastColumn="0" w:noHBand="0" w:noVBand="0" w:val="0020"/>
+      </w:tblPr>
+      <w:tblGrid>
+        <w:gridCol w:w="1742"/>
+        <w:gridCol w:w="1742"/>
+        <w:gridCol w:w="4435"/>
+      </w:tblGrid>
+      <w:tr>
+        <w:trPr>
+          <w:tblHeader w:val="on"/>
+        </w:trPr>
+        <w:tc>
+          <w:tcPr/>
+          <w:p>
+            <w:pPr>
+              <w:pStyle w:val="Compact"/>
+            </w:pPr>
+            <w:r>
+              <w:t xml:space="preserve">Set</w:t>
+            </w:r>
+          </w:p>
+        </w:tc>
+        <w:tc>
+          <w:tcPr/>
+          <w:p>
+            <w:pPr>
+              <w:pStyle w:val="Compact"/>
+            </w:pPr>
+            <w:r>
+              <w:t xml:space="preserve">Where</w:t>
+            </w:r>
+          </w:p>
+        </w:tc>
+        <w:tc>
+          <w:tcPr/>
+          <w:p>
+            <w:pPr>
+              <w:pStyle w:val="Compact"/>
+            </w:pPr>
+            <w:r>
+              <w:t xml:space="preserve">What</w:t>
+            </w:r>
+          </w:p>
+        </w:tc>
+      </w:tr>
+      <w:tr>
+        <w:tc>
+          <w:tcPr/>
+          <w:p>
+            <w:pPr>
+              <w:pStyle w:val="Compact"/>
+            </w:pPr>
+            <w:r>
+              <w:rPr>
+                <w:b/>
+                <w:bCs/>
+              </w:rPr>
+              <w:t xml:space="preserve">1 — The basic ANOVA</w:t>
+            </w:r>
+          </w:p>
+        </w:tc>
+        <w:tc>
+          <w:tcPr/>
+          <w:p>
+            <w:pPr>
+              <w:pStyle w:val="Compact"/>
+            </w:pPr>
+            <w:r>
+              <w:rPr>
+                <w:b/>
+                <w:bCs/>
+              </w:rPr>
+              <w:t xml:space="preserve">today</w:t>
+            </w:r>
+            <w:r>
+              <w:t xml:space="preserve">, Lecture 19</w:t>
+            </w:r>
+          </w:p>
+        </w:tc>
+        <w:tc>
+          <w:tcPr/>
+          <w:p>
+            <w:pPr>
+              <w:pStyle w:val="Compact"/>
+            </w:pPr>
+            <w:r>
+              <w:t xml:space="preserve">question → plot →</w:t>
+            </w:r>
+            <w:r>
+              <w:t xml:space="preserve"> </w:t>
+            </w:r>
+            <w:r>
+              <w:rPr>
+                <w:rStyle w:val="VerbatimChar"/>
+              </w:rPr>
+              <w:t xml:space="preserve">lm()</w:t>
+            </w:r>
+            <w:r>
+              <w:t xml:space="preserve"> </w:t>
+            </w:r>
+            <w:r>
+              <w:t xml:space="preserve">→ F table → report</w:t>
+            </w:r>
+          </w:p>
+        </w:tc>
+      </w:tr>
+      <w:tr>
+        <w:tc>
+          <w:tcPr/>
+          <w:p>
+            <w:pPr>
+              <w:pStyle w:val="Compact"/>
+            </w:pPr>
+            <w:r>
+              <w:rPr>
+                <w:b/>
+                <w:bCs/>
+              </w:rPr>
+              <w:t xml:space="preserve">2 — The assumptions</w:t>
+            </w:r>
+          </w:p>
+        </w:tc>
+        <w:tc>
+          <w:tcPr/>
+          <w:p>
+            <w:pPr>
+              <w:pStyle w:val="Compact"/>
+            </w:pPr>
+            <w:r>
+              <w:t xml:space="preserve">Lecture 20</w:t>
+            </w:r>
+          </w:p>
+        </w:tc>
+        <w:tc>
+          <w:tcPr/>
+          <w:p>
+            <w:pPr>
+              <w:pStyle w:val="Compact"/>
+            </w:pPr>
+            <w:r>
+              <w:t xml:space="preserve">residual normality, equal variance, what to do when they fail</w:t>
+            </w:r>
+          </w:p>
+        </w:tc>
+      </w:tr>
+      <w:tr>
+        <w:tc>
+          <w:tcPr/>
+          <w:p>
+            <w:pPr>
+              <w:pStyle w:val="Compact"/>
+            </w:pPr>
+            <w:r>
+              <w:rPr>
+                <w:b/>
+                <w:bCs/>
+              </w:rPr>
+              <w:t xml:space="preserve">3 — The follow-up tests</w:t>
+            </w:r>
+          </w:p>
+        </w:tc>
+        <w:tc>
+          <w:tcPr/>
+          <w:p>
+            <w:pPr>
+              <w:pStyle w:val="Compact"/>
+            </w:pPr>
+            <w:r>
+              <w:t xml:space="preserve">Lecture 20</w:t>
+            </w:r>
+          </w:p>
+        </w:tc>
+        <w:tc>
+          <w:tcPr/>
+          <w:p>
+            <w:pPr>
+              <w:pStyle w:val="Compact"/>
+            </w:pPr>
+            <w:r>
+              <w:rPr>
+                <w:i/>
+                <w:iCs/>
+              </w:rPr>
+              <w:t xml:space="preserve">which</w:t>
+            </w:r>
+            <w:r>
+              <w:t xml:space="preserve"> </w:t>
+            </w:r>
+            <w:r>
+              <w:t xml:space="preserve">groups differ —</w:t>
+            </w:r>
+            <w:r>
+              <w:t xml:space="preserve"> </w:t>
+            </w:r>
+            <w:r>
+              <w:rPr>
+                <w:rStyle w:val="VerbatimChar"/>
+              </w:rPr>
+              <w:t xml:space="preserve">emmeans</w:t>
+            </w:r>
+            <w:r>
+              <w:t xml:space="preserve">, Tukey, letters</w:t>
+            </w:r>
+          </w:p>
+        </w:tc>
+      </w:tr>
+    </w:tbl>
+    <w:p>
+      <w:pPr>
+        <w:pStyle w:val="BodyText"/>
+      </w:pPr>
+      <w:r>
+        <w:t xml:space="preserve"> </w:t>
+      </w:r>
+    </w:p>
+    <w:tbl>
+      <w:tblPr>
+        <w:tblStyle w:val="Table"/>
+        <w:tblLook w:firstRow="0" w:lastRow="0" w:firstColumn="0" w:lastColumn="0" w:noHBand="0" w:noVBand="0" w:val="0000"/>
+        <w:tblBorders>
+          <w:top w:val="single" w:sz="4" w:space="0" w:color="CC1914"/>
+          <w:left w:val="single" w:sz="24" w:space="0" w:color="CC1914"/>
+          <w:bottom w:val="single" w:sz="4" w:space="0" w:color="CC1914"/>
+          <w:right w:val="single" w:sz="4" w:space="0" w:color="CC1914"/>
+        </w:tblBorders>
+        <w:tblCellMar>
+          <w:left w:w="144" w:type="dxa"/>
+          <w:right w:w="144" w:type="dxa"/>
+        </w:tblCellMar>
+        <w:tblLook w:firstRow="0" w:lastRow="0" w:firstColumn="0" w:lastColumn="0" w:noHBand="0" w:noVBand="0" w:val="0000"/>
+      </w:tblPr>
+      <w:tr>
+        <w:trPr>
+          <w:cantSplit/>
+        </w:trPr>
+        <w:tc>
+          <w:tcPr>
+            <w:shd w:color="auto" w:fill="f7dddc" w:val="clear"/>
+            <w:tcMar>
+              <w:top w:w="92" w:type="dxa"/>
+              <w:bottom w:w="92" w:type="dxa"/>
+            </w:tcMar>
+          </w:tcPr>
+          <w:p>
+            <w:pPr>
+              <w:pStyle w:val="BodyText"/>
+            </w:pPr>
+            <w:pPr>
+              <w:spacing w:before="0" w:after="0"/>
+              <w:textAlignment w:val="center"/>
+            </w:pPr>
+            <w:r>
+              <w:drawing>
+                <wp:inline>
+                  <wp:extent cx="152400" cy="152400"/>
+                  <wp:effectExtent b="0" l="0" r="0" t="0"/>
+                  <wp:docPr descr="" title="" id="16" name="Picture"/>
+                  <a:graphic>
+                    <a:graphicData uri="http://schemas.openxmlformats.org/drawingml/2006/picture">
+                      <pic:pic>
+                        <pic:nvPicPr>
+                          <pic:cNvPr descr="/Applications/Positron.app/Contents/Resources/app/quarto/share/formats/docx/important.png" id="17" name="Picture"/>
+                          <pic:cNvPicPr>
+                            <a:picLocks noChangeArrowheads="1" noChangeAspect="1"/>
+                          </pic:cNvPicPr>
+                        </pic:nvPicPr>
+                        <pic:blipFill>
+                          <a:blip r:embed="rId15"/>
+                          <a:stretch>
+                            <a:fillRect/>
+                          </a:stretch>
+                        </pic:blipFill>
+                        <pic:spPr bwMode="auto">
+                          <a:xfrm>
+                            <a:off x="0" y="0"/>
+                            <a:ext cx="152400" cy="152400"/>
+                          </a:xfrm>
+                          <a:prstGeom prst="rect">
+                            <a:avLst/>
+                          </a:prstGeom>
+                          <a:noFill/>
+                          <a:ln w="9525">
+                            <a:noFill/>
+                            <a:headEnd/>
+                            <a:tailEnd/>
+                          </a:ln>
+                        </pic:spPr>
+                      </pic:pic>
+                    </a:graphicData>
+                  </a:graphic>
+                </wp:inline>
+              </w:drawing>
+            </w:r>
+            <w:r>
+              <w:t xml:space="preserve"> </w:t>
+            </w:r>
+            <w:r>
+              <w:t xml:space="preserve"> </w:t>
+            </w:r>
+            <w:r>
+              <w:t xml:space="preserve">Important</w:t>
+            </w:r>
+          </w:p>
+        </w:tc>
+      </w:tr>
+      <w:tr>
+        <w:trPr>
+          <w:cantSplit/>
+        </w:trPr>
+        <w:tc>
+          <w:tcPr>
+            <w:tcMar>
+              <w:top w:w="108" w:type="dxa"/>
+              <w:bottom w:w="108" w:type="dxa"/>
+            </w:tcMar>
+          </w:tcPr>
+          <w:p>
+            <w:pPr>
+              <w:pStyle w:val="BodyText"/>
+            </w:pPr>
+            <w:pPr>
+              <w:spacing w:before="16" w:after="16"/>
+            </w:pPr>
+            <w:r>
+              <w:t xml:space="preserve">We do Set 1</w:t>
+            </w:r>
+            <w:r>
+              <w:t xml:space="preserve"> </w:t>
+            </w:r>
+            <w:r>
+              <w:rPr>
+                <w:b/>
+                <w:bCs/>
+              </w:rPr>
+              <w:t xml:space="preserve">all the way through first</w:t>
+            </w:r>
+            <w:r>
+              <w:t xml:space="preserve"> </w:t>
+            </w:r>
+            <w:r>
+              <w:t xml:space="preserve">— including a reported result — so you</w:t>
+            </w:r>
+            <w:r>
+              <w:t xml:space="preserve"> </w:t>
+            </w:r>
+            <w:r>
+              <w:t xml:space="preserve">see the shape of the whole analysis before we start poking at it. A real</w:t>
+            </w:r>
+            <w:r>
+              <w:t xml:space="preserve"> </w:t>
+            </w:r>
+            <w:r>
+              <w:t xml:space="preserve">write-up would check the assumptions</w:t>
+            </w:r>
+            <w:r>
+              <w:t xml:space="preserve"> </w:t>
+            </w:r>
+            <w:r>
+              <w:rPr>
+                <w:b/>
+                <w:bCs/>
+              </w:rPr>
+              <w:t xml:space="preserve">before</w:t>
+            </w:r>
+            <w:r>
+              <w:t xml:space="preserve"> </w:t>
+            </w:r>
+            <w:r>
+              <w:t xml:space="preserve">trusting that</w:t>
+            </w:r>
+            <w:r>
+              <w:t xml:space="preserve"> </w:t>
+            </w:r>
+            <w:r>
+              <w:rPr>
+                <w:i/>
+                <w:iCs/>
+              </w:rPr>
+              <w:t xml:space="preserve">p</w:t>
+            </w:r>
+            <w:r>
+              <w:t xml:space="preserve">-value, and</w:t>
+            </w:r>
+            <w:r>
+              <w:t xml:space="preserve"> </w:t>
+            </w:r>
+            <w:r>
+              <w:t xml:space="preserve">that is exactly what Lecture 20 does.</w:t>
+            </w:r>
+          </w:p>
+          <w:p/>
+        </w:tc>
+      </w:tr>
+    </w:tbl>
+    <w:bookmarkEnd w:id="18"/>
+    <w:bookmarkStart w:id="21" w:name="how-to-use-these-slides-predict-type-run"/>
+    <w:p>
+      <w:pPr>
+        <w:pStyle w:val="Heading1"/>
+      </w:pPr>
+      <w:r>
         <w:t xml:space="preserve">How to Use These Slides — Predict · Type · Run</w:t>
       </w:r>
     </w:p>
@@ -775,36 +1244,13 @@
         <w:pStyle w:val="FirstParagraph"/>
       </w:pPr>
       <w:r>
-        <w:t xml:space="preserve">This lecture runs in</w:t>
-      </w:r>
-      <w:r>
-        <w:t xml:space="preserve"> </w:t>
-      </w:r>
-      <w:r>
-        <w:rPr>
-          <w:b/>
-          <w:bCs/>
-        </w:rPr>
-        <w:t xml:space="preserve">two short chunks</w:t>
-      </w:r>
-      <w:r>
-        <w:t xml:space="preserve">. After each chunk you switch to the</w:t>
-      </w:r>
-      <w:r>
-        <w:t xml:space="preserve"> </w:t>
-      </w:r>
-      <w:r>
-        <w:rPr>
-          <w:b/>
-          <w:bCs/>
-        </w:rPr>
-        <w:t xml:space="preserve">activity</w:t>
-      </w:r>
-      <w:r>
-        <w:t xml:space="preserve"> </w:t>
-      </w:r>
-      <w:r>
-        <w:t xml:space="preserve">and type the code yourself.</w:t>
+        <w:t xml:space="preserve">I lecture through the material, then you open the skeleton script and run the</w:t>
+      </w:r>
+      <w:r>
+        <w:t xml:space="preserve"> </w:t>
+      </w:r>
+      <w:r>
+        <w:t xml:space="preserve">code yourself.</w:t>
       </w:r>
     </w:p>
     <w:p>
@@ -926,12 +1372,12 @@
                 <wp:inline>
                   <wp:extent cx="152400" cy="152400"/>
                   <wp:effectExtent b="0" l="0" r="0" t="0"/>
-                  <wp:docPr descr="" title="" id="16" name="Picture"/>
+                  <wp:docPr descr="" title="" id="19" name="Picture"/>
                   <a:graphic>
                     <a:graphicData uri="http://schemas.openxmlformats.org/drawingml/2006/picture">
                       <pic:pic>
                         <pic:nvPicPr>
-                          <pic:cNvPr descr="/Applications/Positron.app/Contents/Resources/app/quarto/share/formats/docx/note.png" id="17" name="Picture"/>
+                          <pic:cNvPr descr="/Applications/Positron.app/Contents/Resources/app/quarto/share/formats/docx/note.png" id="20" name="Picture"/>
                           <pic:cNvPicPr>
                             <a:picLocks noChangeArrowheads="1" noChangeAspect="1"/>
                           </pic:cNvPicPr>
@@ -1010,7 +1456,13 @@
               </w:numPr>
             </w:pPr>
             <w:r>
-              <w:t xml:space="preserve">With three groups it is tempting to just read off the tallest box. Predicting the F-statistic first makes you reason about between- vs. within-group variance.</w:t>
+              <w:t xml:space="preserve">With three groups it is tempting to just read off the tallest box. Predicting</w:t>
+            </w:r>
+            <w:r>
+              <w:t xml:space="preserve"> </w:t>
+            </w:r>
+            <w:r>
+              <w:t xml:space="preserve">the F first makes you reason about between- vs. within-group variance.</w:t>
             </w:r>
           </w:p>
           <w:p>
@@ -1031,7 +1483,7 @@
               <w:rPr>
                 <w:rStyle w:val="VerbatimChar"/>
               </w:rPr>
-              <w:t xml:space="preserve">type = "II"</w:t>
+              <w:t xml:space="preserve">type = 2</w:t>
             </w:r>
             <w:r>
               <w:t xml:space="preserve"> </w:t>
@@ -1064,199 +1516,93 @@
               </w:numPr>
             </w:pPr>
             <w:r>
-              <w:t xml:space="preserve">Checking each assumption right after it is introduced keeps it tied to</w:t>
-            </w:r>
-            <w:r>
-              <w:t xml:space="preserve"> </w:t>
-            </w:r>
-            <w:r>
-              <w:rPr>
-                <w:i/>
-                <w:iCs/>
-              </w:rPr>
-              <w:t xml:space="preserve">this</w:t>
-            </w:r>
-            <w:r>
-              <w:t xml:space="preserve"> </w:t>
-            </w:r>
-            <w:r>
-              <w:t xml:space="preserve">penguin model, not two more rules to memorize.</w:t>
+              <w:t xml:space="preserve">You will meet</w:t>
+            </w:r>
+            <w:r>
+              <w:t xml:space="preserve"> </w:t>
+            </w:r>
+            <w:r>
+              <w:rPr>
+                <w:rStyle w:val="VerbatimChar"/>
+              </w:rPr>
+              <w:t xml:space="preserve">anova()</w:t>
+            </w:r>
+            <w:r>
+              <w:t xml:space="preserve">,</w:t>
+            </w:r>
+            <w:r>
+              <w:t xml:space="preserve"> </w:t>
+            </w:r>
+            <w:r>
+              <w:rPr>
+                <w:rStyle w:val="VerbatimChar"/>
+              </w:rPr>
+              <w:t xml:space="preserve">aov()</w:t>
+            </w:r>
+            <w:r>
+              <w:t xml:space="preserve"> </w:t>
+            </w:r>
+            <w:r>
+              <w:t xml:space="preserve">and</w:t>
+            </w:r>
+            <w:r>
+              <w:t xml:space="preserve"> </w:t>
+            </w:r>
+            <w:r>
+              <w:rPr>
+                <w:rStyle w:val="VerbatimChar"/>
+              </w:rPr>
+              <w:t xml:space="preserve">Anova()</w:t>
+            </w:r>
+            <w:r>
+              <w:t xml:space="preserve"> </w:t>
+            </w:r>
+            <w:r>
+              <w:t xml:space="preserve">in one lecture. Typing each</w:t>
+            </w:r>
+            <w:r>
+              <w:t xml:space="preserve"> </w:t>
+            </w:r>
+            <w:r>
+              <w:t xml:space="preserve">one is how they stop blurring together.</w:t>
             </w:r>
           </w:p>
           <w:p/>
         </w:tc>
       </w:tr>
     </w:tbl>
-    <w:bookmarkEnd w:id="18"/>
-    <w:bookmarkStart w:id="22" w:name="chunk-1-of-2-why-anova-the-f-statistic"/>
+    <w:bookmarkEnd w:id="21"/>
+    <w:bookmarkStart w:id="24" w:name="why-not-just-run-many-t-tests"/>
     <w:p>
       <w:pPr>
         <w:pStyle w:val="Heading1"/>
       </w:pPr>
       <w:r>
-        <w:t xml:space="preserve">🧩 Chunk 1 of 2 · Why ANOVA &amp; the F-Statistic</w:t>
+        <w:t xml:space="preserve">Why Not Just Run Many t-Tests?</w:t>
       </w:r>
     </w:p>
     <w:p>
       <w:pPr>
         <w:pStyle w:val="FirstParagraph"/>
       </w:pPr>
+      <w:r>
+        <w:t xml:space="preserve">With</w:t>
+      </w:r>
+      <w:r>
+        <w:t xml:space="preserve"> </w:t>
+      </w:r>
       <w:r>
         <w:rPr>
           <w:b/>
           <w:bCs/>
         </w:rPr>
-        <w:t xml:space="preserve">We will cover:</w:t>
-      </w:r>
-      <w:r>
-        <w:t xml:space="preserve"> </w:t>
-      </w:r>
-      <w:r>
-        <w:t xml:space="preserve">why not many t-tests, what ANOVA asks, how F partitions variance, and a first look at the penguin data.</w:t>
-      </w:r>
-    </w:p>
-    <w:tbl>
-      <w:tblPr>
-        <w:tblStyle w:val="Table"/>
-        <w:tblLook w:firstRow="0" w:lastRow="0" w:firstColumn="0" w:lastColumn="0" w:noHBand="0" w:noVBand="0" w:val="0000"/>
-        <w:tblBorders>
-          <w:top w:val="single" w:sz="4" w:space="0" w:color="00A047"/>
-          <w:left w:val="single" w:sz="24" w:space="0" w:color="00A047"/>
-          <w:bottom w:val="single" w:sz="4" w:space="0" w:color="00A047"/>
-          <w:right w:val="single" w:sz="4" w:space="0" w:color="00A047"/>
-        </w:tblBorders>
-        <w:tblCellMar>
-          <w:left w:w="144" w:type="dxa"/>
-          <w:right w:w="144" w:type="dxa"/>
-        </w:tblCellMar>
-        <w:tblLook w:firstRow="0" w:lastRow="0" w:firstColumn="0" w:lastColumn="0" w:noHBand="0" w:noVBand="0" w:val="0000"/>
-      </w:tblPr>
-      <w:tr>
-        <w:trPr>
-          <w:cantSplit/>
-        </w:trPr>
-        <w:tc>
-          <w:tcPr>
-            <w:shd w:color="auto" w:fill="ccf1e3" w:val="clear"/>
-            <w:tcMar>
-              <w:top w:w="92" w:type="dxa"/>
-              <w:bottom w:w="92" w:type="dxa"/>
-            </w:tcMar>
-          </w:tcPr>
-          <w:p>
-            <w:pPr>
-              <w:pStyle w:val="BodyText"/>
-            </w:pPr>
-            <w:pPr>
-              <w:spacing w:before="0" w:after="0"/>
-              <w:textAlignment w:val="center"/>
-            </w:pPr>
-            <w:r>
-              <w:drawing>
-                <wp:inline>
-                  <wp:extent cx="152400" cy="152400"/>
-                  <wp:effectExtent b="0" l="0" r="0" t="0"/>
-                  <wp:docPr descr="" title="" id="20" name="Picture"/>
-                  <a:graphic>
-                    <a:graphicData uri="http://schemas.openxmlformats.org/drawingml/2006/picture">
-                      <pic:pic>
-                        <pic:nvPicPr>
-                          <pic:cNvPr descr="/Applications/Positron.app/Contents/Resources/app/quarto/share/formats/docx/tip.png" id="21" name="Picture"/>
-                          <pic:cNvPicPr>
-                            <a:picLocks noChangeArrowheads="1" noChangeAspect="1"/>
-                          </pic:cNvPicPr>
-                        </pic:nvPicPr>
-                        <pic:blipFill>
-                          <a:blip r:embed="rId19"/>
-                          <a:stretch>
-                            <a:fillRect/>
-                          </a:stretch>
-                        </pic:blipFill>
-                        <pic:spPr bwMode="auto">
-                          <a:xfrm>
-                            <a:off x="0" y="0"/>
-                            <a:ext cx="152400" cy="152400"/>
-                          </a:xfrm>
-                          <a:prstGeom prst="rect">
-                            <a:avLst/>
-                          </a:prstGeom>
-                          <a:noFill/>
-                          <a:ln w="9525">
-                            <a:noFill/>
-                            <a:headEnd/>
-                            <a:tailEnd/>
-                          </a:ln>
-                        </pic:spPr>
-                      </pic:pic>
-                    </a:graphicData>
-                  </a:graphic>
-                </wp:inline>
-              </w:drawing>
-            </w:r>
-            <w:r>
-              <w:t xml:space="preserve"> </w:t>
-            </w:r>
-            <w:r>
-              <w:t xml:space="preserve"> </w:t>
-            </w:r>
-            <w:r>
-              <w:t xml:space="preserve">Tip</w:t>
-            </w:r>
-          </w:p>
-        </w:tc>
-      </w:tr>
-      <w:tr>
-        <w:trPr>
-          <w:cantSplit/>
-        </w:trPr>
-        <w:tc>
-          <w:tcPr>
-            <w:tcMar>
-              <w:top w:w="108" w:type="dxa"/>
-              <w:bottom w:w="108" w:type="dxa"/>
-            </w:tcMar>
-          </w:tcPr>
-          <w:p>
-            <w:pPr>
-              <w:pStyle w:val="BodyText"/>
-            </w:pPr>
-            <w:pPr>
-              <w:spacing w:before="16" w:after="16"/>
-            </w:pPr>
-            <w:r>
-              <w:rPr>
-                <w:b/>
-                <w:bCs/>
-              </w:rPr>
-              <w:t xml:space="preserve">🖐 After this chunk: Activity Parts 1–3</w:t>
-            </w:r>
-            <w:r>
-              <w:t xml:space="preserve"> </w:t>
-            </w:r>
-            <w:r>
-              <w:t xml:space="preserve">(load the penguins, explore, state hypotheses).</w:t>
-            </w:r>
-          </w:p>
-          <w:p/>
-        </w:tc>
-      </w:tr>
-    </w:tbl>
-    <w:bookmarkEnd w:id="22"/>
-    <w:bookmarkStart w:id="26" w:name="why-not-just-run-many-t-tests"/>
-    <w:p>
-      <w:pPr>
-        <w:pStyle w:val="Heading1"/>
-      </w:pPr>
-      <w:r>
-        <w:t xml:space="preserve">Why Not Just Run Many t-Tests?</w:t>
-      </w:r>
-    </w:p>
-    <w:p>
-      <w:pPr>
-        <w:pStyle w:val="FirstParagraph"/>
-      </w:pPr>
-      <w:r>
-        <w:t xml:space="preserve">With</w:t>
+        <w:t xml:space="preserve">3 groups</w:t>
+      </w:r>
+      <w:r>
+        <w:t xml:space="preserve"> </w:t>
+      </w:r>
+      <w:r>
+        <w:t xml:space="preserve">you would need</w:t>
       </w:r>
       <w:r>
         <w:t xml:space="preserve"> </w:t>
@@ -1266,13 +1612,13 @@
           <w:b/>
           <w:bCs/>
         </w:rPr>
-        <w:t xml:space="preserve">3 groups</w:t>
-      </w:r>
-      <w:r>
-        <w:t xml:space="preserve"> </w:t>
-      </w:r>
-      <w:r>
-        <w:t xml:space="preserve">you’d need</w:t>
+        <w:t xml:space="preserve">3</w:t>
+      </w:r>
+      <w:r>
+        <w:t xml:space="preserve"> </w:t>
+      </w:r>
+      <w:r>
+        <w:t xml:space="preserve">t-tests (A–B, A–C, B–C). With 4 groups,</w:t>
       </w:r>
       <w:r>
         <w:t xml:space="preserve"> </w:t>
@@ -1282,13 +1628,21 @@
           <w:b/>
           <w:bCs/>
         </w:rPr>
-        <w:t xml:space="preserve">3</w:t>
-      </w:r>
-      <w:r>
-        <w:t xml:space="preserve"> </w:t>
-      </w:r>
-      <w:r>
-        <w:t xml:space="preserve">t-tests (A–B, A–C, B–C). With 4 groups,</w:t>
+        <w:t xml:space="preserve">6</w:t>
+      </w:r>
+      <w:r>
+        <w:t xml:space="preserve"> </w:t>
+      </w:r>
+      <w:r>
+        <w:t xml:space="preserve">tests.</w:t>
+      </w:r>
+    </w:p>
+    <w:p>
+      <w:pPr>
+        <w:pStyle w:val="BodyText"/>
+      </w:pPr>
+      <w:r>
+        <w:t xml:space="preserve">Every test at α = 0.05 has a</w:t>
       </w:r>
       <w:r>
         <w:t xml:space="preserve"> </w:t>
@@ -1298,34 +1652,16 @@
           <w:b/>
           <w:bCs/>
         </w:rPr>
-        <w:t xml:space="preserve">6</w:t>
-      </w:r>
-      <w:r>
-        <w:t xml:space="preserve"> </w:t>
-      </w:r>
-      <w:r>
-        <w:t xml:space="preserve">tests.</w:t>
-      </w:r>
-    </w:p>
-    <w:p>
-      <w:pPr>
-        <w:pStyle w:val="BodyText"/>
-      </w:pPr>
-      <w:r>
-        <w:t xml:space="preserve">Every test at α = 0.05 has a</w:t>
-      </w:r>
-      <w:r>
-        <w:t xml:space="preserve"> </w:t>
-      </w:r>
-      <w:r>
-        <w:rPr>
-          <w:b/>
-          <w:bCs/>
-        </w:rPr>
         <w:t xml:space="preserve">5% chance of a false positive</w:t>
       </w:r>
       <w:r>
-        <w:t xml:space="preserve">. Run several and those risks</w:t>
+        <w:t xml:space="preserve">. Run several and</w:t>
+      </w:r>
+      <w:r>
+        <w:t xml:space="preserve"> </w:t>
+      </w:r>
+      <w:r>
+        <w:t xml:space="preserve">those risks</w:t>
       </w:r>
       <w:r>
         <w:t xml:space="preserve"> </w:t>
@@ -1447,18 +1783,18 @@
                 <wp:inline>
                   <wp:extent cx="152400" cy="152400"/>
                   <wp:effectExtent b="0" l="0" r="0" t="0"/>
-                  <wp:docPr descr="" title="" id="24" name="Picture"/>
+                  <wp:docPr descr="" title="" id="22" name="Picture"/>
                   <a:graphic>
                     <a:graphicData uri="http://schemas.openxmlformats.org/drawingml/2006/picture">
                       <pic:pic>
                         <pic:nvPicPr>
-                          <pic:cNvPr descr="/Applications/Positron.app/Contents/Resources/app/quarto/share/formats/docx/important.png" id="25" name="Picture"/>
+                          <pic:cNvPr descr="/Applications/Positron.app/Contents/Resources/app/quarto/share/formats/docx/important.png" id="23" name="Picture"/>
                           <pic:cNvPicPr>
                             <a:picLocks noChangeArrowheads="1" noChangeAspect="1"/>
                           </pic:cNvPicPr>
                         </pic:nvPicPr>
                         <pic:blipFill>
-                          <a:blip r:embed="rId23"/>
+                          <a:blip r:embed="rId15"/>
                           <a:stretch>
                             <a:fillRect/>
                           </a:stretch>
@@ -1530,7 +1866,13 @@
               <w:spacing w:after="16"/>
             </w:pPr>
             <w:r>
-              <w:t xml:space="preserve">More tests = more chances to be fooled by noise. ANOVA is the single, honest test for</w:t>
+              <w:t xml:space="preserve">More tests = more chances to be fooled by noise. ANOVA is the single, honest</w:t>
+            </w:r>
+            <w:r>
+              <w:t xml:space="preserve"> </w:t>
+            </w:r>
+            <w:r>
+              <w:t xml:space="preserve">test for</w:t>
             </w:r>
             <w:r>
               <w:t xml:space="preserve"> </w:t>
@@ -1567,8 +1909,8 @@
         <w:t xml:space="preserve">📖 W&amp;S §15.1 — why a single test</w:t>
       </w:r>
     </w:p>
-    <w:bookmarkEnd w:id="26"/>
-    <w:bookmarkStart w:id="27" w:name="what-one-way-anova-asks"/>
+    <w:bookmarkEnd w:id="24"/>
+    <w:bookmarkStart w:id="25" w:name="what-one-way-anova-asks"/>
     <w:p>
       <w:pPr>
         <w:pStyle w:val="Heading1"/>
@@ -1617,12 +1959,13 @@
     <w:tbl>
       <w:tblPr>
         <w:tblStyle w:val="Table"/>
-        <w:tblW w:type="auto" w:w="0"/>
+        <w:tblW w:type="pct" w:w="5000"/>
+        <w:tblLayout w:type="fixed"/>
         <w:tblLook w:firstRow="1" w:lastRow="0" w:firstColumn="0" w:lastColumn="0" w:noHBand="0" w:noVBand="0" w:val="0020"/>
       </w:tblPr>
       <w:tblGrid>
-        <w:gridCol w:w="3960"/>
-        <w:gridCol w:w="3960"/>
+        <w:gridCol w:w="2376"/>
+        <w:gridCol w:w="5544"/>
       </w:tblGrid>
       <w:tr>
         <w:trPr>
@@ -1821,7 +2164,13 @@
         <w:t xml:space="preserve"> </w:t>
       </w:r>
       <w:r>
-        <w:t xml:space="preserve">group differs — that comes later, from the post-hoc test.</w:t>
+        <w:t xml:space="preserve">group differs —</w:t>
+      </w:r>
+      <w:r>
+        <w:t xml:space="preserve"> </w:t>
+      </w:r>
+      <w:r>
+        <w:t xml:space="preserve">that is Set 3, next lecture.</w:t>
       </w:r>
     </w:p>
     <w:p>
@@ -1921,8 +2270,8 @@
         <w:t xml:space="preserve">(Adelie, Chinstrap, Gentoo)</w:t>
       </w:r>
     </w:p>
-    <w:bookmarkEnd w:id="27"/>
-    <w:bookmarkStart w:id="30" w:name="the-f-statistic-between-vs.-within"/>
+    <w:bookmarkEnd w:id="25"/>
+    <w:bookmarkStart w:id="28" w:name="the-f-statistic-between-vs.-within"/>
     <w:p>
       <w:pPr>
         <w:pStyle w:val="Heading1"/>
@@ -2081,7 +2430,13 @@
         <w:t xml:space="preserve"> </w:t>
       </w:r>
       <w:r>
-        <w:t xml:space="preserve">→ the spread between groups is no bigger than the spread within them → no real difference.</w:t>
+        <w:t xml:space="preserve">→ the spread between groups is no bigger than the spread within them</w:t>
+      </w:r>
+      <w:r>
+        <w:t xml:space="preserve"> </w:t>
+      </w:r>
+      <w:r>
+        <w:t xml:space="preserve">→ no real difference.</w:t>
       </w:r>
     </w:p>
     <w:tbl>
@@ -2125,12 +2480,12 @@
                 <wp:inline>
                   <wp:extent cx="152400" cy="152400"/>
                   <wp:effectExtent b="0" l="0" r="0" t="0"/>
-                  <wp:docPr descr="" title="" id="28" name="Picture"/>
+                  <wp:docPr descr="" title="" id="26" name="Picture"/>
                   <a:graphic>
                     <a:graphicData uri="http://schemas.openxmlformats.org/drawingml/2006/picture">
                       <pic:pic>
                         <pic:nvPicPr>
-                          <pic:cNvPr descr="/Applications/Positron.app/Contents/Resources/app/quarto/share/formats/docx/note.png" id="29" name="Picture"/>
+                          <pic:cNvPr descr="/Applications/Positron.app/Contents/Resources/app/quarto/share/formats/docx/note.png" id="27" name="Picture"/>
                           <pic:cNvPicPr>
                             <a:picLocks noChangeArrowheads="1" noChangeAspect="1"/>
                           </pic:cNvPicPr>
@@ -2221,6 +2576,22 @@
               <w:t xml:space="preserve">signal-to-noise ratio</w:t>
             </w:r>
             <w:r>
+              <w:t xml:space="preserve"> </w:t>
+            </w:r>
+            <w:r>
+              <w:t xml:space="preserve">— the same shape as</w:t>
+            </w:r>
+            <w:r>
+              <w:t xml:space="preserve"> </w:t>
+            </w:r>
+            <w:r>
+              <w:rPr>
+                <w:i/>
+                <w:iCs/>
+              </w:rPr>
+              <w:t xml:space="preserve">t</w:t>
+            </w:r>
+            <w:r>
               <w:t xml:space="preserve">. The</w:t>
             </w:r>
             <w:r>
@@ -2233,7 +2604,13 @@
               <w:t xml:space="preserve"> </w:t>
             </w:r>
             <w:r>
-              <w:t xml:space="preserve">is the gap between group means; the</w:t>
+              <w:t xml:space="preserve">is</w:t>
+            </w:r>
+            <w:r>
+              <w:t xml:space="preserve"> </w:t>
+            </w:r>
+            <w:r>
+              <w:t xml:space="preserve">the gap between group means; the</w:t>
             </w:r>
             <w:r>
               <w:t xml:space="preserve"> </w:t>
@@ -2260,8 +2637,8 @@
         <w:t xml:space="preserve">📖 W&amp;S §15.1–15.2</w:t>
       </w:r>
     </w:p>
-    <w:bookmarkEnd w:id="30"/>
-    <w:bookmarkStart w:id="33" w:name="meet-the-data-palmer-penguins"/>
+    <w:bookmarkEnd w:id="28"/>
+    <w:bookmarkStart w:id="31" w:name="meet-the-data-palmer-penguins"/>
     <w:p>
       <w:pPr>
         <w:pStyle w:val="Heading1"/>
@@ -2341,28 +2718,7 @@
         <w:rPr>
           <w:rStyle w:val="CommentTok"/>
         </w:rPr>
-        <w:t xml:space="preserve"># Levene's test, Anova()</w:t>
-      </w:r>
-      <w:r>
-        <w:br/>
-      </w:r>
-      <w:r>
-        <w:rPr>
-          <w:rStyle w:val="FunctionTok"/>
-        </w:rPr>
-        <w:t xml:space="preserve">library</w:t>
-      </w:r>
-      <w:r>
-        <w:rPr>
-          <w:rStyle w:val="NormalTok"/>
-        </w:rPr>
-        <w:t xml:space="preserve">(emmeans)        </w:t>
-      </w:r>
-      <w:r>
-        <w:rPr>
-          <w:rStyle w:val="CommentTok"/>
-        </w:rPr>
-        <w:t xml:space="preserve"># post-hoc pairwise tests</w:t>
+        <w:t xml:space="preserve"># Anova()</w:t>
       </w:r>
     </w:p>
     <w:p>
@@ -2525,13 +2881,19 @@
           <w:b/>
           <w:bCs/>
         </w:rPr>
-        <w:t xml:space="preserve">Three species, one lab:</w:t>
-      </w:r>
-      <w:r>
-        <w:t xml:space="preserve"> </w:t>
-      </w:r>
-      <w:r>
-        <w:t xml:space="preserve">body mass (g) of penguins at Palmer Station, Antarctica.</w:t>
+        <w:t xml:space="preserve">Three species, one field station:</w:t>
+      </w:r>
+      <w:r>
+        <w:t xml:space="preserve"> </w:t>
+      </w:r>
+      <w:r>
+        <w:t xml:space="preserve">body mass (g) of penguins at Palmer</w:t>
+      </w:r>
+      <w:r>
+        <w:t xml:space="preserve"> </w:t>
+      </w:r>
+      <w:r>
+        <w:t xml:space="preserve">Station, Antarctica.</w:t>
       </w:r>
     </w:p>
     <w:p>
@@ -2573,7 +2935,7 @@
         <w:t xml:space="preserve"> </w:t>
       </w:r>
       <w:r>
-        <w:t xml:space="preserve">shows the sample size per group</w:t>
+        <w:t xml:space="preserve">gives the sample size per group</w:t>
       </w:r>
     </w:p>
     <w:tbl>
@@ -2617,18 +2979,18 @@
                 <wp:inline>
                   <wp:extent cx="152400" cy="152400"/>
                   <wp:effectExtent b="0" l="0" r="0" t="0"/>
-                  <wp:docPr descr="" title="" id="31" name="Picture"/>
+                  <wp:docPr descr="" title="" id="29" name="Picture"/>
                   <a:graphic>
                     <a:graphicData uri="http://schemas.openxmlformats.org/drawingml/2006/picture">
                       <pic:pic>
                         <pic:nvPicPr>
-                          <pic:cNvPr descr="/Applications/Positron.app/Contents/Resources/app/quarto/share/formats/docx/important.png" id="32" name="Picture"/>
+                          <pic:cNvPr descr="/Applications/Positron.app/Contents/Resources/app/quarto/share/formats/docx/important.png" id="30" name="Picture"/>
                           <pic:cNvPicPr>
                             <a:picLocks noChangeArrowheads="1" noChangeAspect="1"/>
                           </pic:cNvPicPr>
                         </pic:nvPicPr>
                         <pic:blipFill>
-                          <a:blip r:embed="rId23"/>
+                          <a:blip r:embed="rId15"/>
                           <a:stretch>
                             <a:fillRect/>
                           </a:stretch>
@@ -2701,21 +3063,988 @@
               <w:t xml:space="preserve"> </w:t>
             </w:r>
             <w:r>
-              <w:t xml:space="preserve">(different n per species) — that matters when we pick our ANOVA type later.</w:t>
+              <w:t xml:space="preserve">— 151, 68 and 123 birds. That is why we care</w:t>
+            </w:r>
+            <w:r>
+              <w:t xml:space="preserve"> </w:t>
+            </w:r>
+            <w:r>
+              <w:t xml:space="preserve">which sums of squares</w:t>
+            </w:r>
+            <w:r>
+              <w:t xml:space="preserve"> </w:t>
+            </w:r>
+            <w:r>
+              <w:rPr>
+                <w:rStyle w:val="VerbatimChar"/>
+              </w:rPr>
+              <w:t xml:space="preserve">Anova()</w:t>
+            </w:r>
+            <w:r>
+              <w:t xml:space="preserve"> </w:t>
+            </w:r>
+            <w:r>
+              <w:t xml:space="preserve">uses.</w:t>
             </w:r>
           </w:p>
           <w:p/>
         </w:tc>
       </w:tr>
     </w:tbl>
-    <w:bookmarkEnd w:id="33"/>
-    <w:bookmarkStart w:id="39" w:name="explore-first-boxplot-by-species"/>
+    <w:bookmarkEnd w:id="31"/>
+    <w:bookmarkStart w:id="34" w:name="two-different-penguins-data-sets"/>
     <w:p>
       <w:pPr>
         <w:pStyle w:val="Heading1"/>
       </w:pPr>
       <w:r>
+        <w:t xml:space="preserve">⚠️ Two Different</w:t>
+      </w:r>
+      <w:r>
+        <w:t xml:space="preserve"> </w:t>
+      </w:r>
+      <w:r>
+        <w:rPr>
+          <w:rStyle w:val="VerbatimChar"/>
+        </w:rPr>
+        <w:t xml:space="preserve">penguins</w:t>
+      </w:r>
+      <w:r>
+        <w:t xml:space="preserve"> </w:t>
+      </w:r>
+      <w:r>
+        <w:t xml:space="preserve">Data Sets</w:t>
+      </w:r>
+    </w:p>
+    <w:p>
+      <w:pPr>
+        <w:pStyle w:val="FirstParagraph"/>
+      </w:pPr>
+      <w:r>
+        <w:t xml:space="preserve">R 4.5 added its</w:t>
+      </w:r>
+      <w:r>
+        <w:t xml:space="preserve"> </w:t>
+      </w:r>
+      <w:r>
+        <w:rPr>
+          <w:b/>
+          <w:bCs/>
+        </w:rPr>
+        <w:t xml:space="preserve">own</w:t>
+      </w:r>
+      <w:r>
+        <w:t xml:space="preserve"> </w:t>
+      </w:r>
+      <w:r>
+        <w:rPr>
+          <w:rStyle w:val="VerbatimChar"/>
+        </w:rPr>
+        <w:t xml:space="preserve">penguins</w:t>
+      </w:r>
+      <w:r>
+        <w:t xml:space="preserve"> </w:t>
+      </w:r>
+      <w:r>
+        <w:t xml:space="preserve">to base R, with</w:t>
+      </w:r>
+      <w:r>
+        <w:t xml:space="preserve"> </w:t>
+      </w:r>
+      <w:r>
+        <w:rPr>
+          <w:b/>
+          <w:bCs/>
+        </w:rPr>
+        <w:t xml:space="preserve">shorter column names</w:t>
+      </w:r>
+      <w:r>
+        <w:t xml:space="preserve">:</w:t>
+      </w:r>
+    </w:p>
+    <w:tbl>
+      <w:tblPr>
+        <w:tblStyle w:val="Table"/>
+        <w:tblW w:type="pct" w:w="5000"/>
+        <w:tblLayout w:type="fixed"/>
+        <w:tblLook w:firstRow="1" w:lastRow="0" w:firstColumn="0" w:lastColumn="0" w:noHBand="0" w:noVBand="0" w:val="0020"/>
+      </w:tblPr>
+      <w:tblGrid>
+        <w:gridCol w:w="3960"/>
+        <w:gridCol w:w="3960"/>
+      </w:tblGrid>
+      <w:tr>
+        <w:trPr>
+          <w:tblHeader w:val="on"/>
+        </w:trPr>
+        <w:tc>
+          <w:tcPr/>
+          <w:p>
+            <w:pPr>
+              <w:pStyle w:val="Compact"/>
+            </w:pPr>
+            <w:r>
+              <w:t xml:space="preserve">Source</w:t>
+            </w:r>
+          </w:p>
+        </w:tc>
+        <w:tc>
+          <w:tcPr/>
+          <w:p>
+            <w:pPr>
+              <w:pStyle w:val="Compact"/>
+            </w:pPr>
+            <w:r>
+              <w:t xml:space="preserve">Mass column</w:t>
+            </w:r>
+          </w:p>
+        </w:tc>
+      </w:tr>
+      <w:tr>
+        <w:tc>
+          <w:tcPr/>
+          <w:p>
+            <w:pPr>
+              <w:pStyle w:val="Compact"/>
+            </w:pPr>
+            <w:r>
+              <w:rPr>
+                <w:rStyle w:val="VerbatimChar"/>
+              </w:rPr>
+              <w:t xml:space="preserve">palmerpenguins::penguins</w:t>
+            </w:r>
+          </w:p>
+        </w:tc>
+        <w:tc>
+          <w:tcPr/>
+          <w:p>
+            <w:pPr>
+              <w:pStyle w:val="Compact"/>
+            </w:pPr>
+            <w:r>
+              <w:rPr>
+                <w:rStyle w:val="VerbatimChar"/>
+              </w:rPr>
+              <w:t xml:space="preserve">body_mass_g</w:t>
+            </w:r>
+          </w:p>
+        </w:tc>
+      </w:tr>
+      <w:tr>
+        <w:tc>
+          <w:tcPr/>
+          <w:p>
+            <w:pPr>
+              <w:pStyle w:val="Compact"/>
+            </w:pPr>
+            <w:r>
+              <w:t xml:space="preserve">base R</w:t>
+            </w:r>
+            <w:r>
+              <w:t xml:space="preserve"> </w:t>
+            </w:r>
+            <w:r>
+              <w:rPr>
+                <w:rStyle w:val="VerbatimChar"/>
+              </w:rPr>
+              <w:t xml:space="preserve">datasets::penguins</w:t>
+            </w:r>
+          </w:p>
+        </w:tc>
+        <w:tc>
+          <w:tcPr/>
+          <w:p>
+            <w:pPr>
+              <w:pStyle w:val="Compact"/>
+            </w:pPr>
+            <w:r>
+              <w:rPr>
+                <w:rStyle w:val="VerbatimChar"/>
+              </w:rPr>
+              <w:t xml:space="preserve">body_mass</w:t>
+            </w:r>
+          </w:p>
+        </w:tc>
+      </w:tr>
+    </w:tbl>
+    <w:p>
+      <w:pPr>
+        <w:pStyle w:val="BodyText"/>
+      </w:pPr>
+      <w:r>
+        <w:t xml:space="preserve">If you forget</w:t>
+      </w:r>
+      <w:r>
+        <w:t xml:space="preserve"> </w:t>
+      </w:r>
+      <w:r>
+        <w:rPr>
+          <w:rStyle w:val="VerbatimChar"/>
+        </w:rPr>
+        <w:t xml:space="preserve">library(palmerpenguins)</w:t>
+      </w:r>
+      <w:r>
+        <w:t xml:space="preserve">,</w:t>
+      </w:r>
+      <w:r>
+        <w:t xml:space="preserve"> </w:t>
+      </w:r>
+      <w:r>
+        <w:rPr>
+          <w:rStyle w:val="VerbatimChar"/>
+        </w:rPr>
+        <w:t xml:space="preserve">penguins</w:t>
+      </w:r>
+      <w:r>
+        <w:t xml:space="preserve"> </w:t>
+      </w:r>
+      <w:r>
+        <w:t xml:space="preserve">still exists — so there is</w:t>
+      </w:r>
+      <w:r>
+        <w:t xml:space="preserve"> </w:t>
+      </w:r>
+      <w:r>
+        <w:t xml:space="preserve">no</w:t>
+      </w:r>
+      <w:r>
+        <w:t xml:space="preserve"> </w:t>
+      </w:r>
+      <w:r>
+        <w:t xml:space="preserve">“object not found”</w:t>
+      </w:r>
+      <w:r>
+        <w:t xml:space="preserve"> </w:t>
+      </w:r>
+      <w:r>
+        <w:t xml:space="preserve">error. You get a column-name error later instead.</w:t>
+      </w:r>
+    </w:p>
+    <w:tbl>
+      <w:tblPr>
+        <w:tblStyle w:val="Table"/>
+        <w:tblLook w:firstRow="0" w:lastRow="0" w:firstColumn="0" w:lastColumn="0" w:noHBand="0" w:noVBand="0" w:val="0000"/>
+        <w:tblBorders>
+          <w:top w:val="single" w:sz="4" w:space="0" w:color="CC1914"/>
+          <w:left w:val="single" w:sz="24" w:space="0" w:color="CC1914"/>
+          <w:bottom w:val="single" w:sz="4" w:space="0" w:color="CC1914"/>
+          <w:right w:val="single" w:sz="4" w:space="0" w:color="CC1914"/>
+        </w:tblBorders>
+        <w:tblCellMar>
+          <w:left w:w="144" w:type="dxa"/>
+          <w:right w:w="144" w:type="dxa"/>
+        </w:tblCellMar>
+        <w:tblLook w:firstRow="0" w:lastRow="0" w:firstColumn="0" w:lastColumn="0" w:noHBand="0" w:noVBand="0" w:val="0000"/>
+      </w:tblPr>
+      <w:tr>
+        <w:trPr>
+          <w:cantSplit/>
+        </w:trPr>
+        <w:tc>
+          <w:tcPr>
+            <w:shd w:color="auto" w:fill="f7dddc" w:val="clear"/>
+            <w:tcMar>
+              <w:top w:w="92" w:type="dxa"/>
+              <w:bottom w:w="92" w:type="dxa"/>
+            </w:tcMar>
+          </w:tcPr>
+          <w:p>
+            <w:pPr>
+              <w:pStyle w:val="BodyText"/>
+            </w:pPr>
+            <w:pPr>
+              <w:spacing w:before="0" w:after="0"/>
+              <w:textAlignment w:val="center"/>
+            </w:pPr>
+            <w:r>
+              <w:drawing>
+                <wp:inline>
+                  <wp:extent cx="152400" cy="152400"/>
+                  <wp:effectExtent b="0" l="0" r="0" t="0"/>
+                  <wp:docPr descr="" title="" id="32" name="Picture"/>
+                  <a:graphic>
+                    <a:graphicData uri="http://schemas.openxmlformats.org/drawingml/2006/picture">
+                      <pic:pic>
+                        <pic:nvPicPr>
+                          <pic:cNvPr descr="/Applications/Positron.app/Contents/Resources/app/quarto/share/formats/docx/important.png" id="33" name="Picture"/>
+                          <pic:cNvPicPr>
+                            <a:picLocks noChangeArrowheads="1" noChangeAspect="1"/>
+                          </pic:cNvPicPr>
+                        </pic:nvPicPr>
+                        <pic:blipFill>
+                          <a:blip r:embed="rId15"/>
+                          <a:stretch>
+                            <a:fillRect/>
+                          </a:stretch>
+                        </pic:blipFill>
+                        <pic:spPr bwMode="auto">
+                          <a:xfrm>
+                            <a:off x="0" y="0"/>
+                            <a:ext cx="152400" cy="152400"/>
+                          </a:xfrm>
+                          <a:prstGeom prst="rect">
+                            <a:avLst/>
+                          </a:prstGeom>
+                          <a:noFill/>
+                          <a:ln w="9525">
+                            <a:noFill/>
+                            <a:headEnd/>
+                            <a:tailEnd/>
+                          </a:ln>
+                        </pic:spPr>
+                      </pic:pic>
+                    </a:graphicData>
+                  </a:graphic>
+                </wp:inline>
+              </w:drawing>
+            </w:r>
+            <w:r>
+              <w:t xml:space="preserve"> </w:t>
+            </w:r>
+            <w:r>
+              <w:t xml:space="preserve"> </w:t>
+            </w:r>
+            <w:r>
+              <w:t xml:space="preserve">Important</w:t>
+            </w:r>
+          </w:p>
+        </w:tc>
+      </w:tr>
+      <w:tr>
+        <w:trPr>
+          <w:cantSplit/>
+        </w:trPr>
+        <w:tc>
+          <w:tcPr>
+            <w:tcMar>
+              <w:top w:w="108" w:type="dxa"/>
+              <w:bottom w:w="108" w:type="dxa"/>
+            </w:tcMar>
+          </w:tcPr>
+          <w:p>
+            <w:pPr>
+              <w:pStyle w:val="BodyText"/>
+            </w:pPr>
+            <w:pPr>
+              <w:spacing w:before="16"/>
+            </w:pPr>
+            <w:r>
+              <w:rPr>
+                <w:b/>
+                <w:bCs/>
+              </w:rPr>
+              <w:t xml:space="preserve">The error you would see</w:t>
+            </w:r>
+          </w:p>
+          <w:p>
+            <w:pPr>
+              <w:pStyle w:val="SourceCode"/>
+            </w:pPr>
+            <w:r>
+              <w:rPr>
+                <w:rStyle w:val="NormalTok"/>
+              </w:rPr>
+              <w:t xml:space="preserve">penguins </w:t>
+            </w:r>
+            <w:r>
+              <w:rPr>
+                <w:rStyle w:val="SpecialCharTok"/>
+              </w:rPr>
+              <w:t xml:space="preserve">%&gt;%</w:t>
+            </w:r>
+            <w:r>
+              <w:rPr>
+                <w:rStyle w:val="NormalTok"/>
+              </w:rPr>
+              <w:t xml:space="preserve"> </w:t>
+            </w:r>
+            <w:r>
+              <w:rPr>
+                <w:rStyle w:val="FunctionTok"/>
+              </w:rPr>
+              <w:t xml:space="preserve">drop_na</w:t>
+            </w:r>
+            <w:r>
+              <w:rPr>
+                <w:rStyle w:val="NormalTok"/>
+              </w:rPr>
+              <w:t xml:space="preserve">(body_mass_g)</w:t>
+            </w:r>
+            <w:r>
+              <w:br/>
+            </w:r>
+            <w:r>
+              <w:rPr>
+                <w:rStyle w:val="CommentTok"/>
+              </w:rPr>
+              <w:t xml:space="preserve">#&gt; Error in `drop_na()`:</w:t>
+            </w:r>
+            <w:r>
+              <w:br/>
+            </w:r>
+            <w:r>
+              <w:rPr>
+                <w:rStyle w:val="CommentTok"/>
+              </w:rPr>
+              <w:t xml:space="preserve">#&gt; ! Can't select columns that don't exist.</w:t>
+            </w:r>
+            <w:r>
+              <w:br/>
+            </w:r>
+            <w:r>
+              <w:rPr>
+                <w:rStyle w:val="CommentTok"/>
+              </w:rPr>
+              <w:t xml:space="preserve">#&gt; ✖ Column `body_mass_g` doesn't exist.</w:t>
+            </w:r>
+          </w:p>
+          <w:p>
+            <w:pPr>
+              <w:pStyle w:val="FirstParagraph"/>
+            </w:pPr>
+            <w:pPr>
+              <w:spacing w:after="16"/>
+            </w:pPr>
+            <w:r>
+              <w:rPr>
+                <w:b/>
+                <w:bCs/>
+              </w:rPr>
+              <w:t xml:space="preserve">The fix:</w:t>
+            </w:r>
+            <w:r>
+              <w:t xml:space="preserve"> </w:t>
+            </w:r>
+            <w:r>
+              <w:rPr>
+                <w:rStyle w:val="VerbatimChar"/>
+              </w:rPr>
+              <w:t xml:space="preserve">library(palmerpenguins)</w:t>
+            </w:r>
+            <w:r>
+              <w:t xml:space="preserve"> </w:t>
+            </w:r>
+            <w:r>
+              <w:t xml:space="preserve">at the top. We use the</w:t>
+            </w:r>
+            <w:r>
+              <w:t xml:space="preserve"> </w:t>
+            </w:r>
+            <w:r>
+              <w:rPr>
+                <w:rStyle w:val="VerbatimChar"/>
+              </w:rPr>
+              <w:t xml:space="preserve">_g</w:t>
+            </w:r>
+            <w:r>
+              <w:t xml:space="preserve"> </w:t>
+            </w:r>
+            <w:r>
+              <w:t xml:space="preserve">names all</w:t>
+            </w:r>
+            <w:r>
+              <w:t xml:space="preserve"> </w:t>
+            </w:r>
+            <w:r>
+              <w:t xml:space="preserve">lecture.</w:t>
+            </w:r>
+          </w:p>
+          <w:p/>
+        </w:tc>
+      </w:tr>
+    </w:tbl>
+    <w:bookmarkEnd w:id="34"/>
+    <w:bookmarkStart w:id="40" w:name="explore-first-boxplot-by-species"/>
+    <w:p>
+      <w:pPr>
+        <w:pStyle w:val="Heading1"/>
+      </w:pPr>
+      <w:r>
         <w:t xml:space="preserve">Explore First — Boxplot by Species</w:t>
+      </w:r>
+    </w:p>
+    <w:p>
+      <w:pPr>
+        <w:pStyle w:val="SourceCode"/>
+      </w:pPr>
+      <w:r>
+        <w:rPr>
+          <w:rStyle w:val="NormalTok"/>
+        </w:rPr>
+        <w:t xml:space="preserve">mass_box_plot </w:t>
+      </w:r>
+      <w:r>
+        <w:rPr>
+          <w:rStyle w:val="OtherTok"/>
+        </w:rPr>
+        <w:t xml:space="preserve">&lt;-</w:t>
+      </w:r>
+      <w:r>
+        <w:rPr>
+          <w:rStyle w:val="NormalTok"/>
+        </w:rPr>
+        <w:t xml:space="preserve"> penguins_df </w:t>
+      </w:r>
+      <w:r>
+        <w:rPr>
+          <w:rStyle w:val="SpecialCharTok"/>
+        </w:rPr>
+        <w:t xml:space="preserve">%&gt;%</w:t>
+      </w:r>
+      <w:r>
+        <w:br/>
+      </w:r>
+      <w:r>
+        <w:rPr>
+          <w:rStyle w:val="NormalTok"/>
+        </w:rPr>
+        <w:t xml:space="preserve">  </w:t>
+      </w:r>
+      <w:r>
+        <w:rPr>
+          <w:rStyle w:val="FunctionTok"/>
+        </w:rPr>
+        <w:t xml:space="preserve">ggplot</w:t>
+      </w:r>
+      <w:r>
+        <w:rPr>
+          <w:rStyle w:val="NormalTok"/>
+        </w:rPr>
+        <w:t xml:space="preserve">(</w:t>
+      </w:r>
+      <w:r>
+        <w:rPr>
+          <w:rStyle w:val="FunctionTok"/>
+        </w:rPr>
+        <w:t xml:space="preserve">aes</w:t>
+      </w:r>
+      <w:r>
+        <w:rPr>
+          <w:rStyle w:val="NormalTok"/>
+        </w:rPr>
+        <w:t xml:space="preserve">(</w:t>
+      </w:r>
+      <w:r>
+        <w:rPr>
+          <w:rStyle w:val="AttributeTok"/>
+        </w:rPr>
+        <w:t xml:space="preserve">x =</w:t>
+      </w:r>
+      <w:r>
+        <w:rPr>
+          <w:rStyle w:val="NormalTok"/>
+        </w:rPr>
+        <w:t xml:space="preserve"> species, </w:t>
+      </w:r>
+      <w:r>
+        <w:rPr>
+          <w:rStyle w:val="AttributeTok"/>
+        </w:rPr>
+        <w:t xml:space="preserve">y =</w:t>
+      </w:r>
+      <w:r>
+        <w:rPr>
+          <w:rStyle w:val="NormalTok"/>
+        </w:rPr>
+        <w:t xml:space="preserve"> body_mass_g, </w:t>
+      </w:r>
+      <w:r>
+        <w:rPr>
+          <w:rStyle w:val="AttributeTok"/>
+        </w:rPr>
+        <w:t xml:space="preserve">fill =</w:t>
+      </w:r>
+      <w:r>
+        <w:rPr>
+          <w:rStyle w:val="NormalTok"/>
+        </w:rPr>
+        <w:t xml:space="preserve"> species)) </w:t>
+      </w:r>
+      <w:r>
+        <w:rPr>
+          <w:rStyle w:val="SpecialCharTok"/>
+        </w:rPr>
+        <w:t xml:space="preserve">+</w:t>
+      </w:r>
+      <w:r>
+        <w:br/>
+      </w:r>
+      <w:r>
+        <w:rPr>
+          <w:rStyle w:val="NormalTok"/>
+        </w:rPr>
+        <w:t xml:space="preserve">  </w:t>
+      </w:r>
+      <w:r>
+        <w:rPr>
+          <w:rStyle w:val="FunctionTok"/>
+        </w:rPr>
+        <w:t xml:space="preserve">geom_boxplot</w:t>
+      </w:r>
+      <w:r>
+        <w:rPr>
+          <w:rStyle w:val="NormalTok"/>
+        </w:rPr>
+        <w:t xml:space="preserve">(</w:t>
+      </w:r>
+      <w:r>
+        <w:rPr>
+          <w:rStyle w:val="AttributeTok"/>
+        </w:rPr>
+        <w:t xml:space="preserve">alpha =</w:t>
+      </w:r>
+      <w:r>
+        <w:rPr>
+          <w:rStyle w:val="NormalTok"/>
+        </w:rPr>
+        <w:t xml:space="preserve"> </w:t>
+      </w:r>
+      <w:r>
+        <w:rPr>
+          <w:rStyle w:val="FloatTok"/>
+        </w:rPr>
+        <w:t xml:space="preserve">0.5</w:t>
+      </w:r>
+      <w:r>
+        <w:rPr>
+          <w:rStyle w:val="NormalTok"/>
+        </w:rPr>
+        <w:t xml:space="preserve">, </w:t>
+      </w:r>
+      <w:r>
+        <w:rPr>
+          <w:rStyle w:val="AttributeTok"/>
+        </w:rPr>
+        <w:t xml:space="preserve">outlier.shape =</w:t>
+      </w:r>
+      <w:r>
+        <w:rPr>
+          <w:rStyle w:val="NormalTok"/>
+        </w:rPr>
+        <w:t xml:space="preserve"> </w:t>
+      </w:r>
+      <w:r>
+        <w:rPr>
+          <w:rStyle w:val="ConstantTok"/>
+        </w:rPr>
+        <w:t xml:space="preserve">NA</w:t>
+      </w:r>
+      <w:r>
+        <w:rPr>
+          <w:rStyle w:val="NormalTok"/>
+        </w:rPr>
+        <w:t xml:space="preserve">) </w:t>
+      </w:r>
+      <w:r>
+        <w:rPr>
+          <w:rStyle w:val="SpecialCharTok"/>
+        </w:rPr>
+        <w:t xml:space="preserve">+</w:t>
+      </w:r>
+      <w:r>
+        <w:br/>
+      </w:r>
+      <w:r>
+        <w:rPr>
+          <w:rStyle w:val="NormalTok"/>
+        </w:rPr>
+        <w:t xml:space="preserve">  </w:t>
+      </w:r>
+      <w:r>
+        <w:rPr>
+          <w:rStyle w:val="FunctionTok"/>
+        </w:rPr>
+        <w:t xml:space="preserve">geom_jitter</w:t>
+      </w:r>
+      <w:r>
+        <w:rPr>
+          <w:rStyle w:val="NormalTok"/>
+        </w:rPr>
+        <w:t xml:space="preserve">(</w:t>
+      </w:r>
+      <w:r>
+        <w:rPr>
+          <w:rStyle w:val="AttributeTok"/>
+        </w:rPr>
+        <w:t xml:space="preserve">width =</w:t>
+      </w:r>
+      <w:r>
+        <w:rPr>
+          <w:rStyle w:val="NormalTok"/>
+        </w:rPr>
+        <w:t xml:space="preserve"> </w:t>
+      </w:r>
+      <w:r>
+        <w:rPr>
+          <w:rStyle w:val="FloatTok"/>
+        </w:rPr>
+        <w:t xml:space="preserve">0.15</w:t>
+      </w:r>
+      <w:r>
+        <w:rPr>
+          <w:rStyle w:val="NormalTok"/>
+        </w:rPr>
+        <w:t xml:space="preserve">, </w:t>
+      </w:r>
+      <w:r>
+        <w:rPr>
+          <w:rStyle w:val="AttributeTok"/>
+        </w:rPr>
+        <w:t xml:space="preserve">alpha =</w:t>
+      </w:r>
+      <w:r>
+        <w:rPr>
+          <w:rStyle w:val="NormalTok"/>
+        </w:rPr>
+        <w:t xml:space="preserve"> </w:t>
+      </w:r>
+      <w:r>
+        <w:rPr>
+          <w:rStyle w:val="FloatTok"/>
+        </w:rPr>
+        <w:t xml:space="preserve">0.3</w:t>
+      </w:r>
+      <w:r>
+        <w:rPr>
+          <w:rStyle w:val="NormalTok"/>
+        </w:rPr>
+        <w:t xml:space="preserve">, </w:t>
+      </w:r>
+      <w:r>
+        <w:rPr>
+          <w:rStyle w:val="AttributeTok"/>
+        </w:rPr>
+        <w:t xml:space="preserve">size =</w:t>
+      </w:r>
+      <w:r>
+        <w:rPr>
+          <w:rStyle w:val="NormalTok"/>
+        </w:rPr>
+        <w:t xml:space="preserve"> </w:t>
+      </w:r>
+      <w:r>
+        <w:rPr>
+          <w:rStyle w:val="FloatTok"/>
+        </w:rPr>
+        <w:t xml:space="preserve">1.5</w:t>
+      </w:r>
+      <w:r>
+        <w:rPr>
+          <w:rStyle w:val="NormalTok"/>
+        </w:rPr>
+        <w:t xml:space="preserve">) </w:t>
+      </w:r>
+      <w:r>
+        <w:rPr>
+          <w:rStyle w:val="SpecialCharTok"/>
+        </w:rPr>
+        <w:t xml:space="preserve">+</w:t>
+      </w:r>
+      <w:r>
+        <w:br/>
+      </w:r>
+      <w:r>
+        <w:rPr>
+          <w:rStyle w:val="NormalTok"/>
+        </w:rPr>
+        <w:t xml:space="preserve">  </w:t>
+      </w:r>
+      <w:r>
+        <w:rPr>
+          <w:rStyle w:val="FunctionTok"/>
+        </w:rPr>
+        <w:t xml:space="preserve">labs</w:t>
+      </w:r>
+      <w:r>
+        <w:rPr>
+          <w:rStyle w:val="NormalTok"/>
+        </w:rPr>
+        <w:t xml:space="preserve">(</w:t>
+      </w:r>
+      <w:r>
+        <w:rPr>
+          <w:rStyle w:val="AttributeTok"/>
+        </w:rPr>
+        <w:t xml:space="preserve">x =</w:t>
+      </w:r>
+      <w:r>
+        <w:rPr>
+          <w:rStyle w:val="NormalTok"/>
+        </w:rPr>
+        <w:t xml:space="preserve"> </w:t>
+      </w:r>
+      <w:r>
+        <w:rPr>
+          <w:rStyle w:val="StringTok"/>
+        </w:rPr>
+        <w:t xml:space="preserve">"Species"</w:t>
+      </w:r>
+      <w:r>
+        <w:rPr>
+          <w:rStyle w:val="NormalTok"/>
+        </w:rPr>
+        <w:t xml:space="preserve">, </w:t>
+      </w:r>
+      <w:r>
+        <w:rPr>
+          <w:rStyle w:val="AttributeTok"/>
+        </w:rPr>
+        <w:t xml:space="preserve">y =</w:t>
+      </w:r>
+      <w:r>
+        <w:rPr>
+          <w:rStyle w:val="NormalTok"/>
+        </w:rPr>
+        <w:t xml:space="preserve"> </w:t>
+      </w:r>
+      <w:r>
+        <w:rPr>
+          <w:rStyle w:val="StringTok"/>
+        </w:rPr>
+        <w:t xml:space="preserve">"Body Mass (g)"</w:t>
+      </w:r>
+      <w:r>
+        <w:rPr>
+          <w:rStyle w:val="NormalTok"/>
+        </w:rPr>
+        <w:t xml:space="preserve">) </w:t>
+      </w:r>
+      <w:r>
+        <w:rPr>
+          <w:rStyle w:val="SpecialCharTok"/>
+        </w:rPr>
+        <w:t xml:space="preserve">+</w:t>
+      </w:r>
+      <w:r>
+        <w:br/>
+      </w:r>
+      <w:r>
+        <w:rPr>
+          <w:rStyle w:val="NormalTok"/>
+        </w:rPr>
+        <w:t xml:space="preserve">  </w:t>
+      </w:r>
+      <w:r>
+        <w:rPr>
+          <w:rStyle w:val="FunctionTok"/>
+        </w:rPr>
+        <w:t xml:space="preserve">theme_minimal</w:t>
+      </w:r>
+      <w:r>
+        <w:rPr>
+          <w:rStyle w:val="NormalTok"/>
+        </w:rPr>
+        <w:t xml:space="preserve">() </w:t>
+      </w:r>
+      <w:r>
+        <w:rPr>
+          <w:rStyle w:val="SpecialCharTok"/>
+        </w:rPr>
+        <w:t xml:space="preserve">+</w:t>
+      </w:r>
+      <w:r>
+        <w:br/>
+      </w:r>
+      <w:r>
+        <w:rPr>
+          <w:rStyle w:val="NormalTok"/>
+        </w:rPr>
+        <w:t xml:space="preserve">  </w:t>
+      </w:r>
+      <w:r>
+        <w:rPr>
+          <w:rStyle w:val="FunctionTok"/>
+        </w:rPr>
+        <w:t xml:space="preserve">theme</w:t>
+      </w:r>
+      <w:r>
+        <w:rPr>
+          <w:rStyle w:val="NormalTok"/>
+        </w:rPr>
+        <w:t xml:space="preserve">(</w:t>
+      </w:r>
+      <w:r>
+        <w:rPr>
+          <w:rStyle w:val="AttributeTok"/>
+        </w:rPr>
+        <w:t xml:space="preserve">legend.position =</w:t>
+      </w:r>
+      <w:r>
+        <w:rPr>
+          <w:rStyle w:val="NormalTok"/>
+        </w:rPr>
+        <w:t xml:space="preserve"> </w:t>
+      </w:r>
+      <w:r>
+        <w:rPr>
+          <w:rStyle w:val="StringTok"/>
+        </w:rPr>
+        <w:t xml:space="preserve">"none"</w:t>
+      </w:r>
+      <w:r>
+        <w:rPr>
+          <w:rStyle w:val="NormalTok"/>
+        </w:rPr>
+        <w:t xml:space="preserve">)</w:t>
+      </w:r>
+      <w:r>
+        <w:br/>
+      </w:r>
+      <w:r>
+        <w:br/>
+      </w:r>
+      <w:r>
+        <w:rPr>
+          <w:rStyle w:val="NormalTok"/>
+        </w:rPr>
+        <w:t xml:space="preserve">mass_box_plot</w:t>
+      </w:r>
+    </w:p>
+    <w:p>
+      <w:pPr>
+        <w:pStyle w:val="FirstParagraph"/>
+      </w:pPr>
+      <w:r>
+        <w:drawing>
+          <wp:inline>
+            <wp:extent cx="2286000" cy="1828800"/>
+            <wp:effectExtent b="0" l="0" r="0" t="0"/>
+            <wp:docPr descr="" title="" id="36" name="Picture"/>
+            <a:graphic>
+              <a:graphicData uri="http://schemas.openxmlformats.org/drawingml/2006/picture">
+                <pic:pic>
+                  <pic:nvPicPr>
+                    <pic:cNvPr descr="one_way_anova_lecture_files/figure-docx/boxplot-15-1.png" id="37" name="Picture"/>
+                    <pic:cNvPicPr>
+                      <a:picLocks noChangeArrowheads="1" noChangeAspect="1"/>
+                    </pic:cNvPicPr>
+                  </pic:nvPicPr>
+                  <pic:blipFill>
+                    <a:blip r:embed="rId35"/>
+                    <a:stretch>
+                      <a:fillRect/>
+                    </a:stretch>
+                  </pic:blipFill>
+                  <pic:spPr bwMode="auto">
+                    <a:xfrm>
+                      <a:off x="0" y="0"/>
+                      <a:ext cx="2286000" cy="1828800"/>
+                    </a:xfrm>
+                    <a:prstGeom prst="rect">
+                      <a:avLst/>
+                    </a:prstGeom>
+                    <a:noFill/>
+                    <a:ln w="9525">
+                      <a:noFill/>
+                      <a:headEnd/>
+                      <a:tailEnd/>
+                    </a:ln>
+                  </pic:spPr>
+                </pic:pic>
+              </a:graphicData>
+            </a:graphic>
+          </wp:inline>
+        </w:drawing>
       </w:r>
     </w:p>
     <w:tbl>
@@ -2748,7 +4077,7 @@
           </w:tcPr>
           <w:p>
             <w:pPr>
-              <w:pStyle w:val="FirstParagraph"/>
+              <w:pStyle w:val="BodyText"/>
             </w:pPr>
             <w:pPr>
               <w:spacing w:before="0" w:after="0"/>
@@ -2759,12 +4088,12 @@
                 <wp:inline>
                   <wp:extent cx="152400" cy="152400"/>
                   <wp:effectExtent b="0" l="0" r="0" t="0"/>
-                  <wp:docPr descr="" title="" id="34" name="Picture"/>
+                  <wp:docPr descr="" title="" id="38" name="Picture"/>
                   <a:graphic>
                     <a:graphicData uri="http://schemas.openxmlformats.org/drawingml/2006/picture">
                       <pic:pic>
                         <pic:nvPicPr>
-                          <pic:cNvPr descr="/Applications/Positron.app/Contents/Resources/app/quarto/share/formats/docx/note.png" id="35" name="Picture"/>
+                          <pic:cNvPr descr="/Applications/Positron.app/Contents/Resources/app/quarto/share/formats/docx/note.png" id="39" name="Picture"/>
                           <pic:cNvPicPr>
                             <a:picLocks noChangeArrowheads="1" noChangeAspect="1"/>
                           </pic:cNvPicPr>
@@ -2837,7 +4166,7 @@
               <w:t xml:space="preserve"> </w:t>
             </w:r>
             <w:r>
-              <w:t xml:space="preserve">Do you expect all three species to differ, or just one? Which is heaviest?</w:t>
+              <w:t xml:space="preserve">all three species, or just one? Which is heaviest?</w:t>
             </w:r>
           </w:p>
           <w:p/>
@@ -2846,559 +4175,6 @@
     </w:tbl>
     <w:p>
       <w:pPr>
-        <w:pStyle w:val="SourceCode"/>
-      </w:pPr>
-      <w:r>
-        <w:rPr>
-          <w:rStyle w:val="NormalTok"/>
-        </w:rPr>
-        <w:t xml:space="preserve">mass_box_plot </w:t>
-      </w:r>
-      <w:r>
-        <w:rPr>
-          <w:rStyle w:val="OtherTok"/>
-        </w:rPr>
-        <w:t xml:space="preserve">&lt;-</w:t>
-      </w:r>
-      <w:r>
-        <w:rPr>
-          <w:rStyle w:val="NormalTok"/>
-        </w:rPr>
-        <w:t xml:space="preserve"> penguins_df </w:t>
-      </w:r>
-      <w:r>
-        <w:rPr>
-          <w:rStyle w:val="SpecialCharTok"/>
-        </w:rPr>
-        <w:t xml:space="preserve">%&gt;%</w:t>
-      </w:r>
-      <w:r>
-        <w:br/>
-      </w:r>
-      <w:r>
-        <w:rPr>
-          <w:rStyle w:val="NormalTok"/>
-        </w:rPr>
-        <w:t xml:space="preserve">  </w:t>
-      </w:r>
-      <w:r>
-        <w:rPr>
-          <w:rStyle w:val="FunctionTok"/>
-        </w:rPr>
-        <w:t xml:space="preserve">ggplot</w:t>
-      </w:r>
-      <w:r>
-        <w:rPr>
-          <w:rStyle w:val="NormalTok"/>
-        </w:rPr>
-        <w:t xml:space="preserve">(</w:t>
-      </w:r>
-      <w:r>
-        <w:rPr>
-          <w:rStyle w:val="FunctionTok"/>
-        </w:rPr>
-        <w:t xml:space="preserve">aes</w:t>
-      </w:r>
-      <w:r>
-        <w:rPr>
-          <w:rStyle w:val="NormalTok"/>
-        </w:rPr>
-        <w:t xml:space="preserve">(</w:t>
-      </w:r>
-      <w:r>
-        <w:rPr>
-          <w:rStyle w:val="AttributeTok"/>
-        </w:rPr>
-        <w:t xml:space="preserve">x =</w:t>
-      </w:r>
-      <w:r>
-        <w:rPr>
-          <w:rStyle w:val="NormalTok"/>
-        </w:rPr>
-        <w:t xml:space="preserve"> species, </w:t>
-      </w:r>
-      <w:r>
-        <w:rPr>
-          <w:rStyle w:val="AttributeTok"/>
-        </w:rPr>
-        <w:t xml:space="preserve">y =</w:t>
-      </w:r>
-      <w:r>
-        <w:rPr>
-          <w:rStyle w:val="NormalTok"/>
-        </w:rPr>
-        <w:t xml:space="preserve"> body_mass_g, </w:t>
-      </w:r>
-      <w:r>
-        <w:rPr>
-          <w:rStyle w:val="AttributeTok"/>
-        </w:rPr>
-        <w:t xml:space="preserve">fill =</w:t>
-      </w:r>
-      <w:r>
-        <w:rPr>
-          <w:rStyle w:val="NormalTok"/>
-        </w:rPr>
-        <w:t xml:space="preserve"> species)) </w:t>
-      </w:r>
-      <w:r>
-        <w:rPr>
-          <w:rStyle w:val="SpecialCharTok"/>
-        </w:rPr>
-        <w:t xml:space="preserve">+</w:t>
-      </w:r>
-      <w:r>
-        <w:br/>
-      </w:r>
-      <w:r>
-        <w:rPr>
-          <w:rStyle w:val="NormalTok"/>
-        </w:rPr>
-        <w:t xml:space="preserve">  </w:t>
-      </w:r>
-      <w:r>
-        <w:rPr>
-          <w:rStyle w:val="FunctionTok"/>
-        </w:rPr>
-        <w:t xml:space="preserve">geom_boxplot</w:t>
-      </w:r>
-      <w:r>
-        <w:rPr>
-          <w:rStyle w:val="NormalTok"/>
-        </w:rPr>
-        <w:t xml:space="preserve">(</w:t>
-      </w:r>
-      <w:r>
-        <w:rPr>
-          <w:rStyle w:val="AttributeTok"/>
-        </w:rPr>
-        <w:t xml:space="preserve">alpha =</w:t>
-      </w:r>
-      <w:r>
-        <w:rPr>
-          <w:rStyle w:val="NormalTok"/>
-        </w:rPr>
-        <w:t xml:space="preserve"> </w:t>
-      </w:r>
-      <w:r>
-        <w:rPr>
-          <w:rStyle w:val="FloatTok"/>
-        </w:rPr>
-        <w:t xml:space="preserve">0.5</w:t>
-      </w:r>
-      <w:r>
-        <w:rPr>
-          <w:rStyle w:val="NormalTok"/>
-        </w:rPr>
-        <w:t xml:space="preserve">, </w:t>
-      </w:r>
-      <w:r>
-        <w:rPr>
-          <w:rStyle w:val="AttributeTok"/>
-        </w:rPr>
-        <w:t xml:space="preserve">outlier.shape =</w:t>
-      </w:r>
-      <w:r>
-        <w:rPr>
-          <w:rStyle w:val="NormalTok"/>
-        </w:rPr>
-        <w:t xml:space="preserve"> </w:t>
-      </w:r>
-      <w:r>
-        <w:rPr>
-          <w:rStyle w:val="ConstantTok"/>
-        </w:rPr>
-        <w:t xml:space="preserve">NA</w:t>
-      </w:r>
-      <w:r>
-        <w:rPr>
-          <w:rStyle w:val="NormalTok"/>
-        </w:rPr>
-        <w:t xml:space="preserve">) </w:t>
-      </w:r>
-      <w:r>
-        <w:rPr>
-          <w:rStyle w:val="SpecialCharTok"/>
-        </w:rPr>
-        <w:t xml:space="preserve">+</w:t>
-      </w:r>
-      <w:r>
-        <w:br/>
-      </w:r>
-      <w:r>
-        <w:rPr>
-          <w:rStyle w:val="NormalTok"/>
-        </w:rPr>
-        <w:t xml:space="preserve">  </w:t>
-      </w:r>
-      <w:r>
-        <w:rPr>
-          <w:rStyle w:val="FunctionTok"/>
-        </w:rPr>
-        <w:t xml:space="preserve">geom_point</w:t>
-      </w:r>
-      <w:r>
-        <w:rPr>
-          <w:rStyle w:val="NormalTok"/>
-        </w:rPr>
-        <w:t xml:space="preserve">(</w:t>
-      </w:r>
-      <w:r>
-        <w:br/>
-      </w:r>
-      <w:r>
-        <w:rPr>
-          <w:rStyle w:val="NormalTok"/>
-        </w:rPr>
-        <w:t xml:space="preserve">    </w:t>
-      </w:r>
-      <w:r>
-        <w:rPr>
-          <w:rStyle w:val="AttributeTok"/>
-        </w:rPr>
-        <w:t xml:space="preserve">position =</w:t>
-      </w:r>
-      <w:r>
-        <w:rPr>
-          <w:rStyle w:val="NormalTok"/>
-        </w:rPr>
-        <w:t xml:space="preserve"> </w:t>
-      </w:r>
-      <w:r>
-        <w:rPr>
-          <w:rStyle w:val="FunctionTok"/>
-        </w:rPr>
-        <w:t xml:space="preserve">position_jitter</w:t>
-      </w:r>
-      <w:r>
-        <w:rPr>
-          <w:rStyle w:val="NormalTok"/>
-        </w:rPr>
-        <w:t xml:space="preserve">(</w:t>
-      </w:r>
-      <w:r>
-        <w:rPr>
-          <w:rStyle w:val="AttributeTok"/>
-        </w:rPr>
-        <w:t xml:space="preserve">width =</w:t>
-      </w:r>
-      <w:r>
-        <w:rPr>
-          <w:rStyle w:val="NormalTok"/>
-        </w:rPr>
-        <w:t xml:space="preserve"> </w:t>
-      </w:r>
-      <w:r>
-        <w:rPr>
-          <w:rStyle w:val="FloatTok"/>
-        </w:rPr>
-        <w:t xml:space="preserve">0.15</w:t>
-      </w:r>
-      <w:r>
-        <w:rPr>
-          <w:rStyle w:val="NormalTok"/>
-        </w:rPr>
-        <w:t xml:space="preserve">, </w:t>
-      </w:r>
-      <w:r>
-        <w:rPr>
-          <w:rStyle w:val="AttributeTok"/>
-        </w:rPr>
-        <w:t xml:space="preserve">seed =</w:t>
-      </w:r>
-      <w:r>
-        <w:rPr>
-          <w:rStyle w:val="NormalTok"/>
-        </w:rPr>
-        <w:t xml:space="preserve"> </w:t>
-      </w:r>
-      <w:r>
-        <w:rPr>
-          <w:rStyle w:val="DecValTok"/>
-        </w:rPr>
-        <w:t xml:space="preserve">42</w:t>
-      </w:r>
-      <w:r>
-        <w:rPr>
-          <w:rStyle w:val="NormalTok"/>
-        </w:rPr>
-        <w:t xml:space="preserve">),</w:t>
-      </w:r>
-      <w:r>
-        <w:br/>
-      </w:r>
-      <w:r>
-        <w:rPr>
-          <w:rStyle w:val="NormalTok"/>
-        </w:rPr>
-        <w:t xml:space="preserve">    </w:t>
-      </w:r>
-      <w:r>
-        <w:rPr>
-          <w:rStyle w:val="AttributeTok"/>
-        </w:rPr>
-        <w:t xml:space="preserve">alpha =</w:t>
-      </w:r>
-      <w:r>
-        <w:rPr>
-          <w:rStyle w:val="NormalTok"/>
-        </w:rPr>
-        <w:t xml:space="preserve"> </w:t>
-      </w:r>
-      <w:r>
-        <w:rPr>
-          <w:rStyle w:val="FloatTok"/>
-        </w:rPr>
-        <w:t xml:space="preserve">0.3</w:t>
-      </w:r>
-      <w:r>
-        <w:rPr>
-          <w:rStyle w:val="NormalTok"/>
-        </w:rPr>
-        <w:t xml:space="preserve">, </w:t>
-      </w:r>
-      <w:r>
-        <w:rPr>
-          <w:rStyle w:val="AttributeTok"/>
-        </w:rPr>
-        <w:t xml:space="preserve">size =</w:t>
-      </w:r>
-      <w:r>
-        <w:rPr>
-          <w:rStyle w:val="NormalTok"/>
-        </w:rPr>
-        <w:t xml:space="preserve"> </w:t>
-      </w:r>
-      <w:r>
-        <w:rPr>
-          <w:rStyle w:val="FloatTok"/>
-        </w:rPr>
-        <w:t xml:space="preserve">1.5</w:t>
-      </w:r>
-      <w:r>
-        <w:br/>
-      </w:r>
-      <w:r>
-        <w:rPr>
-          <w:rStyle w:val="NormalTok"/>
-        </w:rPr>
-        <w:t xml:space="preserve">  ) </w:t>
-      </w:r>
-      <w:r>
-        <w:rPr>
-          <w:rStyle w:val="SpecialCharTok"/>
-        </w:rPr>
-        <w:t xml:space="preserve">+</w:t>
-      </w:r>
-      <w:r>
-        <w:br/>
-      </w:r>
-      <w:r>
-        <w:rPr>
-          <w:rStyle w:val="NormalTok"/>
-        </w:rPr>
-        <w:t xml:space="preserve">  </w:t>
-      </w:r>
-      <w:r>
-        <w:rPr>
-          <w:rStyle w:val="FunctionTok"/>
-        </w:rPr>
-        <w:t xml:space="preserve">labs</w:t>
-      </w:r>
-      <w:r>
-        <w:rPr>
-          <w:rStyle w:val="NormalTok"/>
-        </w:rPr>
-        <w:t xml:space="preserve">(</w:t>
-      </w:r>
-      <w:r>
-        <w:rPr>
-          <w:rStyle w:val="AttributeTok"/>
-        </w:rPr>
-        <w:t xml:space="preserve">x =</w:t>
-      </w:r>
-      <w:r>
-        <w:rPr>
-          <w:rStyle w:val="NormalTok"/>
-        </w:rPr>
-        <w:t xml:space="preserve"> </w:t>
-      </w:r>
-      <w:r>
-        <w:rPr>
-          <w:rStyle w:val="StringTok"/>
-        </w:rPr>
-        <w:t xml:space="preserve">"Species"</w:t>
-      </w:r>
-      <w:r>
-        <w:rPr>
-          <w:rStyle w:val="NormalTok"/>
-        </w:rPr>
-        <w:t xml:space="preserve">, </w:t>
-      </w:r>
-      <w:r>
-        <w:rPr>
-          <w:rStyle w:val="AttributeTok"/>
-        </w:rPr>
-        <w:t xml:space="preserve">y =</w:t>
-      </w:r>
-      <w:r>
-        <w:rPr>
-          <w:rStyle w:val="NormalTok"/>
-        </w:rPr>
-        <w:t xml:space="preserve"> </w:t>
-      </w:r>
-      <w:r>
-        <w:rPr>
-          <w:rStyle w:val="StringTok"/>
-        </w:rPr>
-        <w:t xml:space="preserve">"Body Mass (g)"</w:t>
-      </w:r>
-      <w:r>
-        <w:rPr>
-          <w:rStyle w:val="NormalTok"/>
-        </w:rPr>
-        <w:t xml:space="preserve">) </w:t>
-      </w:r>
-      <w:r>
-        <w:rPr>
-          <w:rStyle w:val="SpecialCharTok"/>
-        </w:rPr>
-        <w:t xml:space="preserve">+</w:t>
-      </w:r>
-      <w:r>
-        <w:br/>
-      </w:r>
-      <w:r>
-        <w:rPr>
-          <w:rStyle w:val="NormalTok"/>
-        </w:rPr>
-        <w:t xml:space="preserve">  </w:t>
-      </w:r>
-      <w:r>
-        <w:rPr>
-          <w:rStyle w:val="FunctionTok"/>
-        </w:rPr>
-        <w:t xml:space="preserve">theme_minimal</w:t>
-      </w:r>
-      <w:r>
-        <w:rPr>
-          <w:rStyle w:val="NormalTok"/>
-        </w:rPr>
-        <w:t xml:space="preserve">() </w:t>
-      </w:r>
-      <w:r>
-        <w:rPr>
-          <w:rStyle w:val="SpecialCharTok"/>
-        </w:rPr>
-        <w:t xml:space="preserve">+</w:t>
-      </w:r>
-      <w:r>
-        <w:br/>
-      </w:r>
-      <w:r>
-        <w:rPr>
-          <w:rStyle w:val="NormalTok"/>
-        </w:rPr>
-        <w:t xml:space="preserve">  </w:t>
-      </w:r>
-      <w:r>
-        <w:rPr>
-          <w:rStyle w:val="FunctionTok"/>
-        </w:rPr>
-        <w:t xml:space="preserve">theme</w:t>
-      </w:r>
-      <w:r>
-        <w:rPr>
-          <w:rStyle w:val="NormalTok"/>
-        </w:rPr>
-        <w:t xml:space="preserve">(</w:t>
-      </w:r>
-      <w:r>
-        <w:rPr>
-          <w:rStyle w:val="AttributeTok"/>
-        </w:rPr>
-        <w:t xml:space="preserve">legend.position =</w:t>
-      </w:r>
-      <w:r>
-        <w:rPr>
-          <w:rStyle w:val="NormalTok"/>
-        </w:rPr>
-        <w:t xml:space="preserve"> </w:t>
-      </w:r>
-      <w:r>
-        <w:rPr>
-          <w:rStyle w:val="StringTok"/>
-        </w:rPr>
-        <w:t xml:space="preserve">"none"</w:t>
-      </w:r>
-      <w:r>
-        <w:rPr>
-          <w:rStyle w:val="NormalTok"/>
-        </w:rPr>
-        <w:t xml:space="preserve">)</w:t>
-      </w:r>
-      <w:r>
-        <w:br/>
-      </w:r>
-      <w:r>
-        <w:br/>
-      </w:r>
-      <w:r>
-        <w:rPr>
-          <w:rStyle w:val="NormalTok"/>
-        </w:rPr>
-        <w:t xml:space="preserve">mass_box_plot</w:t>
-      </w:r>
-    </w:p>
-    <w:p>
-      <w:pPr>
-        <w:pStyle w:val="FirstParagraph"/>
-      </w:pPr>
-      <w:r>
-        <w:drawing>
-          <wp:inline>
-            <wp:extent cx="2286000" cy="1905000"/>
-            <wp:effectExtent b="0" l="0" r="0" t="0"/>
-            <wp:docPr descr="" title="" id="37" name="Picture"/>
-            <a:graphic>
-              <a:graphicData uri="http://schemas.openxmlformats.org/drawingml/2006/picture">
-                <pic:pic>
-                  <pic:nvPicPr>
-                    <pic:cNvPr descr="one_way_anova_lecture_files/figure-docx/boxplot-10-1.png" id="38" name="Picture"/>
-                    <pic:cNvPicPr>
-                      <a:picLocks noChangeArrowheads="1" noChangeAspect="1"/>
-                    </pic:cNvPicPr>
-                  </pic:nvPicPr>
-                  <pic:blipFill>
-                    <a:blip r:embed="rId36"/>
-                    <a:stretch>
-                      <a:fillRect/>
-                    </a:stretch>
-                  </pic:blipFill>
-                  <pic:spPr bwMode="auto">
-                    <a:xfrm>
-                      <a:off x="0" y="0"/>
-                      <a:ext cx="2286000" cy="1905000"/>
-                    </a:xfrm>
-                    <a:prstGeom prst="rect">
-                      <a:avLst/>
-                    </a:prstGeom>
-                    <a:noFill/>
-                    <a:ln w="9525">
-                      <a:noFill/>
-                      <a:headEnd/>
-                      <a:tailEnd/>
-                    </a:ln>
-                  </pic:spPr>
-                </pic:pic>
-              </a:graphicData>
-            </a:graphic>
-          </wp:inline>
-        </w:drawing>
-      </w:r>
-    </w:p>
-    <w:p>
-      <w:pPr>
         <w:pStyle w:val="BodyText"/>
       </w:pPr>
       <w:r>
@@ -3418,20 +4194,7 @@
         </w:numPr>
       </w:pPr>
       <w:r>
-        <w:t xml:space="preserve">The picture usually tells the story before the</w:t>
-      </w:r>
-      <w:r>
-        <w:t xml:space="preserve"> </w:t>
-      </w:r>
-      <w:r>
-        <w:rPr>
-          <w:i/>
-          <w:iCs/>
-        </w:rPr>
-        <w:t xml:space="preserve">p</w:t>
-      </w:r>
-      <w:r>
-        <w:t xml:space="preserve">-value confirms it</w:t>
+        <w:t xml:space="preserve">Gentoo sits well above the other two</w:t>
       </w:r>
     </w:p>
     <w:p>
@@ -3443,7 +4206,23 @@
         </w:numPr>
       </w:pPr>
       <w:r>
-        <w:t xml:space="preserve">Look for separation between boxes and roughly similar spread</w:t>
+        <w:t xml:space="preserve">Adelie and Chinstrap are</w:t>
+      </w:r>
+      <w:r>
+        <w:t xml:space="preserve"> </w:t>
+      </w:r>
+      <w:r>
+        <w:rPr>
+          <w:b/>
+          <w:bCs/>
+        </w:rPr>
+        <w:t xml:space="preserve">almost on top of each other</w:t>
+      </w:r>
+      <w:r>
+        <w:t xml:space="preserve"> </w:t>
+      </w:r>
+      <w:r>
+        <w:t xml:space="preserve">— hold that thought</w:t>
       </w:r>
     </w:p>
     <w:p>
@@ -3455,7 +4234,7 @@
         </w:numPr>
       </w:pPr>
       <w:r>
-        <w:t xml:space="preserve">But notice the</w:t>
+        <w:t xml:space="preserve">The box heights are</w:t>
       </w:r>
       <w:r>
         <w:t xml:space="preserve"> </w:t>
@@ -3465,22 +4244,42 @@
           <w:b/>
           <w:bCs/>
         </w:rPr>
-        <w:t xml:space="preserve">order</w:t>
-      </w:r>
-      <w:r>
-        <w:t xml:space="preserve">: Adelie, Chinstrap, Gentoo — that’s alphabetical, not by mass</w:t>
-      </w:r>
-    </w:p>
-    <w:p>
-      <w:pPr>
-        <w:pStyle w:val="FirstParagraph"/>
-      </w:pPr>
-      <w:r>
-        <w:t xml:space="preserve">📖 R4DS §9 — Layers</w:t>
-      </w:r>
-    </w:p>
-    <w:bookmarkEnd w:id="39"/>
-    <w:bookmarkStart w:id="42" w:name="X12d051b27e2d1d73be7e06e14b4a1bca6f993e1"/>
+        <w:t xml:space="preserve">not</w:t>
+      </w:r>
+      <w:r>
+        <w:t xml:space="preserve"> </w:t>
+      </w:r>
+      <w:r>
+        <w:t xml:space="preserve">all equal — hold that one too (Set 2)</w:t>
+      </w:r>
+    </w:p>
+    <w:p>
+      <w:pPr>
+        <w:pStyle w:val="Compact"/>
+        <w:numPr>
+          <w:ilvl w:val="0"/>
+          <w:numId w:val="1011"/>
+        </w:numPr>
+      </w:pPr>
+      <w:r>
+        <w:t xml:space="preserve">The order is</w:t>
+      </w:r>
+      <w:r>
+        <w:t xml:space="preserve"> </w:t>
+      </w:r>
+      <w:r>
+        <w:rPr>
+          <w:b/>
+          <w:bCs/>
+        </w:rPr>
+        <w:t xml:space="preserve">alphabetical</w:t>
+      </w:r>
+      <w:r>
+        <w:t xml:space="preserve">, not by mass</w:t>
+      </w:r>
+    </w:p>
+    <w:bookmarkEnd w:id="40"/>
+    <w:bookmarkStart w:id="43" w:name="X12d051b27e2d1d73be7e06e14b4a1bca6f993e1"/>
     <w:p>
       <w:pPr>
         <w:pStyle w:val="Heading1"/>
@@ -3674,7 +4473,7 @@
         <w:t xml:space="preserve">lm</w:t>
       </w:r>
       <w:r>
-        <w:t xml:space="preserve">) draw groups in</w:t>
+        <w:t xml:space="preserve">) draw and model groups in</w:t>
       </w:r>
       <w:r>
         <w:t xml:space="preserve"> </w:t>
@@ -3712,7 +4511,7 @@
         <w:t xml:space="preserve"> </w:t>
       </w:r>
       <w:r>
-        <w:t xml:space="preserve">— almost never the order you want</w:t>
+        <w:t xml:space="preserve">— almost never what you want</w:t>
       </w:r>
     </w:p>
     <w:tbl>
@@ -3756,12 +4555,12 @@
                 <wp:inline>
                   <wp:extent cx="152400" cy="152400"/>
                   <wp:effectExtent b="0" l="0" r="0" t="0"/>
-                  <wp:docPr descr="" title="" id="40" name="Picture"/>
+                  <wp:docPr descr="" title="" id="41" name="Picture"/>
                   <a:graphic>
                     <a:graphicData uri="http://schemas.openxmlformats.org/drawingml/2006/picture">
                       <pic:pic>
                         <pic:nvPicPr>
-                          <pic:cNvPr descr="/Applications/Positron.app/Contents/Resources/app/quarto/share/formats/docx/note.png" id="41" name="Picture"/>
+                          <pic:cNvPr descr="/Applications/Positron.app/Contents/Resources/app/quarto/share/formats/docx/note.png" id="42" name="Picture"/>
                           <pic:cNvPicPr>
                             <a:picLocks noChangeArrowheads="1" noChangeAspect="1"/>
                           </pic:cNvPicPr>
@@ -3896,8 +4695,8 @@
         <w:t xml:space="preserve">.</w:t>
       </w:r>
     </w:p>
-    <w:bookmarkEnd w:id="42"/>
-    <w:bookmarkStart w:id="48" w:name="Xb4814c288290ddd0e95dc44256a649bd483fdae"/>
+    <w:bookmarkEnd w:id="43"/>
+    <w:bookmarkStart w:id="50" w:name="Xb4814c288290ddd0e95dc44256a649bd483fdae"/>
     <w:p>
       <w:pPr>
         <w:pStyle w:val="Heading1"/>
@@ -4317,20 +5116,20 @@
       <w:r>
         <w:drawing>
           <wp:inline>
-            <wp:extent cx="2286000" cy="2286000"/>
+            <wp:extent cx="2286000" cy="1905000"/>
             <wp:effectExtent b="0" l="0" r="0" t="0"/>
-            <wp:docPr descr="" title="" id="44" name="Picture"/>
+            <wp:docPr descr="" title="" id="45" name="Picture"/>
             <a:graphic>
               <a:graphicData uri="http://schemas.openxmlformats.org/drawingml/2006/picture">
                 <pic:pic>
                   <pic:nvPicPr>
-                    <pic:cNvPr descr="one_way_anova_lecture_files/figure-docx/fct-reorder-10-1.png" id="45" name="Picture"/>
+                    <pic:cNvPr descr="one_way_anova_lecture_files/figure-docx/fct-reorder-15-1.png" id="46" name="Picture"/>
                     <pic:cNvPicPr>
                       <a:picLocks noChangeArrowheads="1" noChangeAspect="1"/>
                     </pic:cNvPicPr>
                   </pic:nvPicPr>
                   <pic:blipFill>
-                    <a:blip r:embed="rId43"/>
+                    <a:blip r:embed="rId44"/>
                     <a:stretch>
                       <a:fillRect/>
                     </a:stretch>
@@ -4338,7 +5137,7 @@
                   <pic:spPr bwMode="auto">
                     <a:xfrm>
                       <a:off x="0" y="0"/>
-                      <a:ext cx="2286000" cy="2286000"/>
+                      <a:ext cx="2286000" cy="1905000"/>
                     </a:xfrm>
                     <a:prstGeom prst="rect">
                       <a:avLst/>
@@ -4451,7 +5250,26 @@
         </w:numPr>
       </w:pPr>
       <w:r>
-        <w:t xml:space="preserve">One line; the plot now reads lightest → heaviest</w:t>
+        <w:t xml:space="preserve">Here the alphabetical order happens to already be the mass order — but now it</w:t>
+      </w:r>
+      <w:r>
+        <w:t xml:space="preserve"> </w:t>
+      </w:r>
+      <w:r>
+        <w:t xml:space="preserve">is that way</w:t>
+      </w:r>
+      <w:r>
+        <w:t xml:space="preserve"> </w:t>
+      </w:r>
+      <w:r>
+        <w:rPr>
+          <w:b/>
+          <w:bCs/>
+        </w:rPr>
+        <w:t xml:space="preserve">on purpose</w:t>
+      </w:r>
+      <w:r>
+        <w:t xml:space="preserve">, and it will hold for data where it does not</w:t>
       </w:r>
     </w:p>
     <w:tbl>
@@ -4495,18 +5313,18 @@
                 <wp:inline>
                   <wp:extent cx="152400" cy="152400"/>
                   <wp:effectExtent b="0" l="0" r="0" t="0"/>
-                  <wp:docPr descr="" title="" id="46" name="Picture"/>
+                  <wp:docPr descr="" title="" id="48" name="Picture"/>
                   <a:graphic>
                     <a:graphicData uri="http://schemas.openxmlformats.org/drawingml/2006/picture">
                       <pic:pic>
                         <pic:nvPicPr>
-                          <pic:cNvPr descr="/Applications/Positron.app/Contents/Resources/app/quarto/share/formats/docx/tip.png" id="47" name="Picture"/>
+                          <pic:cNvPr descr="/Applications/Positron.app/Contents/Resources/app/quarto/share/formats/docx/tip.png" id="49" name="Picture"/>
                           <pic:cNvPicPr>
                             <a:picLocks noChangeArrowheads="1" noChangeAspect="1"/>
                           </pic:cNvPicPr>
                         </pic:nvPicPr>
                         <pic:blipFill>
-                          <a:blip r:embed="rId19"/>
+                          <a:blip r:embed="rId47"/>
                           <a:stretch>
                             <a:fillRect/>
                           </a:stretch>
@@ -4591,7 +5409,7 @@
               <w:t xml:space="preserve">Common Code 15 · Factors</w:t>
             </w:r>
             <w:r>
-              <w:t xml:space="preserve">. Today we only need</w:t>
+              <w:t xml:space="preserve">. Today we need</w:t>
             </w:r>
             <w:r>
               <w:t xml:space="preserve"> </w:t>
@@ -4604,73 +5422,42 @@
               <w:t xml:space="preserve">ordering</w:t>
             </w:r>
             <w:r>
-              <w:t xml:space="preserve"> </w:t>
-            </w:r>
-            <w:r>
-              <w:t xml:space="preserve">and, next, the</w:t>
-            </w:r>
-            <w:r>
-              <w:t xml:space="preserve"> </w:t>
-            </w:r>
-            <w:r>
-              <w:rPr>
-                <w:i/>
-                <w:iCs/>
-              </w:rPr>
-              <w:t xml:space="preserve">reference level</w:t>
-            </w:r>
-            <w:r>
-              <w:t xml:space="preserve">.</w:t>
+              <w:t xml:space="preserve">, and</w:t>
+            </w:r>
+            <w:r>
+              <w:t xml:space="preserve"> </w:t>
+            </w:r>
+            <w:r>
+              <w:rPr>
+                <w:rStyle w:val="VerbatimChar"/>
+              </w:rPr>
+              <w:t xml:space="preserve">fct_relevel()</w:t>
+            </w:r>
+            <w:r>
+              <w:t xml:space="preserve"> </w:t>
+            </w:r>
+            <w:r>
+              <w:t xml:space="preserve">for</w:t>
+            </w:r>
+            <w:r>
+              <w:t xml:space="preserve"> </w:t>
+            </w:r>
+            <w:r>
+              <w:t xml:space="preserve">the baseline in a moment.</w:t>
             </w:r>
           </w:p>
           <w:p/>
         </w:tc>
       </w:tr>
     </w:tbl>
-    <w:bookmarkEnd w:id="48"/>
-    <w:bookmarkStart w:id="49" w:name="pause-do-activity-parts-14-now"/>
+    <w:bookmarkEnd w:id="50"/>
+    <w:bookmarkStart w:id="53" w:name="state-the-hypotheses-before-any-code"/>
     <w:p>
       <w:pPr>
         <w:pStyle w:val="Heading1"/>
       </w:pPr>
       <w:r>
-        <w:t xml:space="preserve">🛑 Pause — Do Activity Parts 1–4 Now</w:t>
-      </w:r>
-    </w:p>
-    <w:p>
-      <w:pPr>
-        <w:pStyle w:val="FirstParagraph"/>
-      </w:pPr>
-      <w:r>
-        <w:t xml:space="preserve">Load the penguins, plot body mass by species, reorder the boxplot with</w:t>
-      </w:r>
-      <w:r>
-        <w:t xml:space="preserve"> </w:t>
-      </w:r>
-      <w:r>
-        <w:rPr>
-          <w:rStyle w:val="VerbatimChar"/>
-        </w:rPr>
-        <w:t xml:space="preserve">fct_reorder()</w:t>
-      </w:r>
-      <w:r>
-        <w:t xml:space="preserve">, and write your hypotheses. Predict which species differ before</w:t>
-      </w:r>
-      <w:r>
-        <w:t xml:space="preserve"> </w:t>
-      </w:r>
-      <w:r>
-        <w:t xml:space="preserve">you run anything.</w:t>
-      </w:r>
-    </w:p>
-    <w:bookmarkEnd w:id="49"/>
-    <w:bookmarkStart w:id="52" w:name="Xce9ac29c3bbd440181130d94eb6780c7b94b6df"/>
-    <w:p>
-      <w:pPr>
-        <w:pStyle w:val="Heading1"/>
-      </w:pPr>
-      <w:r>
-        <w:t xml:space="preserve">🧩 Chunk 2 of 2 · Fit the Model &amp; Check Assumptions</w:t>
+        <w:t xml:space="preserve">State the Hypotheses — Before Any Code</w:t>
       </w:r>
     </w:p>
     <w:p>
@@ -4682,13 +5469,155 @@
           <w:b/>
           <w:bCs/>
         </w:rPr>
-        <w:t xml:space="preserve">We will cover:</w:t>
-      </w:r>
-      <w:r>
-        <w:t xml:space="preserve"> </w:t>
-      </w:r>
-      <w:r>
-        <w:t xml:space="preserve">fitting the model, then checking normality of the residuals and equal variance across groups.</w:t>
+        <w:t xml:space="preserve">H₀:</w:t>
+      </w:r>
+      <w:r>
+        <w:t xml:space="preserve"> </w:t>
+      </w:r>
+      <m:oMath>
+        <m:sSub>
+          <m:e>
+            <m:r>
+              <m:t>μ</m:t>
+            </m:r>
+          </m:e>
+          <m:sub>
+            <m:r>
+              <m:rPr>
+                <m:nor/>
+                <m:sty m:val="p"/>
+              </m:rPr>
+              <m:t>Adelie</m:t>
+            </m:r>
+          </m:sub>
+        </m:sSub>
+        <m:r>
+          <m:rPr>
+            <m:sty m:val="p"/>
+          </m:rPr>
+          <m:t>=</m:t>
+        </m:r>
+        <m:sSub>
+          <m:e>
+            <m:r>
+              <m:t>μ</m:t>
+            </m:r>
+          </m:e>
+          <m:sub>
+            <m:r>
+              <m:rPr>
+                <m:nor/>
+                <m:sty m:val="p"/>
+              </m:rPr>
+              <m:t>Chinstrap</m:t>
+            </m:r>
+          </m:sub>
+        </m:sSub>
+        <m:r>
+          <m:rPr>
+            <m:sty m:val="p"/>
+          </m:rPr>
+          <m:t>=</m:t>
+        </m:r>
+        <m:sSub>
+          <m:e>
+            <m:r>
+              <m:t>μ</m:t>
+            </m:r>
+          </m:e>
+          <m:sub>
+            <m:r>
+              <m:rPr>
+                <m:nor/>
+                <m:sty m:val="p"/>
+              </m:rPr>
+              <m:t>Gentoo</m:t>
+            </m:r>
+          </m:sub>
+        </m:sSub>
+      </m:oMath>
+    </w:p>
+    <w:p>
+      <w:pPr>
+        <w:pStyle w:val="BodyText"/>
+      </w:pPr>
+      <w:r>
+        <w:rPr>
+          <w:b/>
+          <w:bCs/>
+        </w:rPr>
+        <w:t xml:space="preserve">Hₐ:</w:t>
+      </w:r>
+      <w:r>
+        <w:t xml:space="preserve"> </w:t>
+      </w:r>
+      <w:r>
+        <w:t xml:space="preserve">at least one species mean differs from the others</w:t>
+      </w:r>
+    </w:p>
+    <w:p>
+      <w:pPr>
+        <w:pStyle w:val="BodyText"/>
+      </w:pPr>
+      <w:r>
+        <w:rPr>
+          <w:b/>
+          <w:bCs/>
+        </w:rPr>
+        <w:t xml:space="preserve">α = 0.05</w:t>
+      </w:r>
+    </w:p>
+    <w:p>
+      <w:pPr>
+        <w:pStyle w:val="BodyText"/>
+      </w:pPr>
+      <w:r>
+        <w:t xml:space="preserve">That is the whole hypothesis set. There is</w:t>
+      </w:r>
+      <w:r>
+        <w:t xml:space="preserve"> </w:t>
+      </w:r>
+      <w:r>
+        <w:rPr>
+          <w:b/>
+          <w:bCs/>
+        </w:rPr>
+        <w:t xml:space="preserve">one</w:t>
+      </w:r>
+      <w:r>
+        <w:t xml:space="preserve"> </w:t>
+      </w:r>
+      <w:r>
+        <w:t xml:space="preserve">test and</w:t>
+      </w:r>
+      <w:r>
+        <w:t xml:space="preserve"> </w:t>
+      </w:r>
+      <w:r>
+        <w:rPr>
+          <w:b/>
+          <w:bCs/>
+        </w:rPr>
+        <w:t xml:space="preserve">one</w:t>
+      </w:r>
+      <w:r>
+        <w:t xml:space="preserve"> </w:t>
+      </w:r>
+      <w:r>
+        <w:rPr>
+          <w:i/>
+          <w:iCs/>
+        </w:rPr>
+        <w:t xml:space="preserve">p</w:t>
+      </w:r>
+      <w:r>
+        <w:t xml:space="preserve">-value,</w:t>
+      </w:r>
+      <w:r>
+        <w:t xml:space="preserve"> </w:t>
+      </w:r>
+      <w:r>
+        <w:t xml:space="preserve">no matter how many groups you have.</w:t>
       </w:r>
     </w:p>
     <w:tbl>
@@ -4696,10 +5625,10 @@
         <w:tblStyle w:val="Table"/>
         <w:tblLook w:firstRow="0" w:lastRow="0" w:firstColumn="0" w:lastColumn="0" w:noHBand="0" w:noVBand="0" w:val="0000"/>
         <w:tblBorders>
-          <w:top w:val="single" w:sz="4" w:space="0" w:color="00A047"/>
-          <w:left w:val="single" w:sz="24" w:space="0" w:color="00A047"/>
-          <w:bottom w:val="single" w:sz="4" w:space="0" w:color="00A047"/>
-          <w:right w:val="single" w:sz="4" w:space="0" w:color="00A047"/>
+          <w:top w:val="single" w:sz="4" w:space="0" w:color="CC1914"/>
+          <w:left w:val="single" w:sz="24" w:space="0" w:color="CC1914"/>
+          <w:bottom w:val="single" w:sz="4" w:space="0" w:color="CC1914"/>
+          <w:right w:val="single" w:sz="4" w:space="0" w:color="CC1914"/>
         </w:tblBorders>
         <w:tblCellMar>
           <w:left w:w="144" w:type="dxa"/>
@@ -4713,7 +5642,7 @@
         </w:trPr>
         <w:tc>
           <w:tcPr>
-            <w:shd w:color="auto" w:fill="ccf1e3" w:val="clear"/>
+            <w:shd w:color="auto" w:fill="f7dddc" w:val="clear"/>
             <w:tcMar>
               <w:top w:w="92" w:type="dxa"/>
               <w:bottom w:w="92" w:type="dxa"/>
@@ -4732,18 +5661,18 @@
                 <wp:inline>
                   <wp:extent cx="152400" cy="152400"/>
                   <wp:effectExtent b="0" l="0" r="0" t="0"/>
-                  <wp:docPr descr="" title="" id="50" name="Picture"/>
+                  <wp:docPr descr="" title="" id="51" name="Picture"/>
                   <a:graphic>
                     <a:graphicData uri="http://schemas.openxmlformats.org/drawingml/2006/picture">
                       <pic:pic>
                         <pic:nvPicPr>
-                          <pic:cNvPr descr="/Applications/Positron.app/Contents/Resources/app/quarto/share/formats/docx/tip.png" id="51" name="Picture"/>
+                          <pic:cNvPr descr="/Applications/Positron.app/Contents/Resources/app/quarto/share/formats/docx/important.png" id="52" name="Picture"/>
                           <pic:cNvPicPr>
                             <a:picLocks noChangeArrowheads="1" noChangeAspect="1"/>
                           </pic:cNvPicPr>
                         </pic:nvPicPr>
                         <pic:blipFill>
-                          <a:blip r:embed="rId19"/>
+                          <a:blip r:embed="rId15"/>
                           <a:stretch>
                             <a:fillRect/>
                           </a:stretch>
@@ -4776,7 +5705,7 @@
               <w:t xml:space="preserve"> </w:t>
             </w:r>
             <w:r>
-              <w:t xml:space="preserve">Tip</w:t>
+              <w:t xml:space="preserve">Important</w:t>
             </w:r>
           </w:p>
         </w:tc>
@@ -4800,31 +5729,48 @@
               <w:spacing w:before="16" w:after="16"/>
             </w:pPr>
             <w:r>
-              <w:rPr>
-                <w:b/>
-                <w:bCs/>
-              </w:rPr>
-              <w:t xml:space="preserve">🖐 After this chunk: Activity Parts 5–8</w:t>
-            </w:r>
-            <w:r>
-              <w:t xml:space="preserve"> </w:t>
-            </w:r>
-            <w:r>
-              <w:t xml:space="preserve">(fit, set the reference level, QQ + Shapiro on residuals, Levene’s test).</w:t>
+              <w:t xml:space="preserve">Hₐ is deliberately vague.</w:t>
+            </w:r>
+            <w:r>
+              <w:t xml:space="preserve"> </w:t>
+            </w:r>
+            <w:r>
+              <w:t xml:space="preserve">“At least one differs”</w:t>
+            </w:r>
+            <w:r>
+              <w:t xml:space="preserve"> </w:t>
+            </w:r>
+            <w:r>
+              <w:t xml:space="preserve">is all the F-test can tell</w:t>
+            </w:r>
+            <w:r>
+              <w:t xml:space="preserve"> </w:t>
+            </w:r>
+            <w:r>
+              <w:t xml:space="preserve">you. If you want to name the species, you need the follow-up tests — Set 3.</w:t>
             </w:r>
           </w:p>
           <w:p/>
         </w:tc>
       </w:tr>
     </w:tbl>
-    <w:bookmarkEnd w:id="52"/>
-    <w:bookmarkStart w:id="55" w:name="fit-the-model"/>
+    <w:bookmarkEnd w:id="53"/>
+    <w:bookmarkStart w:id="56" w:name="fit-the-model-lm"/>
     <w:p>
       <w:pPr>
         <w:pStyle w:val="Heading1"/>
       </w:pPr>
       <w:r>
-        <w:t xml:space="preserve">Fit the Model</w:t>
+        <w:t xml:space="preserve">Fit the Model —</w:t>
+      </w:r>
+      <w:r>
+        <w:t xml:space="preserve"> </w:t>
+      </w:r>
+      <w:r>
+        <w:rPr>
+          <w:rStyle w:val="VerbatimChar"/>
+        </w:rPr>
+        <w:t xml:space="preserve">lm()</w:t>
       </w:r>
     </w:p>
     <w:p>
@@ -4835,7 +5781,7 @@
         <w:rPr>
           <w:rStyle w:val="CommentTok"/>
         </w:rPr>
-        <w:t xml:space="preserve"># ANOVA is a linear model with a categorical X ---------</w:t>
+        <w:t xml:space="preserve"># ANOVA is a linear model with a categorical X --------</w:t>
       </w:r>
       <w:r>
         <w:br/>
@@ -4929,7 +5875,7 @@
         <w:t xml:space="preserve"> </w:t>
       </w:r>
       <w:r>
-        <w:t xml:space="preserve">syntax as regression (Lecture 11)</w:t>
+        <w:t xml:space="preserve">function call as regression</w:t>
       </w:r>
     </w:p>
     <w:p>
@@ -4976,8 +5922,8 @@
       </w:r>
       <w:r>
         <w:rPr>
-          <w:i/>
-          <w:iCs/>
+          <w:b/>
+          <w:bCs/>
         </w:rPr>
         <w:t xml:space="preserve">is</w:t>
       </w:r>
@@ -4997,7 +5943,7 @@
         </w:numPr>
       </w:pPr>
       <w:r>
-        <w:t xml:space="preserve">We check assumptions on this model</w:t>
+        <w:t xml:space="preserve">Fitting the model and</w:t>
       </w:r>
       <w:r>
         <w:t xml:space="preserve"> </w:t>
@@ -5007,26 +5953,13 @@
           <w:b/>
           <w:bCs/>
         </w:rPr>
-        <w:t xml:space="preserve">before</w:t>
-      </w:r>
-      <w:r>
-        <w:t xml:space="preserve"> </w:t>
-      </w:r>
-      <w:r>
-        <w:t xml:space="preserve">reading any</w:t>
-      </w:r>
-      <w:r>
-        <w:t xml:space="preserve"> </w:t>
-      </w:r>
-      <w:r>
-        <w:rPr>
-          <w:i/>
-          <w:iCs/>
-        </w:rPr>
-        <w:t xml:space="preserve">p</w:t>
-      </w:r>
-      <w:r>
-        <w:t xml:space="preserve">-value</w:t>
+        <w:t xml:space="preserve">reading a table from it</w:t>
+      </w:r>
+      <w:r>
+        <w:t xml:space="preserve"> </w:t>
+      </w:r>
+      <w:r>
+        <w:t xml:space="preserve">are two separate steps</w:t>
       </w:r>
     </w:p>
     <w:tbl>
@@ -5070,12 +6003,12 @@
                 <wp:inline>
                   <wp:extent cx="152400" cy="152400"/>
                   <wp:effectExtent b="0" l="0" r="0" t="0"/>
-                  <wp:docPr descr="" title="" id="53" name="Picture"/>
+                  <wp:docPr descr="" title="" id="54" name="Picture"/>
                   <a:graphic>
                     <a:graphicData uri="http://schemas.openxmlformats.org/drawingml/2006/picture">
                       <pic:pic>
                         <pic:nvPicPr>
-                          <pic:cNvPr descr="/Applications/Positron.app/Contents/Resources/app/quarto/share/formats/docx/note.png" id="54" name="Picture"/>
+                          <pic:cNvPr descr="/Applications/Positron.app/Contents/Resources/app/quarto/share/formats/docx/note.png" id="55" name="Picture"/>
                           <pic:cNvPicPr>
                             <a:picLocks noChangeArrowheads="1" noChangeAspect="1"/>
                           </pic:cNvPicPr>
@@ -5153,16 +6086,22 @@
               <w:spacing w:after="16"/>
             </w:pPr>
             <w:r>
+              <w:t xml:space="preserve">You do not write anything different to get an ANOVA instead of a regression.</w:t>
+            </w:r>
+            <w:r>
+              <w:t xml:space="preserve"> </w:t>
+            </w:r>
+            <w:r>
               <w:rPr>
                 <w:rStyle w:val="VerbatimChar"/>
               </w:rPr>
-              <w:t xml:space="preserve">lm(body_mass_g ~ species)</w:t>
-            </w:r>
-            <w:r>
-              <w:t xml:space="preserve"> </w:t>
-            </w:r>
-            <w:r>
-              <w:t xml:space="preserve">is the exact same function call you used for a numeric predictor in Lecture 11 — only</w:t>
+              <w:t xml:space="preserve">lm()</w:t>
+            </w:r>
+            <w:r>
+              <w:t xml:space="preserve"> </w:t>
+            </w:r>
+            <w:r>
+              <w:t xml:space="preserve">looks at the class of</w:t>
             </w:r>
             <w:r>
               <w:t xml:space="preserve"> </w:t>
@@ -5171,13 +6110,13 @@
               <w:rPr>
                 <w:rStyle w:val="VerbatimChar"/>
               </w:rPr>
-              <w:t xml:space="preserve">species</w:t>
-            </w:r>
-            <w:r>
-              <w:t xml:space="preserve"> </w:t>
-            </w:r>
-            <w:r>
-              <w:t xml:space="preserve">is categorical this time. R handles the encoding automatically; you don’t write anything differently to get an ANOVA instead of a regression.</w:t>
+              <w:t xml:space="preserve">X</w:t>
+            </w:r>
+            <w:r>
+              <w:t xml:space="preserve"> </w:t>
+            </w:r>
+            <w:r>
+              <w:t xml:space="preserve">and codes it for you. One function, two tests.</w:t>
             </w:r>
           </w:p>
           <w:p/>
@@ -5192,14 +6131,14 @@
         <w:t xml:space="preserve">📖 W&amp;S §15.2</w:t>
       </w:r>
     </w:p>
-    <w:bookmarkEnd w:id="55"/>
-    <w:bookmarkStart w:id="58" w:name="which-group-is-the-baseline-fct_relevel"/>
+    <w:bookmarkEnd w:id="56"/>
+    <w:bookmarkStart w:id="59" w:name="what-lm-did-with-a-factor-the-baseline"/>
     <w:p>
       <w:pPr>
         <w:pStyle w:val="Heading1"/>
       </w:pPr>
       <w:r>
-        <w:t xml:space="preserve">Which Group Is the Baseline? —</w:t>
+        <w:t xml:space="preserve">What</w:t>
       </w:r>
       <w:r>
         <w:t xml:space="preserve"> </w:t>
@@ -5208,7 +6147,13 @@
         <w:rPr>
           <w:rStyle w:val="VerbatimChar"/>
         </w:rPr>
-        <w:t xml:space="preserve">fct_relevel()</w:t>
+        <w:t xml:space="preserve">lm()</w:t>
+      </w:r>
+      <w:r>
+        <w:t xml:space="preserve"> </w:t>
+      </w:r>
+      <w:r>
+        <w:t xml:space="preserve">Did With a Factor — the Baseline</w:t>
       </w:r>
     </w:p>
     <w:p>
@@ -5217,213 +6162,35 @@
       </w:pPr>
       <w:r>
         <w:rPr>
-          <w:rStyle w:val="CommentTok"/>
-        </w:rPr>
-        <w:t xml:space="preserve"># The (Intercept) is the FIRST level = Adelie ---------</w:t>
+          <w:rStyle w:val="FunctionTok"/>
+        </w:rPr>
+        <w:t xml:space="preserve">coef</w:t>
+      </w:r>
+      <w:r>
+        <w:rPr>
+          <w:rStyle w:val="NormalTok"/>
+        </w:rPr>
+        <w:t xml:space="preserve">(mass_model)</w:t>
+      </w:r>
+    </w:p>
+    <w:p>
+      <w:pPr>
+        <w:pStyle w:val="SourceCode"/>
+      </w:pPr>
+      <w:r>
+        <w:rPr>
+          <w:rStyle w:val="VerbatimChar"/>
+        </w:rPr>
+        <w:t xml:space="preserve">     (Intercept) speciesChinstrap    speciesGentoo </w:t>
       </w:r>
       <w:r>
         <w:br/>
       </w:r>
       <w:r>
         <w:rPr>
-          <w:rStyle w:val="FunctionTok"/>
-        </w:rPr>
-        <w:t xml:space="preserve">coef</w:t>
-      </w:r>
-      <w:r>
-        <w:rPr>
-          <w:rStyle w:val="NormalTok"/>
-        </w:rPr>
-        <w:t xml:space="preserve">(mass_model)</w:t>
-      </w:r>
-    </w:p>
-    <w:p>
-      <w:pPr>
-        <w:pStyle w:val="SourceCode"/>
-      </w:pPr>
-      <w:r>
-        <w:rPr>
           <w:rStyle w:val="VerbatimChar"/>
         </w:rPr>
-        <w:t xml:space="preserve">     (Intercept) speciesChinstrap    speciesGentoo </w:t>
-      </w:r>
-      <w:r>
-        <w:br/>
-      </w:r>
-      <w:r>
-        <w:rPr>
-          <w:rStyle w:val="VerbatimChar"/>
-        </w:rPr>
         <w:t xml:space="preserve">      3700.66225         32.42598       1375.35401 </w:t>
-      </w:r>
-    </w:p>
-    <w:p>
-      <w:pPr>
-        <w:pStyle w:val="SourceCode"/>
-      </w:pPr>
-      <w:r>
-        <w:rPr>
-          <w:rStyle w:val="CommentTok"/>
-        </w:rPr>
-        <w:t xml:space="preserve"># Make Gentoo the reference instead --------------------</w:t>
-      </w:r>
-      <w:r>
-        <w:br/>
-      </w:r>
-      <w:r>
-        <w:rPr>
-          <w:rStyle w:val="NormalTok"/>
-        </w:rPr>
-        <w:t xml:space="preserve">penguins_relevel </w:t>
-      </w:r>
-      <w:r>
-        <w:rPr>
-          <w:rStyle w:val="OtherTok"/>
-        </w:rPr>
-        <w:t xml:space="preserve">&lt;-</w:t>
-      </w:r>
-      <w:r>
-        <w:rPr>
-          <w:rStyle w:val="NormalTok"/>
-        </w:rPr>
-        <w:t xml:space="preserve"> penguins_df </w:t>
-      </w:r>
-      <w:r>
-        <w:rPr>
-          <w:rStyle w:val="SpecialCharTok"/>
-        </w:rPr>
-        <w:t xml:space="preserve">%&gt;%</w:t>
-      </w:r>
-      <w:r>
-        <w:br/>
-      </w:r>
-      <w:r>
-        <w:rPr>
-          <w:rStyle w:val="NormalTok"/>
-        </w:rPr>
-        <w:t xml:space="preserve">  </w:t>
-      </w:r>
-      <w:r>
-        <w:rPr>
-          <w:rStyle w:val="FunctionTok"/>
-        </w:rPr>
-        <w:t xml:space="preserve">mutate</w:t>
-      </w:r>
-      <w:r>
-        <w:rPr>
-          <w:rStyle w:val="NormalTok"/>
-        </w:rPr>
-        <w:t xml:space="preserve">(</w:t>
-      </w:r>
-      <w:r>
-        <w:rPr>
-          <w:rStyle w:val="AttributeTok"/>
-        </w:rPr>
-        <w:t xml:space="preserve">species =</w:t>
-      </w:r>
-      <w:r>
-        <w:rPr>
-          <w:rStyle w:val="NormalTok"/>
-        </w:rPr>
-        <w:t xml:space="preserve"> </w:t>
-      </w:r>
-      <w:r>
-        <w:rPr>
-          <w:rStyle w:val="FunctionTok"/>
-        </w:rPr>
-        <w:t xml:space="preserve">fct_relevel</w:t>
-      </w:r>
-      <w:r>
-        <w:rPr>
-          <w:rStyle w:val="NormalTok"/>
-        </w:rPr>
-        <w:t xml:space="preserve">(species, </w:t>
-      </w:r>
-      <w:r>
-        <w:rPr>
-          <w:rStyle w:val="StringTok"/>
-        </w:rPr>
-        <w:t xml:space="preserve">"Gentoo"</w:t>
-      </w:r>
-      <w:r>
-        <w:rPr>
-          <w:rStyle w:val="NormalTok"/>
-        </w:rPr>
-        <w:t xml:space="preserve">))</w:t>
-      </w:r>
-      <w:r>
-        <w:br/>
-      </w:r>
-      <w:r>
-        <w:br/>
-      </w:r>
-      <w:r>
-        <w:rPr>
-          <w:rStyle w:val="FunctionTok"/>
-        </w:rPr>
-        <w:t xml:space="preserve">coef</w:t>
-      </w:r>
-      <w:r>
-        <w:rPr>
-          <w:rStyle w:val="NormalTok"/>
-        </w:rPr>
-        <w:t xml:space="preserve">(</w:t>
-      </w:r>
-      <w:r>
-        <w:rPr>
-          <w:rStyle w:val="FunctionTok"/>
-        </w:rPr>
-        <w:t xml:space="preserve">lm</w:t>
-      </w:r>
-      <w:r>
-        <w:rPr>
-          <w:rStyle w:val="NormalTok"/>
-        </w:rPr>
-        <w:t xml:space="preserve">(body_mass_g </w:t>
-      </w:r>
-      <w:r>
-        <w:rPr>
-          <w:rStyle w:val="SpecialCharTok"/>
-        </w:rPr>
-        <w:t xml:space="preserve">~</w:t>
-      </w:r>
-      <w:r>
-        <w:rPr>
-          <w:rStyle w:val="NormalTok"/>
-        </w:rPr>
-        <w:t xml:space="preserve"> species, </w:t>
-      </w:r>
-      <w:r>
-        <w:rPr>
-          <w:rStyle w:val="AttributeTok"/>
-        </w:rPr>
-        <w:t xml:space="preserve">data =</w:t>
-      </w:r>
-      <w:r>
-        <w:rPr>
-          <w:rStyle w:val="NormalTok"/>
-        </w:rPr>
-        <w:t xml:space="preserve"> penguins_relevel))</w:t>
-      </w:r>
-    </w:p>
-    <w:p>
-      <w:pPr>
-        <w:pStyle w:val="SourceCode"/>
-      </w:pPr>
-      <w:r>
-        <w:rPr>
-          <w:rStyle w:val="VerbatimChar"/>
-        </w:rPr>
-        <w:t xml:space="preserve">     (Intercept)    speciesAdelie speciesChinstrap </w:t>
-      </w:r>
-      <w:r>
-        <w:br/>
-      </w:r>
-      <w:r>
-        <w:rPr>
-          <w:rStyle w:val="VerbatimChar"/>
-        </w:rPr>
-        <w:t xml:space="preserve">        5076.016        -1375.354        -1342.928 </w:t>
       </w:r>
     </w:p>
     <w:p>
@@ -5438,13 +6205,13 @@
         <w:rPr>
           <w:rStyle w:val="VerbatimChar"/>
         </w:rPr>
-        <w:t xml:space="preserve">lm</w:t>
-      </w:r>
-      <w:r>
-        <w:t xml:space="preserve"> </w:t>
-      </w:r>
-      <w:r>
-        <w:t xml:space="preserve">picks the</w:t>
+        <w:t xml:space="preserve">(Intercept)</w:t>
+      </w:r>
+      <w:r>
+        <w:t xml:space="preserve"> </w:t>
+      </w:r>
+      <w:r>
+        <w:t xml:space="preserve">is the mean of the</w:t>
       </w:r>
       <w:r>
         <w:t xml:space="preserve"> </w:t>
@@ -5454,29 +6221,13 @@
           <w:b/>
           <w:bCs/>
         </w:rPr>
-        <w:t xml:space="preserve">first factor level</w:t>
-      </w:r>
-      <w:r>
-        <w:t xml:space="preserve"> </w:t>
-      </w:r>
-      <w:r>
-        <w:t xml:space="preserve">as the baseline; every coefficient is a</w:t>
-      </w:r>
-      <w:r>
-        <w:t xml:space="preserve"> </w:t>
-      </w:r>
-      <w:r>
-        <w:t xml:space="preserve">difference</w:t>
-      </w:r>
-      <w:r>
-        <w:t xml:space="preserve"> </w:t>
-      </w:r>
-      <w:r>
-        <w:rPr>
-          <w:i/>
-          <w:iCs/>
-        </w:rPr>
-        <w:t xml:space="preserve">from that group</w:t>
+        <w:t xml:space="preserve">first level</w:t>
+      </w:r>
+      <w:r>
+        <w:t xml:space="preserve"> </w:t>
+      </w:r>
+      <w:r>
+        <w:t xml:space="preserve">— Adelie</w:t>
       </w:r>
     </w:p>
     <w:p>
@@ -5488,218 +6239,68 @@
         </w:numPr>
       </w:pPr>
       <w:r>
+        <w:t xml:space="preserve">The other coefficients are</w:t>
+      </w:r>
+      <w:r>
+        <w:t xml:space="preserve"> </w:t>
+      </w:r>
+      <w:r>
+        <w:rPr>
+          <w:b/>
+          <w:bCs/>
+        </w:rPr>
+        <w:t xml:space="preserve">differences from Adelie</w:t>
+      </w:r>
+    </w:p>
+    <w:p>
+      <w:pPr>
+        <w:pStyle w:val="Compact"/>
+        <w:numPr>
+          <w:ilvl w:val="0"/>
+          <w:numId w:val="1015"/>
+        </w:numPr>
+      </w:pPr>
+      <w:r>
+        <w:t xml:space="preserve">Chinstrap is +32 g; Gentoo is +1375 g</w:t>
+      </w:r>
+    </w:p>
+    <w:p>
+      <w:pPr>
+        <w:pStyle w:val="FirstParagraph"/>
+      </w:pPr>
+      <w:r>
+        <w:t xml:space="preserve">This is</w:t>
+      </w:r>
+      <w:r>
+        <w:t xml:space="preserve"> </w:t>
+      </w:r>
+      <w:r>
+        <w:rPr>
+          <w:b/>
+          <w:bCs/>
+        </w:rPr>
+        <w:t xml:space="preserve">treatment coding</w:t>
+      </w:r>
+      <w:r>
+        <w:t xml:space="preserve"> </w:t>
+      </w:r>
+      <w:r>
+        <w:t xml:space="preserve">(</w:t>
+      </w:r>
+      <w:r>
         <w:rPr>
           <w:rStyle w:val="VerbatimChar"/>
         </w:rPr>
-        <w:t xml:space="preserve">fct_relevel(species, "Gentoo")</w:t>
-      </w:r>
-      <w:r>
-        <w:t xml:space="preserve"> </w:t>
-      </w:r>
-      <w:r>
-        <w:t xml:space="preserve">moves Gentoo to the front → coefficients are</w:t>
-      </w:r>
-      <w:r>
-        <w:t xml:space="preserve"> </w:t>
-      </w:r>
-      <w:r>
-        <w:t xml:space="preserve">now differences from Gentoo</w:t>
-      </w:r>
-    </w:p>
-    <w:tbl>
-      <w:tblPr>
-        <w:tblStyle w:val="Table"/>
-        <w:tblLook w:firstRow="0" w:lastRow="0" w:firstColumn="0" w:lastColumn="0" w:noHBand="0" w:noVBand="0" w:val="0000"/>
-        <w:tblBorders>
-          <w:top w:val="single" w:sz="4" w:space="0" w:color="CC1914"/>
-          <w:left w:val="single" w:sz="24" w:space="0" w:color="CC1914"/>
-          <w:bottom w:val="single" w:sz="4" w:space="0" w:color="CC1914"/>
-          <w:right w:val="single" w:sz="4" w:space="0" w:color="CC1914"/>
-        </w:tblBorders>
-        <w:tblCellMar>
-          <w:left w:w="144" w:type="dxa"/>
-          <w:right w:w="144" w:type="dxa"/>
-        </w:tblCellMar>
-        <w:tblLook w:firstRow="0" w:lastRow="0" w:firstColumn="0" w:lastColumn="0" w:noHBand="0" w:noVBand="0" w:val="0000"/>
-      </w:tblPr>
-      <w:tr>
-        <w:trPr>
-          <w:cantSplit/>
-        </w:trPr>
-        <w:tc>
-          <w:tcPr>
-            <w:shd w:color="auto" w:fill="f7dddc" w:val="clear"/>
-            <w:tcMar>
-              <w:top w:w="92" w:type="dxa"/>
-              <w:bottom w:w="92" w:type="dxa"/>
-            </w:tcMar>
-          </w:tcPr>
-          <w:p>
-            <w:pPr>
-              <w:pStyle w:val="FirstParagraph"/>
-            </w:pPr>
-            <w:pPr>
-              <w:spacing w:before="0" w:after="0"/>
-              <w:textAlignment w:val="center"/>
-            </w:pPr>
-            <w:r>
-              <w:drawing>
-                <wp:inline>
-                  <wp:extent cx="152400" cy="152400"/>
-                  <wp:effectExtent b="0" l="0" r="0" t="0"/>
-                  <wp:docPr descr="" title="" id="56" name="Picture"/>
-                  <a:graphic>
-                    <a:graphicData uri="http://schemas.openxmlformats.org/drawingml/2006/picture">
-                      <pic:pic>
-                        <pic:nvPicPr>
-                          <pic:cNvPr descr="/Applications/Positron.app/Contents/Resources/app/quarto/share/formats/docx/important.png" id="57" name="Picture"/>
-                          <pic:cNvPicPr>
-                            <a:picLocks noChangeArrowheads="1" noChangeAspect="1"/>
-                          </pic:cNvPicPr>
-                        </pic:nvPicPr>
-                        <pic:blipFill>
-                          <a:blip r:embed="rId23"/>
-                          <a:stretch>
-                            <a:fillRect/>
-                          </a:stretch>
-                        </pic:blipFill>
-                        <pic:spPr bwMode="auto">
-                          <a:xfrm>
-                            <a:off x="0" y="0"/>
-                            <a:ext cx="152400" cy="152400"/>
-                          </a:xfrm>
-                          <a:prstGeom prst="rect">
-                            <a:avLst/>
-                          </a:prstGeom>
-                          <a:noFill/>
-                          <a:ln w="9525">
-                            <a:noFill/>
-                            <a:headEnd/>
-                            <a:tailEnd/>
-                          </a:ln>
-                        </pic:spPr>
-                      </pic:pic>
-                    </a:graphicData>
-                  </a:graphic>
-                </wp:inline>
-              </w:drawing>
-            </w:r>
-            <w:r>
-              <w:t xml:space="preserve"> </w:t>
-            </w:r>
-            <w:r>
-              <w:t xml:space="preserve"> </w:t>
-            </w:r>
-            <w:r>
-              <w:t xml:space="preserve">Important</w:t>
-            </w:r>
-          </w:p>
-        </w:tc>
-      </w:tr>
-      <w:tr>
-        <w:trPr>
-          <w:cantSplit/>
-        </w:trPr>
-        <w:tc>
-          <w:tcPr>
-            <w:tcMar>
-              <w:top w:w="108" w:type="dxa"/>
-              <w:bottom w:w="108" w:type="dxa"/>
-            </w:tcMar>
-          </w:tcPr>
-          <w:p>
-            <w:pPr>
-              <w:pStyle w:val="BodyText"/>
-            </w:pPr>
-            <w:pPr>
-              <w:spacing w:before="16" w:after="16"/>
-            </w:pPr>
-            <w:r>
-              <w:t xml:space="preserve">Releveling changes</w:t>
-            </w:r>
-            <w:r>
-              <w:t xml:space="preserve"> </w:t>
-            </w:r>
-            <w:r>
-              <w:rPr>
-                <w:b/>
-                <w:bCs/>
-              </w:rPr>
-              <w:t xml:space="preserve">which comparisons the coefficients show</w:t>
-            </w:r>
-            <w:r>
-              <w:t xml:space="preserve">. It does</w:t>
-            </w:r>
-            <w:r>
-              <w:t xml:space="preserve"> </w:t>
-            </w:r>
-            <w:r>
-              <w:rPr>
-                <w:b/>
-                <w:bCs/>
-              </w:rPr>
-              <w:t xml:space="preserve">not</w:t>
-            </w:r>
-            <w:r>
-              <w:t xml:space="preserve"> </w:t>
-            </w:r>
-            <w:r>
-              <w:t xml:space="preserve">change the overall</w:t>
-            </w:r>
-            <w:r>
-              <w:t xml:space="preserve"> </w:t>
-            </w:r>
-            <w:r>
-              <w:rPr>
-                <w:b/>
-                <w:bCs/>
-              </w:rPr>
-              <w:t xml:space="preserve">F</w:t>
-            </w:r>
-            <w:r>
-              <w:t xml:space="preserve"> </w:t>
-            </w:r>
-            <w:r>
-              <w:t xml:space="preserve">or</w:t>
-            </w:r>
-            <w:r>
-              <w:t xml:space="preserve"> </w:t>
-            </w:r>
-            <w:r>
-              <w:rPr>
-                <w:i/>
-                <w:iCs/>
-              </w:rPr>
-              <w:t xml:space="preserve">p</w:t>
-            </w:r>
-            <w:r>
-              <w:t xml:space="preserve">-value — the ANOVA question (</w:t>
-            </w:r>
-            <w:r>
-              <w:t xml:space="preserve">“do any means</w:t>
-            </w:r>
-            <w:r>
-              <w:t xml:space="preserve"> </w:t>
-            </w:r>
-            <w:r>
-              <w:t xml:space="preserve">differ?”</w:t>
-            </w:r>
-            <w:r>
-              <w:t xml:space="preserve">) is the same no matter which group you call the baseline.</w:t>
-            </w:r>
-          </w:p>
-          <w:p/>
-        </w:tc>
-      </w:tr>
-    </w:tbl>
-    <w:bookmarkEnd w:id="58"/>
-    <w:bookmarkStart w:id="64" w:name="assumption-1-normality-of-the-residuals"/>
-    <w:p>
-      <w:pPr>
-        <w:pStyle w:val="Heading1"/>
-      </w:pPr>
-      <w:r>
-        <w:t xml:space="preserve">Assumption 1 — Normality of the Residuals</w:t>
+        <w:t xml:space="preserve">contr.treatment</w:t>
+      </w:r>
+      <w:r>
+        <w:t xml:space="preserve">) — R’s default. Each group is</w:t>
+      </w:r>
+      <w:r>
+        <w:t xml:space="preserve"> </w:t>
+      </w:r>
+      <w:r>
+        <w:t xml:space="preserve">compared with a baseline group.</w:t>
       </w:r>
     </w:p>
     <w:tbl>
@@ -5732,7 +6333,7 @@
           </w:tcPr>
           <w:p>
             <w:pPr>
-              <w:pStyle w:val="FirstParagraph"/>
+              <w:pStyle w:val="BodyText"/>
             </w:pPr>
             <w:pPr>
               <w:spacing w:before="0" w:after="0"/>
@@ -5743,12 +6344,12 @@
                 <wp:inline>
                   <wp:extent cx="152400" cy="152400"/>
                   <wp:effectExtent b="0" l="0" r="0" t="0"/>
-                  <wp:docPr descr="" title="" id="59" name="Picture"/>
+                  <wp:docPr descr="" title="" id="57" name="Picture"/>
                   <a:graphic>
                     <a:graphicData uri="http://schemas.openxmlformats.org/drawingml/2006/picture">
                       <pic:pic>
                         <pic:nvPicPr>
-                          <pic:cNvPr descr="/Applications/Positron.app/Contents/Resources/app/quarto/share/formats/docx/note.png" id="60" name="Picture"/>
+                          <pic:cNvPr descr="/Applications/Positron.app/Contents/Resources/app/quarto/share/formats/docx/note.png" id="58" name="Picture"/>
                           <pic:cNvPicPr>
                             <a:picLocks noChangeArrowheads="1" noChangeAspect="1"/>
                           </pic:cNvPicPr>
@@ -5811,11 +6412,37 @@
               <w:spacing w:before="16" w:after="16"/>
             </w:pPr>
             <w:r>
-              <w:rPr>
-                <w:b/>
-                <w:bCs/>
-              </w:rPr>
-              <w:t xml:space="preserve">🔮 Predict first:</w:t>
+              <w:t xml:space="preserve">Remember this phrase:</w:t>
+            </w:r>
+            <w:r>
+              <w:t xml:space="preserve"> </w:t>
+            </w:r>
+            <w:r>
+              <w:rPr>
+                <w:i/>
+                <w:iCs/>
+              </w:rPr>
+              <w:t xml:space="preserve">treatment coding compares every group with the first</w:t>
+            </w:r>
+            <w:r>
+              <w:rPr>
+                <w:i/>
+                <w:iCs/>
+              </w:rPr>
+              <w:t xml:space="preserve"> </w:t>
+            </w:r>
+            <w:r>
+              <w:rPr>
+                <w:i/>
+                <w:iCs/>
+              </w:rPr>
+              <w:t xml:space="preserve">level.</w:t>
+            </w:r>
+            <w:r>
+              <w:t xml:space="preserve"> </w:t>
+            </w:r>
+            <w:r>
+              <w:t xml:space="preserve">It comes back in two slides when we ask</w:t>
             </w:r>
             <w:r>
               <w:t xml:space="preserve"> </w:t>
@@ -5824,19 +6451,38 @@
               <w:rPr>
                 <w:rStyle w:val="VerbatimChar"/>
               </w:rPr>
-              <w:t xml:space="preserve">plot(mass_model)</w:t>
-            </w:r>
-            <w:r>
-              <w:t xml:space="preserve"> </w:t>
-            </w:r>
-            <w:r>
-              <w:t xml:space="preserve">gives the same four panels as the regression lecture. With ~340 penguins, will the Normal Q-Q panel track the line as tightly?</w:t>
+              <w:t xml:space="preserve">Anova()</w:t>
+            </w:r>
+            <w:r>
+              <w:t xml:space="preserve"> </w:t>
+            </w:r>
+            <w:r>
+              <w:t xml:space="preserve">for Type III.</w:t>
             </w:r>
           </w:p>
           <w:p/>
         </w:tc>
       </w:tr>
     </w:tbl>
+    <w:bookmarkEnd w:id="59"/>
+    <w:bookmarkStart w:id="62" w:name="change-the-baseline-fct_relevel"/>
+    <w:p>
+      <w:pPr>
+        <w:pStyle w:val="Heading1"/>
+      </w:pPr>
+      <w:r>
+        <w:t xml:space="preserve">Change the Baseline —</w:t>
+      </w:r>
+      <w:r>
+        <w:t xml:space="preserve"> </w:t>
+      </w:r>
+      <w:r>
+        <w:rPr>
+          <w:rStyle w:val="VerbatimChar"/>
+        </w:rPr>
+        <w:t xml:space="preserve">fct_relevel()</w:t>
+      </w:r>
+    </w:p>
     <w:p>
       <w:pPr>
         <w:pStyle w:val="SourceCode"/>
@@ -5845,16 +6491,49 @@
         <w:rPr>
           <w:rStyle w:val="CommentTok"/>
         </w:rPr>
-        <w:t xml:space="preserve"># Same plot(model) diagnostics as the regression lecture</w:t>
+        <w:t xml:space="preserve"># Make Gentoo the reference instead -------------------</w:t>
       </w:r>
       <w:r>
         <w:br/>
       </w:r>
       <w:r>
         <w:rPr>
+          <w:rStyle w:val="NormalTok"/>
+        </w:rPr>
+        <w:t xml:space="preserve">penguins_relevel </w:t>
+      </w:r>
+      <w:r>
+        <w:rPr>
+          <w:rStyle w:val="OtherTok"/>
+        </w:rPr>
+        <w:t xml:space="preserve">&lt;-</w:t>
+      </w:r>
+      <w:r>
+        <w:rPr>
+          <w:rStyle w:val="NormalTok"/>
+        </w:rPr>
+        <w:t xml:space="preserve"> penguins_df </w:t>
+      </w:r>
+      <w:r>
+        <w:rPr>
+          <w:rStyle w:val="SpecialCharTok"/>
+        </w:rPr>
+        <w:t xml:space="preserve">%&gt;%</w:t>
+      </w:r>
+      <w:r>
+        <w:br/>
+      </w:r>
+      <w:r>
+        <w:rPr>
+          <w:rStyle w:val="NormalTok"/>
+        </w:rPr>
+        <w:t xml:space="preserve">  </w:t>
+      </w:r>
+      <w:r>
+        <w:rPr>
           <w:rStyle w:val="FunctionTok"/>
         </w:rPr>
-        <w:t xml:space="preserve">par</w:t>
+        <w:t xml:space="preserve">mutate</w:t>
       </w:r>
       <w:r>
         <w:rPr>
@@ -5866,7 +6545,7 @@
         <w:rPr>
           <w:rStyle w:val="AttributeTok"/>
         </w:rPr>
-        <w:t xml:space="preserve">mfrow =</w:t>
+        <w:t xml:space="preserve">species =</w:t>
       </w:r>
       <w:r>
         <w:rPr>
@@ -5878,99 +6557,129 @@
         <w:rPr>
           <w:rStyle w:val="FunctionTok"/>
         </w:rPr>
-        <w:t xml:space="preserve">c</w:t>
+        <w:t xml:space="preserve">fct_relevel</w:t>
       </w:r>
       <w:r>
         <w:rPr>
           <w:rStyle w:val="NormalTok"/>
         </w:rPr>
-        <w:t xml:space="preserve">(</w:t>
-      </w:r>
-      <w:r>
-        <w:rPr>
-          <w:rStyle w:val="DecValTok"/>
-        </w:rPr>
-        <w:t xml:space="preserve">2</w:t>
+        <w:t xml:space="preserve">(species, </w:t>
+      </w:r>
+      <w:r>
+        <w:rPr>
+          <w:rStyle w:val="StringTok"/>
+        </w:rPr>
+        <w:t xml:space="preserve">"Gentoo"</w:t>
       </w:r>
       <w:r>
         <w:rPr>
           <w:rStyle w:val="NormalTok"/>
         </w:rPr>
-        <w:t xml:space="preserve">, </w:t>
-      </w:r>
-      <w:r>
-        <w:rPr>
-          <w:rStyle w:val="DecValTok"/>
-        </w:rPr>
-        <w:t xml:space="preserve">2</w:t>
+        <w:t xml:space="preserve">))</w:t>
+      </w:r>
+      <w:r>
+        <w:br/>
+      </w:r>
+      <w:r>
+        <w:br/>
       </w:r>
       <w:r>
         <w:rPr>
           <w:rStyle w:val="NormalTok"/>
         </w:rPr>
-        <w:t xml:space="preserve">))</w:t>
+        <w:t xml:space="preserve">mass_model_gentoo </w:t>
+      </w:r>
+      <w:r>
+        <w:rPr>
+          <w:rStyle w:val="OtherTok"/>
+        </w:rPr>
+        <w:t xml:space="preserve">&lt;-</w:t>
+      </w:r>
+      <w:r>
+        <w:rPr>
+          <w:rStyle w:val="NormalTok"/>
+        </w:rPr>
+        <w:t xml:space="preserve"> </w:t>
+      </w:r>
+      <w:r>
+        <w:rPr>
+          <w:rStyle w:val="FunctionTok"/>
+        </w:rPr>
+        <w:t xml:space="preserve">lm</w:t>
+      </w:r>
+      <w:r>
+        <w:rPr>
+          <w:rStyle w:val="NormalTok"/>
+        </w:rPr>
+        <w:t xml:space="preserve">(body_mass_g </w:t>
+      </w:r>
+      <w:r>
+        <w:rPr>
+          <w:rStyle w:val="SpecialCharTok"/>
+        </w:rPr>
+        <w:t xml:space="preserve">~</w:t>
+      </w:r>
+      <w:r>
+        <w:rPr>
+          <w:rStyle w:val="NormalTok"/>
+        </w:rPr>
+        <w:t xml:space="preserve"> species,</w:t>
       </w:r>
       <w:r>
         <w:br/>
       </w:r>
       <w:r>
         <w:rPr>
+          <w:rStyle w:val="NormalTok"/>
+        </w:rPr>
+        <w:t xml:space="preserve">                        </w:t>
+      </w:r>
+      <w:r>
+        <w:rPr>
+          <w:rStyle w:val="AttributeTok"/>
+        </w:rPr>
+        <w:t xml:space="preserve">data =</w:t>
+      </w:r>
+      <w:r>
+        <w:rPr>
+          <w:rStyle w:val="NormalTok"/>
+        </w:rPr>
+        <w:t xml:space="preserve"> penguins_relevel)</w:t>
+      </w:r>
+      <w:r>
+        <w:br/>
+      </w:r>
+      <w:r>
+        <w:rPr>
           <w:rStyle w:val="FunctionTok"/>
         </w:rPr>
-        <w:t xml:space="preserve">plot</w:t>
+        <w:t xml:space="preserve">coef</w:t>
       </w:r>
       <w:r>
         <w:rPr>
           <w:rStyle w:val="NormalTok"/>
         </w:rPr>
-        <w:t xml:space="preserve">(mass_model)</w:t>
-      </w:r>
-    </w:p>
-    <w:p>
-      <w:pPr>
-        <w:pStyle w:val="FirstParagraph"/>
-      </w:pPr>
-      <w:r>
-        <w:drawing>
-          <wp:inline>
-            <wp:extent cx="2286000" cy="1745672"/>
-            <wp:effectExtent b="0" l="0" r="0" t="0"/>
-            <wp:docPr descr="" title="" id="62" name="Picture"/>
-            <a:graphic>
-              <a:graphicData uri="http://schemas.openxmlformats.org/drawingml/2006/picture">
-                <pic:pic>
-                  <pic:nvPicPr>
-                    <pic:cNvPr descr="one_way_anova_lecture_files/figure-docx/diagnostic-plots-10-1.png" id="63" name="Picture"/>
-                    <pic:cNvPicPr>
-                      <a:picLocks noChangeArrowheads="1" noChangeAspect="1"/>
-                    </pic:cNvPicPr>
-                  </pic:nvPicPr>
-                  <pic:blipFill>
-                    <a:blip r:embed="rId61"/>
-                    <a:stretch>
-                      <a:fillRect/>
-                    </a:stretch>
-                  </pic:blipFill>
-                  <pic:spPr bwMode="auto">
-                    <a:xfrm>
-                      <a:off x="0" y="0"/>
-                      <a:ext cx="2286000" cy="1745672"/>
-                    </a:xfrm>
-                    <a:prstGeom prst="rect">
-                      <a:avLst/>
-                    </a:prstGeom>
-                    <a:noFill/>
-                    <a:ln w="9525">
-                      <a:noFill/>
-                      <a:headEnd/>
-                      <a:tailEnd/>
-                    </a:ln>
-                  </pic:spPr>
-                </pic:pic>
-              </a:graphicData>
-            </a:graphic>
-          </wp:inline>
-        </w:drawing>
+        <w:t xml:space="preserve">(mass_model_gentoo)</w:t>
+      </w:r>
+    </w:p>
+    <w:p>
+      <w:pPr>
+        <w:pStyle w:val="SourceCode"/>
+      </w:pPr>
+      <w:r>
+        <w:rPr>
+          <w:rStyle w:val="VerbatimChar"/>
+        </w:rPr>
+        <w:t xml:space="preserve">     (Intercept)    speciesAdelie speciesChinstrap </w:t>
+      </w:r>
+      <w:r>
+        <w:br/>
+      </w:r>
+      <w:r>
+        <w:rPr>
+          <w:rStyle w:val="VerbatimChar"/>
+        </w:rPr>
+        <w:t xml:space="preserve">        5076.016        -1375.354        -1342.928 </w:t>
       </w:r>
     </w:p>
     <w:p>
@@ -5982,7 +6691,22 @@
         </w:numPr>
       </w:pPr>
       <w:r>
-        <w:t xml:space="preserve">Check normality of the</w:t>
+        <w:rPr>
+          <w:rStyle w:val="VerbatimChar"/>
+        </w:rPr>
+        <w:t xml:space="preserve">fct_relevel(species, "Gentoo")</w:t>
+      </w:r>
+      <w:r>
+        <w:t xml:space="preserve"> </w:t>
+      </w:r>
+      <w:r>
+        <w:t xml:space="preserve">moves Gentoo to the front → the coefficients</w:t>
+      </w:r>
+      <w:r>
+        <w:t xml:space="preserve"> </w:t>
+      </w:r>
+      <w:r>
+        <w:t xml:space="preserve">are now differences</w:t>
       </w:r>
       <w:r>
         <w:t xml:space="preserve"> </w:t>
@@ -5992,171 +6716,7 @@
           <w:b/>
           <w:bCs/>
         </w:rPr>
-        <w:t xml:space="preserve">residuals</w:t>
-      </w:r>
-      <w:r>
-        <w:t xml:space="preserve">, not the raw masses</w:t>
-      </w:r>
-    </w:p>
-    <w:p>
-      <w:pPr>
-        <w:pStyle w:val="Compact"/>
-        <w:numPr>
-          <w:ilvl w:val="0"/>
-          <w:numId w:val="1016"/>
-        </w:numPr>
-      </w:pPr>
-      <w:r>
-        <w:rPr>
-          <w:b/>
-          <w:bCs/>
-        </w:rPr>
-        <w:t xml:space="preserve">Panel 2 (Normal Q-Q)</w:t>
-      </w:r>
-      <w:r>
-        <w:t xml:space="preserve"> </w:t>
-      </w:r>
-      <w:r>
-        <w:t xml:space="preserve">is the main visual tool</w:t>
-      </w:r>
-    </w:p>
-    <w:p>
-      <w:pPr>
-        <w:pStyle w:val="Compact"/>
-        <w:numPr>
-          <w:ilvl w:val="0"/>
-          <w:numId w:val="1016"/>
-        </w:numPr>
-      </w:pPr>
-      <w:r>
-        <w:t xml:space="preserve">Panels 1 &amp; 3 double-check equal variance — the same job Levene’s does next, from a different angle</w:t>
-      </w:r>
-    </w:p>
-    <w:bookmarkEnd w:id="64"/>
-    <w:bookmarkStart w:id="67" w:name="normality-shapiro-wilk-as-a-companion"/>
-    <w:p>
-      <w:pPr>
-        <w:pStyle w:val="Heading1"/>
-      </w:pPr>
-      <w:r>
-        <w:t xml:space="preserve">Normality — Shapiro-Wilk as a Companion</w:t>
-      </w:r>
-    </w:p>
-    <w:p>
-      <w:pPr>
-        <w:pStyle w:val="SourceCode"/>
-      </w:pPr>
-      <w:r>
-        <w:rPr>
-          <w:rStyle w:val="CommentTok"/>
-        </w:rPr>
-        <w:t xml:space="preserve"># Shapiro-Wilk on the RESIDUALS, not the raw masses ----</w:t>
-      </w:r>
-      <w:r>
-        <w:br/>
-      </w:r>
-      <w:r>
-        <w:rPr>
-          <w:rStyle w:val="FunctionTok"/>
-        </w:rPr>
-        <w:t xml:space="preserve">shapiro.test</w:t>
-      </w:r>
-      <w:r>
-        <w:rPr>
-          <w:rStyle w:val="NormalTok"/>
-        </w:rPr>
-        <w:t xml:space="preserve">(</w:t>
-      </w:r>
-      <w:r>
-        <w:rPr>
-          <w:rStyle w:val="FunctionTok"/>
-        </w:rPr>
-        <w:t xml:space="preserve">residuals</w:t>
-      </w:r>
-      <w:r>
-        <w:rPr>
-          <w:rStyle w:val="NormalTok"/>
-        </w:rPr>
-        <w:t xml:space="preserve">(mass_model))</w:t>
-      </w:r>
-    </w:p>
-    <w:p>
-      <w:pPr>
-        <w:pStyle w:val="SourceCode"/>
-      </w:pPr>
-      <w:r>
-        <w:br/>
-      </w:r>
-      <w:r>
-        <w:rPr>
-          <w:rStyle w:val="VerbatimChar"/>
-        </w:rPr>
-        <w:t xml:space="preserve">    Shapiro-Wilk normality test</w:t>
-      </w:r>
-      <w:r>
-        <w:br/>
-      </w:r>
-      <w:r>
-        <w:br/>
-      </w:r>
-      <w:r>
-        <w:rPr>
-          <w:rStyle w:val="VerbatimChar"/>
-        </w:rPr>
-        <w:t xml:space="preserve">data:  residuals(mass_model)</w:t>
-      </w:r>
-      <w:r>
-        <w:br/>
-      </w:r>
-      <w:r>
-        <w:rPr>
-          <w:rStyle w:val="VerbatimChar"/>
-        </w:rPr>
-        <w:t xml:space="preserve">W = 0.99166, p-value = 0.05118</w:t>
-      </w:r>
-    </w:p>
-    <w:p>
-      <w:pPr>
-        <w:pStyle w:val="Compact"/>
-        <w:numPr>
-          <w:ilvl w:val="0"/>
-          <w:numId w:val="1017"/>
-        </w:numPr>
-      </w:pPr>
-      <w:r>
-        <w:rPr>
-          <w:b/>
-          <w:bCs/>
-        </w:rPr>
-        <w:t xml:space="preserve">H₀:</w:t>
-      </w:r>
-      <w:r>
-        <w:t xml:space="preserve"> </w:t>
-      </w:r>
-      <w:r>
-        <w:t xml:space="preserve">the residuals are normal</w:t>
-      </w:r>
-    </w:p>
-    <w:p>
-      <w:pPr>
-        <w:pStyle w:val="Compact"/>
-        <w:numPr>
-          <w:ilvl w:val="0"/>
-          <w:numId w:val="1017"/>
-        </w:numPr>
-      </w:pPr>
-      <w:r>
-        <w:rPr>
-          <w:i/>
-          <w:iCs/>
-        </w:rPr>
-        <w:t xml:space="preserve">p</w:t>
-      </w:r>
-      <w:r>
-        <w:t xml:space="preserve"> </w:t>
-      </w:r>
-      <w:r>
-        <w:t xml:space="preserve">&gt; 0.05 → no evidence against normality</w:t>
+        <w:t xml:space="preserve">from Gentoo</w:t>
       </w:r>
     </w:p>
     <w:tbl>
@@ -6200,18 +6760,18 @@
                 <wp:inline>
                   <wp:extent cx="152400" cy="152400"/>
                   <wp:effectExtent b="0" l="0" r="0" t="0"/>
-                  <wp:docPr descr="" title="" id="65" name="Picture"/>
+                  <wp:docPr descr="" title="" id="60" name="Picture"/>
                   <a:graphic>
                     <a:graphicData uri="http://schemas.openxmlformats.org/drawingml/2006/picture">
                       <pic:pic>
                         <pic:nvPicPr>
-                          <pic:cNvPr descr="/Applications/Positron.app/Contents/Resources/app/quarto/share/formats/docx/important.png" id="66" name="Picture"/>
+                          <pic:cNvPr descr="/Applications/Positron.app/Contents/Resources/app/quarto/share/formats/docx/important.png" id="61" name="Picture"/>
                           <pic:cNvPicPr>
                             <a:picLocks noChangeArrowheads="1" noChangeAspect="1"/>
                           </pic:cNvPicPr>
                         </pic:nvPicPr>
                         <pic:blipFill>
-                          <a:blip r:embed="rId23"/>
+                          <a:blip r:embed="rId15"/>
                           <a:stretch>
                             <a:fillRect/>
                           </a:stretch>
@@ -6268,17 +6828,52 @@
               <w:spacing w:before="16" w:after="16"/>
             </w:pPr>
             <w:r>
+              <w:t xml:space="preserve">Releveling changes</w:t>
+            </w:r>
+            <w:r>
+              <w:t xml:space="preserve"> </w:t>
+            </w:r>
+            <w:r>
               <w:rPr>
                 <w:b/>
                 <w:bCs/>
               </w:rPr>
-              <w:t xml:space="preserve">Large-sample caution:</w:t>
-            </w:r>
-            <w:r>
-              <w:t xml:space="preserve"> </w:t>
-            </w:r>
-            <w:r>
-              <w:t xml:space="preserve">with ~340 birds, Shapiro-Wilk flags</w:t>
+              <w:t xml:space="preserve">which comparisons the coefficients show</w:t>
+            </w:r>
+            <w:r>
+              <w:t xml:space="preserve">. It does</w:t>
+            </w:r>
+            <w:r>
+              <w:t xml:space="preserve"> </w:t>
+            </w:r>
+            <w:r>
+              <w:rPr>
+                <w:b/>
+                <w:bCs/>
+              </w:rPr>
+              <w:t xml:space="preserve">not</w:t>
+            </w:r>
+            <w:r>
+              <w:t xml:space="preserve"> </w:t>
+            </w:r>
+            <w:r>
+              <w:t xml:space="preserve">change the overall</w:t>
+            </w:r>
+            <w:r>
+              <w:t xml:space="preserve"> </w:t>
+            </w:r>
+            <w:r>
+              <w:rPr>
+                <w:b/>
+                <w:bCs/>
+              </w:rPr>
+              <w:t xml:space="preserve">F</w:t>
+            </w:r>
+            <w:r>
+              <w:t xml:space="preserve"> </w:t>
+            </w:r>
+            <w:r>
+              <w:t xml:space="preserve">or</w:t>
             </w:r>
             <w:r>
               <w:t xml:space="preserve"> </w:t>
@@ -6288,55 +6883,80 @@
                 <w:i/>
                 <w:iCs/>
               </w:rPr>
-              <w:t xml:space="preserve">tiny</w:t>
-            </w:r>
-            <w:r>
-              <w:t xml:space="preserve"> </w:t>
-            </w:r>
-            <w:r>
-              <w:t xml:space="preserve">departures as</w:t>
-            </w:r>
-            <w:r>
-              <w:t xml:space="preserve"> </w:t>
-            </w:r>
-            <w:r>
-              <w:t xml:space="preserve">“significant.”</w:t>
-            </w:r>
-            <w:r>
-              <w:t xml:space="preserve"> </w:t>
-            </w:r>
-            <w:r>
-              <w:t xml:space="preserve">Trust the</w:t>
-            </w:r>
-            <w:r>
-              <w:t xml:space="preserve"> </w:t>
-            </w:r>
-            <w:r>
-              <w:rPr>
-                <w:b/>
-                <w:bCs/>
-              </w:rPr>
-              <w:t xml:space="preserve">Q-Q panel</w:t>
-            </w:r>
-            <w:r>
-              <w:t xml:space="preserve"> </w:t>
-            </w:r>
-            <w:r>
-              <w:t xml:space="preserve">— if the points track the line, you’re fine.</w:t>
+              <w:t xml:space="preserve">p</w:t>
+            </w:r>
+            <w:r>
+              <w:t xml:space="preserve">-value —</w:t>
+            </w:r>
+            <w:r>
+              <w:t xml:space="preserve"> </w:t>
+            </w:r>
+            <w:r>
+              <w:t xml:space="preserve">“do any means differ?”</w:t>
+            </w:r>
+            <w:r>
+              <w:t xml:space="preserve"> </w:t>
+            </w:r>
+            <w:r>
+              <w:t xml:space="preserve">is the same</w:t>
+            </w:r>
+            <w:r>
+              <w:t xml:space="preserve"> </w:t>
+            </w:r>
+            <w:r>
+              <w:t xml:space="preserve">question whichever group you call the baseline.</w:t>
             </w:r>
           </w:p>
           <w:p/>
         </w:tc>
       </w:tr>
     </w:tbl>
-    <w:bookmarkEnd w:id="67"/>
-    <w:bookmarkStart w:id="70" w:name="assumption-2-equal-variance-levenes-test"/>
+    <w:p>
+      <w:pPr>
+        <w:pStyle w:val="BodyText"/>
+      </w:pPr>
+      <w:r>
+        <w:t xml:space="preserve">Use it to make the baseline a group your reader cares about — a control, a</w:t>
+      </w:r>
+      <w:r>
+        <w:t xml:space="preserve"> </w:t>
+      </w:r>
+      <w:r>
+        <w:t xml:space="preserve">reference site.</w:t>
+      </w:r>
+    </w:p>
+    <w:bookmarkEnd w:id="62"/>
+    <w:bookmarkStart w:id="65" w:name="read-the-table-aov-and-summary"/>
     <w:p>
       <w:pPr>
         <w:pStyle w:val="Heading1"/>
       </w:pPr>
       <w:r>
-        <w:t xml:space="preserve">Assumption 2 — Equal Variance (Levene’s Test)</w:t>
+        <w:t xml:space="preserve">Read the Table —</w:t>
+      </w:r>
+      <w:r>
+        <w:t xml:space="preserve"> </w:t>
+      </w:r>
+      <w:r>
+        <w:rPr>
+          <w:rStyle w:val="VerbatimChar"/>
+        </w:rPr>
+        <w:t xml:space="preserve">aov()</w:t>
+      </w:r>
+      <w:r>
+        <w:t xml:space="preserve"> </w:t>
+      </w:r>
+      <w:r>
+        <w:t xml:space="preserve">and</w:t>
+      </w:r>
+      <w:r>
+        <w:t xml:space="preserve"> </w:t>
+      </w:r>
+      <w:r>
+        <w:rPr>
+          <w:rStyle w:val="VerbatimChar"/>
+        </w:rPr>
+        <w:t xml:space="preserve">summary()</w:t>
       </w:r>
     </w:p>
     <w:tbl>
@@ -6380,12 +7000,12 @@
                 <wp:inline>
                   <wp:extent cx="152400" cy="152400"/>
                   <wp:effectExtent b="0" l="0" r="0" t="0"/>
-                  <wp:docPr descr="" title="" id="68" name="Picture"/>
+                  <wp:docPr descr="" title="" id="63" name="Picture"/>
                   <a:graphic>
                     <a:graphicData uri="http://schemas.openxmlformats.org/drawingml/2006/picture">
                       <pic:pic>
                         <pic:nvPicPr>
-                          <pic:cNvPr descr="/Applications/Positron.app/Contents/Resources/app/quarto/share/formats/docx/note.png" id="69" name="Picture"/>
+                          <pic:cNvPr descr="/Applications/Positron.app/Contents/Resources/app/quarto/share/formats/docx/note.png" id="64" name="Picture"/>
                           <pic:cNvPicPr>
                             <a:picLocks noChangeArrowheads="1" noChangeAspect="1"/>
                           </pic:cNvPicPr>
@@ -6458,23 +7078,10 @@
               <w:t xml:space="preserve"> </w:t>
             </w:r>
             <w:r>
-              <w:t xml:space="preserve">Look back at the boxplot spreads. Predict — will Levene’s test call the variances</w:t>
-            </w:r>
-            <w:r>
-              <w:t xml:space="preserve"> </w:t>
-            </w:r>
-            <w:r>
-              <w:rPr>
-                <w:b/>
-                <w:bCs/>
-              </w:rPr>
-              <w:t xml:space="preserve">equal</w:t>
-            </w:r>
-            <w:r>
-              <w:t xml:space="preserve"> </w:t>
-            </w:r>
-            <w:r>
-              <w:t xml:space="preserve">(</w:t>
+              <w:t xml:space="preserve">The boxplot was very separated. Predict the</w:t>
+            </w:r>
+            <w:r>
+              <w:t xml:space="preserve"> </w:t>
             </w:r>
             <w:r>
               <w:rPr>
@@ -6484,23 +7091,13 @@
               <w:t xml:space="preserve">p</w:t>
             </w:r>
             <w:r>
-              <w:t xml:space="preserve"> </w:t>
-            </w:r>
-            <w:r>
-              <w:t xml:space="preserve">&gt; 0.05) or</w:t>
-            </w:r>
-            <w:r>
-              <w:t xml:space="preserve"> </w:t>
-            </w:r>
-            <w:r>
-              <w:rPr>
-                <w:b/>
-                <w:bCs/>
-              </w:rPr>
-              <w:t xml:space="preserve">unequal</w:t>
-            </w:r>
-            <w:r>
-              <w:t xml:space="preserve">?</w:t>
+              <w:t xml:space="preserve">-value —</w:t>
+            </w:r>
+            <w:r>
+              <w:t xml:space="preserve"> </w:t>
+            </w:r>
+            <w:r>
+              <w:t xml:space="preserve">nearer 0.5, 0.05, or far below 0.001?</w:t>
             </w:r>
           </w:p>
           <w:p/>
@@ -6515,16 +7112,34 @@
         <w:rPr>
           <w:rStyle w:val="CommentTok"/>
         </w:rPr>
-        <w:t xml:space="preserve"># Levene's test — H0: all groups have equal variance --</w:t>
+        <w:t xml:space="preserve"># The classic ANOVA table -----------------------------</w:t>
       </w:r>
       <w:r>
         <w:br/>
       </w:r>
       <w:r>
         <w:rPr>
+          <w:rStyle w:val="NormalTok"/>
+        </w:rPr>
+        <w:t xml:space="preserve">mass_aov </w:t>
+      </w:r>
+      <w:r>
+        <w:rPr>
+          <w:rStyle w:val="OtherTok"/>
+        </w:rPr>
+        <w:t xml:space="preserve">&lt;-</w:t>
+      </w:r>
+      <w:r>
+        <w:rPr>
+          <w:rStyle w:val="NormalTok"/>
+        </w:rPr>
+        <w:t xml:space="preserve"> </w:t>
+      </w:r>
+      <w:r>
+        <w:rPr>
           <w:rStyle w:val="FunctionTok"/>
         </w:rPr>
-        <w:t xml:space="preserve">leveneTest</w:t>
+        <w:t xml:space="preserve">aov</w:t>
       </w:r>
       <w:r>
         <w:rPr>
@@ -6556,6 +7171,21 @@
         </w:rPr>
         <w:t xml:space="preserve"> penguins_df)</w:t>
       </w:r>
+      <w:r>
+        <w:br/>
+      </w:r>
+      <w:r>
+        <w:rPr>
+          <w:rStyle w:val="FunctionTok"/>
+        </w:rPr>
+        <w:t xml:space="preserve">summary</w:t>
+      </w:r>
+      <w:r>
+        <w:rPr>
+          <w:rStyle w:val="NormalTok"/>
+        </w:rPr>
+        <w:t xml:space="preserve">(mass_aov)</w:t>
+      </w:r>
     </w:p>
     <w:p>
       <w:pPr>
@@ -6565,7 +7195,7 @@
         <w:rPr>
           <w:rStyle w:val="VerbatimChar"/>
         </w:rPr>
-        <w:t xml:space="preserve">Levene's Test for Homogeneity of Variance (center = median)</w:t>
+        <w:t xml:space="preserve">             Df    Sum Sq  Mean Sq F value Pr(&gt;F)    </w:t>
       </w:r>
       <w:r>
         <w:br/>
@@ -6574,7 +7204,7 @@
         <w:rPr>
           <w:rStyle w:val="VerbatimChar"/>
         </w:rPr>
-        <w:t xml:space="preserve">       Df F value   Pr(&gt;F)   </w:t>
+        <w:t xml:space="preserve">species       2 146864214 73432107   343.6 &lt;2e-16 ***</w:t>
       </w:r>
       <w:r>
         <w:br/>
@@ -6583,7 +7213,7 @@
         <w:rPr>
           <w:rStyle w:val="VerbatimChar"/>
         </w:rPr>
-        <w:t xml:space="preserve">group   2  5.1203 0.006445 **</w:t>
+        <w:t xml:space="preserve">Residuals   339  72443483   213698                   </w:t>
       </w:r>
       <w:r>
         <w:br/>
@@ -6592,7 +7222,7 @@
         <w:rPr>
           <w:rStyle w:val="VerbatimChar"/>
         </w:rPr>
-        <w:t xml:space="preserve">      339                    </w:t>
+        <w:t xml:space="preserve">---</w:t>
       </w:r>
       <w:r>
         <w:br/>
@@ -6601,6 +7231,862 @@
         <w:rPr>
           <w:rStyle w:val="VerbatimChar"/>
         </w:rPr>
+        <w:t xml:space="preserve">Signif. codes:  0 '***' 0.001 '**' 0.01 '*' 0.05 '.' 0.1 ' ' 1</w:t>
+      </w:r>
+    </w:p>
+    <w:p>
+      <w:pPr>
+        <w:pStyle w:val="FirstParagraph"/>
+      </w:pPr>
+      <w:r>
+        <w:rPr>
+          <w:b/>
+          <w:bCs/>
+        </w:rPr>
+        <w:t xml:space="preserve">Reading the table:</w:t>
+      </w:r>
+    </w:p>
+    <w:tbl>
+      <w:tblPr>
+        <w:tblStyle w:val="Table"/>
+        <w:tblW w:type="pct" w:w="5000"/>
+        <w:tblLayout w:type="fixed"/>
+        <w:tblLook w:firstRow="1" w:lastRow="0" w:firstColumn="0" w:lastColumn="0" w:noHBand="0" w:noVBand="0" w:val="0020"/>
+      </w:tblPr>
+      <w:tblGrid>
+        <w:gridCol w:w="2376"/>
+        <w:gridCol w:w="5544"/>
+      </w:tblGrid>
+      <w:tr>
+        <w:trPr>
+          <w:tblHeader w:val="on"/>
+        </w:trPr>
+        <w:tc>
+          <w:tcPr/>
+          <w:p>
+            <w:pPr>
+              <w:pStyle w:val="Compact"/>
+            </w:pPr>
+            <w:r>
+              <w:t xml:space="preserve">Column</w:t>
+            </w:r>
+          </w:p>
+        </w:tc>
+        <w:tc>
+          <w:tcPr/>
+          <w:p>
+            <w:pPr>
+              <w:pStyle w:val="Compact"/>
+            </w:pPr>
+            <w:r>
+              <w:t xml:space="preserve">Meaning</w:t>
+            </w:r>
+          </w:p>
+        </w:tc>
+      </w:tr>
+      <w:tr>
+        <w:tc>
+          <w:tcPr/>
+          <w:p>
+            <w:pPr>
+              <w:pStyle w:val="Compact"/>
+            </w:pPr>
+            <w:r>
+              <w:rPr>
+                <w:rStyle w:val="VerbatimChar"/>
+              </w:rPr>
+              <w:t xml:space="preserve">Df</w:t>
+            </w:r>
+          </w:p>
+        </w:tc>
+        <w:tc>
+          <w:tcPr/>
+          <w:p>
+            <w:pPr>
+              <w:pStyle w:val="Compact"/>
+            </w:pPr>
+            <w:r>
+              <w:t xml:space="preserve">groups − 1, then residual df</w:t>
+            </w:r>
+          </w:p>
+        </w:tc>
+      </w:tr>
+      <w:tr>
+        <w:tc>
+          <w:tcPr/>
+          <w:p>
+            <w:pPr>
+              <w:pStyle w:val="Compact"/>
+            </w:pPr>
+            <w:r>
+              <w:rPr>
+                <w:rStyle w:val="VerbatimChar"/>
+              </w:rPr>
+              <w:t xml:space="preserve">Sum Sq</w:t>
+            </w:r>
+          </w:p>
+        </w:tc>
+        <w:tc>
+          <w:tcPr/>
+          <w:p>
+            <w:pPr>
+              <w:pStyle w:val="Compact"/>
+            </w:pPr>
+            <w:r>
+              <w:t xml:space="preserve">variation explained / left over</w:t>
+            </w:r>
+          </w:p>
+        </w:tc>
+      </w:tr>
+      <w:tr>
+        <w:tc>
+          <w:tcPr/>
+          <w:p>
+            <w:pPr>
+              <w:pStyle w:val="Compact"/>
+            </w:pPr>
+            <w:r>
+              <w:rPr>
+                <w:rStyle w:val="VerbatimChar"/>
+              </w:rPr>
+              <w:t xml:space="preserve">F value</w:t>
+            </w:r>
+          </w:p>
+        </w:tc>
+        <w:tc>
+          <w:tcPr/>
+          <w:p>
+            <w:pPr>
+              <w:pStyle w:val="Compact"/>
+            </w:pPr>
+            <w:r>
+              <w:t xml:space="preserve">between ÷ within</w:t>
+            </w:r>
+          </w:p>
+        </w:tc>
+      </w:tr>
+      <w:tr>
+        <w:tc>
+          <w:tcPr/>
+          <w:p>
+            <w:pPr>
+              <w:pStyle w:val="Compact"/>
+            </w:pPr>
+            <w:r>
+              <w:rPr>
+                <w:rStyle w:val="VerbatimChar"/>
+              </w:rPr>
+              <w:t xml:space="preserve">Pr(&gt;F)</w:t>
+            </w:r>
+          </w:p>
+        </w:tc>
+        <w:tc>
+          <w:tcPr/>
+          <w:p>
+            <w:pPr>
+              <w:pStyle w:val="Compact"/>
+            </w:pPr>
+            <w:r>
+              <w:t xml:space="preserve">the</w:t>
+            </w:r>
+            <w:r>
+              <w:t xml:space="preserve"> </w:t>
+            </w:r>
+            <w:r>
+              <w:rPr>
+                <w:i/>
+                <w:iCs/>
+              </w:rPr>
+              <w:t xml:space="preserve">p</w:t>
+            </w:r>
+            <w:r>
+              <w:t xml:space="preserve">-value for H₀</w:t>
+            </w:r>
+          </w:p>
+        </w:tc>
+      </w:tr>
+    </w:tbl>
+    <w:p>
+      <w:pPr>
+        <w:pStyle w:val="BodyText"/>
+      </w:pPr>
+      <w:r>
+        <w:rPr>
+          <w:i/>
+          <w:iCs/>
+        </w:rPr>
+        <w:t xml:space="preserve">p</w:t>
+      </w:r>
+      <w:r>
+        <w:t xml:space="preserve"> </w:t>
+      </w:r>
+      <w:r>
+        <w:t xml:space="preserve">&lt; 0.05 →</w:t>
+      </w:r>
+      <w:r>
+        <w:t xml:space="preserve"> </w:t>
+      </w:r>
+      <w:r>
+        <w:rPr>
+          <w:b/>
+          <w:bCs/>
+        </w:rPr>
+        <w:t xml:space="preserve">reject H₀</w:t>
+      </w:r>
+      <w:r>
+        <w:t xml:space="preserve"> </w:t>
+      </w:r>
+      <w:r>
+        <w:t xml:space="preserve">→ at least one species differs.</w:t>
+      </w:r>
+    </w:p>
+    <w:bookmarkEnd w:id="65"/>
+    <w:bookmarkStart w:id="68" w:name="three-function-names-one-idea"/>
+    <w:p>
+      <w:pPr>
+        <w:pStyle w:val="Heading1"/>
+      </w:pPr>
+      <w:r>
+        <w:t xml:space="preserve">Three Function Names, One Idea</w:t>
+      </w:r>
+    </w:p>
+    <w:tbl>
+      <w:tblPr>
+        <w:tblStyle w:val="Table"/>
+        <w:tblW w:type="pct" w:w="5000"/>
+        <w:tblLayout w:type="fixed"/>
+        <w:tblLook w:firstRow="1" w:lastRow="0" w:firstColumn="0" w:lastColumn="0" w:noHBand="0" w:noVBand="0" w:val="0020"/>
+      </w:tblPr>
+      <w:tblGrid>
+        <w:gridCol w:w="2692"/>
+        <w:gridCol w:w="1267"/>
+        <w:gridCol w:w="3960"/>
+      </w:tblGrid>
+      <w:tr>
+        <w:trPr>
+          <w:tblHeader w:val="on"/>
+        </w:trPr>
+        <w:tc>
+          <w:tcPr/>
+          <w:p>
+            <w:pPr>
+              <w:pStyle w:val="Compact"/>
+            </w:pPr>
+            <w:r>
+              <w:t xml:space="preserve">Call</w:t>
+            </w:r>
+          </w:p>
+        </w:tc>
+        <w:tc>
+          <w:tcPr/>
+          <w:p>
+            <w:pPr>
+              <w:pStyle w:val="Compact"/>
+            </w:pPr>
+            <w:r>
+              <w:t xml:space="preserve">Package</w:t>
+            </w:r>
+          </w:p>
+        </w:tc>
+        <w:tc>
+          <w:tcPr/>
+          <w:p>
+            <w:pPr>
+              <w:pStyle w:val="Compact"/>
+            </w:pPr>
+            <w:r>
+              <w:t xml:space="preserve">Gives you</w:t>
+            </w:r>
+          </w:p>
+        </w:tc>
+      </w:tr>
+      <w:tr>
+        <w:tc>
+          <w:tcPr/>
+          <w:p>
+            <w:pPr>
+              <w:pStyle w:val="Compact"/>
+            </w:pPr>
+            <w:r>
+              <w:rPr>
+                <w:rStyle w:val="VerbatimChar"/>
+              </w:rPr>
+              <w:t xml:space="preserve">aov(y ~ x)</w:t>
+            </w:r>
+            <w:r>
+              <w:t xml:space="preserve"> </w:t>
+            </w:r>
+            <w:r>
+              <w:t xml:space="preserve">+</w:t>
+            </w:r>
+            <w:r>
+              <w:t xml:space="preserve"> </w:t>
+            </w:r>
+            <w:r>
+              <w:rPr>
+                <w:rStyle w:val="VerbatimChar"/>
+              </w:rPr>
+              <w:t xml:space="preserve">summary()</w:t>
+            </w:r>
+          </w:p>
+        </w:tc>
+        <w:tc>
+          <w:tcPr/>
+          <w:p>
+            <w:pPr>
+              <w:pStyle w:val="Compact"/>
+            </w:pPr>
+            <w:r>
+              <w:t xml:space="preserve">base R</w:t>
+            </w:r>
+          </w:p>
+        </w:tc>
+        <w:tc>
+          <w:tcPr/>
+          <w:p>
+            <w:pPr>
+              <w:pStyle w:val="Compact"/>
+            </w:pPr>
+            <w:r>
+              <w:t xml:space="preserve">the classic ANOVA table</w:t>
+            </w:r>
+          </w:p>
+        </w:tc>
+      </w:tr>
+      <w:tr>
+        <w:tc>
+          <w:tcPr/>
+          <w:p>
+            <w:pPr>
+              <w:pStyle w:val="Compact"/>
+            </w:pPr>
+            <w:r>
+              <w:rPr>
+                <w:rStyle w:val="VerbatimChar"/>
+              </w:rPr>
+              <w:t xml:space="preserve">anova(model)</w:t>
+            </w:r>
+          </w:p>
+        </w:tc>
+        <w:tc>
+          <w:tcPr/>
+          <w:p>
+            <w:pPr>
+              <w:pStyle w:val="Compact"/>
+            </w:pPr>
+            <w:r>
+              <w:t xml:space="preserve">base R</w:t>
+            </w:r>
+          </w:p>
+        </w:tc>
+        <w:tc>
+          <w:tcPr/>
+          <w:p>
+            <w:pPr>
+              <w:pStyle w:val="Compact"/>
+            </w:pPr>
+            <w:r>
+              <w:rPr>
+                <w:b/>
+                <w:bCs/>
+              </w:rPr>
+              <w:t xml:space="preserve">Type I</w:t>
+            </w:r>
+            <w:r>
+              <w:t xml:space="preserve"> </w:t>
+            </w:r>
+            <w:r>
+              <w:t xml:space="preserve">(sequential) table</w:t>
+            </w:r>
+          </w:p>
+        </w:tc>
+      </w:tr>
+      <w:tr>
+        <w:tc>
+          <w:tcPr/>
+          <w:p>
+            <w:pPr>
+              <w:pStyle w:val="Compact"/>
+            </w:pPr>
+            <w:r>
+              <w:rPr>
+                <w:rStyle w:val="VerbatimChar"/>
+              </w:rPr>
+              <w:t xml:space="preserve">Anova(model)</w:t>
+            </w:r>
+          </w:p>
+        </w:tc>
+        <w:tc>
+          <w:tcPr/>
+          <w:p>
+            <w:pPr>
+              <w:pStyle w:val="Compact"/>
+            </w:pPr>
+            <w:r>
+              <w:rPr>
+                <w:b/>
+                <w:bCs/>
+              </w:rPr>
+              <w:t xml:space="preserve">car</w:t>
+            </w:r>
+          </w:p>
+        </w:tc>
+        <w:tc>
+          <w:tcPr/>
+          <w:p>
+            <w:pPr>
+              <w:pStyle w:val="Compact"/>
+            </w:pPr>
+            <w:r>
+              <w:rPr>
+                <w:b/>
+                <w:bCs/>
+              </w:rPr>
+              <w:t xml:space="preserve">Type II</w:t>
+            </w:r>
+            <w:r>
+              <w:t xml:space="preserve"> </w:t>
+            </w:r>
+            <w:r>
+              <w:t xml:space="preserve">table (the default)</w:t>
+            </w:r>
+          </w:p>
+        </w:tc>
+      </w:tr>
+      <w:tr>
+        <w:tc>
+          <w:tcPr/>
+          <w:p>
+            <w:pPr>
+              <w:pStyle w:val="Compact"/>
+            </w:pPr>
+            <w:r>
+              <w:rPr>
+                <w:rStyle w:val="VerbatimChar"/>
+              </w:rPr>
+              <w:t xml:space="preserve">Anova(model, type = 3)</w:t>
+            </w:r>
+          </w:p>
+        </w:tc>
+        <w:tc>
+          <w:tcPr/>
+          <w:p>
+            <w:pPr>
+              <w:pStyle w:val="Compact"/>
+            </w:pPr>
+            <w:r>
+              <w:rPr>
+                <w:b/>
+                <w:bCs/>
+              </w:rPr>
+              <w:t xml:space="preserve">car</w:t>
+            </w:r>
+          </w:p>
+        </w:tc>
+        <w:tc>
+          <w:tcPr/>
+          <w:p>
+            <w:pPr>
+              <w:pStyle w:val="Compact"/>
+            </w:pPr>
+            <w:r>
+              <w:rPr>
+                <w:b/>
+                <w:bCs/>
+              </w:rPr>
+              <w:t xml:space="preserve">Type III</w:t>
+            </w:r>
+            <w:r>
+              <w:t xml:space="preserve"> </w:t>
+            </w:r>
+            <w:r>
+              <w:t xml:space="preserve">table</w:t>
+            </w:r>
+          </w:p>
+        </w:tc>
+      </w:tr>
+    </w:tbl>
+    <w:p>
+      <w:pPr>
+        <w:pStyle w:val="BodyText"/>
+      </w:pPr>
+      <w:r>
+        <w:t xml:space="preserve">Lowercase</w:t>
+      </w:r>
+      <w:r>
+        <w:t xml:space="preserve"> </w:t>
+      </w:r>
+      <w:r>
+        <w:rPr>
+          <w:rStyle w:val="VerbatimChar"/>
+        </w:rPr>
+        <w:t xml:space="preserve">anova()</w:t>
+      </w:r>
+      <w:r>
+        <w:t xml:space="preserve"> </w:t>
+      </w:r>
+      <w:r>
+        <w:t xml:space="preserve">and capital</w:t>
+      </w:r>
+      <w:r>
+        <w:t xml:space="preserve"> </w:t>
+      </w:r>
+      <w:r>
+        <w:rPr>
+          <w:rStyle w:val="VerbatimChar"/>
+        </w:rPr>
+        <w:t xml:space="preserve">Anova()</w:t>
+      </w:r>
+      <w:r>
+        <w:t xml:space="preserve"> </w:t>
+      </w:r>
+      <w:r>
+        <w:t xml:space="preserve">are</w:t>
+      </w:r>
+      <w:r>
+        <w:t xml:space="preserve"> </w:t>
+      </w:r>
+      <w:r>
+        <w:rPr>
+          <w:b/>
+          <w:bCs/>
+        </w:rPr>
+        <w:t xml:space="preserve">different functions from</w:t>
+      </w:r>
+      <w:r>
+        <w:rPr>
+          <w:b/>
+          <w:bCs/>
+        </w:rPr>
+        <w:t xml:space="preserve"> </w:t>
+      </w:r>
+      <w:r>
+        <w:rPr>
+          <w:b/>
+          <w:bCs/>
+        </w:rPr>
+        <w:t xml:space="preserve">different packages</w:t>
+      </w:r>
+      <w:r>
+        <w:t xml:space="preserve">. R will not guess which you meant.</w:t>
+      </w:r>
+    </w:p>
+    <w:tbl>
+      <w:tblPr>
+        <w:tblStyle w:val="Table"/>
+        <w:tblLook w:firstRow="0" w:lastRow="0" w:firstColumn="0" w:lastColumn="0" w:noHBand="0" w:noVBand="0" w:val="0000"/>
+        <w:tblBorders>
+          <w:top w:val="single" w:sz="4" w:space="0" w:color="CC1914"/>
+          <w:left w:val="single" w:sz="24" w:space="0" w:color="CC1914"/>
+          <w:bottom w:val="single" w:sz="4" w:space="0" w:color="CC1914"/>
+          <w:right w:val="single" w:sz="4" w:space="0" w:color="CC1914"/>
+        </w:tblBorders>
+        <w:tblCellMar>
+          <w:left w:w="144" w:type="dxa"/>
+          <w:right w:w="144" w:type="dxa"/>
+        </w:tblCellMar>
+        <w:tblLook w:firstRow="0" w:lastRow="0" w:firstColumn="0" w:lastColumn="0" w:noHBand="0" w:noVBand="0" w:val="0000"/>
+      </w:tblPr>
+      <w:tr>
+        <w:trPr>
+          <w:cantSplit/>
+        </w:trPr>
+        <w:tc>
+          <w:tcPr>
+            <w:shd w:color="auto" w:fill="f7dddc" w:val="clear"/>
+            <w:tcMar>
+              <w:top w:w="92" w:type="dxa"/>
+              <w:bottom w:w="92" w:type="dxa"/>
+            </w:tcMar>
+          </w:tcPr>
+          <w:p>
+            <w:pPr>
+              <w:pStyle w:val="BodyText"/>
+            </w:pPr>
+            <w:pPr>
+              <w:spacing w:before="0" w:after="0"/>
+              <w:textAlignment w:val="center"/>
+            </w:pPr>
+            <w:r>
+              <w:drawing>
+                <wp:inline>
+                  <wp:extent cx="152400" cy="152400"/>
+                  <wp:effectExtent b="0" l="0" r="0" t="0"/>
+                  <wp:docPr descr="" title="" id="66" name="Picture"/>
+                  <a:graphic>
+                    <a:graphicData uri="http://schemas.openxmlformats.org/drawingml/2006/picture">
+                      <pic:pic>
+                        <pic:nvPicPr>
+                          <pic:cNvPr descr="/Applications/Positron.app/Contents/Resources/app/quarto/share/formats/docx/important.png" id="67" name="Picture"/>
+                          <pic:cNvPicPr>
+                            <a:picLocks noChangeArrowheads="1" noChangeAspect="1"/>
+                          </pic:cNvPicPr>
+                        </pic:nvPicPr>
+                        <pic:blipFill>
+                          <a:blip r:embed="rId15"/>
+                          <a:stretch>
+                            <a:fillRect/>
+                          </a:stretch>
+                        </pic:blipFill>
+                        <pic:spPr bwMode="auto">
+                          <a:xfrm>
+                            <a:off x="0" y="0"/>
+                            <a:ext cx="152400" cy="152400"/>
+                          </a:xfrm>
+                          <a:prstGeom prst="rect">
+                            <a:avLst/>
+                          </a:prstGeom>
+                          <a:noFill/>
+                          <a:ln w="9525">
+                            <a:noFill/>
+                            <a:headEnd/>
+                            <a:tailEnd/>
+                          </a:ln>
+                        </pic:spPr>
+                      </pic:pic>
+                    </a:graphicData>
+                  </a:graphic>
+                </wp:inline>
+              </w:drawing>
+            </w:r>
+            <w:r>
+              <w:t xml:space="preserve"> </w:t>
+            </w:r>
+            <w:r>
+              <w:t xml:space="preserve"> </w:t>
+            </w:r>
+            <w:r>
+              <w:t xml:space="preserve">Important</w:t>
+            </w:r>
+          </w:p>
+        </w:tc>
+      </w:tr>
+      <w:tr>
+        <w:trPr>
+          <w:cantSplit/>
+        </w:trPr>
+        <w:tc>
+          <w:tcPr>
+            <w:tcMar>
+              <w:top w:w="108" w:type="dxa"/>
+              <w:bottom w:w="108" w:type="dxa"/>
+            </w:tcMar>
+          </w:tcPr>
+          <w:p>
+            <w:pPr>
+              <w:pStyle w:val="BodyText"/>
+            </w:pPr>
+            <w:pPr>
+              <w:spacing w:before="16"/>
+            </w:pPr>
+            <w:r>
+              <w:rPr>
+                <w:rStyle w:val="VerbatimChar"/>
+              </w:rPr>
+              <w:t xml:space="preserve">Anova()</w:t>
+            </w:r>
+            <w:r>
+              <w:t xml:space="preserve"> </w:t>
+            </w:r>
+            <w:r>
+              <w:t xml:space="preserve">lives in</w:t>
+            </w:r>
+            <w:r>
+              <w:t xml:space="preserve"> </w:t>
+            </w:r>
+            <w:r>
+              <w:rPr>
+                <w:b/>
+                <w:bCs/>
+              </w:rPr>
+              <w:t xml:space="preserve">car</w:t>
+            </w:r>
+            <w:r>
+              <w:t xml:space="preserve">. Without</w:t>
+            </w:r>
+            <w:r>
+              <w:t xml:space="preserve"> </w:t>
+            </w:r>
+            <w:r>
+              <w:rPr>
+                <w:rStyle w:val="VerbatimChar"/>
+              </w:rPr>
+              <w:t xml:space="preserve">library(car)</w:t>
+            </w:r>
+            <w:r>
+              <w:t xml:space="preserve"> </w:t>
+            </w:r>
+            <w:r>
+              <w:t xml:space="preserve">you get</w:t>
+            </w:r>
+          </w:p>
+          <w:p>
+            <w:pPr>
+              <w:pStyle w:val="SourceCode"/>
+            </w:pPr>
+            <w:r>
+              <w:rPr>
+                <w:rStyle w:val="VerbatimChar"/>
+              </w:rPr>
+              <w:t xml:space="preserve">could not find function "Anova"</w:t>
+            </w:r>
+          </w:p>
+          <w:p>
+            <w:pPr>
+              <w:pStyle w:val="FirstParagraph"/>
+            </w:pPr>
+            <w:pPr>
+              <w:spacing w:after="16"/>
+            </w:pPr>
+            <w:r>
+              <w:t xml:space="preserve">With one predictor all four of these give the</w:t>
+            </w:r>
+            <w:r>
+              <w:t xml:space="preserve"> </w:t>
+            </w:r>
+            <w:r>
+              <w:rPr>
+                <w:b/>
+                <w:bCs/>
+              </w:rPr>
+              <w:t xml:space="preserve">same F for</w:t>
+            </w:r>
+            <w:r>
+              <w:rPr>
+                <w:b/>
+                <w:bCs/>
+              </w:rPr>
+              <w:t xml:space="preserve"> </w:t>
+            </w:r>
+            <w:r>
+              <w:rPr>
+                <w:rStyle w:val="VerbatimChar"/>
+                <w:b/>
+                <w:bCs/>
+              </w:rPr>
+              <w:t xml:space="preserve">species</w:t>
+            </w:r>
+            <w:r>
+              <w:t xml:space="preserve">. The</w:t>
+            </w:r>
+            <w:r>
+              <w:t xml:space="preserve"> </w:t>
+            </w:r>
+            <w:r>
+              <w:t xml:space="preserve">differences only bite once you have two or more predictors — which is exactly</w:t>
+            </w:r>
+            <w:r>
+              <w:t xml:space="preserve"> </w:t>
+            </w:r>
+            <w:r>
+              <w:t xml:space="preserve">why we build the habit now.</w:t>
+            </w:r>
+          </w:p>
+          <w:p/>
+        </w:tc>
+      </w:tr>
+    </w:tbl>
+    <w:bookmarkEnd w:id="68"/>
+    <w:bookmarkStart w:id="69" w:name="caranova-type-ii-is-the-default"/>
+    <w:p>
+      <w:pPr>
+        <w:pStyle w:val="Heading1"/>
+      </w:pPr>
+      <w:r>
+        <w:rPr>
+          <w:rStyle w:val="VerbatimChar"/>
+        </w:rPr>
+        <w:t xml:space="preserve">car::Anova()</w:t>
+      </w:r>
+      <w:r>
+        <w:t xml:space="preserve"> </w:t>
+      </w:r>
+      <w:r>
+        <w:t xml:space="preserve">— Type II Is the Default</w:t>
+      </w:r>
+    </w:p>
+    <w:p>
+      <w:pPr>
+        <w:pStyle w:val="SourceCode"/>
+      </w:pPr>
+      <w:r>
+        <w:rPr>
+          <w:rStyle w:val="CommentTok"/>
+        </w:rPr>
+        <w:t xml:space="preserve"># No type argument = Type II --------------------------</w:t>
+      </w:r>
+      <w:r>
+        <w:br/>
+      </w:r>
+      <w:r>
+        <w:rPr>
+          <w:rStyle w:val="FunctionTok"/>
+        </w:rPr>
+        <w:t xml:space="preserve">Anova</w:t>
+      </w:r>
+      <w:r>
+        <w:rPr>
+          <w:rStyle w:val="NormalTok"/>
+        </w:rPr>
+        <w:t xml:space="preserve">(mass_model)</w:t>
+      </w:r>
+    </w:p>
+    <w:p>
+      <w:pPr>
+        <w:pStyle w:val="SourceCode"/>
+      </w:pPr>
+      <w:r>
+        <w:rPr>
+          <w:rStyle w:val="VerbatimChar"/>
+        </w:rPr>
+        <w:t xml:space="preserve">Anova Table (Type II tests)</w:t>
+      </w:r>
+      <w:r>
+        <w:br/>
+      </w:r>
+      <w:r>
+        <w:br/>
+      </w:r>
+      <w:r>
+        <w:rPr>
+          <w:rStyle w:val="VerbatimChar"/>
+        </w:rPr>
+        <w:t xml:space="preserve">Response: body_mass_g</w:t>
+      </w:r>
+      <w:r>
+        <w:br/>
+      </w:r>
+      <w:r>
+        <w:rPr>
+          <w:rStyle w:val="VerbatimChar"/>
+        </w:rPr>
+        <w:t xml:space="preserve">             Sum Sq  Df F value    Pr(&gt;F)    </w:t>
+      </w:r>
+      <w:r>
+        <w:br/>
+      </w:r>
+      <w:r>
+        <w:rPr>
+          <w:rStyle w:val="VerbatimChar"/>
+        </w:rPr>
+        <w:t xml:space="preserve">species   146864214   2  343.63 &lt; 2.2e-16 ***</w:t>
+      </w:r>
+      <w:r>
+        <w:br/>
+      </w:r>
+      <w:r>
+        <w:rPr>
+          <w:rStyle w:val="VerbatimChar"/>
+        </w:rPr>
+        <w:t xml:space="preserve">Residuals  72443483 339                      </w:t>
+      </w:r>
+      <w:r>
+        <w:br/>
+      </w:r>
+      <w:r>
+        <w:rPr>
+          <w:rStyle w:val="VerbatimChar"/>
+        </w:rPr>
         <w:t xml:space="preserve">---</w:t>
       </w:r>
       <w:r>
@@ -6611,6 +8097,2459 @@
           <w:rStyle w:val="VerbatimChar"/>
         </w:rPr>
         <w:t xml:space="preserve">Signif. codes:  0 '***' 0.001 '**' 0.01 '*' 0.05 '.' 0.1 ' ' 1</w:t>
+      </w:r>
+    </w:p>
+    <w:p>
+      <w:pPr>
+        <w:pStyle w:val="FirstParagraph"/>
+      </w:pPr>
+      <w:r>
+        <w:rPr>
+          <w:b/>
+          <w:bCs/>
+        </w:rPr>
+        <w:t xml:space="preserve">Why Type II?</w:t>
+      </w:r>
+    </w:p>
+    <w:p>
+      <w:pPr>
+        <w:pStyle w:val="Compact"/>
+        <w:numPr>
+          <w:ilvl w:val="0"/>
+          <w:numId w:val="1017"/>
+        </w:numPr>
+      </w:pPr>
+      <w:r>
+        <w:t xml:space="preserve">Our groups have</w:t>
+      </w:r>
+      <w:r>
+        <w:t xml:space="preserve"> </w:t>
+      </w:r>
+      <w:r>
+        <w:rPr>
+          <w:b/>
+          <w:bCs/>
+        </w:rPr>
+        <w:t xml:space="preserve">different n</w:t>
+      </w:r>
+      <w:r>
+        <w:t xml:space="preserve"> </w:t>
+      </w:r>
+      <w:r>
+        <w:t xml:space="preserve">(unbalanced)</w:t>
+      </w:r>
+    </w:p>
+    <w:p>
+      <w:pPr>
+        <w:pStyle w:val="Compact"/>
+        <w:numPr>
+          <w:ilvl w:val="0"/>
+          <w:numId w:val="1017"/>
+        </w:numPr>
+      </w:pPr>
+      <w:r>
+        <w:t xml:space="preserve">Type I is</w:t>
+      </w:r>
+      <w:r>
+        <w:t xml:space="preserve"> </w:t>
+      </w:r>
+      <w:r>
+        <w:rPr>
+          <w:b/>
+          <w:bCs/>
+        </w:rPr>
+        <w:t xml:space="preserve">order-dependent</w:t>
+      </w:r>
+      <w:r>
+        <w:t xml:space="preserve"> </w:t>
+      </w:r>
+      <w:r>
+        <w:t xml:space="preserve">— swap the predictors and the table changes</w:t>
+      </w:r>
+    </w:p>
+    <w:p>
+      <w:pPr>
+        <w:pStyle w:val="Compact"/>
+        <w:numPr>
+          <w:ilvl w:val="0"/>
+          <w:numId w:val="1017"/>
+        </w:numPr>
+      </w:pPr>
+      <w:r>
+        <w:t xml:space="preserve">Type II is</w:t>
+      </w:r>
+      <w:r>
+        <w:t xml:space="preserve"> </w:t>
+      </w:r>
+      <w:r>
+        <w:rPr>
+          <w:b/>
+          <w:bCs/>
+        </w:rPr>
+        <w:t xml:space="preserve">order-independent</w:t>
+      </w:r>
+      <w:r>
+        <w:t xml:space="preserve">, and it is the habit you want before two-way</w:t>
+      </w:r>
+      <w:r>
+        <w:t xml:space="preserve"> </w:t>
+      </w:r>
+      <w:r>
+        <w:t xml:space="preserve">ANOVA, where the type genuinely changes the answer</w:t>
+      </w:r>
+    </w:p>
+    <w:p>
+      <w:pPr>
+        <w:pStyle w:val="FirstParagraph"/>
+      </w:pPr>
+      <w:r>
+        <w:rPr>
+          <w:rStyle w:val="VerbatimChar"/>
+        </w:rPr>
+        <w:t xml:space="preserve">Anova(mass_model, type = 2)</w:t>
+      </w:r>
+      <w:r>
+        <w:t xml:space="preserve"> </w:t>
+      </w:r>
+      <w:r>
+        <w:t xml:space="preserve">is the same thing, written out.</w:t>
+      </w:r>
+    </w:p>
+    <w:bookmarkEnd w:id="69"/>
+    <w:bookmarkStart w:id="72" w:name="Xefd9550921c6196cb68c7adadc2ea002e2adefc"/>
+    <w:p>
+      <w:pPr>
+        <w:pStyle w:val="Heading1"/>
+      </w:pPr>
+      <w:r>
+        <w:t xml:space="preserve">Type III Needs a Different Contrast Coding</w:t>
+      </w:r>
+    </w:p>
+    <w:p>
+      <w:pPr>
+        <w:pStyle w:val="FirstParagraph"/>
+      </w:pPr>
+      <w:r>
+        <w:t xml:space="preserve">Type III sums of squares are only meaningful when the factors are coded so each</w:t>
+      </w:r>
+      <w:r>
+        <w:t xml:space="preserve"> </w:t>
+      </w:r>
+      <w:r>
+        <w:t xml:space="preserve">group is compared with the</w:t>
+      </w:r>
+      <w:r>
+        <w:t xml:space="preserve"> </w:t>
+      </w:r>
+      <w:r>
+        <w:rPr>
+          <w:b/>
+          <w:bCs/>
+        </w:rPr>
+        <w:t xml:space="preserve">grand mean</w:t>
+      </w:r>
+      <w:r>
+        <w:t xml:space="preserve"> </w:t>
+      </w:r>
+      <w:r>
+        <w:t xml:space="preserve">—</w:t>
+      </w:r>
+      <w:r>
+        <w:t xml:space="preserve"> </w:t>
+      </w:r>
+      <w:r>
+        <w:rPr>
+          <w:rStyle w:val="VerbatimChar"/>
+        </w:rPr>
+        <w:t xml:space="preserve">contr.sum</w:t>
+      </w:r>
+      <w:r>
+        <w:t xml:space="preserve"> </w:t>
+      </w:r>
+      <w:r>
+        <w:t xml:space="preserve">— not with a baseline</w:t>
+      </w:r>
+      <w:r>
+        <w:t xml:space="preserve"> </w:t>
+      </w:r>
+      <w:r>
+        <w:t xml:space="preserve">group (</w:t>
+      </w:r>
+      <w:r>
+        <w:rPr>
+          <w:rStyle w:val="VerbatimChar"/>
+        </w:rPr>
+        <w:t xml:space="preserve">contr.treatment</w:t>
+      </w:r>
+      <w:r>
+        <w:t xml:space="preserve">).</w:t>
+      </w:r>
+    </w:p>
+    <w:p>
+      <w:pPr>
+        <w:pStyle w:val="SourceCode"/>
+      </w:pPr>
+      <w:r>
+        <w:rPr>
+          <w:rStyle w:val="CommentTok"/>
+        </w:rPr>
+        <w:t xml:space="preserve"># What is R using right now? --------------------------</w:t>
+      </w:r>
+      <w:r>
+        <w:br/>
+      </w:r>
+      <w:r>
+        <w:rPr>
+          <w:rStyle w:val="FunctionTok"/>
+        </w:rPr>
+        <w:t xml:space="preserve">getOption</w:t>
+      </w:r>
+      <w:r>
+        <w:rPr>
+          <w:rStyle w:val="NormalTok"/>
+        </w:rPr>
+        <w:t xml:space="preserve">(</w:t>
+      </w:r>
+      <w:r>
+        <w:rPr>
+          <w:rStyle w:val="StringTok"/>
+        </w:rPr>
+        <w:t xml:space="preserve">"contrasts"</w:t>
+      </w:r>
+      <w:r>
+        <w:rPr>
+          <w:rStyle w:val="NormalTok"/>
+        </w:rPr>
+        <w:t xml:space="preserve">)</w:t>
+      </w:r>
+    </w:p>
+    <w:p>
+      <w:pPr>
+        <w:pStyle w:val="SourceCode"/>
+      </w:pPr>
+      <w:r>
+        <w:rPr>
+          <w:rStyle w:val="VerbatimChar"/>
+        </w:rPr>
+        <w:t xml:space="preserve">        unordered           ordered </w:t>
+      </w:r>
+      <w:r>
+        <w:br/>
+      </w:r>
+      <w:r>
+        <w:rPr>
+          <w:rStyle w:val="VerbatimChar"/>
+        </w:rPr>
+        <w:t xml:space="preserve">"contr.treatment"      "contr.poly" </w:t>
+      </w:r>
+    </w:p>
+    <w:p>
+      <w:pPr>
+        <w:pStyle w:val="FirstParagraph"/>
+      </w:pPr>
+      <w:r>
+        <w:t xml:space="preserve">That is R’s default:</w:t>
+      </w:r>
+      <w:r>
+        <w:t xml:space="preserve"> </w:t>
+      </w:r>
+      <w:r>
+        <w:rPr>
+          <w:b/>
+          <w:bCs/>
+        </w:rPr>
+        <w:t xml:space="preserve">treatment</w:t>
+      </w:r>
+      <w:r>
+        <w:t xml:space="preserve"> </w:t>
+      </w:r>
+      <w:r>
+        <w:t xml:space="preserve">coding for unordered factors,</w:t>
+      </w:r>
+      <w:r>
+        <w:t xml:space="preserve"> </w:t>
+      </w:r>
+      <w:r>
+        <w:rPr>
+          <w:b/>
+          <w:bCs/>
+        </w:rPr>
+        <w:t xml:space="preserve">polynomial</w:t>
+      </w:r>
+      <w:r>
+        <w:t xml:space="preserve"> </w:t>
+      </w:r>
+      <w:r>
+        <w:t xml:space="preserve">for ordered ones.</w:t>
+      </w:r>
+    </w:p>
+    <w:tbl>
+      <w:tblPr>
+        <w:tblStyle w:val="Table"/>
+        <w:tblLook w:firstRow="0" w:lastRow="0" w:firstColumn="0" w:lastColumn="0" w:noHBand="0" w:noVBand="0" w:val="0000"/>
+        <w:tblBorders>
+          <w:top w:val="single" w:sz="4" w:space="0" w:color="CC1914"/>
+          <w:left w:val="single" w:sz="24" w:space="0" w:color="CC1914"/>
+          <w:bottom w:val="single" w:sz="4" w:space="0" w:color="CC1914"/>
+          <w:right w:val="single" w:sz="4" w:space="0" w:color="CC1914"/>
+        </w:tblBorders>
+        <w:tblCellMar>
+          <w:left w:w="144" w:type="dxa"/>
+          <w:right w:w="144" w:type="dxa"/>
+        </w:tblCellMar>
+        <w:tblLook w:firstRow="0" w:lastRow="0" w:firstColumn="0" w:lastColumn="0" w:noHBand="0" w:noVBand="0" w:val="0000"/>
+      </w:tblPr>
+      <w:tr>
+        <w:trPr>
+          <w:cantSplit/>
+        </w:trPr>
+        <w:tc>
+          <w:tcPr>
+            <w:shd w:color="auto" w:fill="f7dddc" w:val="clear"/>
+            <w:tcMar>
+              <w:top w:w="92" w:type="dxa"/>
+              <w:bottom w:w="92" w:type="dxa"/>
+            </w:tcMar>
+          </w:tcPr>
+          <w:p>
+            <w:pPr>
+              <w:pStyle w:val="BodyText"/>
+            </w:pPr>
+            <w:pPr>
+              <w:spacing w:before="0" w:after="0"/>
+              <w:textAlignment w:val="center"/>
+            </w:pPr>
+            <w:r>
+              <w:drawing>
+                <wp:inline>
+                  <wp:extent cx="152400" cy="152400"/>
+                  <wp:effectExtent b="0" l="0" r="0" t="0"/>
+                  <wp:docPr descr="" title="" id="70" name="Picture"/>
+                  <a:graphic>
+                    <a:graphicData uri="http://schemas.openxmlformats.org/drawingml/2006/picture">
+                      <pic:pic>
+                        <pic:nvPicPr>
+                          <pic:cNvPr descr="/Applications/Positron.app/Contents/Resources/app/quarto/share/formats/docx/important.png" id="71" name="Picture"/>
+                          <pic:cNvPicPr>
+                            <a:picLocks noChangeArrowheads="1" noChangeAspect="1"/>
+                          </pic:cNvPicPr>
+                        </pic:nvPicPr>
+                        <pic:blipFill>
+                          <a:blip r:embed="rId15"/>
+                          <a:stretch>
+                            <a:fillRect/>
+                          </a:stretch>
+                        </pic:blipFill>
+                        <pic:spPr bwMode="auto">
+                          <a:xfrm>
+                            <a:off x="0" y="0"/>
+                            <a:ext cx="152400" cy="152400"/>
+                          </a:xfrm>
+                          <a:prstGeom prst="rect">
+                            <a:avLst/>
+                          </a:prstGeom>
+                          <a:noFill/>
+                          <a:ln w="9525">
+                            <a:noFill/>
+                            <a:headEnd/>
+                            <a:tailEnd/>
+                          </a:ln>
+                        </pic:spPr>
+                      </pic:pic>
+                    </a:graphicData>
+                  </a:graphic>
+                </wp:inline>
+              </w:drawing>
+            </w:r>
+            <w:r>
+              <w:t xml:space="preserve"> </w:t>
+            </w:r>
+            <w:r>
+              <w:t xml:space="preserve"> </w:t>
+            </w:r>
+            <w:r>
+              <w:t xml:space="preserve">Important</w:t>
+            </w:r>
+          </w:p>
+        </w:tc>
+      </w:tr>
+      <w:tr>
+        <w:trPr>
+          <w:cantSplit/>
+        </w:trPr>
+        <w:tc>
+          <w:tcPr>
+            <w:tcMar>
+              <w:top w:w="108" w:type="dxa"/>
+              <w:bottom w:w="108" w:type="dxa"/>
+            </w:tcMar>
+          </w:tcPr>
+          <w:p>
+            <w:pPr>
+              <w:pStyle w:val="BodyText"/>
+            </w:pPr>
+            <w:pPr>
+              <w:spacing w:before="16"/>
+            </w:pPr>
+            <w:r>
+              <w:rPr>
+                <w:b/>
+                <w:bCs/>
+              </w:rPr>
+              <w:t xml:space="preserve">The rule</w:t>
+            </w:r>
+          </w:p>
+          <w:p>
+            <w:pPr>
+              <w:pStyle w:val="BodyText"/>
+            </w:pPr>
+            <w:r>
+              <w:rPr>
+                <w:rStyle w:val="VerbatimChar"/>
+              </w:rPr>
+              <w:t xml:space="preserve">Anova(model, type = 3)</w:t>
+            </w:r>
+            <w:r>
+              <w:t xml:space="preserve"> </w:t>
+            </w:r>
+            <w:r>
+              <w:t xml:space="preserve">wants</w:t>
+            </w:r>
+          </w:p>
+          <w:p>
+            <w:pPr>
+              <w:pStyle w:val="SourceCode"/>
+            </w:pPr>
+            <w:r>
+              <w:rPr>
+                <w:rStyle w:val="FunctionTok"/>
+              </w:rPr>
+              <w:t xml:space="preserve">c</w:t>
+            </w:r>
+            <w:r>
+              <w:rPr>
+                <w:rStyle w:val="NormalTok"/>
+              </w:rPr>
+              <w:t xml:space="preserve">(</w:t>
+            </w:r>
+            <w:r>
+              <w:rPr>
+                <w:rStyle w:val="StringTok"/>
+              </w:rPr>
+              <w:t xml:space="preserve">"contr.sum"</w:t>
+            </w:r>
+            <w:r>
+              <w:rPr>
+                <w:rStyle w:val="NormalTok"/>
+              </w:rPr>
+              <w:t xml:space="preserve">, </w:t>
+            </w:r>
+            <w:r>
+              <w:rPr>
+                <w:rStyle w:val="StringTok"/>
+              </w:rPr>
+              <w:t xml:space="preserve">"contr.poly"</w:t>
+            </w:r>
+            <w:r>
+              <w:rPr>
+                <w:rStyle w:val="NormalTok"/>
+              </w:rPr>
+              <w:t xml:space="preserve">)</w:t>
+            </w:r>
+          </w:p>
+          <w:p>
+            <w:pPr>
+              <w:pStyle w:val="FirstParagraph"/>
+            </w:pPr>
+            <w:pPr>
+              <w:spacing w:after="16"/>
+            </w:pPr>
+            <w:r>
+              <w:t xml:space="preserve">Ask for Type III on a treatment-coded model and</w:t>
+            </w:r>
+            <w:r>
+              <w:t xml:space="preserve"> </w:t>
+            </w:r>
+            <w:r>
+              <w:rPr>
+                <w:rStyle w:val="VerbatimChar"/>
+              </w:rPr>
+              <w:t xml:space="preserve">car</w:t>
+            </w:r>
+            <w:r>
+              <w:t xml:space="preserve"> </w:t>
+            </w:r>
+            <w:r>
+              <w:t xml:space="preserve">will still print a table</w:t>
+            </w:r>
+            <w:r>
+              <w:t xml:space="preserve"> </w:t>
+            </w:r>
+            <w:r>
+              <w:t xml:space="preserve">— it just will not be the Type III test you think it is.</w:t>
+            </w:r>
+          </w:p>
+          <w:p/>
+        </w:tc>
+      </w:tr>
+    </w:tbl>
+    <w:bookmarkEnd w:id="72"/>
+    <w:bookmarkStart w:id="75" w:name="switch-to-contr.sum-and-refit"/>
+    <w:p>
+      <w:pPr>
+        <w:pStyle w:val="Heading1"/>
+      </w:pPr>
+      <w:r>
+        <w:t xml:space="preserve">Switch to</w:t>
+      </w:r>
+      <w:r>
+        <w:t xml:space="preserve"> </w:t>
+      </w:r>
+      <w:r>
+        <w:rPr>
+          <w:rStyle w:val="VerbatimChar"/>
+        </w:rPr>
+        <w:t xml:space="preserve">contr.sum</w:t>
+      </w:r>
+      <w:r>
+        <w:t xml:space="preserve"> </w:t>
+      </w:r>
+      <w:r>
+        <w:t xml:space="preserve">— and Refit</w:t>
+      </w:r>
+    </w:p>
+    <w:p>
+      <w:pPr>
+        <w:pStyle w:val="SourceCode"/>
+      </w:pPr>
+      <w:r>
+        <w:rPr>
+          <w:rStyle w:val="CommentTok"/>
+        </w:rPr>
+        <w:t xml:space="preserve"># 1. change the option -------------------------------</w:t>
+      </w:r>
+      <w:r>
+        <w:br/>
+      </w:r>
+      <w:r>
+        <w:rPr>
+          <w:rStyle w:val="FunctionTok"/>
+        </w:rPr>
+        <w:t xml:space="preserve">options</w:t>
+      </w:r>
+      <w:r>
+        <w:rPr>
+          <w:rStyle w:val="NormalTok"/>
+        </w:rPr>
+        <w:t xml:space="preserve">(</w:t>
+      </w:r>
+      <w:r>
+        <w:rPr>
+          <w:rStyle w:val="AttributeTok"/>
+        </w:rPr>
+        <w:t xml:space="preserve">contrasts =</w:t>
+      </w:r>
+      <w:r>
+        <w:rPr>
+          <w:rStyle w:val="NormalTok"/>
+        </w:rPr>
+        <w:t xml:space="preserve"> </w:t>
+      </w:r>
+      <w:r>
+        <w:rPr>
+          <w:rStyle w:val="FunctionTok"/>
+        </w:rPr>
+        <w:t xml:space="preserve">c</w:t>
+      </w:r>
+      <w:r>
+        <w:rPr>
+          <w:rStyle w:val="NormalTok"/>
+        </w:rPr>
+        <w:t xml:space="preserve">(</w:t>
+      </w:r>
+      <w:r>
+        <w:rPr>
+          <w:rStyle w:val="StringTok"/>
+        </w:rPr>
+        <w:t xml:space="preserve">"contr.sum"</w:t>
+      </w:r>
+      <w:r>
+        <w:rPr>
+          <w:rStyle w:val="NormalTok"/>
+        </w:rPr>
+        <w:t xml:space="preserve">, </w:t>
+      </w:r>
+      <w:r>
+        <w:rPr>
+          <w:rStyle w:val="StringTok"/>
+        </w:rPr>
+        <w:t xml:space="preserve">"contr.poly"</w:t>
+      </w:r>
+      <w:r>
+        <w:rPr>
+          <w:rStyle w:val="NormalTok"/>
+        </w:rPr>
+        <w:t xml:space="preserve">))</w:t>
+      </w:r>
+      <w:r>
+        <w:br/>
+      </w:r>
+      <w:r>
+        <w:br/>
+      </w:r>
+      <w:r>
+        <w:rPr>
+          <w:rStyle w:val="CommentTok"/>
+        </w:rPr>
+        <w:t xml:space="preserve"># 2. REFIT the model under the new coding ------------</w:t>
+      </w:r>
+      <w:r>
+        <w:br/>
+      </w:r>
+      <w:r>
+        <w:rPr>
+          <w:rStyle w:val="NormalTok"/>
+        </w:rPr>
+        <w:t xml:space="preserve">mass_model_sum </w:t>
+      </w:r>
+      <w:r>
+        <w:rPr>
+          <w:rStyle w:val="OtherTok"/>
+        </w:rPr>
+        <w:t xml:space="preserve">&lt;-</w:t>
+      </w:r>
+      <w:r>
+        <w:rPr>
+          <w:rStyle w:val="NormalTok"/>
+        </w:rPr>
+        <w:t xml:space="preserve"> </w:t>
+      </w:r>
+      <w:r>
+        <w:rPr>
+          <w:rStyle w:val="FunctionTok"/>
+        </w:rPr>
+        <w:t xml:space="preserve">lm</w:t>
+      </w:r>
+      <w:r>
+        <w:rPr>
+          <w:rStyle w:val="NormalTok"/>
+        </w:rPr>
+        <w:t xml:space="preserve">(body_mass_g </w:t>
+      </w:r>
+      <w:r>
+        <w:rPr>
+          <w:rStyle w:val="SpecialCharTok"/>
+        </w:rPr>
+        <w:t xml:space="preserve">~</w:t>
+      </w:r>
+      <w:r>
+        <w:rPr>
+          <w:rStyle w:val="NormalTok"/>
+        </w:rPr>
+        <w:t xml:space="preserve"> species,</w:t>
+      </w:r>
+      <w:r>
+        <w:br/>
+      </w:r>
+      <w:r>
+        <w:rPr>
+          <w:rStyle w:val="NormalTok"/>
+        </w:rPr>
+        <w:t xml:space="preserve">                     </w:t>
+      </w:r>
+      <w:r>
+        <w:rPr>
+          <w:rStyle w:val="AttributeTok"/>
+        </w:rPr>
+        <w:t xml:space="preserve">data =</w:t>
+      </w:r>
+      <w:r>
+        <w:rPr>
+          <w:rStyle w:val="NormalTok"/>
+        </w:rPr>
+        <w:t xml:space="preserve"> penguins_df)</w:t>
+      </w:r>
+      <w:r>
+        <w:br/>
+      </w:r>
+      <w:r>
+        <w:br/>
+      </w:r>
+      <w:r>
+        <w:rPr>
+          <w:rStyle w:val="CommentTok"/>
+        </w:rPr>
+        <w:t xml:space="preserve"># 3. now Type III means what it says -----------------</w:t>
+      </w:r>
+      <w:r>
+        <w:br/>
+      </w:r>
+      <w:r>
+        <w:rPr>
+          <w:rStyle w:val="FunctionTok"/>
+        </w:rPr>
+        <w:t xml:space="preserve">Anova</w:t>
+      </w:r>
+      <w:r>
+        <w:rPr>
+          <w:rStyle w:val="NormalTok"/>
+        </w:rPr>
+        <w:t xml:space="preserve">(mass_model_sum, </w:t>
+      </w:r>
+      <w:r>
+        <w:rPr>
+          <w:rStyle w:val="AttributeTok"/>
+        </w:rPr>
+        <w:t xml:space="preserve">type =</w:t>
+      </w:r>
+      <w:r>
+        <w:rPr>
+          <w:rStyle w:val="NormalTok"/>
+        </w:rPr>
+        <w:t xml:space="preserve"> </w:t>
+      </w:r>
+      <w:r>
+        <w:rPr>
+          <w:rStyle w:val="DecValTok"/>
+        </w:rPr>
+        <w:t xml:space="preserve">3</w:t>
+      </w:r>
+      <w:r>
+        <w:rPr>
+          <w:rStyle w:val="NormalTok"/>
+        </w:rPr>
+        <w:t xml:space="preserve">)</w:t>
+      </w:r>
+    </w:p>
+    <w:p>
+      <w:pPr>
+        <w:pStyle w:val="SourceCode"/>
+      </w:pPr>
+      <w:r>
+        <w:rPr>
+          <w:rStyle w:val="VerbatimChar"/>
+        </w:rPr>
+        <w:t xml:space="preserve">Anova Table (Type III tests)</w:t>
+      </w:r>
+      <w:r>
+        <w:br/>
+      </w:r>
+      <w:r>
+        <w:br/>
+      </w:r>
+      <w:r>
+        <w:rPr>
+          <w:rStyle w:val="VerbatimChar"/>
+        </w:rPr>
+        <w:t xml:space="preserve">Response: body_mass_g</w:t>
+      </w:r>
+      <w:r>
+        <w:br/>
+      </w:r>
+      <w:r>
+        <w:rPr>
+          <w:rStyle w:val="VerbatimChar"/>
+        </w:rPr>
+        <w:t xml:space="preserve">                Sum Sq  Df  F value    Pr(&gt;F)    </w:t>
+      </w:r>
+      <w:r>
+        <w:br/>
+      </w:r>
+      <w:r>
+        <w:rPr>
+          <w:rStyle w:val="VerbatimChar"/>
+        </w:rPr>
+        <w:t xml:space="preserve">(Intercept) 5312367201   1 24859.28 &lt; 2.2e-16 ***</w:t>
+      </w:r>
+      <w:r>
+        <w:br/>
+      </w:r>
+      <w:r>
+        <w:rPr>
+          <w:rStyle w:val="VerbatimChar"/>
+        </w:rPr>
+        <w:t xml:space="preserve">species      146864214   2   343.63 &lt; 2.2e-16 ***</w:t>
+      </w:r>
+      <w:r>
+        <w:br/>
+      </w:r>
+      <w:r>
+        <w:rPr>
+          <w:rStyle w:val="VerbatimChar"/>
+        </w:rPr>
+        <w:t xml:space="preserve">Residuals     72443483 339                       </w:t>
+      </w:r>
+      <w:r>
+        <w:br/>
+      </w:r>
+      <w:r>
+        <w:rPr>
+          <w:rStyle w:val="VerbatimChar"/>
+        </w:rPr>
+        <w:t xml:space="preserve">---</w:t>
+      </w:r>
+      <w:r>
+        <w:br/>
+      </w:r>
+      <w:r>
+        <w:rPr>
+          <w:rStyle w:val="VerbatimChar"/>
+        </w:rPr>
+        <w:t xml:space="preserve">Signif. codes:  0 '***' 0.001 '**' 0.01 '*' 0.05 '.' 0.1 ' ' 1</w:t>
+      </w:r>
+    </w:p>
+    <w:tbl>
+      <w:tblPr>
+        <w:tblStyle w:val="Table"/>
+        <w:tblLook w:firstRow="0" w:lastRow="0" w:firstColumn="0" w:lastColumn="0" w:noHBand="0" w:noVBand="0" w:val="0000"/>
+        <w:tblBorders>
+          <w:top w:val="single" w:sz="4" w:space="0" w:color="CC1914"/>
+          <w:left w:val="single" w:sz="24" w:space="0" w:color="CC1914"/>
+          <w:bottom w:val="single" w:sz="4" w:space="0" w:color="CC1914"/>
+          <w:right w:val="single" w:sz="4" w:space="0" w:color="CC1914"/>
+        </w:tblBorders>
+        <w:tblCellMar>
+          <w:left w:w="144" w:type="dxa"/>
+          <w:right w:w="144" w:type="dxa"/>
+        </w:tblCellMar>
+        <w:tblLook w:firstRow="0" w:lastRow="0" w:firstColumn="0" w:lastColumn="0" w:noHBand="0" w:noVBand="0" w:val="0000"/>
+      </w:tblPr>
+      <w:tr>
+        <w:trPr>
+          <w:cantSplit/>
+        </w:trPr>
+        <w:tc>
+          <w:tcPr>
+            <w:shd w:color="auto" w:fill="f7dddc" w:val="clear"/>
+            <w:tcMar>
+              <w:top w:w="92" w:type="dxa"/>
+              <w:bottom w:w="92" w:type="dxa"/>
+            </w:tcMar>
+          </w:tcPr>
+          <w:p>
+            <w:pPr>
+              <w:pStyle w:val="FirstParagraph"/>
+            </w:pPr>
+            <w:pPr>
+              <w:spacing w:before="0" w:after="0"/>
+              <w:textAlignment w:val="center"/>
+            </w:pPr>
+            <w:r>
+              <w:drawing>
+                <wp:inline>
+                  <wp:extent cx="152400" cy="152400"/>
+                  <wp:effectExtent b="0" l="0" r="0" t="0"/>
+                  <wp:docPr descr="" title="" id="73" name="Picture"/>
+                  <a:graphic>
+                    <a:graphicData uri="http://schemas.openxmlformats.org/drawingml/2006/picture">
+                      <pic:pic>
+                        <pic:nvPicPr>
+                          <pic:cNvPr descr="/Applications/Positron.app/Contents/Resources/app/quarto/share/formats/docx/important.png" id="74" name="Picture"/>
+                          <pic:cNvPicPr>
+                            <a:picLocks noChangeArrowheads="1" noChangeAspect="1"/>
+                          </pic:cNvPicPr>
+                        </pic:nvPicPr>
+                        <pic:blipFill>
+                          <a:blip r:embed="rId15"/>
+                          <a:stretch>
+                            <a:fillRect/>
+                          </a:stretch>
+                        </pic:blipFill>
+                        <pic:spPr bwMode="auto">
+                          <a:xfrm>
+                            <a:off x="0" y="0"/>
+                            <a:ext cx="152400" cy="152400"/>
+                          </a:xfrm>
+                          <a:prstGeom prst="rect">
+                            <a:avLst/>
+                          </a:prstGeom>
+                          <a:noFill/>
+                          <a:ln w="9525">
+                            <a:noFill/>
+                            <a:headEnd/>
+                            <a:tailEnd/>
+                          </a:ln>
+                        </pic:spPr>
+                      </pic:pic>
+                    </a:graphicData>
+                  </a:graphic>
+                </wp:inline>
+              </w:drawing>
+            </w:r>
+            <w:r>
+              <w:t xml:space="preserve"> </w:t>
+            </w:r>
+            <w:r>
+              <w:t xml:space="preserve"> </w:t>
+            </w:r>
+            <w:r>
+              <w:t xml:space="preserve">Important</w:t>
+            </w:r>
+          </w:p>
+        </w:tc>
+      </w:tr>
+      <w:tr>
+        <w:trPr>
+          <w:cantSplit/>
+        </w:trPr>
+        <w:tc>
+          <w:tcPr>
+            <w:tcMar>
+              <w:top w:w="108" w:type="dxa"/>
+              <w:bottom w:w="108" w:type="dxa"/>
+            </w:tcMar>
+          </w:tcPr>
+          <w:p>
+            <w:pPr>
+              <w:pStyle w:val="BodyText"/>
+            </w:pPr>
+            <w:pPr>
+              <w:spacing w:before="16"/>
+            </w:pPr>
+            <w:r>
+              <w:rPr>
+                <w:b/>
+                <w:bCs/>
+              </w:rPr>
+              <w:t xml:space="preserve">Step 2 is not optional</w:t>
+            </w:r>
+          </w:p>
+          <w:p>
+            <w:pPr>
+              <w:pStyle w:val="BodyText"/>
+            </w:pPr>
+            <w:r>
+              <w:t xml:space="preserve">A model stores the coding it was</w:t>
+            </w:r>
+            <w:r>
+              <w:t xml:space="preserve"> </w:t>
+            </w:r>
+            <w:r>
+              <w:rPr>
+                <w:b/>
+                <w:bCs/>
+              </w:rPr>
+              <w:t xml:space="preserve">fitted</w:t>
+            </w:r>
+            <w:r>
+              <w:t xml:space="preserve"> </w:t>
+            </w:r>
+            <w:r>
+              <w:t xml:space="preserve">with. Change the option and reuse</w:t>
+            </w:r>
+            <w:r>
+              <w:t xml:space="preserve"> </w:t>
+            </w:r>
+            <w:r>
+              <w:t xml:space="preserve">the old model and nothing happens:</w:t>
+            </w:r>
+          </w:p>
+          <w:p>
+            <w:pPr>
+              <w:pStyle w:val="SourceCode"/>
+            </w:pPr>
+            <w:r>
+              <w:rPr>
+                <w:rStyle w:val="NormalTok"/>
+              </w:rPr>
+              <w:t xml:space="preserve">mass_model</w:t>
+            </w:r>
+            <w:r>
+              <w:rPr>
+                <w:rStyle w:val="SpecialCharTok"/>
+              </w:rPr>
+              <w:t xml:space="preserve">$</w:t>
+            </w:r>
+            <w:r>
+              <w:rPr>
+                <w:rStyle w:val="NormalTok"/>
+              </w:rPr>
+              <w:t xml:space="preserve">contrasts</w:t>
+            </w:r>
+            <w:r>
+              <w:br/>
+            </w:r>
+            <w:r>
+              <w:rPr>
+                <w:rStyle w:val="CommentTok"/>
+              </w:rPr>
+              <w:t xml:space="preserve">#&gt; $species</w:t>
+            </w:r>
+            <w:r>
+              <w:br/>
+            </w:r>
+            <w:r>
+              <w:rPr>
+                <w:rStyle w:val="CommentTok"/>
+              </w:rPr>
+              <w:t xml:space="preserve">#&gt; [1] "contr.treatment"</w:t>
+            </w:r>
+          </w:p>
+          <w:p>
+            <w:pPr>
+              <w:pStyle w:val="FirstParagraph"/>
+            </w:pPr>
+            <w:pPr>
+              <w:spacing w:after="16"/>
+            </w:pPr>
+            <w:r>
+              <w:t xml:space="preserve">Set the option,</w:t>
+            </w:r>
+            <w:r>
+              <w:t xml:space="preserve"> </w:t>
+            </w:r>
+            <w:r>
+              <w:rPr>
+                <w:b/>
+                <w:bCs/>
+              </w:rPr>
+              <w:t xml:space="preserve">then</w:t>
+            </w:r>
+            <w:r>
+              <w:t xml:space="preserve"> </w:t>
+            </w:r>
+            <w:r>
+              <w:rPr>
+                <w:rStyle w:val="VerbatimChar"/>
+              </w:rPr>
+              <w:t xml:space="preserve">lm()</w:t>
+            </w:r>
+            <w:r>
+              <w:t xml:space="preserve"> </w:t>
+            </w:r>
+            <w:r>
+              <w:t xml:space="preserve">again.</w:t>
+            </w:r>
+          </w:p>
+          <w:p/>
+        </w:tc>
+      </w:tr>
+    </w:tbl>
+    <w:bookmarkEnd w:id="75"/>
+    <w:bookmarkStart w:id="78" w:name="and-switch-back-always"/>
+    <w:p>
+      <w:pPr>
+        <w:pStyle w:val="Heading1"/>
+      </w:pPr>
+      <w:r>
+        <w:t xml:space="preserve">And Switch Back — Always</w:t>
+      </w:r>
+    </w:p>
+    <w:p>
+      <w:pPr>
+        <w:pStyle w:val="SourceCode"/>
+      </w:pPr>
+      <w:r>
+        <w:rPr>
+          <w:rStyle w:val="CommentTok"/>
+        </w:rPr>
+        <w:t xml:space="preserve"># Put R back the way you found it ---------------------</w:t>
+      </w:r>
+      <w:r>
+        <w:br/>
+      </w:r>
+      <w:r>
+        <w:rPr>
+          <w:rStyle w:val="FunctionTok"/>
+        </w:rPr>
+        <w:t xml:space="preserve">options</w:t>
+      </w:r>
+      <w:r>
+        <w:rPr>
+          <w:rStyle w:val="NormalTok"/>
+        </w:rPr>
+        <w:t xml:space="preserve">(</w:t>
+      </w:r>
+      <w:r>
+        <w:rPr>
+          <w:rStyle w:val="AttributeTok"/>
+        </w:rPr>
+        <w:t xml:space="preserve">contrasts =</w:t>
+      </w:r>
+      <w:r>
+        <w:rPr>
+          <w:rStyle w:val="NormalTok"/>
+        </w:rPr>
+        <w:t xml:space="preserve"> </w:t>
+      </w:r>
+      <w:r>
+        <w:rPr>
+          <w:rStyle w:val="FunctionTok"/>
+        </w:rPr>
+        <w:t xml:space="preserve">c</w:t>
+      </w:r>
+      <w:r>
+        <w:rPr>
+          <w:rStyle w:val="NormalTok"/>
+        </w:rPr>
+        <w:t xml:space="preserve">(</w:t>
+      </w:r>
+      <w:r>
+        <w:rPr>
+          <w:rStyle w:val="StringTok"/>
+        </w:rPr>
+        <w:t xml:space="preserve">"contr.treatment"</w:t>
+      </w:r>
+      <w:r>
+        <w:rPr>
+          <w:rStyle w:val="NormalTok"/>
+        </w:rPr>
+        <w:t xml:space="preserve">, </w:t>
+      </w:r>
+      <w:r>
+        <w:rPr>
+          <w:rStyle w:val="StringTok"/>
+        </w:rPr>
+        <w:t xml:space="preserve">"contr.poly"</w:t>
+      </w:r>
+      <w:r>
+        <w:rPr>
+          <w:rStyle w:val="NormalTok"/>
+        </w:rPr>
+        <w:t xml:space="preserve">))</w:t>
+      </w:r>
+      <w:r>
+        <w:br/>
+      </w:r>
+      <w:r>
+        <w:br/>
+      </w:r>
+      <w:r>
+        <w:rPr>
+          <w:rStyle w:val="FunctionTok"/>
+        </w:rPr>
+        <w:t xml:space="preserve">getOption</w:t>
+      </w:r>
+      <w:r>
+        <w:rPr>
+          <w:rStyle w:val="NormalTok"/>
+        </w:rPr>
+        <w:t xml:space="preserve">(</w:t>
+      </w:r>
+      <w:r>
+        <w:rPr>
+          <w:rStyle w:val="StringTok"/>
+        </w:rPr>
+        <w:t xml:space="preserve">"contrasts"</w:t>
+      </w:r>
+      <w:r>
+        <w:rPr>
+          <w:rStyle w:val="NormalTok"/>
+        </w:rPr>
+        <w:t xml:space="preserve">)</w:t>
+      </w:r>
+    </w:p>
+    <w:p>
+      <w:pPr>
+        <w:pStyle w:val="SourceCode"/>
+      </w:pPr>
+      <w:r>
+        <w:rPr>
+          <w:rStyle w:val="VerbatimChar"/>
+        </w:rPr>
+        <w:t xml:space="preserve">[1] "contr.treatment" "contr.poly"     </w:t>
+      </w:r>
+    </w:p>
+    <w:p>
+      <w:pPr>
+        <w:pStyle w:val="FirstParagraph"/>
+      </w:pPr>
+      <w:r>
+        <w:rPr>
+          <w:rStyle w:val="VerbatimChar"/>
+        </w:rPr>
+        <w:t xml:space="preserve">options()</w:t>
+      </w:r>
+      <w:r>
+        <w:t xml:space="preserve"> </w:t>
+      </w:r>
+      <w:r>
+        <w:t xml:space="preserve">is</w:t>
+      </w:r>
+      <w:r>
+        <w:t xml:space="preserve"> </w:t>
+      </w:r>
+      <w:r>
+        <w:rPr>
+          <w:b/>
+          <w:bCs/>
+        </w:rPr>
+        <w:t xml:space="preserve">global and sticky</w:t>
+      </w:r>
+      <w:r>
+        <w:t xml:space="preserve"> </w:t>
+      </w:r>
+      <w:r>
+        <w:t xml:space="preserve">— it stays changed for the rest of your</w:t>
+      </w:r>
+      <w:r>
+        <w:t xml:space="preserve"> </w:t>
+      </w:r>
+      <w:r>
+        <w:t xml:space="preserve">session and affects every model you fit afterwards, including ones in code you</w:t>
+      </w:r>
+      <w:r>
+        <w:t xml:space="preserve"> </w:t>
+      </w:r>
+      <w:r>
+        <w:t xml:space="preserve">wrote weeks ago.</w:t>
+      </w:r>
+    </w:p>
+    <w:tbl>
+      <w:tblPr>
+        <w:tblStyle w:val="Table"/>
+        <w:tblLook w:firstRow="0" w:lastRow="0" w:firstColumn="0" w:lastColumn="0" w:noHBand="0" w:noVBand="0" w:val="0000"/>
+        <w:tblBorders>
+          <w:top w:val="single" w:sz="4" w:space="0" w:color="00A047"/>
+          <w:left w:val="single" w:sz="24" w:space="0" w:color="00A047"/>
+          <w:bottom w:val="single" w:sz="4" w:space="0" w:color="00A047"/>
+          <w:right w:val="single" w:sz="4" w:space="0" w:color="00A047"/>
+        </w:tblBorders>
+        <w:tblCellMar>
+          <w:left w:w="144" w:type="dxa"/>
+          <w:right w:w="144" w:type="dxa"/>
+        </w:tblCellMar>
+        <w:tblLook w:firstRow="0" w:lastRow="0" w:firstColumn="0" w:lastColumn="0" w:noHBand="0" w:noVBand="0" w:val="0000"/>
+      </w:tblPr>
+      <w:tr>
+        <w:trPr>
+          <w:cantSplit/>
+        </w:trPr>
+        <w:tc>
+          <w:tcPr>
+            <w:shd w:color="auto" w:fill="ccf1e3" w:val="clear"/>
+            <w:tcMar>
+              <w:top w:w="92" w:type="dxa"/>
+              <w:bottom w:w="92" w:type="dxa"/>
+            </w:tcMar>
+          </w:tcPr>
+          <w:p>
+            <w:pPr>
+              <w:pStyle w:val="BodyText"/>
+            </w:pPr>
+            <w:pPr>
+              <w:spacing w:before="0" w:after="0"/>
+              <w:textAlignment w:val="center"/>
+            </w:pPr>
+            <w:r>
+              <w:drawing>
+                <wp:inline>
+                  <wp:extent cx="152400" cy="152400"/>
+                  <wp:effectExtent b="0" l="0" r="0" t="0"/>
+                  <wp:docPr descr="" title="" id="76" name="Picture"/>
+                  <a:graphic>
+                    <a:graphicData uri="http://schemas.openxmlformats.org/drawingml/2006/picture">
+                      <pic:pic>
+                        <pic:nvPicPr>
+                          <pic:cNvPr descr="/Applications/Positron.app/Contents/Resources/app/quarto/share/formats/docx/tip.png" id="77" name="Picture"/>
+                          <pic:cNvPicPr>
+                            <a:picLocks noChangeArrowheads="1" noChangeAspect="1"/>
+                          </pic:cNvPicPr>
+                        </pic:nvPicPr>
+                        <pic:blipFill>
+                          <a:blip r:embed="rId47"/>
+                          <a:stretch>
+                            <a:fillRect/>
+                          </a:stretch>
+                        </pic:blipFill>
+                        <pic:spPr bwMode="auto">
+                          <a:xfrm>
+                            <a:off x="0" y="0"/>
+                            <a:ext cx="152400" cy="152400"/>
+                          </a:xfrm>
+                          <a:prstGeom prst="rect">
+                            <a:avLst/>
+                          </a:prstGeom>
+                          <a:noFill/>
+                          <a:ln w="9525">
+                            <a:noFill/>
+                            <a:headEnd/>
+                            <a:tailEnd/>
+                          </a:ln>
+                        </pic:spPr>
+                      </pic:pic>
+                    </a:graphicData>
+                  </a:graphic>
+                </wp:inline>
+              </w:drawing>
+            </w:r>
+            <w:r>
+              <w:t xml:space="preserve"> </w:t>
+            </w:r>
+            <w:r>
+              <w:t xml:space="preserve"> </w:t>
+            </w:r>
+            <w:r>
+              <w:t xml:space="preserve">Tip</w:t>
+            </w:r>
+          </w:p>
+        </w:tc>
+      </w:tr>
+      <w:tr>
+        <w:trPr>
+          <w:cantSplit/>
+        </w:trPr>
+        <w:tc>
+          <w:tcPr>
+            <w:tcMar>
+              <w:top w:w="108" w:type="dxa"/>
+              <w:bottom w:w="108" w:type="dxa"/>
+            </w:tcMar>
+          </w:tcPr>
+          <w:p>
+            <w:pPr>
+              <w:pStyle w:val="BodyText"/>
+            </w:pPr>
+            <w:pPr>
+              <w:spacing w:before="16"/>
+            </w:pPr>
+            <w:r>
+              <w:rPr>
+                <w:b/>
+                <w:bCs/>
+              </w:rPr>
+              <w:t xml:space="preserve">The pattern to memorize</w:t>
+            </w:r>
+          </w:p>
+          <w:p>
+            <w:pPr>
+              <w:pStyle w:val="SourceCode"/>
+            </w:pPr>
+            <w:r>
+              <w:rPr>
+                <w:rStyle w:val="FunctionTok"/>
+              </w:rPr>
+              <w:t xml:space="preserve">options</w:t>
+            </w:r>
+            <w:r>
+              <w:rPr>
+                <w:rStyle w:val="NormalTok"/>
+              </w:rPr>
+              <w:t xml:space="preserve">(</w:t>
+            </w:r>
+            <w:r>
+              <w:rPr>
+                <w:rStyle w:val="AttributeTok"/>
+              </w:rPr>
+              <w:t xml:space="preserve">contrasts =</w:t>
+            </w:r>
+            <w:r>
+              <w:br/>
+            </w:r>
+            <w:r>
+              <w:rPr>
+                <w:rStyle w:val="NormalTok"/>
+              </w:rPr>
+              <w:t xml:space="preserve">  </w:t>
+            </w:r>
+            <w:r>
+              <w:rPr>
+                <w:rStyle w:val="FunctionTok"/>
+              </w:rPr>
+              <w:t xml:space="preserve">c</w:t>
+            </w:r>
+            <w:r>
+              <w:rPr>
+                <w:rStyle w:val="NormalTok"/>
+              </w:rPr>
+              <w:t xml:space="preserve">(</w:t>
+            </w:r>
+            <w:r>
+              <w:rPr>
+                <w:rStyle w:val="StringTok"/>
+              </w:rPr>
+              <w:t xml:space="preserve">"contr.sum"</w:t>
+            </w:r>
+            <w:r>
+              <w:rPr>
+                <w:rStyle w:val="NormalTok"/>
+              </w:rPr>
+              <w:t xml:space="preserve">, </w:t>
+            </w:r>
+            <w:r>
+              <w:rPr>
+                <w:rStyle w:val="StringTok"/>
+              </w:rPr>
+              <w:t xml:space="preserve">"contr.poly"</w:t>
+            </w:r>
+            <w:r>
+              <w:rPr>
+                <w:rStyle w:val="NormalTok"/>
+              </w:rPr>
+              <w:t xml:space="preserve">))</w:t>
+            </w:r>
+            <w:r>
+              <w:br/>
+            </w:r>
+            <w:r>
+              <w:rPr>
+                <w:rStyle w:val="NormalTok"/>
+              </w:rPr>
+              <w:t xml:space="preserve">m </w:t>
+            </w:r>
+            <w:r>
+              <w:rPr>
+                <w:rStyle w:val="OtherTok"/>
+              </w:rPr>
+              <w:t xml:space="preserve">&lt;-</w:t>
+            </w:r>
+            <w:r>
+              <w:rPr>
+                <w:rStyle w:val="NormalTok"/>
+              </w:rPr>
+              <w:t xml:space="preserve"> </w:t>
+            </w:r>
+            <w:r>
+              <w:rPr>
+                <w:rStyle w:val="FunctionTok"/>
+              </w:rPr>
+              <w:t xml:space="preserve">lm</w:t>
+            </w:r>
+            <w:r>
+              <w:rPr>
+                <w:rStyle w:val="NormalTok"/>
+              </w:rPr>
+              <w:t xml:space="preserve">(y </w:t>
+            </w:r>
+            <w:r>
+              <w:rPr>
+                <w:rStyle w:val="SpecialCharTok"/>
+              </w:rPr>
+              <w:t xml:space="preserve">~</w:t>
+            </w:r>
+            <w:r>
+              <w:rPr>
+                <w:rStyle w:val="NormalTok"/>
+              </w:rPr>
+              <w:t xml:space="preserve"> x, </w:t>
+            </w:r>
+            <w:r>
+              <w:rPr>
+                <w:rStyle w:val="AttributeTok"/>
+              </w:rPr>
+              <w:t xml:space="preserve">data =</w:t>
+            </w:r>
+            <w:r>
+              <w:rPr>
+                <w:rStyle w:val="NormalTok"/>
+              </w:rPr>
+              <w:t xml:space="preserve"> df)</w:t>
+            </w:r>
+            <w:r>
+              <w:br/>
+            </w:r>
+            <w:r>
+              <w:rPr>
+                <w:rStyle w:val="FunctionTok"/>
+              </w:rPr>
+              <w:t xml:space="preserve">Anova</w:t>
+            </w:r>
+            <w:r>
+              <w:rPr>
+                <w:rStyle w:val="NormalTok"/>
+              </w:rPr>
+              <w:t xml:space="preserve">(m, </w:t>
+            </w:r>
+            <w:r>
+              <w:rPr>
+                <w:rStyle w:val="AttributeTok"/>
+              </w:rPr>
+              <w:t xml:space="preserve">type =</w:t>
+            </w:r>
+            <w:r>
+              <w:rPr>
+                <w:rStyle w:val="NormalTok"/>
+              </w:rPr>
+              <w:t xml:space="preserve"> </w:t>
+            </w:r>
+            <w:r>
+              <w:rPr>
+                <w:rStyle w:val="DecValTok"/>
+              </w:rPr>
+              <w:t xml:space="preserve">3</w:t>
+            </w:r>
+            <w:r>
+              <w:rPr>
+                <w:rStyle w:val="NormalTok"/>
+              </w:rPr>
+              <w:t xml:space="preserve">)</w:t>
+            </w:r>
+            <w:r>
+              <w:br/>
+            </w:r>
+            <w:r>
+              <w:rPr>
+                <w:rStyle w:val="FunctionTok"/>
+              </w:rPr>
+              <w:t xml:space="preserve">options</w:t>
+            </w:r>
+            <w:r>
+              <w:rPr>
+                <w:rStyle w:val="NormalTok"/>
+              </w:rPr>
+              <w:t xml:space="preserve">(</w:t>
+            </w:r>
+            <w:r>
+              <w:rPr>
+                <w:rStyle w:val="AttributeTok"/>
+              </w:rPr>
+              <w:t xml:space="preserve">contrasts =</w:t>
+            </w:r>
+            <w:r>
+              <w:br/>
+            </w:r>
+            <w:r>
+              <w:rPr>
+                <w:rStyle w:val="NormalTok"/>
+              </w:rPr>
+              <w:t xml:space="preserve">  </w:t>
+            </w:r>
+            <w:r>
+              <w:rPr>
+                <w:rStyle w:val="FunctionTok"/>
+              </w:rPr>
+              <w:t xml:space="preserve">c</w:t>
+            </w:r>
+            <w:r>
+              <w:rPr>
+                <w:rStyle w:val="NormalTok"/>
+              </w:rPr>
+              <w:t xml:space="preserve">(</w:t>
+            </w:r>
+            <w:r>
+              <w:rPr>
+                <w:rStyle w:val="StringTok"/>
+              </w:rPr>
+              <w:t xml:space="preserve">"contr.treatment"</w:t>
+            </w:r>
+            <w:r>
+              <w:rPr>
+                <w:rStyle w:val="NormalTok"/>
+              </w:rPr>
+              <w:t xml:space="preserve">, </w:t>
+            </w:r>
+            <w:r>
+              <w:rPr>
+                <w:rStyle w:val="StringTok"/>
+              </w:rPr>
+              <w:t xml:space="preserve">"contr.poly"</w:t>
+            </w:r>
+            <w:r>
+              <w:rPr>
+                <w:rStyle w:val="NormalTok"/>
+              </w:rPr>
+              <w:t xml:space="preserve">))</w:t>
+            </w:r>
+          </w:p>
+          <w:p>
+            <w:pPr>
+              <w:pStyle w:val="FirstParagraph"/>
+            </w:pPr>
+            <w:pPr>
+              <w:spacing w:after="16"/>
+            </w:pPr>
+            <w:r>
+              <w:t xml:space="preserve">Set → refit → test → set back. Four lines, in that order, every time.</w:t>
+            </w:r>
+          </w:p>
+          <w:p/>
+        </w:tc>
+      </w:tr>
+    </w:tbl>
+    <w:bookmarkEnd w:id="78"/>
+    <w:bookmarkStart w:id="81" w:name="X134a431faa185bb94e5ad512c1eec14d92493c8"/>
+    <w:p>
+      <w:pPr>
+        <w:pStyle w:val="Heading1"/>
+      </w:pPr>
+      <w:r>
+        <w:t xml:space="preserve">What Actually Changed? Only the Intercept Row</w:t>
+      </w:r>
+    </w:p>
+    <w:p>
+      <w:pPr>
+        <w:pStyle w:val="FirstParagraph"/>
+      </w:pPr>
+      <w:r>
+        <w:rPr>
+          <w:b/>
+          <w:bCs/>
+        </w:rPr>
+        <w:t xml:space="preserve">Treatment coding,</w:t>
+      </w:r>
+      <w:r>
+        <w:rPr>
+          <w:b/>
+          <w:bCs/>
+        </w:rPr>
+        <w:t xml:space="preserve"> </w:t>
+      </w:r>
+      <w:r>
+        <w:rPr>
+          <w:rStyle w:val="VerbatimChar"/>
+          <w:b/>
+          <w:bCs/>
+        </w:rPr>
+        <w:t xml:space="preserve">type = 3</w:t>
+      </w:r>
+      <w:r>
+        <w:rPr>
+          <w:b/>
+          <w:bCs/>
+        </w:rPr>
+        <w:t xml:space="preserve">:</w:t>
+      </w:r>
+    </w:p>
+    <w:p>
+      <w:pPr>
+        <w:pStyle w:val="SourceCode"/>
+      </w:pPr>
+      <w:r>
+        <w:rPr>
+          <w:rStyle w:val="VerbatimChar"/>
+        </w:rPr>
+        <w:t xml:space="preserve">            Sum Sq  Df F value</w:t>
+      </w:r>
+      <w:r>
+        <w:br/>
+      </w:r>
+      <w:r>
+        <w:rPr>
+          <w:rStyle w:val="VerbatimChar"/>
+        </w:rPr>
+        <w:t xml:space="preserve">(Intercept) 2.07e9   1  9676.9</w:t>
+      </w:r>
+      <w:r>
+        <w:br/>
+      </w:r>
+      <w:r>
+        <w:rPr>
+          <w:rStyle w:val="VerbatimChar"/>
+        </w:rPr>
+        <w:t xml:space="preserve">species     1.47e8   2   343.6</w:t>
+      </w:r>
+      <w:r>
+        <w:br/>
+      </w:r>
+      <w:r>
+        <w:rPr>
+          <w:rStyle w:val="VerbatimChar"/>
+        </w:rPr>
+        <w:t xml:space="preserve">Residuals   7.24e7 339</w:t>
+      </w:r>
+    </w:p>
+    <w:p>
+      <w:pPr>
+        <w:pStyle w:val="FirstParagraph"/>
+      </w:pPr>
+      <w:r>
+        <w:rPr>
+          <w:b/>
+          <w:bCs/>
+        </w:rPr>
+        <w:t xml:space="preserve">Sum coding,</w:t>
+      </w:r>
+      <w:r>
+        <w:rPr>
+          <w:b/>
+          <w:bCs/>
+        </w:rPr>
+        <w:t xml:space="preserve"> </w:t>
+      </w:r>
+      <w:r>
+        <w:rPr>
+          <w:rStyle w:val="VerbatimChar"/>
+          <w:b/>
+          <w:bCs/>
+        </w:rPr>
+        <w:t xml:space="preserve">type = 3</w:t>
+      </w:r>
+      <w:r>
+        <w:rPr>
+          <w:b/>
+          <w:bCs/>
+        </w:rPr>
+        <w:t xml:space="preserve">:</w:t>
+      </w:r>
+    </w:p>
+    <w:p>
+      <w:pPr>
+        <w:pStyle w:val="SourceCode"/>
+      </w:pPr>
+      <w:r>
+        <w:rPr>
+          <w:rStyle w:val="VerbatimChar"/>
+        </w:rPr>
+        <w:t xml:space="preserve">            Sum Sq  Df F value</w:t>
+      </w:r>
+      <w:r>
+        <w:br/>
+      </w:r>
+      <w:r>
+        <w:rPr>
+          <w:rStyle w:val="VerbatimChar"/>
+        </w:rPr>
+        <w:t xml:space="preserve">(Intercept) 5.31e9   1 24859.3</w:t>
+      </w:r>
+      <w:r>
+        <w:br/>
+      </w:r>
+      <w:r>
+        <w:rPr>
+          <w:rStyle w:val="VerbatimChar"/>
+        </w:rPr>
+        <w:t xml:space="preserve">species     1.47e8   2   343.6</w:t>
+      </w:r>
+      <w:r>
+        <w:br/>
+      </w:r>
+      <w:r>
+        <w:rPr>
+          <w:rStyle w:val="VerbatimChar"/>
+        </w:rPr>
+        <w:t xml:space="preserve">Residuals   7.24e7 339</w:t>
+      </w:r>
+    </w:p>
+    <w:p>
+      <w:pPr>
+        <w:pStyle w:val="FirstParagraph"/>
+      </w:pPr>
+      <w:r>
+        <w:t xml:space="preserve">The</w:t>
+      </w:r>
+      <w:r>
+        <w:t xml:space="preserve"> </w:t>
+      </w:r>
+      <w:r>
+        <w:rPr>
+          <w:rStyle w:val="VerbatimChar"/>
+        </w:rPr>
+        <w:t xml:space="preserve">species</w:t>
+      </w:r>
+      <w:r>
+        <w:t xml:space="preserve"> </w:t>
+      </w:r>
+      <w:r>
+        <w:t xml:space="preserve">row is</w:t>
+      </w:r>
+      <w:r>
+        <w:t xml:space="preserve"> </w:t>
+      </w:r>
+      <w:r>
+        <w:rPr>
+          <w:b/>
+          <w:bCs/>
+        </w:rPr>
+        <w:t xml:space="preserve">identical</w:t>
+      </w:r>
+      <w:r>
+        <w:t xml:space="preserve"> </w:t>
+      </w:r>
+      <w:r>
+        <w:t xml:space="preserve">— 343.6 either way. Only</w:t>
+      </w:r>
+      <w:r>
+        <w:t xml:space="preserve"> </w:t>
+      </w:r>
+      <w:r>
+        <w:rPr>
+          <w:rStyle w:val="VerbatimChar"/>
+        </w:rPr>
+        <w:t xml:space="preserve">(Intercept)</w:t>
+      </w:r>
+      <w:r>
+        <w:t xml:space="preserve"> </w:t>
+      </w:r>
+      <w:r>
+        <w:t xml:space="preserve">moved, because the intercept means something different under each coding</w:t>
+      </w:r>
+      <w:r>
+        <w:t xml:space="preserve"> </w:t>
+      </w:r>
+      <w:r>
+        <w:t xml:space="preserve">(Adelie’s mean vs. the grand mean).</w:t>
+      </w:r>
+    </w:p>
+    <w:tbl>
+      <w:tblPr>
+        <w:tblStyle w:val="Table"/>
+        <w:tblLook w:firstRow="0" w:lastRow="0" w:firstColumn="0" w:lastColumn="0" w:noHBand="0" w:noVBand="0" w:val="0000"/>
+        <w:tblBorders>
+          <w:top w:val="single" w:sz="4" w:space="0" w:color="0758E5"/>
+          <w:left w:val="single" w:sz="24" w:space="0" w:color="0758E5"/>
+          <w:bottom w:val="single" w:sz="4" w:space="0" w:color="0758E5"/>
+          <w:right w:val="single" w:sz="4" w:space="0" w:color="0758E5"/>
+        </w:tblBorders>
+        <w:tblCellMar>
+          <w:left w:w="144" w:type="dxa"/>
+          <w:right w:w="144" w:type="dxa"/>
+        </w:tblCellMar>
+        <w:tblLook w:firstRow="0" w:lastRow="0" w:firstColumn="0" w:lastColumn="0" w:noHBand="0" w:noVBand="0" w:val="0000"/>
+      </w:tblPr>
+      <w:tr>
+        <w:trPr>
+          <w:cantSplit/>
+        </w:trPr>
+        <w:tc>
+          <w:tcPr>
+            <w:shd w:color="auto" w:fill="dae6fb" w:val="clear"/>
+            <w:tcMar>
+              <w:top w:w="92" w:type="dxa"/>
+              <w:bottom w:w="92" w:type="dxa"/>
+            </w:tcMar>
+          </w:tcPr>
+          <w:p>
+            <w:pPr>
+              <w:pStyle w:val="BodyText"/>
+            </w:pPr>
+            <w:pPr>
+              <w:spacing w:before="0" w:after="0"/>
+              <w:textAlignment w:val="center"/>
+            </w:pPr>
+            <w:r>
+              <w:drawing>
+                <wp:inline>
+                  <wp:extent cx="152400" cy="152400"/>
+                  <wp:effectExtent b="0" l="0" r="0" t="0"/>
+                  <wp:docPr descr="" title="" id="79" name="Picture"/>
+                  <a:graphic>
+                    <a:graphicData uri="http://schemas.openxmlformats.org/drawingml/2006/picture">
+                      <pic:pic>
+                        <pic:nvPicPr>
+                          <pic:cNvPr descr="/Applications/Positron.app/Contents/Resources/app/quarto/share/formats/docx/note.png" id="80" name="Picture"/>
+                          <pic:cNvPicPr>
+                            <a:picLocks noChangeArrowheads="1" noChangeAspect="1"/>
+                          </pic:cNvPicPr>
+                        </pic:nvPicPr>
+                        <pic:blipFill>
+                          <a:blip r:embed="rId9"/>
+                          <a:stretch>
+                            <a:fillRect/>
+                          </a:stretch>
+                        </pic:blipFill>
+                        <pic:spPr bwMode="auto">
+                          <a:xfrm>
+                            <a:off x="0" y="0"/>
+                            <a:ext cx="152400" cy="152400"/>
+                          </a:xfrm>
+                          <a:prstGeom prst="rect">
+                            <a:avLst/>
+                          </a:prstGeom>
+                          <a:noFill/>
+                          <a:ln w="9525">
+                            <a:noFill/>
+                            <a:headEnd/>
+                            <a:tailEnd/>
+                          </a:ln>
+                        </pic:spPr>
+                      </pic:pic>
+                    </a:graphicData>
+                  </a:graphic>
+                </wp:inline>
+              </w:drawing>
+            </w:r>
+            <w:r>
+              <w:t xml:space="preserve"> </w:t>
+            </w:r>
+            <w:r>
+              <w:t xml:space="preserve"> </w:t>
+            </w:r>
+            <w:r>
+              <w:t xml:space="preserve">Note</w:t>
+            </w:r>
+          </w:p>
+        </w:tc>
+      </w:tr>
+      <w:tr>
+        <w:trPr>
+          <w:cantSplit/>
+        </w:trPr>
+        <w:tc>
+          <w:tcPr>
+            <w:tcMar>
+              <w:top w:w="108" w:type="dxa"/>
+              <w:bottom w:w="108" w:type="dxa"/>
+            </w:tcMar>
+          </w:tcPr>
+          <w:p>
+            <w:pPr>
+              <w:pStyle w:val="BodyText"/>
+            </w:pPr>
+            <w:pPr>
+              <w:spacing w:before="16"/>
+            </w:pPr>
+            <w:r>
+              <w:rPr>
+                <w:b/>
+                <w:bCs/>
+              </w:rPr>
+              <w:t xml:space="preserve">✅ So why bother?</w:t>
+            </w:r>
+          </w:p>
+          <w:p>
+            <w:pPr>
+              <w:pStyle w:val="BodyText"/>
+            </w:pPr>
+            <w:pPr>
+              <w:spacing w:after="16"/>
+            </w:pPr>
+            <w:r>
+              <w:t xml:space="preserve">With</w:t>
+            </w:r>
+            <w:r>
+              <w:t xml:space="preserve"> </w:t>
+            </w:r>
+            <w:r>
+              <w:rPr>
+                <w:b/>
+                <w:bCs/>
+              </w:rPr>
+              <w:t xml:space="preserve">one</w:t>
+            </w:r>
+            <w:r>
+              <w:t xml:space="preserve"> </w:t>
+            </w:r>
+            <w:r>
+              <w:t xml:space="preserve">factor, you cannot see the difference in the row you care about.</w:t>
+            </w:r>
+            <w:r>
+              <w:t xml:space="preserve"> </w:t>
+            </w:r>
+            <w:r>
+              <w:t xml:space="preserve">With</w:t>
+            </w:r>
+            <w:r>
+              <w:t xml:space="preserve"> </w:t>
+            </w:r>
+            <w:r>
+              <w:rPr>
+                <w:b/>
+                <w:bCs/>
+              </w:rPr>
+              <w:t xml:space="preserve">two</w:t>
+            </w:r>
+            <w:r>
+              <w:t xml:space="preserve"> </w:t>
+            </w:r>
+            <w:r>
+              <w:t xml:space="preserve">factors and an interaction, you can — the predictor rows change</w:t>
+            </w:r>
+            <w:r>
+              <w:t xml:space="preserve"> </w:t>
+            </w:r>
+            <w:r>
+              <w:t xml:space="preserve">too. Learn the four-line pattern on the easy case, so it is automatic on the</w:t>
+            </w:r>
+            <w:r>
+              <w:t xml:space="preserve"> </w:t>
+            </w:r>
+            <w:r>
+              <w:t xml:space="preserve">hard one.</w:t>
+            </w:r>
+          </w:p>
+          <w:p/>
+        </w:tc>
+      </w:tr>
+    </w:tbl>
+    <w:bookmarkEnd w:id="81"/>
+    <w:bookmarkStart w:id="84" w:name="which-table-should-you-report"/>
+    <w:p>
+      <w:pPr>
+        <w:pStyle w:val="Heading1"/>
+      </w:pPr>
+      <w:r>
+        <w:t xml:space="preserve">Which Table Should You Report?</w:t>
+      </w:r>
+    </w:p>
+    <w:tbl>
+      <w:tblPr>
+        <w:tblStyle w:val="Table"/>
+        <w:tblW w:type="pct" w:w="5000"/>
+        <w:tblLayout w:type="fixed"/>
+        <w:tblLook w:firstRow="1" w:lastRow="0" w:firstColumn="0" w:lastColumn="0" w:noHBand="0" w:noVBand="0" w:val="0020"/>
+      </w:tblPr>
+      <w:tblGrid>
+        <w:gridCol w:w="3326"/>
+        <w:gridCol w:w="4593"/>
+      </w:tblGrid>
+      <w:tr>
+        <w:trPr>
+          <w:tblHeader w:val="on"/>
+        </w:trPr>
+        <w:tc>
+          <w:tcPr/>
+          <w:p>
+            <w:pPr>
+              <w:pStyle w:val="Compact"/>
+            </w:pPr>
+            <w:r>
+              <w:t xml:space="preserve">Situation</w:t>
+            </w:r>
+          </w:p>
+        </w:tc>
+        <w:tc>
+          <w:tcPr/>
+          <w:p>
+            <w:pPr>
+              <w:pStyle w:val="Compact"/>
+            </w:pPr>
+            <w:r>
+              <w:t xml:space="preserve">Use</w:t>
+            </w:r>
+          </w:p>
+        </w:tc>
+      </w:tr>
+      <w:tr>
+        <w:tc>
+          <w:tcPr/>
+          <w:p>
+            <w:pPr>
+              <w:pStyle w:val="Compact"/>
+            </w:pPr>
+            <w:r>
+              <w:t xml:space="preserve">One factor, any design</w:t>
+            </w:r>
+          </w:p>
+        </w:tc>
+        <w:tc>
+          <w:tcPr/>
+          <w:p>
+            <w:pPr>
+              <w:pStyle w:val="Compact"/>
+            </w:pPr>
+            <w:r>
+              <w:t xml:space="preserve">any of them — they agree.</w:t>
+            </w:r>
+            <w:r>
+              <w:t xml:space="preserve"> </w:t>
+            </w:r>
+            <w:r>
+              <w:rPr>
+                <w:rStyle w:val="VerbatimChar"/>
+              </w:rPr>
+              <w:t xml:space="preserve">Anova(model)</w:t>
+            </w:r>
+            <w:r>
+              <w:t xml:space="preserve"> </w:t>
+            </w:r>
+            <w:r>
+              <w:t xml:space="preserve">is a fine habit</w:t>
+            </w:r>
+          </w:p>
+        </w:tc>
+      </w:tr>
+      <w:tr>
+        <w:tc>
+          <w:tcPr/>
+          <w:p>
+            <w:pPr>
+              <w:pStyle w:val="Compact"/>
+            </w:pPr>
+            <w:r>
+              <w:t xml:space="preserve">Two+ factors,</w:t>
+            </w:r>
+            <w:r>
+              <w:t xml:space="preserve"> </w:t>
+            </w:r>
+            <w:r>
+              <w:rPr>
+                <w:b/>
+                <w:bCs/>
+              </w:rPr>
+              <w:t xml:space="preserve">balanced</w:t>
+            </w:r>
+          </w:p>
+        </w:tc>
+        <w:tc>
+          <w:tcPr/>
+          <w:p>
+            <w:pPr>
+              <w:pStyle w:val="Compact"/>
+            </w:pPr>
+            <w:r>
+              <w:t xml:space="preserve">all three types agree</w:t>
+            </w:r>
+          </w:p>
+        </w:tc>
+      </w:tr>
+      <w:tr>
+        <w:tc>
+          <w:tcPr/>
+          <w:p>
+            <w:pPr>
+              <w:pStyle w:val="Compact"/>
+            </w:pPr>
+            <w:r>
+              <w:t xml:space="preserve">Two+ factors,</w:t>
+            </w:r>
+            <w:r>
+              <w:t xml:space="preserve"> </w:t>
+            </w:r>
+            <w:r>
+              <w:rPr>
+                <w:b/>
+                <w:bCs/>
+              </w:rPr>
+              <w:t xml:space="preserve">unbalanced</w:t>
+            </w:r>
+          </w:p>
+        </w:tc>
+        <w:tc>
+          <w:tcPr/>
+          <w:p>
+            <w:pPr>
+              <w:pStyle w:val="Compact"/>
+            </w:pPr>
+            <w:r>
+              <w:rPr>
+                <w:b/>
+                <w:bCs/>
+              </w:rPr>
+              <w:t xml:space="preserve">Type II</w:t>
+            </w:r>
+            <w:r>
+              <w:t xml:space="preserve"> </w:t>
+            </w:r>
+            <w:r>
+              <w:t xml:space="preserve">for main effects with no interaction</w:t>
+            </w:r>
+          </w:p>
+        </w:tc>
+      </w:tr>
+      <w:tr>
+        <w:tc>
+          <w:tcPr/>
+          <w:p>
+            <w:pPr>
+              <w:pStyle w:val="Compact"/>
+            </w:pPr>
+            <w:r>
+              <w:t xml:space="preserve">Interaction you want to keep in</w:t>
+            </w:r>
+          </w:p>
+        </w:tc>
+        <w:tc>
+          <w:tcPr/>
+          <w:p>
+            <w:pPr>
+              <w:pStyle w:val="Compact"/>
+            </w:pPr>
+            <w:r>
+              <w:rPr>
+                <w:b/>
+                <w:bCs/>
+              </w:rPr>
+              <w:t xml:space="preserve">Type III</w:t>
+            </w:r>
+            <w:r>
+              <w:t xml:space="preserve">, with</w:t>
+            </w:r>
+            <w:r>
+              <w:t xml:space="preserve"> </w:t>
+            </w:r>
+            <w:r>
+              <w:rPr>
+                <w:rStyle w:val="VerbatimChar"/>
+              </w:rPr>
+              <w:t xml:space="preserve">contr.sum</w:t>
+            </w:r>
+          </w:p>
+        </w:tc>
+      </w:tr>
+    </w:tbl>
+    <w:p>
+      <w:pPr>
+        <w:pStyle w:val="BodyText"/>
+      </w:pPr>
+      <w:r>
+        <w:t xml:space="preserve"> </w:t>
+      </w:r>
+    </w:p>
+    <w:tbl>
+      <w:tblPr>
+        <w:tblStyle w:val="Table"/>
+        <w:tblLook w:firstRow="0" w:lastRow="0" w:firstColumn="0" w:lastColumn="0" w:noHBand="0" w:noVBand="0" w:val="0000"/>
+        <w:tblBorders>
+          <w:top w:val="single" w:sz="4" w:space="0" w:color="00A047"/>
+          <w:left w:val="single" w:sz="24" w:space="0" w:color="00A047"/>
+          <w:bottom w:val="single" w:sz="4" w:space="0" w:color="00A047"/>
+          <w:right w:val="single" w:sz="4" w:space="0" w:color="00A047"/>
+        </w:tblBorders>
+        <w:tblCellMar>
+          <w:left w:w="144" w:type="dxa"/>
+          <w:right w:w="144" w:type="dxa"/>
+        </w:tblCellMar>
+        <w:tblLook w:firstRow="0" w:lastRow="0" w:firstColumn="0" w:lastColumn="0" w:noHBand="0" w:noVBand="0" w:val="0000"/>
+      </w:tblPr>
+      <w:tr>
+        <w:trPr>
+          <w:cantSplit/>
+        </w:trPr>
+        <w:tc>
+          <w:tcPr>
+            <w:shd w:color="auto" w:fill="ccf1e3" w:val="clear"/>
+            <w:tcMar>
+              <w:top w:w="92" w:type="dxa"/>
+              <w:bottom w:w="92" w:type="dxa"/>
+            </w:tcMar>
+          </w:tcPr>
+          <w:p>
+            <w:pPr>
+              <w:pStyle w:val="BodyText"/>
+            </w:pPr>
+            <w:pPr>
+              <w:spacing w:before="0" w:after="0"/>
+              <w:textAlignment w:val="center"/>
+            </w:pPr>
+            <w:r>
+              <w:drawing>
+                <wp:inline>
+                  <wp:extent cx="152400" cy="152400"/>
+                  <wp:effectExtent b="0" l="0" r="0" t="0"/>
+                  <wp:docPr descr="" title="" id="82" name="Picture"/>
+                  <a:graphic>
+                    <a:graphicData uri="http://schemas.openxmlformats.org/drawingml/2006/picture">
+                      <pic:pic>
+                        <pic:nvPicPr>
+                          <pic:cNvPr descr="/Applications/Positron.app/Contents/Resources/app/quarto/share/formats/docx/tip.png" id="83" name="Picture"/>
+                          <pic:cNvPicPr>
+                            <a:picLocks noChangeArrowheads="1" noChangeAspect="1"/>
+                          </pic:cNvPicPr>
+                        </pic:nvPicPr>
+                        <pic:blipFill>
+                          <a:blip r:embed="rId47"/>
+                          <a:stretch>
+                            <a:fillRect/>
+                          </a:stretch>
+                        </pic:blipFill>
+                        <pic:spPr bwMode="auto">
+                          <a:xfrm>
+                            <a:off x="0" y="0"/>
+                            <a:ext cx="152400" cy="152400"/>
+                          </a:xfrm>
+                          <a:prstGeom prst="rect">
+                            <a:avLst/>
+                          </a:prstGeom>
+                          <a:noFill/>
+                          <a:ln w="9525">
+                            <a:noFill/>
+                            <a:headEnd/>
+                            <a:tailEnd/>
+                          </a:ln>
+                        </pic:spPr>
+                      </pic:pic>
+                    </a:graphicData>
+                  </a:graphic>
+                </wp:inline>
+              </w:drawing>
+            </w:r>
+            <w:r>
+              <w:t xml:space="preserve"> </w:t>
+            </w:r>
+            <w:r>
+              <w:t xml:space="preserve"> </w:t>
+            </w:r>
+            <w:r>
+              <w:t xml:space="preserve">Tip</w:t>
+            </w:r>
+          </w:p>
+        </w:tc>
+      </w:tr>
+      <w:tr>
+        <w:trPr>
+          <w:cantSplit/>
+        </w:trPr>
+        <w:tc>
+          <w:tcPr>
+            <w:tcMar>
+              <w:top w:w="108" w:type="dxa"/>
+              <w:bottom w:w="108" w:type="dxa"/>
+            </w:tcMar>
+          </w:tcPr>
+          <w:p>
+            <w:pPr>
+              <w:pStyle w:val="BodyText"/>
+            </w:pPr>
+            <w:pPr>
+              <w:spacing w:before="16" w:after="16"/>
+            </w:pPr>
+            <w:r>
+              <w:t xml:space="preserve">In this course: report</w:t>
+            </w:r>
+            <w:r>
+              <w:t xml:space="preserve"> </w:t>
+            </w:r>
+            <w:r>
+              <w:rPr>
+                <w:rStyle w:val="VerbatimChar"/>
+                <w:b/>
+                <w:bCs/>
+              </w:rPr>
+              <w:t xml:space="preserve">Anova(model)</w:t>
+            </w:r>
+            <w:r>
+              <w:t xml:space="preserve"> </w:t>
+            </w:r>
+            <w:r>
+              <w:t xml:space="preserve">(Type II) unless you have a specific</w:t>
+            </w:r>
+            <w:r>
+              <w:t xml:space="preserve"> </w:t>
+            </w:r>
+            <w:r>
+              <w:t xml:space="preserve">reason. Know the Type III recipe because reviewers, SPSS and SAS users ask for</w:t>
+            </w:r>
+            <w:r>
+              <w:t xml:space="preserve"> </w:t>
+            </w:r>
+            <w:r>
+              <w:t xml:space="preserve">it by name.</w:t>
+            </w:r>
+          </w:p>
+          <w:p/>
+        </w:tc>
+      </w:tr>
+    </w:tbl>
+    <w:bookmarkEnd w:id="84"/>
+    <w:bookmarkStart w:id="87" w:name="report-the-result"/>
+    <w:p>
+      <w:pPr>
+        <w:pStyle w:val="Heading1"/>
+      </w:pPr>
+      <w:r>
+        <w:t xml:space="preserve">Report the Result</w:t>
+      </w:r>
+    </w:p>
+    <w:p>
+      <w:pPr>
+        <w:pStyle w:val="SourceCode"/>
+      </w:pPr>
+      <w:r>
+        <w:rPr>
+          <w:rStyle w:val="CommentTok"/>
+        </w:rPr>
+        <w:t xml:space="preserve"># The numbers you need, in one table ------------------</w:t>
+      </w:r>
+      <w:r>
+        <w:br/>
+      </w:r>
+      <w:r>
+        <w:rPr>
+          <w:rStyle w:val="FunctionTok"/>
+        </w:rPr>
+        <w:t xml:space="preserve">Anova</w:t>
+      </w:r>
+      <w:r>
+        <w:rPr>
+          <w:rStyle w:val="NormalTok"/>
+        </w:rPr>
+        <w:t xml:space="preserve">(mass_model)</w:t>
+      </w:r>
+    </w:p>
+    <w:p>
+      <w:pPr>
+        <w:pStyle w:val="SourceCode"/>
+      </w:pPr>
+      <w:r>
+        <w:rPr>
+          <w:rStyle w:val="VerbatimChar"/>
+        </w:rPr>
+        <w:t xml:space="preserve">Anova Table (Type II tests)</w:t>
+      </w:r>
+      <w:r>
+        <w:br/>
+      </w:r>
+      <w:r>
+        <w:br/>
+      </w:r>
+      <w:r>
+        <w:rPr>
+          <w:rStyle w:val="VerbatimChar"/>
+        </w:rPr>
+        <w:t xml:space="preserve">Response: body_mass_g</w:t>
+      </w:r>
+      <w:r>
+        <w:br/>
+      </w:r>
+      <w:r>
+        <w:rPr>
+          <w:rStyle w:val="VerbatimChar"/>
+        </w:rPr>
+        <w:t xml:space="preserve">             Sum Sq  Df F value    Pr(&gt;F)    </w:t>
+      </w:r>
+      <w:r>
+        <w:br/>
+      </w:r>
+      <w:r>
+        <w:rPr>
+          <w:rStyle w:val="VerbatimChar"/>
+        </w:rPr>
+        <w:t xml:space="preserve">species   146864214   2  343.63 &lt; 2.2e-16 ***</w:t>
+      </w:r>
+      <w:r>
+        <w:br/>
+      </w:r>
+      <w:r>
+        <w:rPr>
+          <w:rStyle w:val="VerbatimChar"/>
+        </w:rPr>
+        <w:t xml:space="preserve">Residuals  72443483 339                      </w:t>
+      </w:r>
+      <w:r>
+        <w:br/>
+      </w:r>
+      <w:r>
+        <w:rPr>
+          <w:rStyle w:val="VerbatimChar"/>
+        </w:rPr>
+        <w:t xml:space="preserve">---</w:t>
+      </w:r>
+      <w:r>
+        <w:br/>
+      </w:r>
+      <w:r>
+        <w:rPr>
+          <w:rStyle w:val="VerbatimChar"/>
+        </w:rPr>
+        <w:t xml:space="preserve">Signif. codes:  0 '***' 0.001 '**' 0.01 '*' 0.05 '.' 0.1 ' ' 1</w:t>
+      </w:r>
+    </w:p>
+    <w:p>
+      <w:pPr>
+        <w:pStyle w:val="BlockText"/>
+      </w:pPr>
+      <w:r>
+        <w:rPr>
+          <w:i/>
+          <w:iCs/>
+        </w:rPr>
+        <w:t xml:space="preserve">“Body mass differed significantly among the three penguin species (one-way</w:t>
+      </w:r>
+      <w:r>
+        <w:rPr>
+          <w:i/>
+          <w:iCs/>
+        </w:rPr>
+        <w:t xml:space="preserve"> </w:t>
+      </w:r>
+      <w:r>
+        <w:rPr>
+          <w:i/>
+          <w:iCs/>
+        </w:rPr>
+        <w:t xml:space="preserve">ANOVA: F(2, 339) = 343.6, p &lt; 0.001).”</w:t>
+      </w:r>
+    </w:p>
+    <w:p>
+      <w:pPr>
+        <w:pStyle w:val="FirstParagraph"/>
+      </w:pPr>
+      <w:r>
+        <w:rPr>
+          <w:b/>
+          <w:bCs/>
+        </w:rPr>
+        <w:t xml:space="preserve">Always include:</w:t>
       </w:r>
     </w:p>
     <w:p>
@@ -6622,17 +10561,7 @@
         </w:numPr>
       </w:pPr>
       <w:r>
-        <w:rPr>
-          <w:i/>
-          <w:iCs/>
-        </w:rPr>
-        <w:t xml:space="preserve">p</w:t>
-      </w:r>
-      <w:r>
-        <w:t xml:space="preserve"> </w:t>
-      </w:r>
-      <w:r>
-        <w:t xml:space="preserve">&gt; 0.05 → variances similar → classic ANOVA is fine</w:t>
+        <w:t xml:space="preserve">the test (one-way ANOVA)</w:t>
       </w:r>
     </w:p>
     <w:p>
@@ -6645,143 +10574,260 @@
       </w:pPr>
       <w:r>
         <w:rPr>
+          <w:b/>
+          <w:bCs/>
+        </w:rPr>
+        <w:t xml:space="preserve">F</w:t>
+      </w:r>
+      <w:r>
+        <w:t xml:space="preserve">,</w:t>
+      </w:r>
+      <w:r>
+        <w:t xml:space="preserve"> </w:t>
+      </w:r>
+      <w:r>
+        <w:rPr>
+          <w:b/>
+          <w:bCs/>
+        </w:rPr>
+        <w:t xml:space="preserve">both df</w:t>
+      </w:r>
+      <w:r>
+        <w:t xml:space="preserve">, the</w:t>
+      </w:r>
+      <w:r>
+        <w:t xml:space="preserve"> </w:t>
+      </w:r>
+      <w:r>
+        <w:rPr>
+          <w:b/>
+          <w:bCs/>
           <w:i/>
           <w:iCs/>
         </w:rPr>
         <w:t xml:space="preserve">p</w:t>
       </w:r>
       <w:r>
-        <w:t xml:space="preserve"> </w:t>
-      </w:r>
-      <w:r>
-        <w:t xml:space="preserve">&lt; 0.05 → variances differ → use</w:t>
-      </w:r>
-      <w:r>
-        <w:t xml:space="preserve"> </w:t>
-      </w:r>
-      <w:r>
         <w:rPr>
           <w:b/>
           <w:bCs/>
         </w:rPr>
-        <w:t xml:space="preserve">Welch’s ANOVA</w:t>
-      </w:r>
-      <w:r>
-        <w:t xml:space="preserve">:</w:t>
-      </w:r>
-    </w:p>
-    <w:p>
-      <w:pPr>
-        <w:pStyle w:val="SourceCode"/>
-      </w:pPr>
-      <w:r>
-        <w:rPr>
-          <w:rStyle w:val="FunctionTok"/>
-        </w:rPr>
-        <w:t xml:space="preserve">oneway.test</w:t>
-      </w:r>
-      <w:r>
-        <w:rPr>
-          <w:rStyle w:val="NormalTok"/>
-        </w:rPr>
-        <w:t xml:space="preserve">(body_mass_g </w:t>
-      </w:r>
-      <w:r>
-        <w:rPr>
-          <w:rStyle w:val="SpecialCharTok"/>
-        </w:rPr>
-        <w:t xml:space="preserve">~</w:t>
-      </w:r>
-      <w:r>
-        <w:rPr>
-          <w:rStyle w:val="NormalTok"/>
-        </w:rPr>
-        <w:t xml:space="preserve"> species,</w:t>
-      </w:r>
-      <w:r>
-        <w:br/>
-      </w:r>
-      <w:r>
-        <w:rPr>
-          <w:rStyle w:val="NormalTok"/>
-        </w:rPr>
-        <w:t xml:space="preserve">            </w:t>
-      </w:r>
-      <w:r>
-        <w:rPr>
-          <w:rStyle w:val="AttributeTok"/>
-        </w:rPr>
-        <w:t xml:space="preserve">data =</w:t>
-      </w:r>
-      <w:r>
-        <w:rPr>
-          <w:rStyle w:val="NormalTok"/>
-        </w:rPr>
-        <w:t xml:space="preserve"> penguins_df,</w:t>
-      </w:r>
-      <w:r>
-        <w:br/>
-      </w:r>
-      <w:r>
-        <w:rPr>
-          <w:rStyle w:val="NormalTok"/>
-        </w:rPr>
-        <w:t xml:space="preserve">            </w:t>
-      </w:r>
-      <w:r>
-        <w:rPr>
-          <w:rStyle w:val="AttributeTok"/>
-        </w:rPr>
-        <w:t xml:space="preserve">var.equal =</w:t>
-      </w:r>
-      <w:r>
-        <w:rPr>
-          <w:rStyle w:val="NormalTok"/>
-        </w:rPr>
-        <w:t xml:space="preserve"> </w:t>
-      </w:r>
-      <w:r>
-        <w:rPr>
-          <w:rStyle w:val="ConstantTok"/>
-        </w:rPr>
-        <w:t xml:space="preserve">FALSE</w:t>
-      </w:r>
-      <w:r>
-        <w:rPr>
-          <w:rStyle w:val="NormalTok"/>
-        </w:rPr>
-        <w:t xml:space="preserve">)</w:t>
+        <w:t xml:space="preserve">-value</w:t>
+      </w:r>
+    </w:p>
+    <w:p>
+      <w:pPr>
+        <w:pStyle w:val="Compact"/>
+        <w:numPr>
+          <w:ilvl w:val="0"/>
+          <w:numId w:val="1018"/>
+        </w:numPr>
+      </w:pPr>
+      <w:r>
+        <w:t xml:space="preserve">the direction, once you know it</w:t>
       </w:r>
     </w:p>
     <w:p>
       <w:pPr>
         <w:pStyle w:val="FirstParagraph"/>
       </w:pPr>
-      <w:r>
-        <w:t xml:space="preserve">Same spirit as Welch’s</w:t>
-      </w:r>
-      <w:r>
-        <w:t xml:space="preserve"> </w:t>
-      </w:r>
       <w:r>
         <w:rPr>
           <w:b/>
           <w:bCs/>
         </w:rPr>
-        <w:t xml:space="preserve">t</w:t>
-      </w:r>
-      <w:r>
-        <w:t xml:space="preserve">-test — robust when spreads differ.</w:t>
-      </w:r>
-    </w:p>
-    <w:bookmarkEnd w:id="70"/>
-    <w:bookmarkStart w:id="71" w:name="pause-do-activity-parts-58-now"/>
+        <w:t xml:space="preserve">Never</w:t>
+      </w:r>
+      <w:r>
+        <w:t xml:space="preserve"> </w:t>
+      </w:r>
+      <w:r>
+        <w:t xml:space="preserve">write</w:t>
+      </w:r>
+      <w:r>
+        <w:t xml:space="preserve"> </w:t>
+      </w:r>
+      <w:r>
+        <w:t xml:space="preserve">“p = 0.000”</w:t>
+      </w:r>
+      <w:r>
+        <w:t xml:space="preserve"> </w:t>
+      </w:r>
+      <w:r>
+        <w:t xml:space="preserve">— write</w:t>
+      </w:r>
+      <w:r>
+        <w:t xml:space="preserve"> </w:t>
+      </w:r>
+      <w:r>
+        <w:t xml:space="preserve">“p &lt; 0.001”</w:t>
+      </w:r>
+      <w:r>
+        <w:t xml:space="preserve">.</w:t>
+      </w:r>
+    </w:p>
+    <w:tbl>
+      <w:tblPr>
+        <w:tblStyle w:val="Table"/>
+        <w:tblLook w:firstRow="0" w:lastRow="0" w:firstColumn="0" w:lastColumn="0" w:noHBand="0" w:noVBand="0" w:val="0000"/>
+        <w:tblBorders>
+          <w:top w:val="single" w:sz="4" w:space="0" w:color="CC1914"/>
+          <w:left w:val="single" w:sz="24" w:space="0" w:color="CC1914"/>
+          <w:bottom w:val="single" w:sz="4" w:space="0" w:color="CC1914"/>
+          <w:right w:val="single" w:sz="4" w:space="0" w:color="CC1914"/>
+        </w:tblBorders>
+        <w:tblCellMar>
+          <w:left w:w="144" w:type="dxa"/>
+          <w:right w:w="144" w:type="dxa"/>
+        </w:tblCellMar>
+        <w:tblLook w:firstRow="0" w:lastRow="0" w:firstColumn="0" w:lastColumn="0" w:noHBand="0" w:noVBand="0" w:val="0000"/>
+      </w:tblPr>
+      <w:tr>
+        <w:trPr>
+          <w:cantSplit/>
+        </w:trPr>
+        <w:tc>
+          <w:tcPr>
+            <w:shd w:color="auto" w:fill="f7dddc" w:val="clear"/>
+            <w:tcMar>
+              <w:top w:w="92" w:type="dxa"/>
+              <w:bottom w:w="92" w:type="dxa"/>
+            </w:tcMar>
+          </w:tcPr>
+          <w:p>
+            <w:pPr>
+              <w:pStyle w:val="BodyText"/>
+            </w:pPr>
+            <w:pPr>
+              <w:spacing w:before="0" w:after="0"/>
+              <w:textAlignment w:val="center"/>
+            </w:pPr>
+            <w:r>
+              <w:drawing>
+                <wp:inline>
+                  <wp:extent cx="152400" cy="152400"/>
+                  <wp:effectExtent b="0" l="0" r="0" t="0"/>
+                  <wp:docPr descr="" title="" id="85" name="Picture"/>
+                  <a:graphic>
+                    <a:graphicData uri="http://schemas.openxmlformats.org/drawingml/2006/picture">
+                      <pic:pic>
+                        <pic:nvPicPr>
+                          <pic:cNvPr descr="/Applications/Positron.app/Contents/Resources/app/quarto/share/formats/docx/important.png" id="86" name="Picture"/>
+                          <pic:cNvPicPr>
+                            <a:picLocks noChangeArrowheads="1" noChangeAspect="1"/>
+                          </pic:cNvPicPr>
+                        </pic:nvPicPr>
+                        <pic:blipFill>
+                          <a:blip r:embed="rId15"/>
+                          <a:stretch>
+                            <a:fillRect/>
+                          </a:stretch>
+                        </pic:blipFill>
+                        <pic:spPr bwMode="auto">
+                          <a:xfrm>
+                            <a:off x="0" y="0"/>
+                            <a:ext cx="152400" cy="152400"/>
+                          </a:xfrm>
+                          <a:prstGeom prst="rect">
+                            <a:avLst/>
+                          </a:prstGeom>
+                          <a:noFill/>
+                          <a:ln w="9525">
+                            <a:noFill/>
+                            <a:headEnd/>
+                            <a:tailEnd/>
+                          </a:ln>
+                        </pic:spPr>
+                      </pic:pic>
+                    </a:graphicData>
+                  </a:graphic>
+                </wp:inline>
+              </w:drawing>
+            </w:r>
+            <w:r>
+              <w:t xml:space="preserve"> </w:t>
+            </w:r>
+            <w:r>
+              <w:t xml:space="preserve"> </w:t>
+            </w:r>
+            <w:r>
+              <w:t xml:space="preserve">Important</w:t>
+            </w:r>
+          </w:p>
+        </w:tc>
+      </w:tr>
+      <w:tr>
+        <w:trPr>
+          <w:cantSplit/>
+        </w:trPr>
+        <w:tc>
+          <w:tcPr>
+            <w:tcMar>
+              <w:top w:w="108" w:type="dxa"/>
+              <w:bottom w:w="108" w:type="dxa"/>
+            </w:tcMar>
+          </w:tcPr>
+          <w:p>
+            <w:pPr>
+              <w:pStyle w:val="BodyText"/>
+            </w:pPr>
+            <w:pPr>
+              <w:spacing w:before="16" w:after="16"/>
+            </w:pPr>
+            <w:r>
+              <w:t xml:space="preserve">Notice what the sentence does</w:t>
+            </w:r>
+            <w:r>
+              <w:t xml:space="preserve"> </w:t>
+            </w:r>
+            <w:r>
+              <w:rPr>
+                <w:b/>
+                <w:bCs/>
+              </w:rPr>
+              <w:t xml:space="preserve">not</w:t>
+            </w:r>
+            <w:r>
+              <w:t xml:space="preserve"> </w:t>
+            </w:r>
+            <w:r>
+              <w:t xml:space="preserve">say:</w:t>
+            </w:r>
+            <w:r>
+              <w:t xml:space="preserve"> </w:t>
+            </w:r>
+            <w:r>
+              <w:rPr>
+                <w:i/>
+                <w:iCs/>
+              </w:rPr>
+              <w:t xml:space="preserve">which</w:t>
+            </w:r>
+            <w:r>
+              <w:t xml:space="preserve"> </w:t>
+            </w:r>
+            <w:r>
+              <w:t xml:space="preserve">species differ. It cannot —</w:t>
+            </w:r>
+            <w:r>
+              <w:t xml:space="preserve"> </w:t>
+            </w:r>
+            <w:r>
+              <w:t xml:space="preserve">and neither can you, yet.</w:t>
+            </w:r>
+          </w:p>
+          <w:p/>
+        </w:tc>
+      </w:tr>
+    </w:tbl>
+    <w:bookmarkEnd w:id="87"/>
+    <w:bookmarkStart w:id="90" w:name="now-go-run-it-the-whole-activity"/>
     <w:p>
       <w:pPr>
         <w:pStyle w:val="Heading1"/>
       </w:pPr>
       <w:r>
-        <w:t xml:space="preserve">🛑 Pause — Do Activity Parts 5–8 Now</w:t>
+        <w:t xml:space="preserve">🛑 Now Go Run It — The Whole Activity</w:t>
       </w:r>
     </w:p>
     <w:p>
@@ -6789,7 +10835,7 @@
         <w:pStyle w:val="FirstParagraph"/>
       </w:pPr>
       <w:r>
-        <w:t xml:space="preserve">Fit</w:t>
+        <w:t xml:space="preserve">Open</w:t>
       </w:r>
       <w:r>
         <w:t xml:space="preserve"> </w:t>
@@ -6798,10 +10844,49 @@
         <w:rPr>
           <w:rStyle w:val="VerbatimChar"/>
         </w:rPr>
-        <w:t xml:space="preserve">lm(body_mass_g ~ species)</w:t>
-      </w:r>
-      <w:r>
-        <w:t xml:space="preserve">, set the reference level with</w:t>
+        <w:t xml:space="preserve">scripts/19_anova_1_skeleton.R</w:t>
+      </w:r>
+      <w:r>
+        <w:t xml:space="preserve"> </w:t>
+      </w:r>
+      <w:r>
+        <w:t xml:space="preserve">and work through Parts 1–10. Everything on</w:t>
+      </w:r>
+      <w:r>
+        <w:t xml:space="preserve"> </w:t>
+      </w:r>
+      <w:r>
+        <w:t xml:space="preserve">these slides is in there, in order. Predict each output before you run it.</w:t>
+      </w:r>
+    </w:p>
+    <w:p>
+      <w:pPr>
+        <w:pStyle w:val="BodyText"/>
+      </w:pPr>
+      <w:r>
+        <w:t xml:space="preserve">The</w:t>
+      </w:r>
+      <w:r>
+        <w:t xml:space="preserve"> </w:t>
+      </w:r>
+      <w:r>
+        <w:rPr>
+          <w:b/>
+          <w:bCs/>
+        </w:rPr>
+        <w:t xml:space="preserve">homework</w:t>
+      </w:r>
+      <w:r>
+        <w:t xml:space="preserve"> </w:t>
+      </w:r>
+      <w:r>
+        <w:t xml:space="preserve">is at the bottom of the same script: the same analysis, start</w:t>
+      </w:r>
+      <w:r>
+        <w:t xml:space="preserve"> </w:t>
+      </w:r>
+      <w:r>
+        <w:t xml:space="preserve">to finish, on a measurement you choose —</w:t>
       </w:r>
       <w:r>
         <w:t xml:space="preserve"> </w:t>
@@ -6810,7 +10895,7 @@
         <w:rPr>
           <w:rStyle w:val="VerbatimChar"/>
         </w:rPr>
-        <w:t xml:space="preserve">fct_relevel()</w:t>
+        <w:t xml:space="preserve">flipper_length_mm</w:t>
       </w:r>
       <w:r>
         <w:t xml:space="preserve">,</w:t>
@@ -6819,17 +10904,194 @@
         <w:t xml:space="preserve"> </w:t>
       </w:r>
       <w:r>
-        <w:t xml:space="preserve">check the residual QQ plot + Shapiro, and run Levene’s test. Predict each result</w:t>
-      </w:r>
-      <w:r>
-        <w:t xml:space="preserve"> </w:t>
-      </w:r>
-      <w:r>
-        <w:t xml:space="preserve">before you run it.</w:t>
-      </w:r>
-    </w:p>
-    <w:bookmarkEnd w:id="71"/>
-    <w:bookmarkStart w:id="72" w:name="what-we-learned-today"/>
+        <w:rPr>
+          <w:rStyle w:val="VerbatimChar"/>
+        </w:rPr>
+        <w:t xml:space="preserve">bill_length_mm</w:t>
+      </w:r>
+      <w:r>
+        <w:t xml:space="preserve"> </w:t>
+      </w:r>
+      <w:r>
+        <w:t xml:space="preserve">or</w:t>
+      </w:r>
+      <w:r>
+        <w:t xml:space="preserve"> </w:t>
+      </w:r>
+      <w:r>
+        <w:rPr>
+          <w:rStyle w:val="VerbatimChar"/>
+        </w:rPr>
+        <w:t xml:space="preserve">bill_depth_mm</w:t>
+      </w:r>
+      <w:r>
+        <w:t xml:space="preserve">. Keep that column; Lecture 20’s homework</w:t>
+      </w:r>
+      <w:r>
+        <w:t xml:space="preserve"> </w:t>
+      </w:r>
+      <w:r>
+        <w:t xml:space="preserve">checks the assumptions and runs the follow-up tests on the same one.</w:t>
+      </w:r>
+    </w:p>
+    <w:tbl>
+      <w:tblPr>
+        <w:tblStyle w:val="Table"/>
+        <w:tblLook w:firstRow="0" w:lastRow="0" w:firstColumn="0" w:lastColumn="0" w:noHBand="0" w:noVBand="0" w:val="0000"/>
+        <w:tblBorders>
+          <w:top w:val="single" w:sz="4" w:space="0" w:color="00A047"/>
+          <w:left w:val="single" w:sz="24" w:space="0" w:color="00A047"/>
+          <w:bottom w:val="single" w:sz="4" w:space="0" w:color="00A047"/>
+          <w:right w:val="single" w:sz="4" w:space="0" w:color="00A047"/>
+        </w:tblBorders>
+        <w:tblCellMar>
+          <w:left w:w="144" w:type="dxa"/>
+          <w:right w:w="144" w:type="dxa"/>
+        </w:tblCellMar>
+        <w:tblLook w:firstRow="0" w:lastRow="0" w:firstColumn="0" w:lastColumn="0" w:noHBand="0" w:noVBand="0" w:val="0000"/>
+      </w:tblPr>
+      <w:tr>
+        <w:trPr>
+          <w:cantSplit/>
+        </w:trPr>
+        <w:tc>
+          <w:tcPr>
+            <w:shd w:color="auto" w:fill="ccf1e3" w:val="clear"/>
+            <w:tcMar>
+              <w:top w:w="92" w:type="dxa"/>
+              <w:bottom w:w="92" w:type="dxa"/>
+            </w:tcMar>
+          </w:tcPr>
+          <w:p>
+            <w:pPr>
+              <w:pStyle w:val="BodyText"/>
+            </w:pPr>
+            <w:pPr>
+              <w:spacing w:before="0" w:after="0"/>
+              <w:textAlignment w:val="center"/>
+            </w:pPr>
+            <w:r>
+              <w:drawing>
+                <wp:inline>
+                  <wp:extent cx="152400" cy="152400"/>
+                  <wp:effectExtent b="0" l="0" r="0" t="0"/>
+                  <wp:docPr descr="" title="" id="88" name="Picture"/>
+                  <a:graphic>
+                    <a:graphicData uri="http://schemas.openxmlformats.org/drawingml/2006/picture">
+                      <pic:pic>
+                        <pic:nvPicPr>
+                          <pic:cNvPr descr="/Applications/Positron.app/Contents/Resources/app/quarto/share/formats/docx/tip.png" id="89" name="Picture"/>
+                          <pic:cNvPicPr>
+                            <a:picLocks noChangeArrowheads="1" noChangeAspect="1"/>
+                          </pic:cNvPicPr>
+                        </pic:nvPicPr>
+                        <pic:blipFill>
+                          <a:blip r:embed="rId47"/>
+                          <a:stretch>
+                            <a:fillRect/>
+                          </a:stretch>
+                        </pic:blipFill>
+                        <pic:spPr bwMode="auto">
+                          <a:xfrm>
+                            <a:off x="0" y="0"/>
+                            <a:ext cx="152400" cy="152400"/>
+                          </a:xfrm>
+                          <a:prstGeom prst="rect">
+                            <a:avLst/>
+                          </a:prstGeom>
+                          <a:noFill/>
+                          <a:ln w="9525">
+                            <a:noFill/>
+                            <a:headEnd/>
+                            <a:tailEnd/>
+                          </a:ln>
+                        </pic:spPr>
+                      </pic:pic>
+                    </a:graphicData>
+                  </a:graphic>
+                </wp:inline>
+              </w:drawing>
+            </w:r>
+            <w:r>
+              <w:t xml:space="preserve"> </w:t>
+            </w:r>
+            <w:r>
+              <w:t xml:space="preserve"> </w:t>
+            </w:r>
+            <w:r>
+              <w:t xml:space="preserve">Tip</w:t>
+            </w:r>
+          </w:p>
+        </w:tc>
+      </w:tr>
+      <w:tr>
+        <w:trPr>
+          <w:cantSplit/>
+        </w:trPr>
+        <w:tc>
+          <w:tcPr>
+            <w:tcMar>
+              <w:top w:w="108" w:type="dxa"/>
+              <w:bottom w:w="108" w:type="dxa"/>
+            </w:tcMar>
+          </w:tcPr>
+          <w:p>
+            <w:pPr>
+              <w:pStyle w:val="BodyText"/>
+            </w:pPr>
+            <w:pPr>
+              <w:spacing w:before="16" w:after="16"/>
+            </w:pPr>
+            <w:r>
+              <w:t xml:space="preserve">The skeleton has a</w:t>
+            </w:r>
+            <w:r>
+              <w:t xml:space="preserve"> </w:t>
+            </w:r>
+            <w:r>
+              <w:rPr>
+                <w:rStyle w:val="VerbatimChar"/>
+              </w:rPr>
+              <w:t xml:space="preserve">invisible(NULL)</w:t>
+            </w:r>
+            <w:r>
+              <w:t xml:space="preserve"> </w:t>
+            </w:r>
+            <w:r>
+              <w:t xml:space="preserve">line after every chunk. It is a</w:t>
+            </w:r>
+            <w:r>
+              <w:t xml:space="preserve"> </w:t>
+            </w:r>
+            <w:r>
+              <w:rPr>
+                <w:b/>
+                <w:bCs/>
+              </w:rPr>
+              <w:t xml:space="preserve">bumper</w:t>
+            </w:r>
+            <w:r>
+              <w:t xml:space="preserve">: when you press Ctrl/Cmd + Enter on the last line of a chunk, your</w:t>
+            </w:r>
+            <w:r>
+              <w:t xml:space="preserve"> </w:t>
+            </w:r>
+            <w:r>
+              <w:t xml:space="preserve">cursor lands on the bumper instead of jumping to the next real code, far down</w:t>
+            </w:r>
+            <w:r>
+              <w:t xml:space="preserve"> </w:t>
+            </w:r>
+            <w:r>
+              <w:t xml:space="preserve">the file.</w:t>
+            </w:r>
+          </w:p>
+          <w:p/>
+        </w:tc>
+      </w:tr>
+    </w:tbl>
+    <w:bookmarkEnd w:id="90"/>
+    <w:bookmarkStart w:id="91" w:name="what-we-learned-today"/>
     <w:p>
       <w:pPr>
         <w:pStyle w:val="Heading1"/>
@@ -6891,7 +11153,7 @@
         <w:t xml:space="preserve"> </w:t>
       </w:r>
       <w:r>
-        <w:t xml:space="preserve">= between-group ÷ within-group variance (signal ÷ noise)</w:t>
+        <w:t xml:space="preserve">= between-group ÷ within-group variance</w:t>
       </w:r>
     </w:p>
     <w:p>
@@ -6928,22 +11190,7 @@
         </w:numPr>
       </w:pPr>
       <w:r>
-        <w:t xml:space="preserve">ANOVA is a linear model with a categorical predictor — same</w:t>
-      </w:r>
-      <w:r>
-        <w:t xml:space="preserve"> </w:t>
-      </w:r>
-      <w:r>
-        <w:rPr>
-          <w:rStyle w:val="VerbatimChar"/>
-        </w:rPr>
-        <w:t xml:space="preserve">lm()</w:t>
-      </w:r>
-      <w:r>
-        <w:t xml:space="preserve"> </w:t>
-      </w:r>
-      <w:r>
-        <w:t xml:space="preserve">as regression</w:t>
+        <w:t xml:space="preserve">ANOVA is a linear model with a categorical predictor</w:t>
       </w:r>
     </w:p>
     <w:p>
@@ -6955,7 +11202,7 @@
         </w:numPr>
       </w:pPr>
       <w:r>
-        <w:t xml:space="preserve">Assumptions:</w:t>
+        <w:t xml:space="preserve">Type I / II / III differ in how they allocate sums of squares;</w:t>
       </w:r>
       <w:r>
         <w:t xml:space="preserve"> </w:t>
@@ -6965,26 +11212,49 @@
           <w:b/>
           <w:bCs/>
         </w:rPr>
-        <w:t xml:space="preserve">normal residuals</w:t>
-      </w:r>
-      <w:r>
-        <w:t xml:space="preserve">,</w:t>
-      </w:r>
-      <w:r>
-        <w:t xml:space="preserve"> </w:t>
+        <w:t xml:space="preserve">Type III</w:t>
       </w:r>
       <w:r>
         <w:rPr>
           <w:b/>
           <w:bCs/>
         </w:rPr>
-        <w:t xml:space="preserve">equal variance</w:t>
-      </w:r>
-      <w:r>
-        <w:t xml:space="preserve"> </w:t>
-      </w:r>
-      <w:r>
-        <w:t xml:space="preserve">(Levene)</w:t>
+        <w:t xml:space="preserve"> </w:t>
+      </w:r>
+      <w:r>
+        <w:rPr>
+          <w:b/>
+          <w:bCs/>
+        </w:rPr>
+        <w:t xml:space="preserve">needs</w:t>
+      </w:r>
+      <w:r>
+        <w:rPr>
+          <w:b/>
+          <w:bCs/>
+        </w:rPr>
+        <w:t xml:space="preserve"> </w:t>
+      </w:r>
+      <w:r>
+        <w:rPr>
+          <w:rStyle w:val="VerbatimChar"/>
+          <w:b/>
+          <w:bCs/>
+        </w:rPr>
+        <w:t xml:space="preserve">contr.sum</w:t>
+      </w:r>
+      <w:r>
+        <w:t xml:space="preserve">, and the model must be</w:t>
+      </w:r>
+      <w:r>
+        <w:t xml:space="preserve"> </w:t>
+      </w:r>
+      <w:r>
+        <w:rPr>
+          <w:b/>
+          <w:bCs/>
+        </w:rPr>
+        <w:t xml:space="preserve">refit</w:t>
       </w:r>
     </w:p>
     <w:p>
@@ -7014,10 +11284,7 @@
         <w:t xml:space="preserve">fct_reorder()</w:t>
       </w:r>
       <w:r>
-        <w:t xml:space="preserve"> </w:t>
-      </w:r>
-      <w:r>
-        <w:t xml:space="preserve">to order groups by the response;</w:t>
+        <w:t xml:space="preserve">,</w:t>
       </w:r>
       <w:r>
         <w:t xml:space="preserve"> </w:t>
@@ -7027,12 +11294,6 @@
           <w:rStyle w:val="VerbatimChar"/>
         </w:rPr>
         <w:t xml:space="preserve">fct_relevel()</w:t>
-      </w:r>
-      <w:r>
-        <w:t xml:space="preserve"> </w:t>
-      </w:r>
-      <w:r>
-        <w:t xml:space="preserve">to set the baseline</w:t>
       </w:r>
     </w:p>
     <w:p>
@@ -7049,6 +11310,18 @@
         </w:rPr>
         <w:t xml:space="preserve">lm(Y ~ group)</w:t>
       </w:r>
+      <w:r>
+        <w:t xml:space="preserve">,</w:t>
+      </w:r>
+      <w:r>
+        <w:t xml:space="preserve"> </w:t>
+      </w:r>
+      <w:r>
+        <w:rPr>
+          <w:rStyle w:val="VerbatimChar"/>
+        </w:rPr>
+        <w:t xml:space="preserve">coef()</w:t>
+      </w:r>
     </w:p>
     <w:p>
       <w:pPr>
@@ -7062,13 +11335,13 @@
         <w:rPr>
           <w:rStyle w:val="VerbatimChar"/>
         </w:rPr>
-        <w:t xml:space="preserve">plot(model)</w:t>
-      </w:r>
-      <w:r>
-        <w:t xml:space="preserve"> </w:t>
-      </w:r>
-      <w:r>
-        <w:t xml:space="preserve">diagnostics,</w:t>
+        <w:t xml:space="preserve">aov()</w:t>
+      </w:r>
+      <w:r>
+        <w:t xml:space="preserve"> </w:t>
+      </w:r>
+      <w:r>
+        <w:t xml:space="preserve">+</w:t>
       </w:r>
       <w:r>
         <w:t xml:space="preserve"> </w:t>
@@ -7077,7 +11350,31 @@
         <w:rPr>
           <w:rStyle w:val="VerbatimChar"/>
         </w:rPr>
-        <w:t xml:space="preserve">shapiro.test(residuals())</w:t>
+        <w:t xml:space="preserve">summary()</w:t>
+      </w:r>
+      <w:r>
+        <w:t xml:space="preserve">,</w:t>
+      </w:r>
+      <w:r>
+        <w:t xml:space="preserve"> </w:t>
+      </w:r>
+      <w:r>
+        <w:rPr>
+          <w:rStyle w:val="VerbatimChar"/>
+        </w:rPr>
+        <w:t xml:space="preserve">anova()</w:t>
+      </w:r>
+      <w:r>
+        <w:t xml:space="preserve">,</w:t>
+      </w:r>
+      <w:r>
+        <w:t xml:space="preserve"> </w:t>
+      </w:r>
+      <w:r>
+        <w:rPr>
+          <w:rStyle w:val="VerbatimChar"/>
+        </w:rPr>
+        <w:t xml:space="preserve">car::Anova()</w:t>
       </w:r>
     </w:p>
     <w:p>
@@ -7092,44 +11389,13 @@
         <w:rPr>
           <w:rStyle w:val="VerbatimChar"/>
         </w:rPr>
-        <w:t xml:space="preserve">leveneTest()</w:t>
-      </w:r>
-    </w:p>
-    <w:p>
-      <w:pPr>
-        <w:pStyle w:val="Compact"/>
-        <w:numPr>
-          <w:ilvl w:val="0"/>
-          <w:numId w:val="1020"/>
-        </w:numPr>
-      </w:pPr>
-      <w:r>
-        <w:t xml:space="preserve">rest of the</w:t>
-      </w:r>
-      <w:r>
-        <w:t xml:space="preserve"> </w:t>
-      </w:r>
-      <w:r>
-        <w:rPr>
-          <w:rStyle w:val="VerbatimChar"/>
-        </w:rPr>
-        <w:t xml:space="preserve">fct_*</w:t>
-      </w:r>
-      <w:r>
-        <w:t xml:space="preserve"> </w:t>
-      </w:r>
-      <w:r>
-        <w:t xml:space="preserve">family →</w:t>
-      </w:r>
-      <w:r>
-        <w:t xml:space="preserve"> </w:t>
-      </w:r>
-      <w:r>
-        <w:rPr>
-          <w:b/>
-          <w:bCs/>
-        </w:rPr>
-        <w:t xml:space="preserve">Common Code 15 · Factors</w:t>
+        <w:t xml:space="preserve">options(contrasts = ...)</w:t>
+      </w:r>
+      <w:r>
+        <w:t xml:space="preserve"> </w:t>
+      </w:r>
+      <w:r>
+        <w:t xml:space="preserve">— set, refit, test, set back</w:t>
       </w:r>
     </w:p>
     <w:p>
@@ -7188,7 +11454,7 @@
           <w:b/>
           <w:bCs/>
         </w:rPr>
-        <w:t xml:space="preserve">Up next — Lecture 14:</w:t>
+        <w:t xml:space="preserve">Up next — Lecture 20:</w:t>
       </w:r>
     </w:p>
     <w:p>
@@ -7200,23 +11466,58 @@
         </w:numPr>
       </w:pPr>
       <w:r>
-        <w:t xml:space="preserve">Assumptions are checked — now we</w:t>
-      </w:r>
-      <w:r>
-        <w:t xml:space="preserve"> </w:t>
-      </w:r>
-      <w:r>
         <w:rPr>
           <w:b/>
           <w:bCs/>
         </w:rPr>
-        <w:t xml:space="preserve">run</w:t>
-      </w:r>
-      <w:r>
-        <w:t xml:space="preserve"> </w:t>
-      </w:r>
-      <w:r>
-        <w:t xml:space="preserve">the test</w:t>
+        <w:t xml:space="preserve">Set 2 — the assumptions.</w:t>
+      </w:r>
+      <w:r>
+        <w:t xml:space="preserve"> </w:t>
+      </w:r>
+      <w:r>
+        <w:t xml:space="preserve">We reported</w:t>
+      </w:r>
+      <w:r>
+        <w:t xml:space="preserve"> </w:t>
+      </w:r>
+      <w:r>
+        <w:rPr>
+          <w:i/>
+          <w:iCs/>
+        </w:rPr>
+        <w:t xml:space="preserve">p</w:t>
+      </w:r>
+      <w:r>
+        <w:t xml:space="preserve"> </w:t>
+      </w:r>
+      <w:r>
+        <w:t xml:space="preserve">&lt; 0.001 today without earning</w:t>
+      </w:r>
+      <w:r>
+        <w:t xml:space="preserve"> </w:t>
+      </w:r>
+      <w:r>
+        <w:t xml:space="preserve">it. Are the residuals normal? Are the variances equal? One of those answers</w:t>
+      </w:r>
+      <w:r>
+        <w:t xml:space="preserve"> </w:t>
+      </w:r>
+      <w:r>
+        <w:t xml:space="preserve">is going to be</w:t>
+      </w:r>
+      <w:r>
+        <w:t xml:space="preserve"> </w:t>
+      </w:r>
+      <w:r>
+        <w:rPr>
+          <w:b/>
+          <w:bCs/>
+        </w:rPr>
+        <w:t xml:space="preserve">no</w:t>
+      </w:r>
+      <w:r>
+        <w:t xml:space="preserve">.</w:t>
       </w:r>
     </w:p>
     <w:p>
@@ -7229,61 +11530,25 @@
       </w:pPr>
       <w:r>
         <w:rPr>
-          <w:rStyle w:val="VerbatimChar"/>
-        </w:rPr>
-        <w:t xml:space="preserve">aov()</w:t>
-      </w:r>
-      <w:r>
-        <w:t xml:space="preserve"> </w:t>
-      </w:r>
-      <w:r>
-        <w:t xml:space="preserve">and</w:t>
-      </w:r>
-      <w:r>
-        <w:t xml:space="preserve"> </w:t>
-      </w:r>
-      <w:r>
-        <w:rPr>
-          <w:rStyle w:val="VerbatimChar"/>
-        </w:rPr>
-        <w:t xml:space="preserve">car::Anova()</w:t>
-      </w:r>
-      <w:r>
-        <w:t xml:space="preserve">, then</w:t>
-      </w:r>
-      <w:r>
-        <w:t xml:space="preserve"> </w:t>
-      </w:r>
-      <w:r>
-        <w:rPr>
-          <w:rStyle w:val="VerbatimChar"/>
-        </w:rPr>
-        <w:t xml:space="preserve">emmeans</w:t>
-      </w:r>
-      <w:r>
-        <w:t xml:space="preserve"> </w:t>
-      </w:r>
-      <w:r>
-        <w:t xml:space="preserve">post-hoc to find</w:t>
-      </w:r>
-      <w:r>
-        <w:t xml:space="preserve"> </w:t>
-      </w:r>
-      <w:r>
-        <w:rPr>
           <w:b/>
           <w:bCs/>
         </w:rPr>
-        <w:t xml:space="preserve">which</w:t>
-      </w:r>
-      <w:r>
-        <w:t xml:space="preserve"> </w:t>
-      </w:r>
-      <w:r>
-        <w:t xml:space="preserve">species differ, and how to report it</w:t>
-      </w:r>
-    </w:p>
-    <w:bookmarkEnd w:id="72"/>
+        <w:t xml:space="preserve">Set 3 — the follow-up tests.</w:t>
+      </w:r>
+      <w:r>
+        <w:t xml:space="preserve"> </w:t>
+      </w:r>
+      <w:r>
+        <w:t xml:space="preserve">Adelie and Chinstrap looked identical on the</w:t>
+      </w:r>
+      <w:r>
+        <w:t xml:space="preserve"> </w:t>
+      </w:r>
+      <w:r>
+        <w:t xml:space="preserve">boxplot. We find out whether they are.</w:t>
+      </w:r>
+    </w:p>
+    <w:bookmarkEnd w:id="91"/>
     <w:sectPr>
       <w:pgSz w:h="15840" w:w="12240"/>
       <w:pgMar w:bottom="720" w:footer="432" w:gutter="0" w:header="432" w:left="720" w:right="1008" w:top="720"/>

--- a/docs/content/one_way_anova/one_way_anova_lecture.docx
+++ b/docs/content/one_way_anova/one_way_anova_lecture.docx
@@ -31,7 +31,7 @@
         <w:pStyle w:val="Date"/>
       </w:pPr>
       <w:r>
-        <w:t xml:space="preserve">2026-10-19</w:t>
+        <w:t xml:space="preserve">2026-10-22</w:t>
       </w:r>
     </w:p>
     <w:bookmarkStart w:id="12" w:name="where-we-left-off"/>
